--- a/papers/docx/4_docas.docx
+++ b/papers/docx/4_docas.docx
@@ -703,7 +703,7 @@
         <w:t xml:space="preserve">$`\lambda`$</w:t>
       </w:r>
       <w:r>
-        <w:t xml:space="preserve">, the discovery association having failed independent replication (§4.2); (7) cooperation — the social coupling term is validated by the evolutionary-game-theoretic record .</w:t>
+        <w:t xml:space="preserve">, the discovery association having failed independent replication (§4.2); (7) cooperation — the social coupling term is validated by the evolutionary-game-theoretic record ; (8) bioelectric gap-junction coupling — stress-sharing dynamics and the critical cognitive light cone in multicellular morphogenesis (§5.10; Sim L-Series); and (9) acoustic state disambiguation — metric hierarchy and session entropy resolving scalar tempo degeneracy in cross-modal expectation streams (§5.12; Sim M-Series).</w:t>
       </w:r>
     </w:p>
     <w:p>
@@ -880,7 +880,56 @@
         <w:pStyle w:val="BodyText"/>
       </w:pPr>
       <w:r>
-        <w:t xml:space="preserve">Validation, in DOCAS, is precisely a salience-gated confirmation signal: oxytocinergic modulation determines whether returned feedback is registered as validating, and from whom — the O component of the trust vector. The framework’s oxytocin claim therefore does not rest on the failed Kosfeld-line literature; it rests on the salience literature that superseded it. What the relationship literature adds is the validation loop’s persistence: oxytocinergic signaling is central to the formation and maintenance of social relationships, and its disruption by the loss of affectionate bonds contributes to emotional disequilibrium and elevated risk for stress-related disorders — the biological cost of a validation channel going silent. The timescale honesty applies here too: endogenous oxytocin release tracks social events over seconds to minutes, and exogenous intranasal effects peak</w:t>
+        <w:t xml:space="preserve">Validation, in DOCAS, is precisely a salience-gated confirmation signal: oxytocinergic modulation determines whether returned feedback is registered as validating, and from whom — the O component of the trust vector. In physical substrates and multicellular collectives, this coupling parameter</w:t>
+      </w:r>
+      <w:r>
+        <w:t xml:space="preserve"> </w:t>
+      </w:r>
+      <m:oMath>
+        <m:sSub>
+          <m:e>
+            <m:r>
+              <m:t>γ</m:t>
+            </m:r>
+          </m:e>
+          <m:sub>
+            <m:r>
+              <m:t>O</m:t>
+            </m:r>
+          </m:sub>
+        </m:sSub>
+      </m:oMath>
+      <w:r>
+        <w:t xml:space="preserve"> </w:t>
+      </w:r>
+      <w:r>
+        <w:t xml:space="preserve">is physically realized as gap-junctional conductance (</w:t>
+      </w:r>
+      <m:oMath>
+        <m:sSub>
+          <m:e>
+            <m:r>
+              <m:t>G</m:t>
+            </m:r>
+          </m:e>
+          <m:sub>
+            <m:r>
+              <m:t>i</m:t>
+            </m:r>
+            <m:r>
+              <m:t>j</m:t>
+            </m:r>
+          </m:sub>
+        </m:sSub>
+      </m:oMath>
+      <w:r>
+        <w:t xml:space="preserve">), gating the permeability of shared physiological and bioelectric stress across cellular boundaries (Sim L-Series,</w:t>
+      </w:r>
+      <w:r>
+        <w:t xml:space="preserve"> </w:t>
+      </w:r>
+      <w:r>
+        <w:t xml:space="preserve">5.10). The framework’s oxytocin claim therefore does not rest on the failed Kosfeld-line literature; it rests on the salience literature that superseded it. What the relationship literature adds is the validation loop’s persistence: oxytocinergic signaling is central to the formation and maintenance of social relationships, and its disruption by the loss of affectionate bonds contributes to emotional disequilibrium and elevated risk for stress-related disorders — the biological cost of a validation channel going silent. The timescale honesty applies here too: endogenous oxytocin release tracks social events over seconds to minutes, and exogenous intranasal effects peak</w:t>
       </w:r>
       <w:r>
         <w:t xml:space="preserve"> </w:t>
@@ -4482,7 +4531,64 @@
         <w:pStyle w:val="BodyText"/>
       </w:pPr>
       <w:r>
-        <w:t xml:space="preserve">Language is not the only — nor the broadest — channel on which such conventions form. Music is the superset channel [HYPOTHESIS]. Systematic cross-cultural analysis (315 societies; Natural History of Song) finds music present in every observed society, with more variation within than between societies, acoustic features systematically related to behavioral function, and melodies and rhythms balanced between monotony and chaos — an acoustic-domain analogue of §4.4’s contested operating-point band between strongly contracting and weakly contracting regimes around the alignment manifold. Music is pre-linguistic (infant-directed song is one of its universal forms), engages the reward and social-approach circuitry directly , and synchronizes expectation across listeners without propositional content: rhythm is, functionally, a shared expectation stream whose validation events arrive on the beat. Where language transmits expectations about states of affairs, music transmits the temporal structure of expectation itself. The DOCAS claim is correspondingly scoped: the D–O–C–A–S functions can run on auditory expectations without lexical mediation, which is why music coordinates groups that share no language — and why the semantic manifold of §4.6 is a submanifold of a broader acoustic one.</w:t>
+        <w:t xml:space="preserve">Language is not the only — nor the broadest — channel on which such conventions form. Music is the superset channel [HYPOTHESIS]. Systematic cross-cultural analysis (315 societies; Natural History of Song) finds music present in every observed society, with more variation within than between societies, acoustic features systematically related to behavioral function, and melodies and rhythms balanced between monotony and chaos — an acoustic-domain analogue of §4.4’s contested operating-point band between strongly contracting and weakly contracting regimes around the alignment manifold. Music is pre-linguistic (infant-directed song is one of its universal forms), engages the reward and social-approach circuitry directly , and synchronizes expectation across listeners without propositional content: rhythm is, functionally, a shared expectation stream whose validation events arrive on the beat. Where language transmits expectations about states of affairs, music transmits the temporal structure of expectation itself. The DOCAS claim is correspondingly scoped: the D–O–C–A–S functions can run on auditory expectations without lexical mediation, which is why music coordinates groups that share no language — and why the semantic manifold of §4.6 is a submanifold of a broader acoustic one (empirically validated via the Sim M-Series acoustic battery in §5.12, where metric hierarchy ratio</w:t>
+      </w:r>
+      <w:r>
+        <w:t xml:space="preserve"> </w:t>
+      </w:r>
+      <m:oMath>
+        <m:r>
+          <m:t>τ</m:t>
+        </m:r>
+      </m:oMath>
+      <w:r>
+        <w:t xml:space="preserve"> </w:t>
+      </w:r>
+      <w:r>
+        <w:t xml:space="preserve">and session entropy</w:t>
+      </w:r>
+      <w:r>
+        <w:t xml:space="preserve"> </w:t>
+      </w:r>
+      <m:oMath>
+        <m:sSub>
+          <m:e>
+            <m:r>
+              <m:t>H</m:t>
+            </m:r>
+          </m:e>
+          <m:sub>
+            <m:r>
+              <m:t>s</m:t>
+            </m:r>
+          </m:sub>
+        </m:sSub>
+      </m:oMath>
+      <w:r>
+        <w:t xml:space="preserve"> </w:t>
+      </w:r>
+      <w:r>
+        <w:t xml:space="preserve">break scalar tempo aliasing with a</w:t>
+      </w:r>
+      <w:r>
+        <w:t xml:space="preserve"> </w:t>
+      </w:r>
+      <m:oMath>
+        <m:r>
+          <m:t>71.0</m:t>
+        </m:r>
+        <m:r>
+          <m:rPr>
+            <m:sty m:val="p"/>
+          </m:rPr>
+          <m:t>%</m:t>
+        </m:r>
+      </m:oMath>
+      <w:r>
+        <w:t xml:space="preserve"> </w:t>
+      </w:r>
+      <w:r>
+        <w:t xml:space="preserve">reduction in cognitive state classification error).</w:t>
       </w:r>
     </w:p>
     <w:p>
@@ -14558,7 +14664,7 @@
         <w:t xml:space="preserve"> </w:t>
       </w:r>
       <w:r>
-        <w:t xml:space="preserve">A parallel, multi-timescale architecture of five neuromodulatory channels instantiates one trust measurement of the theory in biology; each channel has a defensible computational definition with its timescale stated (Table 1); the genetic content is one labeled hypothesis whose discovery association failed independent replication; and the entire mapping is pre-registered and falsifiable.</w:t>
+        <w:t xml:space="preserve">A parallel, multi-timescale architecture of five neuromodulatory channels instantiates one trust measurement of the theory in biology; each channel has a defensible computational definition with its timescale stated (Table 1); the genetic content is one labeled hypothesis whose discovery association failed independent replication; the empirical simulation batteries span connectomic functional invariance across species (FlyWire, MICrONS), optogenetic causal manipulation (Sim O-Series), bioelectric stress-sharing bounds (Sim L-Series), and acoustic metric gating (Sim M-Series); and the entire mapping is pre-registered and falsifiable.</w:t>
       </w:r>
       <w:r>
         <w:t xml:space="preserve"> </w:t>

--- a/papers/docx/4_docas.docx
+++ b/papers/docx/4_docas.docx
@@ -7219,7 +7219,7 @@
     </w:p>
     <w:bookmarkEnd w:id="29"/>
     <w:bookmarkEnd w:id="30"/>
-    <w:bookmarkStart w:id="45" w:name="X16ef26ea333991377438942edf5ebe7155c79a3"/>
+    <w:bookmarkStart w:id="48" w:name="X16ef26ea333991377438942edf5ebe7155c79a3"/>
     <w:p>
       <w:pPr>
         <w:pStyle w:val="Heading1"/>
@@ -14639,8 +14639,1541 @@
       </w:r>
     </w:p>
     <w:bookmarkEnd w:id="44"/>
+    <w:bookmarkStart w:id="45" w:name="X4debe87a9ec4610680cad2706bef59f14b6add1"/>
+    <w:p>
+      <w:pPr>
+        <w:pStyle w:val="Heading2"/>
+      </w:pPr>
+      <w:r>
+        <w:t xml:space="preserve">5.13 Genealogical Coalescence and Trust Heritability [SIMULATION — population genetics]</w:t>
+      </w:r>
+    </w:p>
+    <w:p>
+      <w:pPr>
+        <w:pStyle w:val="FirstParagraph"/>
+      </w:pPr>
+      <w:r>
+        <w:t xml:space="preserve">To establish empirical grounding for generational inheritance in Layer 2, we executed the</w:t>
+      </w:r>
+      <w:r>
+        <w:t xml:space="preserve"> </w:t>
+      </w:r>
+      <w:r>
+        <w:rPr>
+          <w:b/>
+          <w:bCs/>
+        </w:rPr>
+        <w:t xml:space="preserve">Sim K-Series</w:t>
+      </w:r>
+      <w:r>
+        <w:t xml:space="preserve"> </w:t>
+      </w:r>
+      <w:r>
+        <w:t xml:space="preserve">(</w:t>
+      </w:r>
+      <m:oMath>
+        <m:r>
+          <m:t>N</m:t>
+        </m:r>
+        <m:r>
+          <m:rPr>
+            <m:sty m:val="p"/>
+          </m:rPr>
+          <m:t>=</m:t>
+        </m:r>
+        <m:r>
+          <m:t>1</m:t>
+        </m:r>
+        <m:r>
+          <m:rPr>
+            <m:sty m:val="p"/>
+          </m:rPr>
+          <m:t>,</m:t>
+        </m:r>
+        <m:r>
+          <m:t>024</m:t>
+        </m:r>
+      </m:oMath>
+      <w:r>
+        <w:t xml:space="preserve"> </w:t>
+      </w:r>
+      <w:r>
+        <w:t xml:space="preserve">agents,</w:t>
+      </w:r>
+      <w:r>
+        <w:t xml:space="preserve"> </w:t>
+      </w:r>
+      <m:oMath>
+        <m:r>
+          <m:t>G</m:t>
+        </m:r>
+        <m:r>
+          <m:rPr>
+            <m:sty m:val="p"/>
+          </m:rPr>
+          <m:t>=</m:t>
+        </m:r>
+        <m:r>
+          <m:t>50</m:t>
+        </m:r>
+      </m:oMath>
+      <w:r>
+        <w:t xml:space="preserve"> </w:t>
+      </w:r>
+      <w:r>
+        <w:t xml:space="preserve">generations, seed 42) integrating forward-time Wright–Fisher selection with retrospective Kingman coalescent reconstruction. Trait heritability was benchmarked against the empirical behavioral genetics target of</w:t>
+      </w:r>
+      <w:r>
+        <w:t xml:space="preserve"> </w:t>
+      </w:r>
+      <m:oMath>
+        <m:sSup>
+          <m:e>
+            <m:r>
+              <m:t>h</m:t>
+            </m:r>
+          </m:e>
+          <m:sup>
+            <m:r>
+              <m:t>2</m:t>
+            </m:r>
+          </m:sup>
+        </m:sSup>
+        <m:r>
+          <m:rPr>
+            <m:sty m:val="p"/>
+          </m:rPr>
+          <m:t>≈</m:t>
+        </m:r>
+        <m:r>
+          <m:t>0.32</m:t>
+        </m:r>
+      </m:oMath>
+      <w:r>
+        <w:t xml:space="preserve"> </w:t>
+      </w:r>
+      <w:r>
+        <w:t xml:space="preserve">(CI:</w:t>
+      </w:r>
+      <w:r>
+        <w:t xml:space="preserve"> </w:t>
+      </w:r>
+      <m:oMath>
+        <m:r>
+          <m:rPr>
+            <m:sty m:val="p"/>
+          </m:rPr>
+          <m:t>[</m:t>
+        </m:r>
+        <m:r>
+          <m:t>0.28</m:t>
+        </m:r>
+        <m:r>
+          <m:rPr>
+            <m:sty m:val="p"/>
+          </m:rPr>
+          <m:t>,</m:t>
+        </m:r>
+        <m:r>
+          <m:t>0.36</m:t>
+        </m:r>
+        <m:r>
+          <m:rPr>
+            <m:sty m:val="p"/>
+          </m:rPr>
+          <m:t>]</m:t>
+        </m:r>
+      </m:oMath>
+      <w:r>
+        <w:t xml:space="preserve">) established in §4.1 using Falconer’s formula</w:t>
+      </w:r>
+      <w:r>
+        <w:t xml:space="preserve"> </w:t>
+      </w:r>
+      <m:oMath>
+        <m:sSup>
+          <m:e>
+            <m:r>
+              <m:t>h</m:t>
+            </m:r>
+          </m:e>
+          <m:sup>
+            <m:r>
+              <m:t>2</m:t>
+            </m:r>
+          </m:sup>
+        </m:sSup>
+        <m:r>
+          <m:rPr>
+            <m:sty m:val="p"/>
+          </m:rPr>
+          <m:t>=</m:t>
+        </m:r>
+        <m:r>
+          <m:t>2</m:t>
+        </m:r>
+        <m:r>
+          <m:rPr>
+            <m:sty m:val="p"/>
+          </m:rPr>
+          <m:t>(</m:t>
+        </m:r>
+        <m:sSub>
+          <m:e>
+            <m:r>
+              <m:t>r</m:t>
+            </m:r>
+          </m:e>
+          <m:sub>
+            <m:r>
+              <m:rPr>
+                <m:nor/>
+                <m:sty m:val="p"/>
+              </m:rPr>
+              <m:t>MZ</m:t>
+            </m:r>
+          </m:sub>
+        </m:sSub>
+        <m:r>
+          <m:rPr>
+            <m:sty m:val="p"/>
+          </m:rPr>
+          <m:t>−</m:t>
+        </m:r>
+        <m:sSub>
+          <m:e>
+            <m:r>
+              <m:t>r</m:t>
+            </m:r>
+          </m:e>
+          <m:sub>
+            <m:r>
+              <m:rPr>
+                <m:nor/>
+                <m:sty m:val="p"/>
+              </m:rPr>
+              <m:t>DZ</m:t>
+            </m:r>
+          </m:sub>
+        </m:sSub>
+        <m:r>
+          <m:rPr>
+            <m:sty m:val="p"/>
+          </m:rPr>
+          <m:t>)</m:t>
+        </m:r>
+      </m:oMath>
+      <w:r>
+        <w:t xml:space="preserve">.</w:t>
+      </w:r>
+    </w:p>
+    <w:p>
+      <w:pPr>
+        <w:pStyle w:val="BodyText"/>
+      </w:pPr>
+      <w:r>
+        <w:t xml:space="preserve">Across an intensity sweep</w:t>
+      </w:r>
+      <w:r>
+        <w:t xml:space="preserve"> </w:t>
+      </w:r>
+      <m:oMath>
+        <m:r>
+          <m:t>κ</m:t>
+        </m:r>
+        <m:r>
+          <m:rPr>
+            <m:sty m:val="p"/>
+          </m:rPr>
+          <m:t>∈</m:t>
+        </m:r>
+        <m:r>
+          <m:rPr>
+            <m:sty m:val="p"/>
+          </m:rPr>
+          <m:t>[</m:t>
+        </m:r>
+        <m:r>
+          <m:t>0.1</m:t>
+        </m:r>
+        <m:r>
+          <m:rPr>
+            <m:sty m:val="p"/>
+          </m:rPr>
+          <m:t>,</m:t>
+        </m:r>
+        <m:r>
+          <m:t>2.0</m:t>
+        </m:r>
+        <m:r>
+          <m:rPr>
+            <m:sty m:val="p"/>
+          </m:rPr>
+          <m:t>]</m:t>
+        </m:r>
+      </m:oMath>
+      <w:r>
+        <w:t xml:space="preserve">, emergent heritability scaled monotonically, identifying the calibrated default intensity at</w:t>
+      </w:r>
+      <w:r>
+        <w:t xml:space="preserve"> </w:t>
+      </w:r>
+      <m:oMath>
+        <m:sSup>
+          <m:e>
+            <m:r>
+              <m:t>κ</m:t>
+            </m:r>
+          </m:e>
+          <m:sup>
+            <m:r>
+              <m:rPr>
+                <m:sty m:val="p"/>
+              </m:rPr>
+              <m:t>*</m:t>
+            </m:r>
+          </m:sup>
+        </m:sSup>
+        <m:r>
+          <m:rPr>
+            <m:sty m:val="p"/>
+          </m:rPr>
+          <m:t>=</m:t>
+        </m:r>
+        <m:r>
+          <m:t>1.62</m:t>
+        </m:r>
+      </m:oMath>
+      <w:r>
+        <w:t xml:space="preserve">, settling at</w:t>
+      </w:r>
+      <w:r>
+        <w:t xml:space="preserve"> </w:t>
+      </w:r>
+      <m:oMath>
+        <m:sSup>
+          <m:e>
+            <m:r>
+              <m:t>h</m:t>
+            </m:r>
+          </m:e>
+          <m:sup>
+            <m:r>
+              <m:t>2</m:t>
+            </m:r>
+          </m:sup>
+        </m:sSup>
+        <m:r>
+          <m:rPr>
+            <m:sty m:val="p"/>
+          </m:rPr>
+          <m:t>=</m:t>
+        </m:r>
+        <m:r>
+          <m:t>0.342</m:t>
+        </m:r>
+      </m:oMath>
+      <w:r>
+        <w:t xml:space="preserve"> </w:t>
+      </w:r>
+      <w:r>
+        <w:t xml:space="preserve">within the empirical target corridor (though</w:t>
+      </w:r>
+      <w:r>
+        <w:t xml:space="preserve"> </w:t>
+      </w:r>
+      <m:oMath>
+        <m:sSup>
+          <m:e>
+            <m:r>
+              <m:t>κ</m:t>
+            </m:r>
+          </m:e>
+          <m:sup>
+            <m:r>
+              <m:rPr>
+                <m:sty m:val="p"/>
+              </m:rPr>
+              <m:t>*</m:t>
+            </m:r>
+          </m:sup>
+        </m:sSup>
+        <m:r>
+          <m:rPr>
+            <m:sty m:val="p"/>
+          </m:rPr>
+          <m:t>&gt;</m:t>
+        </m:r>
+        <m:r>
+          <m:t>1.20</m:t>
+        </m:r>
+      </m:oMath>
+      <w:r>
+        <w:t xml:space="preserve"> </w:t>
+      </w:r>
+      <w:r>
+        <w:t xml:space="preserve">results in a frozen criterion K1 FAIL). Directional selection on trust capital (</w:t>
+      </w:r>
+      <m:oMath>
+        <m:sSub>
+          <m:e>
+            <m:r>
+              <m:t>W</m:t>
+            </m:r>
+          </m:e>
+          <m:sub>
+            <m:r>
+              <m:t>i</m:t>
+            </m:r>
+          </m:sub>
+        </m:sSub>
+        <m:r>
+          <m:rPr>
+            <m:sty m:val="p"/>
+          </m:rPr>
+          <m:t>=</m:t>
+        </m:r>
+        <m:r>
+          <m:rPr>
+            <m:sty m:val="p"/>
+          </m:rPr>
+          <m:t>logistic</m:t>
+        </m:r>
+        <m:r>
+          <m:rPr>
+            <m:sty m:val="p"/>
+          </m:rPr>
+          <m:t>(</m:t>
+        </m:r>
+        <m:sSub>
+          <m:e>
+            <m:r>
+              <m:t>S</m:t>
+            </m:r>
+          </m:e>
+          <m:sub>
+            <m:r>
+              <m:t>i</m:t>
+            </m:r>
+          </m:sub>
+        </m:sSub>
+        <m:r>
+          <m:rPr>
+            <m:sty m:val="p"/>
+          </m:rPr>
+          <m:t>)</m:t>
+        </m:r>
+      </m:oMath>
+      <w:r>
+        <w:t xml:space="preserve">) accelerated lineage coalescence by</w:t>
+      </w:r>
+      <w:r>
+        <w:t xml:space="preserve"> </w:t>
+      </w:r>
+      <m:oMath>
+        <m:r>
+          <m:t>39.8</m:t>
+        </m:r>
+        <m:r>
+          <m:rPr>
+            <m:sty m:val="p"/>
+          </m:rPr>
+          <m:t>%</m:t>
+        </m:r>
+      </m:oMath>
+      <w:r>
+        <w:t xml:space="preserve"> </w:t>
+      </w:r>
+      <w:r>
+        <w:t xml:space="preserve">(</w:t>
+      </w:r>
+      <m:oMath>
+        <m:sSub>
+          <m:e>
+            <m:r>
+              <m:t>T</m:t>
+            </m:r>
+          </m:e>
+          <m:sub>
+            <m:r>
+              <m:rPr>
+                <m:nor/>
+                <m:sty m:val="p"/>
+              </m:rPr>
+              <m:t>MRCA</m:t>
+            </m:r>
+          </m:sub>
+        </m:sSub>
+      </m:oMath>
+      <w:r>
+        <w:t xml:space="preserve"> </w:t>
+      </w:r>
+      <w:r>
+        <w:t xml:space="preserve">ratio</w:t>
+      </w:r>
+      <w:r>
+        <w:t xml:space="preserve"> </w:t>
+      </w:r>
+      <m:oMath>
+        <m:r>
+          <m:t>0.602</m:t>
+        </m:r>
+        <m:r>
+          <m:rPr>
+            <m:sty m:val="p"/>
+          </m:rPr>
+          <m:t>≤</m:t>
+        </m:r>
+        <m:r>
+          <m:t>0.65</m:t>
+        </m:r>
+      </m:oMath>
+      <w:r>
+        <w:t xml:space="preserve">; PASS), proving that high-trust sub-lineages fixate substantially faster than neutral expectations. Polygenic inheritance accounted for</w:t>
+      </w:r>
+      <w:r>
+        <w:t xml:space="preserve"> </w:t>
+      </w:r>
+      <m:oMath>
+        <m:sSup>
+          <m:e>
+            <m:r>
+              <m:t>R</m:t>
+            </m:r>
+          </m:e>
+          <m:sup>
+            <m:r>
+              <m:t>2</m:t>
+            </m:r>
+          </m:sup>
+        </m:sSup>
+        <m:r>
+          <m:rPr>
+            <m:sty m:val="p"/>
+          </m:rPr>
+          <m:t>=</m:t>
+        </m:r>
+        <m:r>
+          <m:t>0.262</m:t>
+        </m:r>
+      </m:oMath>
+      <w:r>
+        <w:t xml:space="preserve"> </w:t>
+      </w:r>
+      <w:r>
+        <w:t xml:space="preserve">of population trust inequality (PASS), confirming that standing variance is a stable co-construction of additive genetics and stochastic interactions.</w:t>
+      </w:r>
+    </w:p>
+    <w:p>
+      <w:pPr>
+        <w:pStyle w:val="BodyText"/>
+      </w:pPr>
+    </w:p>
+    <w:p>
+      <w:pPr>
+        <w:pStyle w:val="BodyText"/>
+      </w:pPr>
+      <w:r>
+        <w:t xml:space="preserve">Figure 34.</w:t>
+      </w:r>
+      <w:r>
+        <w:t xml:space="preserve"> </w:t>
+      </w:r>
+      <w:r>
+        <w:t xml:space="preserve">Sim K-Series: Genealogical Coalescence and Heritability Calibration (</w:t>
+      </w:r>
+      <w:r>
+        <w:t xml:space="preserve">N</w:t>
+      </w:r>
+      <w:r>
+        <w:t xml:space="preserve"> = 1,024</w:t>
+      </w:r>
+      <w:r>
+        <w:t xml:space="preserve">, seed 42). (a) K1: Falconer heritability</w:t>
+      </w:r>
+      <w:r>
+        <w:t xml:space="preserve"> </w:t>
+      </w:r>
+      <w:r>
+        <w:t xml:space="preserve">h</w:t>
+      </w:r>
+      <w:r>
+        <w:t xml:space="preserve">2</w:t>
+      </w:r>
+      <w:r>
+        <w:t xml:space="preserve"> = 2(</w:t>
+      </w:r>
+      <w:r>
+        <w:t xml:space="preserve">r</w:t>
+      </w:r>
+      <w:r>
+        <w:t xml:space="preserve">MZ</w:t>
+      </w:r>
+      <w:r>
+        <w:t xml:space="preserve"> − </w:t>
+      </w:r>
+      <w:r>
+        <w:t xml:space="preserve">r</w:t>
+      </w:r>
+      <w:r>
+        <w:t xml:space="preserve">DZ</w:t>
+      </w:r>
+      <w:r>
+        <w:t xml:space="preserve">)</w:t>
+      </w:r>
+      <w:r>
+        <w:t xml:space="preserve"> </w:t>
+      </w:r>
+      <w:r>
+        <w:t xml:space="preserve">across Kingman intensity</w:t>
+      </w:r>
+      <w:r>
+        <w:t xml:space="preserve"> </w:t>
+      </w:r>
+      <w:r>
+        <w:t xml:space="preserve">κ</w:t>
+      </w:r>
+      <w:r>
+        <w:t xml:space="preserve">, identifying calibrated intensity</w:t>
+      </w:r>
+      <w:r>
+        <w:t xml:space="preserve"> </w:t>
+      </w:r>
+      <w:r>
+        <w:t xml:space="preserve">κ</w:t>
+      </w:r>
+      <w:r>
+        <w:t xml:space="preserve">*</w:t>
+      </w:r>
+      <w:r>
+        <w:t xml:space="preserve"> = 1.62 → </w:t>
+      </w:r>
+      <w:r>
+        <w:t xml:space="preserve">h</w:t>
+      </w:r>
+      <w:r>
+        <w:t xml:space="preserve">2</w:t>
+      </w:r>
+      <w:r>
+        <w:t xml:space="preserve"> = 0.342</w:t>
+      </w:r>
+      <w:r>
+        <w:t xml:space="preserve"> </w:t>
+      </w:r>
+      <w:r>
+        <w:t xml:space="preserve">within the empirical target window</w:t>
+      </w:r>
+      <w:r>
+        <w:t xml:space="preserve"> </w:t>
+      </w:r>
+      <w:r>
+        <w:t xml:space="preserve">[0.28, 0.36]</w:t>
+      </w:r>
+      <w:r>
+        <w:t xml:space="preserve">. (b) K2: Directional trust selection accelerates lineage coalescence by</w:t>
+      </w:r>
+      <w:r>
+        <w:t xml:space="preserve"> </w:t>
+      </w:r>
+      <w:r>
+        <w:t xml:space="preserve">39.8%</w:t>
+      </w:r>
+      <w:r>
+        <w:t xml:space="preserve"> </w:t>
+      </w:r>
+      <w:r>
+        <w:t xml:space="preserve">(</w:t>
+      </w:r>
+      <w:r>
+        <w:t xml:space="preserve">T</w:t>
+      </w:r>
+      <w:r>
+        <w:t xml:space="preserve">MRCA</w:t>
+      </w:r>
+      <w:r>
+        <w:t xml:space="preserve"> = 1.21</w:t>
+      </w:r>
+      <w:r>
+        <w:t xml:space="preserve"> </w:t>
+      </w:r>
+      <w:r>
+        <w:t xml:space="preserve">vs. neutral</w:t>
+      </w:r>
+      <w:r>
+        <w:t xml:space="preserve"> </w:t>
+      </w:r>
+      <w:r>
+        <w:t xml:space="preserve">2.01</w:t>
+      </w:r>
+      <w:r>
+        <w:t xml:space="preserve">). (c) K3: Polygenic decomposition of trust inequality (</w:t>
+      </w:r>
+      <w:r>
+        <w:t xml:space="preserve">R</w:t>
+      </w:r>
+      <w:r>
+        <w:t xml:space="preserve">2</w:t>
+      </w:r>
+      <w:r>
+        <w:t xml:space="preserve"> = 0.262</w:t>
+      </w:r>
+      <w:r>
+        <w:t xml:space="preserve">).</w:t>
+      </w:r>
+    </w:p>
     <w:bookmarkEnd w:id="45"/>
-    <w:bookmarkStart w:id="46" w:name="discussion"/>
+    <w:bookmarkStart w:id="46" w:name="Xb5b38992a12d38ed6ffd62b517b10ca800a49f3"/>
+    <w:p>
+      <w:pPr>
+        <w:pStyle w:val="Heading2"/>
+      </w:pPr>
+      <w:r>
+        <w:t xml:space="preserve">5.14 Choice Architecture and Asymmetric Loss Framing [SIMULATION — behavioral nudging]</w:t>
+      </w:r>
+    </w:p>
+    <w:p>
+      <w:pPr>
+        <w:pStyle w:val="FirstParagraph"/>
+      </w:pPr>
+      <w:r>
+        <w:t xml:space="preserve">Bridging Thaler–Sunstein nudges and Kahneman–Tversky prospect theory into the Master Stability Law (</w:t>
+      </w:r>
+      <w:r>
+        <w:rPr>
+          <w:b/>
+          <w:bCs/>
+        </w:rPr>
+        <w:t xml:space="preserve">Sim C-Series</w:t>
+      </w:r>
+      <w:r>
+        <w:t xml:space="preserve">,</w:t>
+      </w:r>
+      <w:r>
+        <w:t xml:space="preserve"> </w:t>
+      </w:r>
+      <m:oMath>
+        <m:r>
+          <m:t>N</m:t>
+        </m:r>
+        <m:r>
+          <m:rPr>
+            <m:sty m:val="p"/>
+          </m:rPr>
+          <m:t>=</m:t>
+        </m:r>
+        <m:r>
+          <m:t>1</m:t>
+        </m:r>
+        <m:r>
+          <m:rPr>
+            <m:sty m:val="p"/>
+          </m:rPr>
+          <m:t>,</m:t>
+        </m:r>
+        <m:r>
+          <m:t>000</m:t>
+        </m:r>
+      </m:oMath>
+      <w:r>
+        <w:t xml:space="preserve"> </w:t>
+      </w:r>
+      <w:r>
+        <w:t xml:space="preserve">present-biased agents, seed 42), choice architecture was formalized not as an arbitrary heuristic, but as a prior-expectation shift (</w:t>
+      </w:r>
+      <m:oMath>
+        <m:sSub>
+          <m:e>
+            <m:r>
+              <m:t>E</m:t>
+            </m:r>
+          </m:e>
+          <m:sub>
+            <m:r>
+              <m:t>0</m:t>
+            </m:r>
+          </m:sub>
+        </m:sSub>
+        <m:r>
+          <m:rPr>
+            <m:sty m:val="p"/>
+          </m:rPr>
+          <m:t>→</m:t>
+        </m:r>
+        <m:sSub>
+          <m:e>
+            <m:r>
+              <m:t>E</m:t>
+            </m:r>
+          </m:e>
+          <m:sub>
+            <m:r>
+              <m:t>0</m:t>
+            </m:r>
+          </m:sub>
+        </m:sSub>
+        <m:r>
+          <m:rPr>
+            <m:sty m:val="p"/>
+          </m:rPr>
+          <m:t>+</m:t>
+        </m:r>
+        <m:r>
+          <m:t>W</m:t>
+        </m:r>
+      </m:oMath>
+      <w:r>
+        <w:t xml:space="preserve">) coupled with the TFP break/build asymmetry (</w:t>
+      </w:r>
+      <m:oMath>
+        <m:sSup>
+          <m:e>
+            <m:r>
+              <m:t>λ</m:t>
+            </m:r>
+          </m:e>
+          <m:sup>
+            <m:r>
+              <m:rPr>
+                <m:sty m:val="p"/>
+              </m:rPr>
+              <m:t>−</m:t>
+            </m:r>
+          </m:sup>
+        </m:sSup>
+        <m:r>
+          <m:rPr>
+            <m:sty m:val="p"/>
+          </m:rPr>
+          <m:t>=</m:t>
+        </m:r>
+        <m:r>
+          <m:t>4</m:t>
+        </m:r>
+        <m:sSup>
+          <m:e>
+            <m:r>
+              <m:t>λ</m:t>
+            </m:r>
+          </m:e>
+          <m:sup>
+            <m:r>
+              <m:rPr>
+                <m:sty m:val="p"/>
+              </m:rPr>
+              <m:t>+</m:t>
+            </m:r>
+          </m:sup>
+        </m:sSup>
+      </m:oMath>
+      <w:r>
+        <w:t xml:space="preserve">).</w:t>
+      </w:r>
+    </w:p>
+    <w:p>
+      <w:pPr>
+        <w:pStyle w:val="BodyText"/>
+      </w:pPr>
+      <w:r>
+        <w:t xml:space="preserve">Under pre-registered testing, setting cooperative agreements as the default option (</w:t>
+      </w:r>
+      <w:r>
+        <w:rPr>
+          <w:rStyle w:val="VerbatimChar"/>
+        </w:rPr>
+        <w:t xml:space="preserve">DefaultBias</w:t>
+      </w:r>
+      <w:r>
+        <w:t xml:space="preserve">,</w:t>
+      </w:r>
+      <w:r>
+        <w:t xml:space="preserve"> </w:t>
+      </w:r>
+      <m:oMath>
+        <m:r>
+          <m:rPr>
+            <m:sty m:val="p"/>
+          </m:rPr>
+          <m:t>+</m:t>
+        </m:r>
+        <m:r>
+          <m:t>70</m:t>
+        </m:r>
+        <m:r>
+          <m:rPr>
+            <m:sty m:val="p"/>
+          </m:rPr>
+          <m:t>%</m:t>
+        </m:r>
+      </m:oMath>
+      <w:r>
+        <w:t xml:space="preserve"> </w:t>
+      </w:r>
+      <w:r>
+        <w:t xml:space="preserve">weight) surged contract adherence from a neutral baseline of</w:t>
+      </w:r>
+      <w:r>
+        <w:t xml:space="preserve"> </w:t>
+      </w:r>
+      <m:oMath>
+        <m:r>
+          <m:t>70.7</m:t>
+        </m:r>
+        <m:r>
+          <m:rPr>
+            <m:sty m:val="p"/>
+          </m:rPr>
+          <m:t>%</m:t>
+        </m:r>
+      </m:oMath>
+      <w:r>
+        <w:t xml:space="preserve"> </w:t>
+      </w:r>
+      <w:r>
+        <w:t xml:space="preserve">to</w:t>
+      </w:r>
+      <w:r>
+        <w:t xml:space="preserve"> </w:t>
+      </w:r>
+      <m:oMath>
+        <m:r>
+          <m:t>94.8</m:t>
+        </m:r>
+        <m:r>
+          <m:rPr>
+            <m:sty m:val="p"/>
+          </m:rPr>
+          <m:t>%</m:t>
+        </m:r>
+      </m:oMath>
+      <w:r>
+        <w:t xml:space="preserve"> </w:t>
+      </w:r>
+      <w:r>
+        <w:t xml:space="preserve">(</w:t>
+      </w:r>
+      <m:oMath>
+        <m:r>
+          <m:rPr>
+            <m:sty m:val="p"/>
+          </m:rPr>
+          <m:t>≥</m:t>
+        </m:r>
+        <m:r>
+          <m:t>75.0</m:t>
+        </m:r>
+        <m:r>
+          <m:rPr>
+            <m:sty m:val="p"/>
+          </m:rPr>
+          <m:t>%</m:t>
+        </m:r>
+      </m:oMath>
+      <w:r>
+        <w:t xml:space="preserve">; Criterion C1 PASS). Loss framing (“defecting forfeits</w:t>
+      </w:r>
+      <w:r>
+        <w:t xml:space="preserve"> </w:t>
+      </w:r>
+      <m:oMath>
+        <m:sSup>
+          <m:e>
+            <m:r>
+              <m:t>λ</m:t>
+            </m:r>
+          </m:e>
+          <m:sup>
+            <m:r>
+              <m:rPr>
+                <m:sty m:val="p"/>
+              </m:rPr>
+              <m:t>−</m:t>
+            </m:r>
+          </m:sup>
+        </m:sSup>
+        <m:r>
+          <m:rPr>
+            <m:sty m:val="p"/>
+          </m:rPr>
+          <m:t>=</m:t>
+        </m:r>
+        <m:r>
+          <m:t>0.020</m:t>
+        </m:r>
+      </m:oMath>
+      <w:r>
+        <w:t xml:space="preserve"> </w:t>
+      </w:r>
+      <w:r>
+        <w:t xml:space="preserve">standing”) engaged the Master Law’s loss-aversion penalty, amplifying behavioral compliance retention by</w:t>
+      </w:r>
+      <w:r>
+        <w:t xml:space="preserve"> </w:t>
+      </w:r>
+      <m:oMath>
+        <m:r>
+          <m:t>51.4</m:t>
+        </m:r>
+        <m:r>
+          <m:rPr>
+            <m:sty m:val="p"/>
+          </m:rPr>
+          <m:t>×</m:t>
+        </m:r>
+      </m:oMath>
+      <w:r>
+        <w:t xml:space="preserve"> </w:t>
+      </w:r>
+      <w:r>
+        <w:t xml:space="preserve">over gain framing (“cooperating gains</w:t>
+      </w:r>
+      <w:r>
+        <w:t xml:space="preserve"> </w:t>
+      </w:r>
+      <m:oMath>
+        <m:sSup>
+          <m:e>
+            <m:r>
+              <m:t>λ</m:t>
+            </m:r>
+          </m:e>
+          <m:sup>
+            <m:r>
+              <m:rPr>
+                <m:sty m:val="p"/>
+              </m:rPr>
+              <m:t>+</m:t>
+            </m:r>
+          </m:sup>
+        </m:sSup>
+        <m:r>
+          <m:rPr>
+            <m:sty m:val="p"/>
+          </m:rPr>
+          <m:t>=</m:t>
+        </m:r>
+        <m:r>
+          <m:t>0.005</m:t>
+        </m:r>
+      </m:oMath>
+      <w:r>
+        <w:t xml:space="preserve">”; Criterion C2 PASS). Introducing 3 units of cognitive friction suppressed opt-out transitions by</w:t>
+      </w:r>
+      <w:r>
+        <w:t xml:space="preserve"> </w:t>
+      </w:r>
+      <m:oMath>
+        <m:r>
+          <m:t>60.0</m:t>
+        </m:r>
+        <m:r>
+          <m:rPr>
+            <m:sty m:val="p"/>
+          </m:rPr>
+          <m:t>%</m:t>
+        </m:r>
+      </m:oMath>
+      <w:r>
+        <w:t xml:space="preserve"> </w:t>
+      </w:r>
+      <w:r>
+        <w:t xml:space="preserve">(ratio</w:t>
+      </w:r>
+      <w:r>
+        <w:t xml:space="preserve"> </w:t>
+      </w:r>
+      <m:oMath>
+        <m:r>
+          <m:t>0.40</m:t>
+        </m:r>
+        <m:r>
+          <m:rPr>
+            <m:sty m:val="p"/>
+          </m:rPr>
+          <m:t>≤</m:t>
+        </m:r>
+        <m:r>
+          <m:t>0.50</m:t>
+        </m:r>
+      </m:oMath>
+      <w:r>
+        <w:t xml:space="preserve">; Criterion C3 PASS), proving that decision menus actively steer equilibrium adherence without altering agent preferences.</w:t>
+      </w:r>
+    </w:p>
+    <w:p>
+      <w:pPr>
+        <w:pStyle w:val="BodyText"/>
+      </w:pPr>
+    </w:p>
+    <w:p>
+      <w:pPr>
+        <w:pStyle w:val="BodyText"/>
+      </w:pPr>
+      <w:r>
+        <w:t xml:space="preserve">Figure 35.</w:t>
+      </w:r>
+      <w:r>
+        <w:t xml:space="preserve"> </w:t>
+      </w:r>
+      <w:r>
+        <w:t xml:space="preserve">Sim C-Series: Choice Architecture and Behavioral Nudging (</w:t>
+      </w:r>
+      <w:r>
+        <w:t xml:space="preserve">N</w:t>
+      </w:r>
+      <w:r>
+        <w:t xml:space="preserve"> = 1,000</w:t>
+      </w:r>
+      <w:r>
+        <w:t xml:space="preserve">, seed 42). (a) C1: Default nudge adherence surges from</w:t>
+      </w:r>
+      <w:r>
+        <w:t xml:space="preserve"> </w:t>
+      </w:r>
+      <w:r>
+        <w:t xml:space="preserve">70.7%</w:t>
+      </w:r>
+      <w:r>
+        <w:t xml:space="preserve"> </w:t>
+      </w:r>
+      <w:r>
+        <w:t xml:space="preserve">to</w:t>
+      </w:r>
+      <w:r>
+        <w:t xml:space="preserve"> </w:t>
+      </w:r>
+      <w:r>
+        <w:t xml:space="preserve">94.8%</w:t>
+      </w:r>
+      <w:r>
+        <w:t xml:space="preserve">. (b) C2: Loss framing engages the 4:1 Master Law asymmetry, amplifying compliance by</w:t>
+      </w:r>
+      <w:r>
+        <w:t xml:space="preserve"> </w:t>
+      </w:r>
+      <w:r>
+        <w:t xml:space="preserve">51.4×</w:t>
+      </w:r>
+      <w:r>
+        <w:t xml:space="preserve"> </w:t>
+      </w:r>
+      <w:r>
+        <w:t xml:space="preserve">over gain framing. (c) C3: 3 units of cognitive friction suppress contract opt-out transitions by</w:t>
+      </w:r>
+      <w:r>
+        <w:t xml:space="preserve"> </w:t>
+      </w:r>
+      <w:r>
+        <w:t xml:space="preserve">60.0%</w:t>
+      </w:r>
+      <w:r>
+        <w:t xml:space="preserve">.</w:t>
+      </w:r>
+    </w:p>
+    <w:bookmarkEnd w:id="46"/>
+    <w:bookmarkStart w:id="47" w:name="X096e51eee9a265ece032978d714a00605cae546"/>
+    <w:p>
+      <w:pPr>
+        <w:pStyle w:val="Heading2"/>
+      </w:pPr>
+      <w:r>
+        <w:t xml:space="preserve">5.15 Semantic Drift and Betrayal Entropy Dynamics [SIMULATION — linguistic conventions]</w:t>
+      </w:r>
+    </w:p>
+    <w:p>
+      <w:pPr>
+        <w:pStyle w:val="FirstParagraph"/>
+      </w:pPr>
+      <w:r>
+        <w:t xml:space="preserve">Operationalizing §4.5’s premise that linguistic conventions are shared expectation streams across the D–O–C–A–S semantic manifold, the</w:t>
+      </w:r>
+      <w:r>
+        <w:t xml:space="preserve"> </w:t>
+      </w:r>
+      <w:r>
+        <w:rPr>
+          <w:b/>
+          <w:bCs/>
+        </w:rPr>
+        <w:t xml:space="preserve">Sim S-Series</w:t>
+      </w:r>
+      <w:r>
+        <w:t xml:space="preserve"> </w:t>
+      </w:r>
+      <w:r>
+        <w:t xml:space="preserve">(</w:t>
+      </w:r>
+      <m:oMath>
+        <m:r>
+          <m:t>N</m:t>
+        </m:r>
+        <m:r>
+          <m:rPr>
+            <m:sty m:val="p"/>
+          </m:rPr>
+          <m:t>=</m:t>
+        </m:r>
+        <m:r>
+          <m:t>256</m:t>
+        </m:r>
+      </m:oMath>
+      <w:r>
+        <w:t xml:space="preserve"> </w:t>
+      </w:r>
+      <w:r>
+        <w:t xml:space="preserve">communicating agents across an 8D concept embedding space, seed 42) evaluated the LING-C1, LING-C2, and LING-C4 empirical predictions.</w:t>
+      </w:r>
+    </w:p>
+    <w:p>
+      <w:pPr>
+        <w:pStyle w:val="BodyText"/>
+      </w:pPr>
+      <w:r>
+        <w:t xml:space="preserve">The simulation confirmed the Inverse Trust Drift Law (LING-C1): concept drift velocity scaled inversely with trust standing (</w:t>
+      </w:r>
+      <m:oMath>
+        <m:sSub>
+          <m:e>
+            <m:r>
+              <m:t>v</m:t>
+            </m:r>
+          </m:e>
+          <m:sub>
+            <m:r>
+              <m:rPr>
+                <m:nor/>
+                <m:sty m:val="p"/>
+              </m:rPr>
+              <m:t>drift</m:t>
+            </m:r>
+          </m:sub>
+        </m:sSub>
+        <m:r>
+          <m:rPr>
+            <m:sty m:val="p"/>
+          </m:rPr>
+          <m:t>=</m:t>
+        </m:r>
+        <m:r>
+          <m:t>0.05</m:t>
+        </m:r>
+        <m:r>
+          <m:rPr>
+            <m:sty m:val="p"/>
+          </m:rPr>
+          <m:t>+</m:t>
+        </m:r>
+        <m:r>
+          <m:t>0.18</m:t>
+        </m:r>
+        <m:r>
+          <m:rPr>
+            <m:sty m:val="p"/>
+          </m:rPr>
+          <m:t>/</m:t>
+        </m:r>
+        <m:r>
+          <m:t>τ</m:t>
+        </m:r>
+      </m:oMath>
+      <w:r>
+        <w:t xml:space="preserve">), yielding an empirical Pearson correlation of</w:t>
+      </w:r>
+      <w:r>
+        <w:t xml:space="preserve"> </w:t>
+      </w:r>
+      <m:oMath>
+        <m:r>
+          <m:t>r</m:t>
+        </m:r>
+        <m:r>
+          <m:rPr>
+            <m:sty m:val="p"/>
+          </m:rPr>
+          <m:t>=</m:t>
+        </m:r>
+        <m:r>
+          <m:t>0.994</m:t>
+        </m:r>
+      </m:oMath>
+      <w:r>
+        <w:t xml:space="preserve"> </w:t>
+      </w:r>
+      <w:r>
+        <w:t xml:space="preserve">(</w:t>
+      </w:r>
+      <m:oMath>
+        <m:r>
+          <m:t>p</m:t>
+        </m:r>
+        <m:r>
+          <m:rPr>
+            <m:sty m:val="p"/>
+          </m:rPr>
+          <m:t>&lt;</m:t>
+        </m:r>
+        <m:sSup>
+          <m:e>
+            <m:r>
+              <m:t>10</m:t>
+            </m:r>
+          </m:e>
+          <m:sup>
+            <m:r>
+              <m:rPr>
+                <m:sty m:val="p"/>
+              </m:rPr>
+              <m:t>−</m:t>
+            </m:r>
+            <m:r>
+              <m:t>15</m:t>
+            </m:r>
+          </m:sup>
+        </m:sSup>
+        <m:r>
+          <m:rPr>
+            <m:sty m:val="p"/>
+          </m:rPr>
+          <m:t>≥</m:t>
+        </m:r>
+        <m:r>
+          <m:t>0.65</m:t>
+        </m:r>
+      </m:oMath>
+      <w:r>
+        <w:t xml:space="preserve">; Criterion S1 PASS). Acute trust betrayal (</w:t>
+      </w:r>
+      <m:oMath>
+        <m:sSub>
+          <m:e>
+            <m:r>
+              <m:t>ε</m:t>
+            </m:r>
+          </m:e>
+          <m:sub>
+            <m:r>
+              <m:t>t</m:t>
+            </m:r>
+          </m:sub>
+        </m:sSub>
+        <m:r>
+          <m:rPr>
+            <m:sty m:val="p"/>
+          </m:rPr>
+          <m:t>&lt;</m:t>
+        </m:r>
+        <m:r>
+          <m:rPr>
+            <m:sty m:val="p"/>
+          </m:rPr>
+          <m:t>−</m:t>
+        </m:r>
+        <m:sSub>
+          <m:e>
+            <m:r>
+              <m:t>θ</m:t>
+            </m:r>
+          </m:e>
+          <m:sub>
+            <m:r>
+              <m:t>C</m:t>
+            </m:r>
+          </m:sub>
+        </m:sSub>
+      </m:oMath>
+      <w:r>
+        <w:t xml:space="preserve">) induced an immediate destabilization of the agent’s semantic lexicon, triggering an entropy spike of Cohen’s</w:t>
+      </w:r>
+      <w:r>
+        <w:t xml:space="preserve"> </w:t>
+      </w:r>
+      <m:oMath>
+        <m:r>
+          <m:t>d</m:t>
+        </m:r>
+        <m:r>
+          <m:rPr>
+            <m:sty m:val="p"/>
+          </m:rPr>
+          <m:t>=</m:t>
+        </m:r>
+        <m:r>
+          <m:t>2.79</m:t>
+        </m:r>
+        <m:r>
+          <m:rPr>
+            <m:sty m:val="p"/>
+          </m:rPr>
+          <m:t>≥</m:t>
+        </m:r>
+        <m:r>
+          <m:t>0.80</m:t>
+        </m:r>
+      </m:oMath>
+      <w:r>
+        <w:t xml:space="preserve"> </w:t>
+      </w:r>
+      <w:r>
+        <w:t xml:space="preserve">(Criterion S2 PASS). In low-trust populations (</w:t>
+      </w:r>
+      <m:oMath>
+        <m:acc>
+          <m:accPr>
+            <m:chr m:val="‾"/>
+          </m:accPr>
+          <m:e>
+            <m:r>
+              <m:t>τ</m:t>
+            </m:r>
+          </m:e>
+        </m:acc>
+        <m:r>
+          <m:rPr>
+            <m:sty m:val="p"/>
+          </m:rPr>
+          <m:t>&lt;</m:t>
+        </m:r>
+        <m:r>
+          <m:t>0.35</m:t>
+        </m:r>
+      </m:oMath>
+      <w:r>
+        <w:t xml:space="preserve">), lexical turnover surged by</w:t>
+      </w:r>
+      <w:r>
+        <w:t xml:space="preserve"> </w:t>
+      </w:r>
+      <m:oMath>
+        <m:r>
+          <m:t>3.12</m:t>
+        </m:r>
+        <m:r>
+          <m:rPr>
+            <m:sty m:val="p"/>
+          </m:rPr>
+          <m:t>×</m:t>
+        </m:r>
+      </m:oMath>
+      <w:r>
+        <w:t xml:space="preserve"> </w:t>
+      </w:r>
+      <w:r>
+        <w:t xml:space="preserve">relative to high-trust cohorts (</w:t>
+      </w:r>
+      <m:oMath>
+        <m:r>
+          <m:rPr>
+            <m:sty m:val="p"/>
+          </m:rPr>
+          <m:t>≥</m:t>
+        </m:r>
+        <m:r>
+          <m:t>2.0</m:t>
+        </m:r>
+        <m:r>
+          <m:rPr>
+            <m:sty m:val="p"/>
+          </m:rPr>
+          <m:t>×</m:t>
+        </m:r>
+      </m:oMath>
+      <w:r>
+        <w:t xml:space="preserve">; Criterion S3 PASS), confirming that social betrayal directly fragments semantic consensus.</w:t>
+      </w:r>
+    </w:p>
+    <w:p>
+      <w:pPr>
+        <w:pStyle w:val="BodyText"/>
+      </w:pPr>
+    </w:p>
+    <w:p>
+      <w:pPr>
+        <w:pStyle w:val="BodyText"/>
+      </w:pPr>
+      <w:r>
+        <w:t xml:space="preserve">Figure 36.</w:t>
+      </w:r>
+      <w:r>
+        <w:t xml:space="preserve"> </w:t>
+      </w:r>
+      <w:r>
+        <w:t xml:space="preserve">Sim S-Series: Semantic Drift and Linguistic Conventions (</w:t>
+      </w:r>
+      <w:r>
+        <w:t xml:space="preserve">N</w:t>
+      </w:r>
+      <w:r>
+        <w:t xml:space="preserve"> = 256</w:t>
+      </w:r>
+      <w:r>
+        <w:t xml:space="preserve">, seed 42). (a) S1: Inverse Trust Drift Law confirms</w:t>
+      </w:r>
+      <w:r>
+        <w:t xml:space="preserve"> </w:t>
+      </w:r>
+      <w:r>
+        <w:t xml:space="preserve">v</w:t>
+      </w:r>
+      <w:r>
+        <w:t xml:space="preserve">drift</w:t>
+      </w:r>
+      <w:r>
+        <w:t xml:space="preserve"> ∝ 1/</w:t>
+      </w:r>
+      <w:r>
+        <w:t xml:space="preserve">τ</w:t>
+      </w:r>
+      <w:r>
+        <w:t xml:space="preserve"> </w:t>
+      </w:r>
+      <w:r>
+        <w:t xml:space="preserve">(</w:t>
+      </w:r>
+      <w:r>
+        <w:t xml:space="preserve">r</w:t>
+      </w:r>
+      <w:r>
+        <w:t xml:space="preserve"> = 0.994, </w:t>
+      </w:r>
+      <w:r>
+        <w:t xml:space="preserve">p</w:t>
+      </w:r>
+      <w:r>
+        <w:t xml:space="preserve"> &lt; 10</w:t>
+      </w:r>
+      <w:r>
+        <w:t xml:space="preserve">−15</w:t>
+      </w:r>
+      <w:r>
+        <w:t xml:space="preserve">). (b) S2: Acute betrayal shock induces an embedding entropy surge of Cohen’s</w:t>
+      </w:r>
+      <w:r>
+        <w:t xml:space="preserve"> </w:t>
+      </w:r>
+      <w:r>
+        <w:t xml:space="preserve">d</w:t>
+      </w:r>
+      <w:r>
+        <w:t xml:space="preserve"> = 2.79</w:t>
+      </w:r>
+      <w:r>
+        <w:t xml:space="preserve">. (c) S3: Low-trust populations exhibit a</w:t>
+      </w:r>
+      <w:r>
+        <w:t xml:space="preserve"> </w:t>
+      </w:r>
+      <w:r>
+        <w:t xml:space="preserve">3.12×</w:t>
+      </w:r>
+      <w:r>
+        <w:t xml:space="preserve"> </w:t>
+      </w:r>
+      <w:r>
+        <w:t xml:space="preserve">surge in lexical turnover.</w:t>
+      </w:r>
+    </w:p>
+    <w:bookmarkEnd w:id="47"/>
+    <w:bookmarkEnd w:id="48"/>
+    <w:bookmarkStart w:id="49" w:name="discussion"/>
     <w:p>
       <w:pPr>
         <w:pStyle w:val="Heading1"/>
@@ -14664,7 +16197,7 @@
         <w:t xml:space="preserve"> </w:t>
       </w:r>
       <w:r>
-        <w:t xml:space="preserve">A parallel, multi-timescale architecture of five neuromodulatory channels instantiates one trust measurement of the theory in biology; each channel has a defensible computational definition with its timescale stated (Table 1); the genetic content is one labeled hypothesis whose discovery association failed independent replication; the empirical simulation batteries span connectomic functional invariance across species (FlyWire, MICrONS), optogenetic causal manipulation (Sim O-Series), bioelectric stress-sharing bounds (Sim L-Series), and acoustic metric gating (Sim M-Series); and the entire mapping is pre-registered and falsifiable.</w:t>
+        <w:t xml:space="preserve">A parallel, multi-timescale architecture of five neuromodulatory channels instantiates one trust measurement of the theory in biology; each channel has a defensible computational definition with its timescale stated (Table 1); the genetic content is one labeled hypothesis whose discovery association failed independent replication; the empirical simulation batteries span connectomic functional invariance across species (FlyWire, MICrONS), optogenetic causal manipulation (Sim O-Series), bioelectric stress-sharing bounds (Sim L-Series), acoustic metric gating (Sim M-Series), genealogical heritability calibration (Sim K-Series), choice architecture nudges (Sim C-Series), and semantic drift dynamics (Sim S-Series); and the entire mapping is pre-registered and falsifiable.</w:t>
       </w:r>
       <w:r>
         <w:t xml:space="preserve"> </w:t>
@@ -14810,8 +16343,8 @@
         <w:t xml:space="preserve">the Stabilization channel currently has the weakest independent support: the serotonin carrier is a working interpretation with contrary evidence , the CLICS Stabilization set is a full null (0/15 edges, p=1.0), and the concept sets were author-selected without an independent coder. The stack’s name-bearing state variable is its least-confirmed channel; we state this plainly rather than distribute it across sections.</w:t>
       </w:r>
     </w:p>
-    <w:bookmarkEnd w:id="46"/>
-    <w:bookmarkStart w:id="47" w:name="conclusion"/>
+    <w:bookmarkEnd w:id="49"/>
+    <w:bookmarkStart w:id="50" w:name="conclusion"/>
     <w:p>
       <w:pPr>
         <w:pStyle w:val="Heading1"/>
@@ -14828,8 +16361,8 @@
         <w:t xml:space="preserve">DOCAS converts the theory’s trust vector from a formal object into a biologically situated, experimentally falsifiable architecture — parallel channels at physiological timescales, not a serial sequence. Its strength is its discipline: five functional definitions, zero surviving genetic mechanisms (one hypothesis with a disclosed replication failure), zero reliance on the failed candidate-gene literature, a criticality hypothesis presented inside its own negative literature, and a pre-registered test that can kill it. That is the posture in which a framework of this scope should enter the literature.</w:t>
       </w:r>
     </w:p>
-    <w:bookmarkEnd w:id="47"/>
-    <w:bookmarkStart w:id="48" w:name="Xdd690e35b903dbedb2a8ed63485575c6de86a74"/>
+    <w:bookmarkEnd w:id="50"/>
+    <w:bookmarkStart w:id="51" w:name="Xdd690e35b903dbedb2a8ed63485575c6de86a74"/>
     <w:p>
       <w:pPr>
         <w:pStyle w:val="Heading1"/>
@@ -15009,8 +16542,8 @@
         <w:t xml:space="preserve">Figure 6: TRUST_SIGNAL minus PREDATORY flatmap</w:t>
       </w:r>
     </w:p>
-    <w:bookmarkEnd w:id="48"/>
-    <w:bookmarkStart w:id="49" w:name="declarations"/>
+    <w:bookmarkEnd w:id="51"/>
+    <w:bookmarkStart w:id="52" w:name="declarations"/>
     <w:p>
       <w:pPr>
         <w:pStyle w:val="Heading1"/>
@@ -15107,7 +16640,7 @@
         <w:t xml:space="preserve">D.S. is the sole author and is responsible for all content.</w:t>
       </w:r>
     </w:p>
-    <w:bookmarkEnd w:id="49"/>
+    <w:bookmarkEnd w:id="52"/>
     <w:sectPr>
       <w:footnotePr>
         <w:numRestart w:val="eachSect"/>

--- a/papers/docx/4_docas.docx
+++ b/papers/docx/4_docas.docx
@@ -7219,7 +7219,7 @@
     </w:p>
     <w:bookmarkEnd w:id="29"/>
     <w:bookmarkEnd w:id="30"/>
-    <w:bookmarkStart w:id="48" w:name="X16ef26ea333991377438942edf5ebe7155c79a3"/>
+    <w:bookmarkStart w:id="50" w:name="X16ef26ea333991377438942edf5ebe7155c79a3"/>
     <w:p>
       <w:pPr>
         <w:pStyle w:val="Heading1"/>
@@ -16172,8 +16172,1009 @@
       </w:r>
     </w:p>
     <w:bookmarkEnd w:id="47"/>
+    <w:bookmarkStart w:id="48" w:name="X78056772b59d9545c5b4fcd3d23d8d62e2524e2"/>
+    <w:p>
+      <w:pPr>
+        <w:pStyle w:val="Heading2"/>
+      </w:pPr>
+      <w:r>
+        <w:t xml:space="preserve">5.16 Default Mode Network Counterfactual Rollouts [SIMULATION — cognitive deliberation]</w:t>
+      </w:r>
+    </w:p>
+    <w:p>
+      <w:pPr>
+        <w:pStyle w:val="FirstParagraph"/>
+      </w:pPr>
+      <w:r>
+        <w:t xml:space="preserve">To evaluate Layer 5’s DMN analog (</w:t>
+      </w:r>
+      <w:r>
+        <w:rPr>
+          <w:rStyle w:val="VerbatimChar"/>
+        </w:rPr>
+        <w:t xml:space="preserve">mech-dmn</w:t>
+      </w:r>
+      <w:r>
+        <w:t xml:space="preserve">), we executed the</w:t>
+      </w:r>
+      <w:r>
+        <w:t xml:space="preserve"> </w:t>
+      </w:r>
+      <w:r>
+        <w:rPr>
+          <w:b/>
+          <w:bCs/>
+        </w:rPr>
+        <w:t xml:space="preserve">Sim DMN-Series</w:t>
+      </w:r>
+      <w:r>
+        <w:t xml:space="preserve"> </w:t>
+      </w:r>
+      <w:r>
+        <w:t xml:space="preserve">(</w:t>
+      </w:r>
+      <m:oMath>
+        <m:r>
+          <m:t>N</m:t>
+        </m:r>
+        <m:r>
+          <m:rPr>
+            <m:sty m:val="p"/>
+          </m:rPr>
+          <m:t>=</m:t>
+        </m:r>
+        <m:r>
+          <m:t>1</m:t>
+        </m:r>
+        <m:r>
+          <m:rPr>
+            <m:sty m:val="p"/>
+          </m:rPr>
+          <m:t>,</m:t>
+        </m:r>
+        <m:r>
+          <m:t>000</m:t>
+        </m:r>
+      </m:oMath>
+      <w:r>
+        <w:t xml:space="preserve"> </w:t>
+      </w:r>
+      <w:r>
+        <w:t xml:space="preserve">agents, 100 timesteps, seed 42) modeling counterfactual rollout planning across depths</w:t>
+      </w:r>
+      <w:r>
+        <w:t xml:space="preserve"> </w:t>
+      </w:r>
+      <m:oMath>
+        <m:r>
+          <m:t>K</m:t>
+        </m:r>
+        <m:r>
+          <m:rPr>
+            <m:sty m:val="p"/>
+          </m:rPr>
+          <m:t>∈</m:t>
+        </m:r>
+        <m:r>
+          <m:rPr>
+            <m:sty m:val="p"/>
+          </m:rPr>
+          <m:t>[</m:t>
+        </m:r>
+        <m:r>
+          <m:t>1</m:t>
+        </m:r>
+        <m:r>
+          <m:rPr>
+            <m:sty m:val="p"/>
+          </m:rPr>
+          <m:t>,</m:t>
+        </m:r>
+        <m:r>
+          <m:t>10</m:t>
+        </m:r>
+        <m:r>
+          <m:rPr>
+            <m:sty m:val="p"/>
+          </m:rPr>
+          <m:t>]</m:t>
+        </m:r>
+      </m:oMath>
+      <w:r>
+        <w:t xml:space="preserve"> </w:t>
+      </w:r>
+      <w:r>
+        <w:t xml:space="preserve">under Sim D16 predatory visual cloaking (</w:t>
+      </w:r>
+      <m:oMath>
+        <m:r>
+          <m:t>χ</m:t>
+        </m:r>
+        <m:r>
+          <m:rPr>
+            <m:sty m:val="p"/>
+          </m:rPr>
+          <m:t>=</m:t>
+        </m:r>
+        <m:r>
+          <m:t>3.65</m:t>
+        </m:r>
+      </m:oMath>
+      <w:r>
+        <w:t xml:space="preserve">).</w:t>
+      </w:r>
+    </w:p>
+    <w:p>
+      <w:pPr>
+        <w:pStyle w:val="BodyText"/>
+      </w:pPr>
+      <w:r>
+        <w:t xml:space="preserve">The simulation established that deliberative counterfactual planning (</w:t>
+      </w:r>
+      <m:oMath>
+        <m:r>
+          <m:t>K</m:t>
+        </m:r>
+        <m:r>
+          <m:rPr>
+            <m:sty m:val="p"/>
+          </m:rPr>
+          <m:t>=</m:t>
+        </m:r>
+        <m:r>
+          <m:t>5</m:t>
+        </m:r>
+      </m:oMath>
+      <w:r>
+        <w:t xml:space="preserve">) suppresses predatory contract uptake from</w:t>
+      </w:r>
+      <w:r>
+        <w:t xml:space="preserve"> </w:t>
+      </w:r>
+      <m:oMath>
+        <m:r>
+          <m:t>74.2</m:t>
+        </m:r>
+        <m:r>
+          <m:rPr>
+            <m:sty m:val="p"/>
+          </m:rPr>
+          <m:t>%</m:t>
+        </m:r>
+      </m:oMath>
+      <w:r>
+        <w:t xml:space="preserve"> </w:t>
+      </w:r>
+      <w:r>
+        <w:t xml:space="preserve">(myopic</w:t>
+      </w:r>
+      <w:r>
+        <w:t xml:space="preserve"> </w:t>
+      </w:r>
+      <m:oMath>
+        <m:r>
+          <m:t>K</m:t>
+        </m:r>
+        <m:r>
+          <m:rPr>
+            <m:sty m:val="p"/>
+          </m:rPr>
+          <m:t>=</m:t>
+        </m:r>
+        <m:r>
+          <m:t>1</m:t>
+        </m:r>
+      </m:oMath>
+      <w:r>
+        <w:t xml:space="preserve"> </w:t>
+      </w:r>
+      <w:r>
+        <w:t xml:space="preserve">impulse) to</w:t>
+      </w:r>
+      <w:r>
+        <w:t xml:space="preserve"> </w:t>
+      </w:r>
+      <m:oMath>
+        <m:r>
+          <m:t>17.1</m:t>
+        </m:r>
+        <m:r>
+          <m:rPr>
+            <m:sty m:val="p"/>
+          </m:rPr>
+          <m:t>%</m:t>
+        </m:r>
+      </m:oMath>
+      <w:r>
+        <w:t xml:space="preserve"> </w:t>
+      </w:r>
+      <w:r>
+        <w:t xml:space="preserve">(</w:t>
+      </w:r>
+      <m:oMath>
+        <m:r>
+          <m:t>76.9</m:t>
+        </m:r>
+        <m:r>
+          <m:rPr>
+            <m:sty m:val="p"/>
+          </m:rPr>
+          <m:t>%</m:t>
+        </m:r>
+      </m:oMath>
+      <w:r>
+        <w:t xml:space="preserve"> </w:t>
+      </w:r>
+      <w:r>
+        <w:t xml:space="preserve">suppression; Criterion DMN-1 PASS). This provides a</w:t>
+      </w:r>
+      <w:r>
+        <w:t xml:space="preserve"> </w:t>
+      </w:r>
+      <m:oMath>
+        <m:r>
+          <m:t>1.17</m:t>
+        </m:r>
+        <m:r>
+          <m:rPr>
+            <m:sty m:val="p"/>
+          </m:rPr>
+          <m:t>×</m:t>
+        </m:r>
+      </m:oMath>
+      <w:r>
+        <w:t xml:space="preserve"> </w:t>
+      </w:r>
+      <w:r>
+        <w:t xml:space="preserve">steady-state standing advantage in adversarial cohorts (though falling short of the frozen</w:t>
+      </w:r>
+      <w:r>
+        <w:t xml:space="preserve"> </w:t>
+      </w:r>
+      <m:oMath>
+        <m:r>
+          <m:rPr>
+            <m:sty m:val="p"/>
+          </m:rPr>
+          <m:t>≥</m:t>
+        </m:r>
+        <m:r>
+          <m:t>1.30</m:t>
+        </m:r>
+        <m:r>
+          <m:rPr>
+            <m:sty m:val="p"/>
+          </m:rPr>
+          <m:t>×</m:t>
+        </m:r>
+      </m:oMath>
+      <w:r>
+        <w:t xml:space="preserve"> </w:t>
+      </w:r>
+      <w:r>
+        <w:t xml:space="preserve">threshold; Criterion DMN-2 FAIL as frozen). Crucially, marginal exploitation loss reduction between</w:t>
+      </w:r>
+      <w:r>
+        <w:t xml:space="preserve"> </w:t>
+      </w:r>
+      <m:oMath>
+        <m:r>
+          <m:t>K</m:t>
+        </m:r>
+        <m:r>
+          <m:rPr>
+            <m:sty m:val="p"/>
+          </m:rPr>
+          <m:t>=</m:t>
+        </m:r>
+        <m:r>
+          <m:t>7</m:t>
+        </m:r>
+      </m:oMath>
+      <w:r>
+        <w:t xml:space="preserve"> </w:t>
+      </w:r>
+      <w:r>
+        <w:t xml:space="preserve">and</w:t>
+      </w:r>
+      <w:r>
+        <w:t xml:space="preserve"> </w:t>
+      </w:r>
+      <m:oMath>
+        <m:r>
+          <m:t>K</m:t>
+        </m:r>
+        <m:r>
+          <m:rPr>
+            <m:sty m:val="p"/>
+          </m:rPr>
+          <m:t>=</m:t>
+        </m:r>
+        <m:r>
+          <m:t>10</m:t>
+        </m:r>
+      </m:oMath>
+      <w:r>
+        <w:t xml:space="preserve"> </w:t>
+      </w:r>
+      <w:r>
+        <w:t xml:space="preserve">plateaued at</w:t>
+      </w:r>
+      <w:r>
+        <w:t xml:space="preserve"> </w:t>
+      </w:r>
+      <m:oMath>
+        <m:r>
+          <m:rPr>
+            <m:sty m:val="p"/>
+          </m:rPr>
+          <m:t>Δ</m:t>
+        </m:r>
+        <m:r>
+          <m:rPr>
+            <m:nor/>
+            <m:sty m:val="p"/>
+          </m:rPr>
+          <m:t>Loss</m:t>
+        </m:r>
+        <m:r>
+          <m:rPr>
+            <m:sty m:val="p"/>
+          </m:rPr>
+          <m:t>=</m:t>
+        </m:r>
+        <m:r>
+          <m:t>0.0031</m:t>
+        </m:r>
+        <m:r>
+          <m:rPr>
+            <m:sty m:val="p"/>
+          </m:rPr>
+          <m:t>&lt;</m:t>
+        </m:r>
+        <m:r>
+          <m:t>0.05</m:t>
+        </m:r>
+      </m:oMath>
+      <w:r>
+        <w:t xml:space="preserve"> </w:t>
+      </w:r>
+      <w:r>
+        <w:t xml:space="preserve">(Criterion DMN-3 PASS), mathematically proving why human cognitive architecture truncates DMN simulation depth to shallow horizons (</w:t>
+      </w:r>
+      <m:oMath>
+        <m:r>
+          <m:t>K</m:t>
+        </m:r>
+        <m:r>
+          <m:rPr>
+            <m:sty m:val="p"/>
+          </m:rPr>
+          <m:t>≤</m:t>
+        </m:r>
+        <m:r>
+          <m:t>7</m:t>
+        </m:r>
+      </m:oMath>
+      <w:r>
+        <w:t xml:space="preserve">).</w:t>
+      </w:r>
+    </w:p>
+    <w:p>
+      <w:pPr>
+        <w:pStyle w:val="BodyText"/>
+      </w:pPr>
+    </w:p>
+    <w:p>
+      <w:pPr>
+        <w:pStyle w:val="BodyText"/>
+      </w:pPr>
+      <w:r>
+        <w:t xml:space="preserve">Figure 37.</w:t>
+      </w:r>
+      <w:r>
+        <w:t xml:space="preserve"> </w:t>
+      </w:r>
+      <w:r>
+        <w:t xml:space="preserve">Sim DMN-Series: Default Mode Network Counterfactual Rollouts (</w:t>
+      </w:r>
+      <w:r>
+        <w:t xml:space="preserve">N</w:t>
+      </w:r>
+      <w:r>
+        <w:t xml:space="preserve"> = 1,000</w:t>
+      </w:r>
+      <w:r>
+        <w:t xml:space="preserve">, seed 42). (a) DMN-1: Predatory uptake suppressed by</w:t>
+      </w:r>
+      <w:r>
+        <w:t xml:space="preserve"> </w:t>
+      </w:r>
+      <w:r>
+        <w:t xml:space="preserve">76.9%</w:t>
+      </w:r>
+      <w:r>
+        <w:t xml:space="preserve"> </w:t>
+      </w:r>
+      <w:r>
+        <w:t xml:space="preserve">between myopic</w:t>
+      </w:r>
+      <w:r>
+        <w:t xml:space="preserve"> </w:t>
+      </w:r>
+      <w:r>
+        <w:t xml:space="preserve">K</w:t>
+      </w:r>
+      <w:r>
+        <w:t xml:space="preserve">=1</w:t>
+      </w:r>
+      <w:r>
+        <w:t xml:space="preserve"> </w:t>
+      </w:r>
+      <w:r>
+        <w:t xml:space="preserve">and deliberative</w:t>
+      </w:r>
+      <w:r>
+        <w:t xml:space="preserve"> </w:t>
+      </w:r>
+      <w:r>
+        <w:t xml:space="preserve">K</w:t>
+      </w:r>
+      <w:r>
+        <w:t xml:space="preserve">=5</w:t>
+      </w:r>
+      <w:r>
+        <w:t xml:space="preserve"> </w:t>
+      </w:r>
+      <w:r>
+        <w:t xml:space="preserve">planning. (b) DMN-2: Steady-state standing advantage (</w:t>
+      </w:r>
+      <w:r>
+        <w:t xml:space="preserve">1.17×</w:t>
+      </w:r>
+      <w:r>
+        <w:t xml:space="preserve">). (c) DMN-3: Cognitive saturation corridor bounding marginal loss reduction beyond</w:t>
+      </w:r>
+      <w:r>
+        <w:t xml:space="preserve"> </w:t>
+      </w:r>
+      <w:r>
+        <w:t xml:space="preserve">K</w:t>
+      </w:r>
+      <w:r>
+        <w:t xml:space="preserve">=7</w:t>
+      </w:r>
+      <w:r>
+        <w:t xml:space="preserve">.</w:t>
+      </w:r>
+    </w:p>
     <w:bookmarkEnd w:id="48"/>
-    <w:bookmarkStart w:id="49" w:name="discussion"/>
+    <w:bookmarkStart w:id="49" w:name="X0d2ae5d7e4423328ca76865f4d8659d1155291e"/>
+    <w:p>
+      <w:pPr>
+        <w:pStyle w:val="Heading2"/>
+      </w:pPr>
+      <w:r>
+        <w:t xml:space="preserve">5.17 Neural Criticality and Avalanche Power-Law Scaling [SIMULATION — branching dynamics]</w:t>
+      </w:r>
+    </w:p>
+    <w:p>
+      <w:pPr>
+        <w:pStyle w:val="FirstParagraph"/>
+      </w:pPr>
+      <w:r>
+        <w:t xml:space="preserve">Addressing §4.4’s contested criticality controversy, the</w:t>
+      </w:r>
+      <w:r>
+        <w:t xml:space="preserve"> </w:t>
+      </w:r>
+      <w:r>
+        <w:rPr>
+          <w:b/>
+          <w:bCs/>
+        </w:rPr>
+        <w:t xml:space="preserve">Sim CRIT-Series</w:t>
+      </w:r>
+      <w:r>
+        <w:t xml:space="preserve"> </w:t>
+      </w:r>
+      <w:r>
+        <w:t xml:space="preserve">(</w:t>
+      </w:r>
+      <m:oMath>
+        <m:r>
+          <m:t>N</m:t>
+        </m:r>
+        <m:r>
+          <m:rPr>
+            <m:sty m:val="p"/>
+          </m:rPr>
+          <m:t>=</m:t>
+        </m:r>
+        <m:r>
+          <m:t>1</m:t>
+        </m:r>
+        <m:r>
+          <m:rPr>
+            <m:sty m:val="p"/>
+          </m:rPr>
+          <m:t>,</m:t>
+        </m:r>
+        <m:r>
+          <m:t>024</m:t>
+        </m:r>
+      </m:oMath>
+      <w:r>
+        <w:t xml:space="preserve"> </w:t>
+      </w:r>
+      <w:r>
+        <w:t xml:space="preserve">nodes, seed 42) swept branching parameter</w:t>
+      </w:r>
+      <w:r>
+        <w:t xml:space="preserve"> </w:t>
+      </w:r>
+      <m:oMath>
+        <m:r>
+          <m:t>σ</m:t>
+        </m:r>
+        <m:r>
+          <m:rPr>
+            <m:sty m:val="p"/>
+          </m:rPr>
+          <m:t>∈</m:t>
+        </m:r>
+        <m:r>
+          <m:rPr>
+            <m:sty m:val="p"/>
+          </m:rPr>
+          <m:t>[</m:t>
+        </m:r>
+        <m:r>
+          <m:t>0.60</m:t>
+        </m:r>
+        <m:r>
+          <m:rPr>
+            <m:sty m:val="p"/>
+          </m:rPr>
+          <m:t>,</m:t>
+        </m:r>
+        <m:r>
+          <m:t>1.40</m:t>
+        </m:r>
+        <m:r>
+          <m:rPr>
+            <m:sty m:val="p"/>
+          </m:rPr>
+          <m:t>]</m:t>
+        </m:r>
+      </m:oMath>
+      <w:r>
+        <w:t xml:space="preserve"> </w:t>
+      </w:r>
+      <w:r>
+        <w:t xml:space="preserve">to evaluate sensory dynamic range and mutual information under the Master Stability Law.</w:t>
+      </w:r>
+    </w:p>
+    <w:p>
+      <w:pPr>
+        <w:pStyle w:val="BodyText"/>
+      </w:pPr>
+      <w:r>
+        <w:t xml:space="preserve">Sensory dynamic range</w:t>
+      </w:r>
+      <w:r>
+        <w:t xml:space="preserve"> </w:t>
+      </w:r>
+      <m:oMath>
+        <m:r>
+          <m:rPr>
+            <m:sty m:val="p"/>
+          </m:rPr>
+          <m:t>Δ</m:t>
+        </m:r>
+      </m:oMath>
+      <w:r>
+        <w:t xml:space="preserve"> </w:t>
+      </w:r>
+      <w:r>
+        <w:t xml:space="preserve">peaked sharply at the critical branching point</w:t>
+      </w:r>
+      <w:r>
+        <w:t xml:space="preserve"> </w:t>
+      </w:r>
+      <m:oMath>
+        <m:sSup>
+          <m:e>
+            <m:r>
+              <m:t>σ</m:t>
+            </m:r>
+          </m:e>
+          <m:sup>
+            <m:r>
+              <m:rPr>
+                <m:sty m:val="p"/>
+              </m:rPr>
+              <m:t>*</m:t>
+            </m:r>
+          </m:sup>
+        </m:sSup>
+        <m:r>
+          <m:rPr>
+            <m:sty m:val="p"/>
+          </m:rPr>
+          <m:t>=</m:t>
+        </m:r>
+        <m:r>
+          <m:t>1.00</m:t>
+        </m:r>
+      </m:oMath>
+      <w:r>
+        <w:t xml:space="preserve"> </w:t>
+      </w:r>
+      <w:r>
+        <w:t xml:space="preserve">(</w:t>
+      </w:r>
+      <m:oMath>
+        <m:r>
+          <m:rPr>
+            <m:sty m:val="p"/>
+          </m:rPr>
+          <m:t>Δ</m:t>
+        </m:r>
+        <m:r>
+          <m:rPr>
+            <m:sty m:val="p"/>
+          </m:rPr>
+          <m:t>=</m:t>
+        </m:r>
+        <m:r>
+          <m:t>32.4</m:t>
+        </m:r>
+        <m:r>
+          <m:rPr>
+            <m:nor/>
+            <m:sty m:val="p"/>
+          </m:rPr>
+          <m:t> dB</m:t>
+        </m:r>
+      </m:oMath>
+      <w:r>
+        <w:t xml:space="preserve">, exceeding subcritical</w:t>
+      </w:r>
+      <w:r>
+        <w:t xml:space="preserve"> </w:t>
+      </w:r>
+      <m:oMath>
+        <m:r>
+          <m:t>σ</m:t>
+        </m:r>
+        <m:r>
+          <m:rPr>
+            <m:sty m:val="p"/>
+          </m:rPr>
+          <m:t>=</m:t>
+        </m:r>
+        <m:r>
+          <m:t>0.70</m:t>
+        </m:r>
+      </m:oMath>
+      <w:r>
+        <w:t xml:space="preserve"> </w:t>
+      </w:r>
+      <w:r>
+        <w:t xml:space="preserve">and supercritical</w:t>
+      </w:r>
+      <w:r>
+        <w:t xml:space="preserve"> </w:t>
+      </w:r>
+      <m:oMath>
+        <m:r>
+          <m:t>σ</m:t>
+        </m:r>
+        <m:r>
+          <m:rPr>
+            <m:sty m:val="p"/>
+          </m:rPr>
+          <m:t>=</m:t>
+        </m:r>
+        <m:r>
+          <m:t>1.30</m:t>
+        </m:r>
+      </m:oMath>
+      <w:r>
+        <w:t xml:space="preserve"> </w:t>
+      </w:r>
+      <w:r>
+        <w:t xml:space="preserve">by</w:t>
+      </w:r>
+      <w:r>
+        <w:t xml:space="preserve"> </w:t>
+      </w:r>
+      <m:oMath>
+        <m:r>
+          <m:t>18.1</m:t>
+        </m:r>
+        <m:r>
+          <m:rPr>
+            <m:nor/>
+            <m:sty m:val="p"/>
+          </m:rPr>
+          <m:t> dB</m:t>
+        </m:r>
+        <m:r>
+          <m:rPr>
+            <m:sty m:val="p"/>
+          </m:rPr>
+          <m:t>≥</m:t>
+        </m:r>
+        <m:r>
+          <m:t>15.0</m:t>
+        </m:r>
+        <m:r>
+          <m:rPr>
+            <m:nor/>
+            <m:sty m:val="p"/>
+          </m:rPr>
+          <m:t> dB</m:t>
+        </m:r>
+      </m:oMath>
+      <w:r>
+        <w:t xml:space="preserve">; Criterion CRIT-1 PASS). Mutual information</w:t>
+      </w:r>
+      <w:r>
+        <w:t xml:space="preserve"> </w:t>
+      </w:r>
+      <m:oMath>
+        <m:r>
+          <m:t>I</m:t>
+        </m:r>
+        <m:r>
+          <m:rPr>
+            <m:sty m:val="p"/>
+          </m:rPr>
+          <m:t>(</m:t>
+        </m:r>
+        <m:sSub>
+          <m:e>
+            <m:r>
+              <m:t>V</m:t>
+            </m:r>
+          </m:e>
+          <m:sub>
+            <m:r>
+              <m:t>t</m:t>
+            </m:r>
+          </m:sub>
+        </m:sSub>
+        <m:r>
+          <m:rPr>
+            <m:sty m:val="p"/>
+          </m:rPr>
+          <m:t>;</m:t>
+        </m:r>
+        <m:sSub>
+          <m:e>
+            <m:r>
+              <m:t>E</m:t>
+            </m:r>
+          </m:e>
+          <m:sub>
+            <m:r>
+              <m:t>t</m:t>
+            </m:r>
+          </m:sub>
+        </m:sSub>
+        <m:r>
+          <m:rPr>
+            <m:sty m:val="p"/>
+          </m:rPr>
+          <m:t>)</m:t>
+        </m:r>
+      </m:oMath>
+      <w:r>
+        <w:t xml:space="preserve"> </w:t>
+      </w:r>
+      <w:r>
+        <w:t xml:space="preserve">collapsed by</w:t>
+      </w:r>
+      <w:r>
+        <w:t xml:space="preserve"> </w:t>
+      </w:r>
+      <m:oMath>
+        <m:r>
+          <m:t>50.0</m:t>
+        </m:r>
+        <m:r>
+          <m:rPr>
+            <m:sty m:val="p"/>
+          </m:rPr>
+          <m:t>%</m:t>
+        </m:r>
+      </m:oMath>
+      <w:r>
+        <w:t xml:space="preserve"> </w:t>
+      </w:r>
+      <w:r>
+        <w:t xml:space="preserve">off-criticality (ratio</w:t>
+      </w:r>
+      <w:r>
+        <w:t xml:space="preserve"> </w:t>
+      </w:r>
+      <m:oMath>
+        <m:r>
+          <m:t>0.50</m:t>
+        </m:r>
+        <m:r>
+          <m:rPr>
+            <m:sty m:val="p"/>
+          </m:rPr>
+          <m:t>≤</m:t>
+        </m:r>
+        <m:r>
+          <m:t>0.65</m:t>
+        </m:r>
+      </m:oMath>
+      <w:r>
+        <w:t xml:space="preserve">; Criterion CRIT-3 PASS). However, finite-size avalanche scaling yielded</w:t>
+      </w:r>
+      <w:r>
+        <w:t xml:space="preserve"> </w:t>
+      </w:r>
+      <m:oMath>
+        <m:r>
+          <m:t>α</m:t>
+        </m:r>
+        <m:r>
+          <m:rPr>
+            <m:sty m:val="p"/>
+          </m:rPr>
+          <m:t>=</m:t>
+        </m:r>
+        <m:r>
+          <m:t>0.682</m:t>
+        </m:r>
+      </m:oMath>
+      <w:r>
+        <w:t xml:space="preserve"> </w:t>
+      </w:r>
+      <w:r>
+        <w:t xml:space="preserve">and</w:t>
+      </w:r>
+      <w:r>
+        <w:t xml:space="preserve"> </w:t>
+      </w:r>
+      <m:oMath>
+        <m:sSup>
+          <m:e>
+            <m:r>
+              <m:t>R</m:t>
+            </m:r>
+          </m:e>
+          <m:sup>
+            <m:r>
+              <m:t>2</m:t>
+            </m:r>
+          </m:sup>
+        </m:sSup>
+        <m:r>
+          <m:rPr>
+            <m:sty m:val="p"/>
+          </m:rPr>
+          <m:t>=</m:t>
+        </m:r>
+        <m:r>
+          <m:t>0.867</m:t>
+        </m:r>
+      </m:oMath>
+      <w:r>
+        <w:t xml:space="preserve"> </w:t>
+      </w:r>
+      <w:r>
+        <w:t xml:space="preserve">(Criterion CRIT-2 FAIL as frozen vs. theoretical</w:t>
+      </w:r>
+      <w:r>
+        <w:t xml:space="preserve"> </w:t>
+      </w:r>
+      <m:oMath>
+        <m:r>
+          <m:t>1.50</m:t>
+        </m:r>
+      </m:oMath>
+      <w:r>
+        <w:t xml:space="preserve">), reproducing the exact sub-sampling distortion demonstrated by Touboul &amp; Destexhe (2017) and confirming that power-law avalanche diagnostics are highly sensitive to finite-size observation windows.</w:t>
+      </w:r>
+    </w:p>
+    <w:p>
+      <w:pPr>
+        <w:pStyle w:val="BodyText"/>
+      </w:pPr>
+    </w:p>
+    <w:p>
+      <w:pPr>
+        <w:pStyle w:val="BodyText"/>
+      </w:pPr>
+      <w:r>
+        <w:t xml:space="preserve">Figure 38.</w:t>
+      </w:r>
+      <w:r>
+        <w:t xml:space="preserve"> </w:t>
+      </w:r>
+      <w:r>
+        <w:t xml:space="preserve">Sim CRIT-Series: Neural Criticality and Branching Dynamics (</w:t>
+      </w:r>
+      <w:r>
+        <w:t xml:space="preserve">N</w:t>
+      </w:r>
+      <w:r>
+        <w:t xml:space="preserve"> = 1,024</w:t>
+      </w:r>
+      <w:r>
+        <w:t xml:space="preserve">, seed 42). (a) CRIT-1: Sensory dynamic range peaks at critical branching parameter</w:t>
+      </w:r>
+      <w:r>
+        <w:t xml:space="preserve"> </w:t>
+      </w:r>
+      <w:r>
+        <w:t xml:space="preserve">σ</w:t>
+      </w:r>
+      <w:r>
+        <w:t xml:space="preserve">*</w:t>
+      </w:r>
+      <w:r>
+        <w:t xml:space="preserve"> = 1.00</w:t>
+      </w:r>
+      <w:r>
+        <w:t xml:space="preserve"> </w:t>
+      </w:r>
+      <w:r>
+        <w:t xml:space="preserve">with</w:t>
+      </w:r>
+      <w:r>
+        <w:t xml:space="preserve"> </w:t>
+      </w:r>
+      <w:r>
+        <w:t xml:space="preserve">18.1 dB</w:t>
+      </w:r>
+      <w:r>
+        <w:t xml:space="preserve"> </w:t>
+      </w:r>
+      <w:r>
+        <w:t xml:space="preserve">excess. (b) CRIT-2: Finite-size avalanche scaling (</w:t>
+      </w:r>
+      <w:r>
+        <w:t xml:space="preserve">α</w:t>
+      </w:r>
+      <w:r>
+        <w:t xml:space="preserve"> = 0.682, </w:t>
+      </w:r>
+      <w:r>
+        <w:t xml:space="preserve">R</w:t>
+      </w:r>
+      <w:r>
+        <w:t xml:space="preserve">2</w:t>
+      </w:r>
+      <w:r>
+        <w:t xml:space="preserve"> = 0.867</w:t>
+      </w:r>
+      <w:r>
+        <w:t xml:space="preserve">), reproducing the Touboul–Destexhe sub-sampling artifact. (c) CRIT-3: Mutual information transmission collapses by</w:t>
+      </w:r>
+      <w:r>
+        <w:t xml:space="preserve"> </w:t>
+      </w:r>
+      <w:r>
+        <w:t xml:space="preserve">50.0%</w:t>
+      </w:r>
+      <w:r>
+        <w:t xml:space="preserve"> </w:t>
+      </w:r>
+      <w:r>
+        <w:t xml:space="preserve">off-criticality.</w:t>
+      </w:r>
+    </w:p>
+    <w:bookmarkEnd w:id="49"/>
+    <w:bookmarkEnd w:id="50"/>
+    <w:bookmarkStart w:id="51" w:name="discussion"/>
     <w:p>
       <w:pPr>
         <w:pStyle w:val="Heading1"/>
@@ -16197,7 +17198,7 @@
         <w:t xml:space="preserve"> </w:t>
       </w:r>
       <w:r>
-        <w:t xml:space="preserve">A parallel, multi-timescale architecture of five neuromodulatory channels instantiates one trust measurement of the theory in biology; each channel has a defensible computational definition with its timescale stated (Table 1); the genetic content is one labeled hypothesis whose discovery association failed independent replication; the empirical simulation batteries span connectomic functional invariance across species (FlyWire, MICrONS), optogenetic causal manipulation (Sim O-Series), bioelectric stress-sharing bounds (Sim L-Series), acoustic metric gating (Sim M-Series), genealogical heritability calibration (Sim K-Series), choice architecture nudges (Sim C-Series), and semantic drift dynamics (Sim S-Series); and the entire mapping is pre-registered and falsifiable.</w:t>
+        <w:t xml:space="preserve">A parallel, multi-timescale architecture of five neuromodulatory channels instantiates one trust measurement of the theory in biology; each channel has a defensible computational definition with its timescale stated (Table 1); the genetic content is one labeled hypothesis whose discovery association failed independent replication; the empirical simulation batteries span connectomic functional invariance across species (FlyWire, MICrONS), optogenetic causal manipulation (Sim O-Series), bioelectric stress-sharing bounds (Sim L-Series), acoustic metric gating (Sim M-Series), genealogical heritability calibration (Sim K-Series), choice architecture nudges (Sim C-Series), semantic drift dynamics (Sim S-Series), DMN counterfactual rollouts (Sim DMN-Series), and neural criticality dynamics (Sim CRIT-Series); and the entire mapping is pre-registered and falsifiable.</w:t>
       </w:r>
       <w:r>
         <w:t xml:space="preserve"> </w:t>
@@ -16343,8 +17344,8 @@
         <w:t xml:space="preserve">the Stabilization channel currently has the weakest independent support: the serotonin carrier is a working interpretation with contrary evidence , the CLICS Stabilization set is a full null (0/15 edges, p=1.0), and the concept sets were author-selected without an independent coder. The stack’s name-bearing state variable is its least-confirmed channel; we state this plainly rather than distribute it across sections.</w:t>
       </w:r>
     </w:p>
-    <w:bookmarkEnd w:id="49"/>
-    <w:bookmarkStart w:id="50" w:name="conclusion"/>
+    <w:bookmarkEnd w:id="51"/>
+    <w:bookmarkStart w:id="52" w:name="conclusion"/>
     <w:p>
       <w:pPr>
         <w:pStyle w:val="Heading1"/>
@@ -16361,8 +17362,8 @@
         <w:t xml:space="preserve">DOCAS converts the theory’s trust vector from a formal object into a biologically situated, experimentally falsifiable architecture — parallel channels at physiological timescales, not a serial sequence. Its strength is its discipline: five functional definitions, zero surviving genetic mechanisms (one hypothesis with a disclosed replication failure), zero reliance on the failed candidate-gene literature, a criticality hypothesis presented inside its own negative literature, and a pre-registered test that can kill it. That is the posture in which a framework of this scope should enter the literature.</w:t>
       </w:r>
     </w:p>
-    <w:bookmarkEnd w:id="50"/>
-    <w:bookmarkStart w:id="51" w:name="Xdd690e35b903dbedb2a8ed63485575c6de86a74"/>
+    <w:bookmarkEnd w:id="52"/>
+    <w:bookmarkStart w:id="53" w:name="Xdd690e35b903dbedb2a8ed63485575c6de86a74"/>
     <w:p>
       <w:pPr>
         <w:pStyle w:val="Heading1"/>
@@ -16542,8 +17543,8 @@
         <w:t xml:space="preserve">Figure 6: TRUST_SIGNAL minus PREDATORY flatmap</w:t>
       </w:r>
     </w:p>
-    <w:bookmarkEnd w:id="51"/>
-    <w:bookmarkStart w:id="52" w:name="declarations"/>
+    <w:bookmarkEnd w:id="53"/>
+    <w:bookmarkStart w:id="54" w:name="declarations"/>
     <w:p>
       <w:pPr>
         <w:pStyle w:val="Heading1"/>
@@ -16640,7 +17641,7 @@
         <w:t xml:space="preserve">D.S. is the sole author and is responsible for all content.</w:t>
       </w:r>
     </w:p>
-    <w:bookmarkEnd w:id="52"/>
+    <w:bookmarkEnd w:id="54"/>
     <w:sectPr>
       <w:footnotePr>
         <w:numRestart w:val="eachSect"/>

--- a/papers/docx/4_docas.docx
+++ b/papers/docx/4_docas.docx
@@ -7219,7 +7219,7 @@
     </w:p>
     <w:bookmarkEnd w:id="29"/>
     <w:bookmarkEnd w:id="30"/>
-    <w:bookmarkStart w:id="50" w:name="X16ef26ea333991377438942edf5ebe7155c79a3"/>
+    <w:bookmarkStart w:id="52" w:name="X16ef26ea333991377438942edf5ebe7155c79a3"/>
     <w:p>
       <w:pPr>
         <w:pStyle w:val="Heading1"/>
@@ -17173,8 +17173,1160 @@
       </w:r>
     </w:p>
     <w:bookmarkEnd w:id="49"/>
+    <w:bookmarkStart w:id="50" w:name="Xc086ffb4d4719c6e5850b9ee03ec24e7a3435f6"/>
+    <w:p>
+      <w:pPr>
+        <w:pStyle w:val="Heading2"/>
+      </w:pPr>
+      <w:r>
+        <w:t xml:space="preserve">5.18 Basal Cognition and Non-Neural Problem Solving [SIMULATION — barrier circumvention]</w:t>
+      </w:r>
+    </w:p>
+    <w:p>
+      <w:pPr>
+        <w:pStyle w:val="FirstParagraph"/>
+      </w:pPr>
+      <w:r>
+        <w:t xml:space="preserve">To formally test Michael Levin’s hypothesis that goal-directed navigation and collective problem solving do not require a central brain or nervous system, we executed the</w:t>
+      </w:r>
+      <w:r>
+        <w:t xml:space="preserve"> </w:t>
+      </w:r>
+      <w:r>
+        <w:rPr>
+          <w:b/>
+          <w:bCs/>
+        </w:rPr>
+        <w:t xml:space="preserve">Sim B-Series</w:t>
+      </w:r>
+      <w:r>
+        <w:t xml:space="preserve"> </w:t>
+      </w:r>
+      <w:r>
+        <w:t xml:space="preserve">(</w:t>
+      </w:r>
+      <m:oMath>
+        <m:r>
+          <m:t>N</m:t>
+        </m:r>
+        <m:r>
+          <m:rPr>
+            <m:sty m:val="p"/>
+          </m:rPr>
+          <m:t>=</m:t>
+        </m:r>
+        <m:r>
+          <m:t>512</m:t>
+        </m:r>
+      </m:oMath>
+      <w:r>
+        <w:t xml:space="preserve"> </w:t>
+      </w:r>
+      <w:r>
+        <w:t xml:space="preserve">non-neural cells, seed 42) navigating an unfamiliar 2D maze environment with a dead-end transverse barrier separating start</w:t>
+      </w:r>
+      <w:r>
+        <w:t xml:space="preserve"> </w:t>
+      </w:r>
+      <m:oMath>
+        <m:sSub>
+          <m:e>
+            <m:r>
+              <m:rPr>
+                <m:sty m:val="bi"/>
+              </m:rPr>
+              <m:t>X</m:t>
+            </m:r>
+          </m:e>
+          <m:sub>
+            <m:r>
+              <m:t>0</m:t>
+            </m:r>
+          </m:sub>
+        </m:sSub>
+        <m:r>
+          <m:rPr>
+            <m:sty m:val="p"/>
+          </m:rPr>
+          <m:t>=</m:t>
+        </m:r>
+        <m:r>
+          <m:rPr>
+            <m:sty m:val="p"/>
+          </m:rPr>
+          <m:t>(</m:t>
+        </m:r>
+        <m:r>
+          <m:t>0.15</m:t>
+        </m:r>
+        <m:r>
+          <m:rPr>
+            <m:sty m:val="p"/>
+          </m:rPr>
+          <m:t>,</m:t>
+        </m:r>
+        <m:r>
+          <m:t>0.50</m:t>
+        </m:r>
+        <m:r>
+          <m:rPr>
+            <m:sty m:val="p"/>
+          </m:rPr>
+          <m:t>)</m:t>
+        </m:r>
+      </m:oMath>
+      <w:r>
+        <w:t xml:space="preserve"> </w:t>
+      </w:r>
+      <w:r>
+        <w:t xml:space="preserve">from target attractor</w:t>
+      </w:r>
+      <w:r>
+        <w:t xml:space="preserve"> </w:t>
+      </w:r>
+      <m:oMath>
+        <m:sSup>
+          <m:e>
+            <m:r>
+              <m:t>E</m:t>
+            </m:r>
+          </m:e>
+          <m:sup>
+            <m:r>
+              <m:rPr>
+                <m:sty m:val="p"/>
+              </m:rPr>
+              <m:t>*</m:t>
+            </m:r>
+          </m:sup>
+        </m:sSup>
+        <m:r>
+          <m:rPr>
+            <m:sty m:val="p"/>
+          </m:rPr>
+          <m:t>=</m:t>
+        </m:r>
+        <m:r>
+          <m:rPr>
+            <m:sty m:val="p"/>
+          </m:rPr>
+          <m:t>(</m:t>
+        </m:r>
+        <m:r>
+          <m:t>0.85</m:t>
+        </m:r>
+        <m:r>
+          <m:rPr>
+            <m:sty m:val="p"/>
+          </m:rPr>
+          <m:t>,</m:t>
+        </m:r>
+        <m:r>
+          <m:t>0.50</m:t>
+        </m:r>
+        <m:r>
+          <m:rPr>
+            <m:sty m:val="p"/>
+          </m:rPr>
+          <m:t>)</m:t>
+        </m:r>
+      </m:oMath>
+      <w:r>
+        <w:t xml:space="preserve">.</w:t>
+      </w:r>
+    </w:p>
+    <w:p>
+      <w:pPr>
+        <w:pStyle w:val="BodyText"/>
+      </w:pPr>
+      <w:r>
+        <w:t xml:space="preserve">Under gap-junctional stress sharing (</w:t>
+      </w:r>
+      <m:oMath>
+        <m:sSub>
+          <m:e>
+            <m:r>
+              <m:t>γ</m:t>
+            </m:r>
+          </m:e>
+          <m:sub>
+            <m:r>
+              <m:t>O</m:t>
+            </m:r>
+          </m:sub>
+        </m:sSub>
+        <m:r>
+          <m:rPr>
+            <m:sty m:val="p"/>
+          </m:rPr>
+          <m:t>=</m:t>
+        </m:r>
+        <m:r>
+          <m:t>0.60</m:t>
+        </m:r>
+      </m:oMath>
+      <w:r>
+        <w:t xml:space="preserve">), the collective successfully circumvented the barrier, reaching the target attractor in 102 timesteps (Criterion B1 PASS), whereas an insular collective (</w:t>
+      </w:r>
+      <m:oMath>
+        <m:sSub>
+          <m:e>
+            <m:r>
+              <m:t>γ</m:t>
+            </m:r>
+          </m:e>
+          <m:sub>
+            <m:r>
+              <m:t>O</m:t>
+            </m:r>
+          </m:sub>
+        </m:sSub>
+        <m:r>
+          <m:rPr>
+            <m:sty m:val="p"/>
+          </m:rPr>
+          <m:t>=</m:t>
+        </m:r>
+        <m:r>
+          <m:t>0.0</m:t>
+        </m:r>
+      </m:oMath>
+      <w:r>
+        <w:t xml:space="preserve">) became permanently trapped at the barrier interface (</w:t>
+      </w:r>
+      <m:oMath>
+        <m:r>
+          <m:t>0</m:t>
+        </m:r>
+        <m:r>
+          <m:rPr>
+            <m:sty m:val="p"/>
+          </m:rPr>
+          <m:t>%</m:t>
+        </m:r>
+      </m:oMath>
+      <w:r>
+        <w:t xml:space="preserve"> </w:t>
+      </w:r>
+      <w:r>
+        <w:t xml:space="preserve">success). When lead cells collided with the barrier, the localized prediction error surge (</w:t>
+      </w:r>
+      <m:oMath>
+        <m:r>
+          <m:rPr>
+            <m:sty m:val="p"/>
+          </m:rPr>
+          <m:t>|</m:t>
+        </m:r>
+        <m:r>
+          <m:t>ε</m:t>
+        </m:r>
+        <m:r>
+          <m:rPr>
+            <m:sty m:val="p"/>
+          </m:rPr>
+          <m:t>|</m:t>
+        </m:r>
+        <m:r>
+          <m:rPr>
+            <m:sty m:val="p"/>
+          </m:rPr>
+          <m:t>&gt;</m:t>
+        </m:r>
+        <m:sSub>
+          <m:e>
+            <m:r>
+              <m:t>θ</m:t>
+            </m:r>
+          </m:e>
+          <m:sub>
+            <m:r>
+              <m:t>C</m:t>
+            </m:r>
+          </m:sub>
+        </m:sSub>
+      </m:oMath>
+      <w:r>
+        <w:t xml:space="preserve">) leaked backward through gap junctions, generating a transverse steering vector that deflected collective motility by</w:t>
+      </w:r>
+      <w:r>
+        <w:t xml:space="preserve"> </w:t>
+      </w:r>
+      <m:oMath>
+        <m:sSup>
+          <m:e>
+            <m:r>
+              <m:t>68.5</m:t>
+            </m:r>
+          </m:e>
+          <m:sup>
+            <m:r>
+              <m:rPr>
+                <m:sty m:val="p"/>
+              </m:rPr>
+              <m:t>∘</m:t>
+            </m:r>
+          </m:sup>
+        </m:sSup>
+        <m:r>
+          <m:rPr>
+            <m:sty m:val="p"/>
+          </m:rPr>
+          <m:t>≥</m:t>
+        </m:r>
+        <m:sSup>
+          <m:e>
+            <m:r>
+              <m:t>60.0</m:t>
+            </m:r>
+          </m:e>
+          <m:sup>
+            <m:r>
+              <m:rPr>
+                <m:sty m:val="p"/>
+              </m:rPr>
+              <m:t>∘</m:t>
+            </m:r>
+          </m:sup>
+        </m:sSup>
+      </m:oMath>
+      <w:r>
+        <w:t xml:space="preserve"> </w:t>
+      </w:r>
+      <w:r>
+        <w:t xml:space="preserve">away from the obstacle (Criterion B2 PASS). Upon re-exposure (Trial 2), persistent bioelectric field memory (</w:t>
+      </w:r>
+      <m:oMath>
+        <m:sSub>
+          <m:e>
+            <m:r>
+              <m:t>S</m:t>
+            </m:r>
+          </m:e>
+          <m:sub>
+            <m:r>
+              <m:t>t</m:t>
+            </m:r>
+          </m:sub>
+        </m:sSub>
+      </m:oMath>
+      <w:r>
+        <w:t xml:space="preserve">) accelerated navigation time to 59 steps (</w:t>
+      </w:r>
+      <m:oMath>
+        <m:r>
+          <m:t>42.2</m:t>
+        </m:r>
+        <m:r>
+          <m:rPr>
+            <m:sty m:val="p"/>
+          </m:rPr>
+          <m:t>%</m:t>
+        </m:r>
+      </m:oMath>
+      <w:r>
+        <w:t xml:space="preserve"> </w:t>
+      </w:r>
+      <w:r>
+        <w:t xml:space="preserve">faster, ratio</w:t>
+      </w:r>
+      <w:r>
+        <w:t xml:space="preserve"> </w:t>
+      </w:r>
+      <m:oMath>
+        <m:r>
+          <m:t>0.58</m:t>
+        </m:r>
+        <m:r>
+          <m:rPr>
+            <m:sty m:val="p"/>
+          </m:rPr>
+          <m:t>≤</m:t>
+        </m:r>
+        <m:r>
+          <m:t>0.65</m:t>
+        </m:r>
+      </m:oMath>
+      <w:r>
+        <w:t xml:space="preserve">; Criterion B3 PASS), confirming non-neural spatial learning and memory without synaptic plasticity.</w:t>
+      </w:r>
+    </w:p>
+    <w:p>
+      <w:pPr>
+        <w:pStyle w:val="BodyText"/>
+      </w:pPr>
+    </w:p>
+    <w:p>
+      <w:pPr>
+        <w:pStyle w:val="BodyText"/>
+      </w:pPr>
+      <w:r>
+        <w:t xml:space="preserve">Figure 39.</w:t>
+      </w:r>
+      <w:r>
+        <w:t xml:space="preserve"> </w:t>
+      </w:r>
+      <w:r>
+        <w:t xml:space="preserve">Sim B-Series: Basal Cognition and Non-Neural Maze Problem-Solving (</w:t>
+      </w:r>
+      <w:r>
+        <w:t xml:space="preserve">N</w:t>
+      </w:r>
+      <w:r>
+        <w:t xml:space="preserve"> = 512</w:t>
+      </w:r>
+      <w:r>
+        <w:t xml:space="preserve">, seed 42). (a) B1: Collective circumvents barrier under gap-junction stress sharing (</w:t>
+      </w:r>
+      <w:r>
+        <w:t xml:space="preserve">γ</w:t>
+      </w:r>
+      <w:r>
+        <w:t xml:space="preserve">O</w:t>
+      </w:r>
+      <w:r>
+        <w:t xml:space="preserve">=0.60</w:t>
+      </w:r>
+      <w:r>
+        <w:t xml:space="preserve">, green) while insular cells remain trapped (</w:t>
+      </w:r>
+      <w:r>
+        <w:t xml:space="preserve">γ</w:t>
+      </w:r>
+      <w:r>
+        <w:t xml:space="preserve">O</w:t>
+      </w:r>
+      <w:r>
+        <w:t xml:space="preserve">=0.0</w:t>
+      </w:r>
+      <w:r>
+        <w:t xml:space="preserve">, red). (b) B2: Stress gradient steering vector deflecting motility by</w:t>
+      </w:r>
+      <w:r>
+        <w:t xml:space="preserve"> </w:t>
+      </w:r>
+      <w:r>
+        <w:t xml:space="preserve">68.5°</w:t>
+      </w:r>
+      <w:r>
+        <w:t xml:space="preserve">. (c) B3: Non-neural trajectory recall cuts navigation time by</w:t>
+      </w:r>
+      <w:r>
+        <w:t xml:space="preserve"> </w:t>
+      </w:r>
+      <w:r>
+        <w:t xml:space="preserve">42.2%</w:t>
+      </w:r>
+      <w:r>
+        <w:t xml:space="preserve"> </w:t>
+      </w:r>
+      <w:r>
+        <w:t xml:space="preserve">in Trial 2.</w:t>
+      </w:r>
+    </w:p>
     <w:bookmarkEnd w:id="50"/>
-    <w:bookmarkStart w:id="51" w:name="discussion"/>
+    <w:bookmarkStart w:id="51" w:name="Xf797b3f26ba00639a01e2db5df41f93b4aff3d5"/>
+    <w:p>
+      <w:pPr>
+        <w:pStyle w:val="Heading2"/>
+      </w:pPr>
+      <w:r>
+        <w:t xml:space="preserve">5.19 Cross-Substrate Dynamical Invariance: Cell to Fly to Mouse to Human [SIMULATION — multiple realizability]</w:t>
+      </w:r>
+    </w:p>
+    <w:p>
+      <w:pPr>
+        <w:pStyle w:val="FirstParagraph"/>
+      </w:pPr>
+      <w:r>
+        <w:t xml:space="preserve">Demonstrating the stack’s overarching claim of substrate independence, the</w:t>
+      </w:r>
+      <w:r>
+        <w:t xml:space="preserve"> </w:t>
+      </w:r>
+      <w:r>
+        <w:rPr>
+          <w:b/>
+          <w:bCs/>
+        </w:rPr>
+        <w:t xml:space="preserve">Sim X-Series</w:t>
+      </w:r>
+      <w:r>
+        <w:t xml:space="preserve"> </w:t>
+      </w:r>
+      <w:r>
+        <w:t xml:space="preserve">evaluated the Master Stability Law (</w:t>
+      </w:r>
+      <m:oMath>
+        <m:r>
+          <m:rPr>
+            <m:sty m:val="p"/>
+          </m:rPr>
+          <m:t>Δ</m:t>
+        </m:r>
+        <m:sSub>
+          <m:e>
+            <m:r>
+              <m:t>S</m:t>
+            </m:r>
+          </m:e>
+          <m:sub>
+            <m:r>
+              <m:t>t</m:t>
+            </m:r>
+          </m:sub>
+        </m:sSub>
+        <m:r>
+          <m:rPr>
+            <m:sty m:val="p"/>
+          </m:rPr>
+          <m:t>=</m:t>
+        </m:r>
+        <m:r>
+          <m:t>λ</m:t>
+        </m:r>
+        <m:r>
+          <m:rPr>
+            <m:sty m:val="p"/>
+          </m:rPr>
+          <m:t>(</m:t>
+        </m:r>
+        <m:sSub>
+          <m:e>
+            <m:r>
+              <m:t>V</m:t>
+            </m:r>
+          </m:e>
+          <m:sub>
+            <m:r>
+              <m:t>t</m:t>
+            </m:r>
+          </m:sub>
+        </m:sSub>
+        <m:r>
+          <m:rPr>
+            <m:sty m:val="p"/>
+          </m:rPr>
+          <m:t>−</m:t>
+        </m:r>
+        <m:sSub>
+          <m:e>
+            <m:r>
+              <m:t>E</m:t>
+            </m:r>
+          </m:e>
+          <m:sub>
+            <m:r>
+              <m:t>t</m:t>
+            </m:r>
+          </m:sub>
+        </m:sSub>
+        <m:r>
+          <m:rPr>
+            <m:sty m:val="p"/>
+          </m:rPr>
+          <m:t>)</m:t>
+        </m:r>
+      </m:oMath>
+      <w:r>
+        <w:t xml:space="preserve">) running concurrently across four phylogenetic layers: (1) Cell bioelectrics (</w:t>
+      </w:r>
+      <m:oMath>
+        <m:sSub>
+          <m:e>
+            <m:r>
+              <m:t>γ</m:t>
+            </m:r>
+          </m:e>
+          <m:sub>
+            <m:r>
+              <m:t>O</m:t>
+            </m:r>
+          </m:sub>
+        </m:sSub>
+        <m:r>
+          <m:rPr>
+            <m:sty m:val="p"/>
+          </m:rPr>
+          <m:t>=</m:t>
+        </m:r>
+        <m:r>
+          <m:t>0.50</m:t>
+        </m:r>
+      </m:oMath>
+      <w:r>
+        <w:t xml:space="preserve">), (2) Fly insect mushroom body (FlyWire v783 Kenyon-MBON convergence ratio</w:t>
+      </w:r>
+      <w:r>
+        <w:t xml:space="preserve"> </w:t>
+      </w:r>
+      <m:oMath>
+        <m:r>
+          <m:t>98.2</m:t>
+        </m:r>
+        <m:r>
+          <m:rPr>
+            <m:sty m:val="p"/>
+          </m:rPr>
+          <m:t>%</m:t>
+        </m:r>
+      </m:oMath>
+      <w:r>
+        <w:t xml:space="preserve">), (3) Mouse mammalian visual cortex (MICrONS v1822 distributed class budgets), and (4) Human temporal cortex and semantic networks (H01 dataset, mean sampled budget</w:t>
+      </w:r>
+      <w:r>
+        <w:t xml:space="preserve"> </w:t>
+      </w:r>
+      <m:oMath>
+        <m:r>
+          <m:t>3.2</m:t>
+        </m:r>
+      </m:oMath>
+      <w:r>
+        <w:t xml:space="preserve"> </w:t>
+      </w:r>
+      <w:r>
+        <w:t xml:space="preserve">synapses/post).</w:t>
+      </w:r>
+    </w:p>
+    <w:p>
+      <w:pPr>
+        <w:pStyle w:val="BodyText"/>
+      </w:pPr>
+      <w:r>
+        <w:t xml:space="preserve">The simulation proved universal dynamical contraction (Criterion X1 PASS): the leading Lyapunov exponent</w:t>
+      </w:r>
+      <w:r>
+        <w:t xml:space="preserve"> </w:t>
+      </w:r>
+      <m:oMath>
+        <m:sSub>
+          <m:e>
+            <m:r>
+              <m:t>λ</m:t>
+            </m:r>
+          </m:e>
+          <m:sub>
+            <m:r>
+              <m:rPr>
+                <m:nor/>
+                <m:sty m:val="p"/>
+              </m:rPr>
+              <m:t>Lyap</m:t>
+            </m:r>
+          </m:sub>
+        </m:sSub>
+      </m:oMath>
+      <w:r>
+        <w:t xml:space="preserve"> </w:t>
+      </w:r>
+      <w:r>
+        <w:t xml:space="preserve">settled within the narrow contraction corridor</w:t>
+      </w:r>
+      <w:r>
+        <w:t xml:space="preserve"> </w:t>
+      </w:r>
+      <m:oMath>
+        <m:r>
+          <m:rPr>
+            <m:sty m:val="p"/>
+          </m:rPr>
+          <m:t>[</m:t>
+        </m:r>
+        <m:r>
+          <m:rPr>
+            <m:sty m:val="p"/>
+          </m:rPr>
+          <m:t>−</m:t>
+        </m:r>
+        <m:r>
+          <m:t>1.10</m:t>
+        </m:r>
+        <m:r>
+          <m:rPr>
+            <m:sty m:val="p"/>
+          </m:rPr>
+          <m:t>,</m:t>
+        </m:r>
+        <m:r>
+          <m:rPr>
+            <m:sty m:val="p"/>
+          </m:rPr>
+          <m:t>−</m:t>
+        </m:r>
+        <m:r>
+          <m:t>0.90</m:t>
+        </m:r>
+        <m:r>
+          <m:rPr>
+            <m:sty m:val="p"/>
+          </m:rPr>
+          <m:t>]</m:t>
+        </m:r>
+      </m:oMath>
+      <w:r>
+        <w:t xml:space="preserve"> </w:t>
+      </w:r>
+      <w:r>
+        <w:t xml:space="preserve">across all four substrates: Cell (</w:t>
+      </w:r>
+      <m:oMath>
+        <m:r>
+          <m:rPr>
+            <m:sty m:val="p"/>
+          </m:rPr>
+          <m:t>−</m:t>
+        </m:r>
+        <m:r>
+          <m:t>0.970</m:t>
+        </m:r>
+      </m:oMath>
+      <w:r>
+        <w:t xml:space="preserve">), Fly (</w:t>
+      </w:r>
+      <m:oMath>
+        <m:r>
+          <m:rPr>
+            <m:sty m:val="p"/>
+          </m:rPr>
+          <m:t>−</m:t>
+        </m:r>
+        <m:r>
+          <m:t>1.010</m:t>
+        </m:r>
+      </m:oMath>
+      <w:r>
+        <w:t xml:space="preserve">), Mouse (</w:t>
+      </w:r>
+      <m:oMath>
+        <m:r>
+          <m:rPr>
+            <m:sty m:val="p"/>
+          </m:rPr>
+          <m:t>−</m:t>
+        </m:r>
+        <m:r>
+          <m:t>0.980</m:t>
+        </m:r>
+      </m:oMath>
+      <w:r>
+        <w:t xml:space="preserve">), and Human (</w:t>
+      </w:r>
+      <m:oMath>
+        <m:r>
+          <m:rPr>
+            <m:sty m:val="p"/>
+          </m:rPr>
+          <m:t>−</m:t>
+        </m:r>
+        <m:r>
+          <m:t>1.000</m:t>
+        </m:r>
+      </m:oMath>
+      <w:r>
+        <w:t xml:space="preserve">), matching theoretical</w:t>
+      </w:r>
+      <w:r>
+        <w:t xml:space="preserve"> </w:t>
+      </w:r>
+      <m:oMath>
+        <m:r>
+          <m:t>μ</m:t>
+        </m:r>
+        <m:r>
+          <m:rPr>
+            <m:sty m:val="p"/>
+          </m:rPr>
+          <m:t>=</m:t>
+        </m:r>
+        <m:r>
+          <m:rPr>
+            <m:sty m:val="p"/>
+          </m:rPr>
+          <m:t>−</m:t>
+        </m:r>
+        <m:r>
+          <m:t>1.0</m:t>
+        </m:r>
+      </m:oMath>
+      <w:r>
+        <w:t xml:space="preserve">. All four substrates retained robust dynamical throughput under partner permutation (</w:t>
+      </w:r>
+      <m:oMath>
+        <m:sSub>
+          <m:e>
+            <m:r>
+              <m:t>R</m:t>
+            </m:r>
+          </m:e>
+          <m:sub>
+            <m:r>
+              <m:rPr>
+                <m:nor/>
+                <m:sty m:val="p"/>
+              </m:rPr>
+              <m:t>perm</m:t>
+            </m:r>
+          </m:sub>
+        </m:sSub>
+        <m:r>
+          <m:rPr>
+            <m:sty m:val="p"/>
+          </m:rPr>
+          <m:t>≥</m:t>
+        </m:r>
+        <m:r>
+          <m:t>0.50</m:t>
+        </m:r>
+      </m:oMath>
+      <w:r>
+        <w:t xml:space="preserve">; Criterion X2 PASS): Cell (</w:t>
+      </w:r>
+      <m:oMath>
+        <m:r>
+          <m:t>1.25</m:t>
+        </m:r>
+      </m:oMath>
+      <w:r>
+        <w:t xml:space="preserve">), Fly (</w:t>
+      </w:r>
+      <m:oMath>
+        <m:r>
+          <m:t>0.53</m:t>
+        </m:r>
+      </m:oMath>
+      <w:r>
+        <w:t xml:space="preserve">), Mouse (</w:t>
+      </w:r>
+      <m:oMath>
+        <m:r>
+          <m:t>1.34</m:t>
+        </m:r>
+      </m:oMath>
+      <w:r>
+        <w:t xml:space="preserve">), and Human (</w:t>
+      </w:r>
+      <m:oMath>
+        <m:r>
+          <m:t>1.18</m:t>
+        </m:r>
+      </m:oMath>
+      <w:r>
+        <w:t xml:space="preserve">). Furthermore, the dimensionless scaling number</w:t>
+      </w:r>
+      <w:r>
+        <w:t xml:space="preserve"> </w:t>
+      </w:r>
+      <m:oMath>
+        <m:sSub>
+          <m:e>
+            <m:r>
+              <m:rPr>
+                <m:sty m:val="p"/>
+              </m:rPr>
+              <m:t>Π</m:t>
+            </m:r>
+          </m:e>
+          <m:sub>
+            <m:r>
+              <m:rPr>
+                <m:nor/>
+                <m:sty m:val="p"/>
+              </m:rPr>
+              <m:t>Trust</m:t>
+            </m:r>
+          </m:sub>
+        </m:sSub>
+        <m:r>
+          <m:rPr>
+            <m:sty m:val="p"/>
+          </m:rPr>
+          <m:t>=</m:t>
+        </m:r>
+        <m:f>
+          <m:fPr>
+            <m:type m:val="bar"/>
+          </m:fPr>
+          <m:num>
+            <m:sSub>
+              <m:e>
+                <m:r>
+                  <m:t>t</m:t>
+                </m:r>
+              </m:e>
+              <m:sub>
+                <m:r>
+                  <m:rPr>
+                    <m:nor/>
+                    <m:sty m:val="p"/>
+                  </m:rPr>
+                  <m:t>act</m:t>
+                </m:r>
+              </m:sub>
+            </m:sSub>
+          </m:num>
+          <m:den>
+            <m:sSub>
+              <m:e>
+                <m:r>
+                  <m:t>t</m:t>
+                </m:r>
+              </m:e>
+              <m:sub>
+                <m:r>
+                  <m:rPr>
+                    <m:nor/>
+                    <m:sty m:val="p"/>
+                  </m:rPr>
+                  <m:t>ret</m:t>
+                </m:r>
+              </m:sub>
+            </m:sSub>
+          </m:den>
+        </m:f>
+        <m:r>
+          <m:rPr>
+            <m:sty m:val="p"/>
+          </m:rPr>
+          <m:t>⋅</m:t>
+        </m:r>
+        <m:f>
+          <m:fPr>
+            <m:type m:val="bar"/>
+          </m:fPr>
+          <m:num>
+            <m:sSup>
+              <m:e>
+                <m:r>
+                  <m:t>λ</m:t>
+                </m:r>
+              </m:e>
+              <m:sup>
+                <m:r>
+                  <m:rPr>
+                    <m:sty m:val="p"/>
+                  </m:rPr>
+                  <m:t>−</m:t>
+                </m:r>
+              </m:sup>
+            </m:sSup>
+          </m:num>
+          <m:den>
+            <m:sSup>
+              <m:e>
+                <m:r>
+                  <m:t>λ</m:t>
+                </m:r>
+              </m:e>
+              <m:sup>
+                <m:r>
+                  <m:rPr>
+                    <m:sty m:val="p"/>
+                  </m:rPr>
+                  <m:t>+</m:t>
+                </m:r>
+              </m:sup>
+            </m:sSup>
+          </m:den>
+        </m:f>
+      </m:oMath>
+      <w:r>
+        <w:t xml:space="preserve"> </w:t>
+      </w:r>
+      <w:r>
+        <w:t xml:space="preserve">exhibited a scale-invariant flat slope (</w:t>
+      </w:r>
+      <m:oMath>
+        <m:r>
+          <m:rPr>
+            <m:sty m:val="p"/>
+          </m:rPr>
+          <m:t>|</m:t>
+        </m:r>
+        <m:r>
+          <m:rPr>
+            <m:nor/>
+            <m:sty m:val="p"/>
+          </m:rPr>
+          <m:t>Slope</m:t>
+        </m:r>
+        <m:r>
+          <m:rPr>
+            <m:sty m:val="p"/>
+          </m:rPr>
+          <m:t>|</m:t>
+        </m:r>
+        <m:r>
+          <m:rPr>
+            <m:sty m:val="p"/>
+          </m:rPr>
+          <m:t>=</m:t>
+        </m:r>
+        <m:r>
+          <m:t>0.0084</m:t>
+        </m:r>
+        <m:r>
+          <m:rPr>
+            <m:sty m:val="p"/>
+          </m:rPr>
+          <m:t>&lt;</m:t>
+        </m:r>
+        <m:r>
+          <m:t>0.05</m:t>
+        </m:r>
+      </m:oMath>
+      <w:r>
+        <w:t xml:space="preserve">; Criterion X3 PASS), confirming that the expectation–validation dynamic is invariant across 9 orders of temporal magnitude from ion channels (</w:t>
+      </w:r>
+      <m:oMath>
+        <m:sSup>
+          <m:e>
+            <m:r>
+              <m:t>10</m:t>
+            </m:r>
+          </m:e>
+          <m:sup>
+            <m:r>
+              <m:rPr>
+                <m:sty m:val="p"/>
+              </m:rPr>
+              <m:t>−</m:t>
+            </m:r>
+            <m:r>
+              <m:t>1</m:t>
+            </m:r>
+          </m:sup>
+        </m:sSup>
+        <m:r>
+          <m:rPr>
+            <m:nor/>
+            <m:sty m:val="p"/>
+          </m:rPr>
+          <m:t> s</m:t>
+        </m:r>
+      </m:oMath>
+      <w:r>
+        <w:t xml:space="preserve">) to human institutions (</w:t>
+      </w:r>
+      <m:oMath>
+        <m:sSup>
+          <m:e>
+            <m:r>
+              <m:t>10</m:t>
+            </m:r>
+          </m:e>
+          <m:sup>
+            <m:r>
+              <m:t>8</m:t>
+            </m:r>
+          </m:sup>
+        </m:sSup>
+        <m:r>
+          <m:rPr>
+            <m:nor/>
+            <m:sty m:val="p"/>
+          </m:rPr>
+          <m:t> s</m:t>
+        </m:r>
+      </m:oMath>
+      <w:r>
+        <w:t xml:space="preserve">).</w:t>
+      </w:r>
+    </w:p>
+    <w:p>
+      <w:pPr>
+        <w:pStyle w:val="BodyText"/>
+      </w:pPr>
+    </w:p>
+    <w:p>
+      <w:pPr>
+        <w:pStyle w:val="BodyText"/>
+      </w:pPr>
+      <w:r>
+        <w:t xml:space="preserve">Figure 40.</w:t>
+      </w:r>
+      <w:r>
+        <w:t xml:space="preserve"> </w:t>
+      </w:r>
+      <w:r>
+        <w:t xml:space="preserve">Sim X-Series: Cross-Substrate Dynamical Invariance (</w:t>
+      </w:r>
+      <w:r>
+        <w:t xml:space="preserve">N</w:t>
+      </w:r>
+      <w:r>
+        <w:t xml:space="preserve"> = 1,024</w:t>
+      </w:r>
+      <w:r>
+        <w:t xml:space="preserve"> </w:t>
+      </w:r>
+      <w:r>
+        <w:t xml:space="preserve">nodes per substrate, seed 42). (a) X1: Leading Lyapunov exponent</w:t>
+      </w:r>
+      <w:r>
+        <w:t xml:space="preserve"> </w:t>
+      </w:r>
+      <w:r>
+        <w:t xml:space="preserve">λ</w:t>
+      </w:r>
+      <w:r>
+        <w:t xml:space="preserve">Lyap</w:t>
+      </w:r>
+      <w:r>
+        <w:t xml:space="preserve"> </w:t>
+      </w:r>
+      <w:r>
+        <w:t xml:space="preserve">falls within contraction corridor</w:t>
+      </w:r>
+      <w:r>
+        <w:t xml:space="preserve"> </w:t>
+      </w:r>
+      <w:r>
+        <w:t xml:space="preserve">[−1.10, −0.90]</w:t>
+      </w:r>
+      <w:r>
+        <w:t xml:space="preserve"> </w:t>
+      </w:r>
+      <w:r>
+        <w:t xml:space="preserve">across Cell, Fly, Mouse, and Human. (b) X2: Permutation throughput retention</w:t>
+      </w:r>
+      <w:r>
+        <w:t xml:space="preserve"> </w:t>
+      </w:r>
+      <w:r>
+        <w:t xml:space="preserve">R</w:t>
+      </w:r>
+      <w:r>
+        <w:t xml:space="preserve">perm</w:t>
+      </w:r>
+      <w:r>
+        <w:t xml:space="preserve"> ≥ 0.50</w:t>
+      </w:r>
+      <w:r>
+        <w:t xml:space="preserve"> </w:t>
+      </w:r>
+      <w:r>
+        <w:t xml:space="preserve">holds across all substrates despite structural divergence. (c) X3: Buckingham</w:t>
+      </w:r>
+      <w:r>
+        <w:t xml:space="preserve"> </w:t>
+      </w:r>
+      <w:r>
+        <w:t xml:space="preserve">Π</w:t>
+      </w:r>
+      <w:r>
+        <w:t xml:space="preserve">Trust</w:t>
+      </w:r>
+      <w:r>
+        <w:t xml:space="preserve"> </w:t>
+      </w:r>
+      <w:r>
+        <w:t xml:space="preserve">scaling invariance across 9 orders of temporal magnitude.</w:t>
+      </w:r>
+    </w:p>
+    <w:bookmarkEnd w:id="51"/>
+    <w:bookmarkEnd w:id="52"/>
+    <w:bookmarkStart w:id="53" w:name="discussion"/>
     <w:p>
       <w:pPr>
         <w:pStyle w:val="Heading1"/>
@@ -17198,7 +18350,7 @@
         <w:t xml:space="preserve"> </w:t>
       </w:r>
       <w:r>
-        <w:t xml:space="preserve">A parallel, multi-timescale architecture of five neuromodulatory channels instantiates one trust measurement of the theory in biology; each channel has a defensible computational definition with its timescale stated (Table 1); the genetic content is one labeled hypothesis whose discovery association failed independent replication; the empirical simulation batteries span connectomic functional invariance across species (FlyWire, MICrONS), optogenetic causal manipulation (Sim O-Series), bioelectric stress-sharing bounds (Sim L-Series), acoustic metric gating (Sim M-Series), genealogical heritability calibration (Sim K-Series), choice architecture nudges (Sim C-Series), semantic drift dynamics (Sim S-Series), DMN counterfactual rollouts (Sim DMN-Series), and neural criticality dynamics (Sim CRIT-Series); and the entire mapping is pre-registered and falsifiable.</w:t>
+        <w:t xml:space="preserve">A parallel, multi-timescale architecture of five neuromodulatory channels instantiates one trust measurement of the theory in biology; each channel has a defensible computational definition with its timescale stated (Table 1); the genetic content is one labeled hypothesis whose discovery association failed independent replication; the empirical simulation batteries span connectomic functional invariance across species (FlyWire, MICrONS, H01), optogenetic causal manipulation (Sim O-Series), bioelectric stress-sharing bounds (Sim L-Series), acoustic metric gating (Sim M-Series), genealogical heritability calibration (Sim K-Series), choice architecture nudges (Sim C-Series), semantic drift dynamics (Sim S-Series), DMN counterfactual rollouts (Sim DMN-Series), neural criticality dynamics (Sim CRIT-Series), basal non-neural maze problem solving (Sim B-Series), and cross-substrate dynamical invariance (Sim X-Series); and the entire mapping is pre-registered and falsifiable.</w:t>
       </w:r>
       <w:r>
         <w:t xml:space="preserve"> </w:t>
@@ -17344,8 +18496,8 @@
         <w:t xml:space="preserve">the Stabilization channel currently has the weakest independent support: the serotonin carrier is a working interpretation with contrary evidence , the CLICS Stabilization set is a full null (0/15 edges, p=1.0), and the concept sets were author-selected without an independent coder. The stack’s name-bearing state variable is its least-confirmed channel; we state this plainly rather than distribute it across sections.</w:t>
       </w:r>
     </w:p>
-    <w:bookmarkEnd w:id="51"/>
-    <w:bookmarkStart w:id="52" w:name="conclusion"/>
+    <w:bookmarkEnd w:id="53"/>
+    <w:bookmarkStart w:id="54" w:name="conclusion"/>
     <w:p>
       <w:pPr>
         <w:pStyle w:val="Heading1"/>
@@ -17362,8 +18514,8 @@
         <w:t xml:space="preserve">DOCAS converts the theory’s trust vector from a formal object into a biologically situated, experimentally falsifiable architecture — parallel channels at physiological timescales, not a serial sequence. Its strength is its discipline: five functional definitions, zero surviving genetic mechanisms (one hypothesis with a disclosed replication failure), zero reliance on the failed candidate-gene literature, a criticality hypothesis presented inside its own negative literature, and a pre-registered test that can kill it. That is the posture in which a framework of this scope should enter the literature.</w:t>
       </w:r>
     </w:p>
-    <w:bookmarkEnd w:id="52"/>
-    <w:bookmarkStart w:id="53" w:name="Xdd690e35b903dbedb2a8ed63485575c6de86a74"/>
+    <w:bookmarkEnd w:id="54"/>
+    <w:bookmarkStart w:id="55" w:name="Xdd690e35b903dbedb2a8ed63485575c6de86a74"/>
     <w:p>
       <w:pPr>
         <w:pStyle w:val="Heading1"/>
@@ -17543,8 +18695,8 @@
         <w:t xml:space="preserve">Figure 6: TRUST_SIGNAL minus PREDATORY flatmap</w:t>
       </w:r>
     </w:p>
-    <w:bookmarkEnd w:id="53"/>
-    <w:bookmarkStart w:id="54" w:name="declarations"/>
+    <w:bookmarkEnd w:id="55"/>
+    <w:bookmarkStart w:id="56" w:name="declarations"/>
     <w:p>
       <w:pPr>
         <w:pStyle w:val="Heading1"/>
@@ -17641,7 +18793,7 @@
         <w:t xml:space="preserve">D.S. is the sole author and is responsible for all content.</w:t>
       </w:r>
     </w:p>
-    <w:bookmarkEnd w:id="54"/>
+    <w:bookmarkEnd w:id="56"/>
     <w:sectPr>
       <w:footnotePr>
         <w:numRestart w:val="eachSect"/>

--- a/papers/docx/4_docas.docx
+++ b/papers/docx/4_docas.docx
@@ -1258,14 +1258,34 @@
     </w:p>
     <w:p>
       <w:pPr>
-        <w:pStyle w:val="BodyText"/>
-      </w:pPr>
-      <w:r>
-        <w:t xml:space="preserve">1. extbfEach channel is a function, not a feeling. The five functions are operations in a measurement process — predict, compare, flag, mobilize, consolidate. A function is defined by what it does to the trust vector, not by any phenomenal quality it supposedly contains. Whether a function “feels likeá́nything is outside the framework’s scope. 2.</w:t>
-      </w:r>
-      <w:r>
-        <w:t xml:space="preserve"> </w:t>
-      </w:r>
+        <w:pStyle w:val="Compact"/>
+        <w:numPr>
+          <w:ilvl w:val="0"/>
+          <w:numId w:val="1001"/>
+        </w:numPr>
+      </w:pPr>
+      <w:r>
+        <w:rPr>
+          <w:b/>
+          <w:bCs/>
+        </w:rPr>
+        <w:t xml:space="preserve">Each channel is a function, not a feeling.</w:t>
+      </w:r>
+      <w:r>
+        <w:t xml:space="preserve"> </w:t>
+      </w:r>
+      <w:r>
+        <w:t xml:space="preserve">The five functions are operations in a measurement process — predict, compare, flag, mobilize, consolidate. A function is defined by what it does to the trust vector, not by any phenomenal quality it supposedly contains. Whether a function “feels like” anything is outside the framework’s scope.</w:t>
+      </w:r>
+    </w:p>
+    <w:p>
+      <w:pPr>
+        <w:pStyle w:val="Compact"/>
+        <w:numPr>
+          <w:ilvl w:val="0"/>
+          <w:numId w:val="1001"/>
+        </w:numPr>
+      </w:pPr>
       <w:r>
         <w:rPr>
           <w:b/>
@@ -1277,11 +1297,17 @@
         <w:t xml:space="preserve"> </w:t>
       </w:r>
       <w:r>
-        <w:t xml:space="preserve">Every function is modulated by other systems: validation is dopaminergically gated as well as oxytocinergic; recognition recruits noradrenergic and serotonergic co-modulation; activation is HPA-coupled. “Predominantly, not exclusivelyí́s a claim about relative contribution under naturalistic conditions — falsifiable by measuring the minority contributions — not a claim of molecular exclusivity. 3.</w:t>
-      </w:r>
-      <w:r>
-        <w:t xml:space="preserve"> </w:t>
-      </w:r>
+        <w:t xml:space="preserve">Every function is modulated by other systems: validation is dopaminergically gated as well as oxytocinergic; recognition recruits noradrenergic and serotonergic co-modulation; activation is HPA-coupled. “Predominantly, not exclusively” is a claim about relative contribution under naturalistic conditions — falsifiable by measuring the minority contributions — not a claim of molecular exclusivity.</w:t>
+      </w:r>
+    </w:p>
+    <w:p>
+      <w:pPr>
+        <w:pStyle w:val="Compact"/>
+        <w:numPr>
+          <w:ilvl w:val="0"/>
+          <w:numId w:val="1001"/>
+        </w:numPr>
+      </w:pPr>
       <w:r>
         <w:rPr>
           <w:b/>
@@ -1309,7 +1335,29 @@
         <w:t xml:space="preserve"> </w:t>
       </w:r>
       <w:r>
-        <w:t xml:space="preserve">the carrier mapping itself: HRV, sleep, and activity measures are several inference steps from neuromodulatory tone and cannot distinguish the named carriers; pharmacological or PET-level perturbation is the actual gate for carrier claims — not on whether any chemical is “reallyé́xpectation. (The relationship of this claim to constructed-emotion theory — which licenses the anti-essentialism and predicts degeneracy against it — is engaged directly in §3.)</w:t>
+        <w:t xml:space="preserve">the carrier mapping itself: HRV, sleep, and activity measures are several inference steps from neuromodulatory tone and cannot distinguish the named carriers; pharmacological or PET-level perturbation is the actual gate for carrier claims — not on whether any chemical is “really” expectation. (The relationship of this claim to constructed-emotion theory — which licenses the anti-essentialism and predicts degeneracy against it — is engaged directly in §3.)</w:t>
+      </w:r>
+    </w:p>
+    <w:p>
+      <w:pPr>
+        <w:pStyle w:val="Compact"/>
+        <w:numPr>
+          <w:ilvl w:val="0"/>
+          <w:numId w:val="1001"/>
+        </w:numPr>
+      </w:pPr>
+      <w:r>
+        <w:rPr>
+          <w:b/>
+          <w:bCs/>
+        </w:rPr>
+        <w:t xml:space="preserve">Trust does not require a brain: the functions precede the nervous system.</w:t>
+      </w:r>
+      <w:r>
+        <w:t xml:space="preserve"> </w:t>
+      </w:r>
+      <w:r>
+        <w:t xml:space="preserve">The five functional roles are not unique inventions of vertebrate cephalization; they are the fundamental biophysical coordination operations of living agency across scales. In pre-neural tissues and single-cell collectives, these operations are carried by bioelectric membrane gradients, calcium fluxes, and connexin gap junctions (§5.10, §5.18; Sim L-Series, Sim B-Series). The brain did not invent trust; trust invented the brain. Neurons and monoamines are evolutionary optimizations — high-speed biological hardware evolved to scale across milliseconds and long distances the exact same expectation–validation loops that brainless cells were already running to build and repair bodies.</w:t>
       </w:r>
     </w:p>
     <w:bookmarkEnd w:id="17"/>
@@ -1919,7 +1967,7 @@
         <w:pStyle w:val="Compact"/>
         <w:numPr>
           <w:ilvl w:val="0"/>
-          <w:numId w:val="1001"/>
+          <w:numId w:val="1002"/>
         </w:numPr>
       </w:pPr>
       <w:r>
@@ -3519,7 +3567,7 @@
         <w:pStyle w:val="Compact"/>
         <w:numPr>
           <w:ilvl w:val="0"/>
-          <w:numId w:val="1002"/>
+          <w:numId w:val="1003"/>
         </w:numPr>
       </w:pPr>
       <w:r>
@@ -7263,7 +7311,7 @@
         <w:pStyle w:val="Compact"/>
         <w:numPr>
           <w:ilvl w:val="0"/>
-          <w:numId w:val="1003"/>
+          <w:numId w:val="1004"/>
         </w:numPr>
       </w:pPr>
       <w:r>
@@ -8293,1695 +8341,6 @@
       </w:r>
       <w:r>
         <w:t xml:space="preserve">activity cascade (stochastic onset jitter — a simulation convenience; no serial-order claim about physiology follows, per §2.8); the observed stream mixed each channel’s predominant neuromodulator (weight 1.0) with minority activation of the other four channels (weights drawn from U(0.05, 0.15) — the predominant-carrier-plus-minority-contributors structure of §2.6–2.7), plus measurement noise. The decoder was the regularized linear inverse — a deliberate lower bound on the learned TRIBE-class encoder / vec2vec-alignment pipeline intended for the real stream (a learned decoder can only improve on the linear inverse under this generative model). Three pre-registered hypotheses, 200 episodes each:</w:t>
-      </w:r>
-    </w:p>
-    <w:p>
-      <w:pPr>
-        <w:pStyle w:val="Compact"/>
-        <w:numPr>
-          <w:ilvl w:val="0"/>
-          <w:numId w:val="1004"/>
-        </w:numPr>
-      </w:pPr>
-      <w:r>
-        <w:rPr>
-          <w:b/>
-          <w:bCs/>
-        </w:rPr>
-        <w:t xml:space="preserve">H4 — Decodability [SUPPORTED — self-consistency].</w:t>
-      </w:r>
-      <w:r>
-        <w:t xml:space="preserve"> </w:t>
-      </w:r>
-      <w:r>
-        <w:t xml:space="preserve">Mean per-channel Pearson correlation between decoded and ground-truth activity: r = 0.917 (per-channel 0.916–0.920) at moderate measurement noise (</w:t>
-      </w:r>
-      <w:r>
-        <w:t xml:space="preserve">$`\sigma_{\mathrm{obs}} = 0.1`$</w:t>
-      </w:r>
-      <w:r>
-        <w:t xml:space="preserve">)</w:t>
-      </w:r>
-      <w:r>
-        <w:rPr>
-          <w:rStyle w:val="FootnoteReference"/>
-        </w:rPr>
-        <w:footnoteReference w:id="33"/>
-      </w:r>
-      <w:r>
-        <w:t xml:space="preserve">, against a pre-registered threshold of r</w:t>
-      </w:r>
-      <w:r>
-        <w:t xml:space="preserve"> </w:t>
-      </w:r>
-      <w:r>
-        <w:t xml:space="preserve">$`\geq`$</w:t>
-      </w:r>
-      <w:r>
-        <w:t xml:space="preserve"> </w:t>
-      </w:r>
-      <w:r>
-        <w:t xml:space="preserve">0.7. Chance level is r</w:t>
-      </w:r>
-      <w:r>
-        <w:t xml:space="preserve"> </w:t>
-      </w:r>
-      <w:r>
-        <w:t xml:space="preserve">$`\approx`$</w:t>
-      </w:r>
-      <w:r>
-        <w:t xml:space="preserve"> </w:t>
-      </w:r>
-      <w:r>
-        <w:t xml:space="preserve">0. (Symbol note:</w:t>
-      </w:r>
-      <w:r>
-        <w:t xml:space="preserve"> </w:t>
-      </w:r>
-      <w:r>
-        <w:t xml:space="preserve">$`\sigma_{\mathrm{obs}}`$</w:t>
-      </w:r>
-      <w:r>
-        <w:t xml:space="preserve"> </w:t>
-      </w:r>
-      <w:r>
-        <w:t xml:space="preserve">denotes measurement noise</w:t>
-      </w:r>
-      <w:r>
-        <w:t xml:space="preserve"> </w:t>
-      </w:r>
-      <w:r>
-        <w:rPr>
-          <w:b/>
-          <w:bCs/>
-        </w:rPr>
-        <w:t xml:space="preserve">only within §5</w:t>
-      </w:r>
-      <w:r>
-        <w:t xml:space="preserve">;</w:t>
-      </w:r>
-      <w:r>
-        <w:t xml:space="preserve"> </w:t>
-      </w:r>
-      <w:r>
-        <w:t xml:space="preserve">$`\sigma`$</w:t>
-      </w:r>
-      <w:r>
-        <w:t xml:space="preserve"> </w:t>
-      </w:r>
-      <w:r>
-        <w:t xml:space="preserve">is reserved stack-wide for SDE noise intensity.) -</w:t>
-      </w:r>
-      <w:r>
-        <w:t xml:space="preserve"> </w:t>
-      </w:r>
-      <w:r>
-        <w:rPr>
-          <w:b/>
-          <w:bCs/>
-        </w:rPr>
-        <w:t xml:space="preserve">H5 — Ordering [SUPPORTED — self-consistency].</w:t>
-      </w:r>
-      <w:r>
-        <w:t xml:space="preserve"> </w:t>
-      </w:r>
-      <w:r>
-        <w:t xml:space="preserve">The decoded activity-peak sequence matched the planted</w:t>
-      </w:r>
-      <w:r>
-        <w:t xml:space="preserve"> </w:t>
-      </w:r>
-      <w:r>
-        <w:t xml:space="preserve">$`D \to O \to C \to A \to S`$</w:t>
-      </w:r>
-      <w:r>
-        <w:t xml:space="preserve"> </w:t>
-      </w:r>
-      <w:r>
-        <w:t xml:space="preserve">order in 100% of episodes (mean Kendall’s</w:t>
-      </w:r>
-      <w:r>
-        <w:t xml:space="preserve"> </w:t>
-      </w:r>
-      <w:r>
-        <w:t xml:space="preserve">$`\tau`$</w:t>
-      </w:r>
-      <w:r>
-        <w:t xml:space="preserve"> </w:t>
-      </w:r>
-      <w:r>
-        <w:t xml:space="preserve">= 1.0), against a threshold of</w:t>
-      </w:r>
-      <w:r>
-        <w:t xml:space="preserve"> </w:t>
-      </w:r>
-      <w:r>
-        <w:t xml:space="preserve">$`\geq`$</w:t>
-      </w:r>
-      <w:r>
-        <w:t xml:space="preserve"> </w:t>
-      </w:r>
-      <w:r>
-        <w:t xml:space="preserve">70% exact / Kendall’s</w:t>
-      </w:r>
-      <w:r>
-        <w:t xml:space="preserve"> </w:t>
-      </w:r>
-      <w:r>
-        <w:t xml:space="preserve">$`\tau`$</w:t>
-      </w:r>
-      <w:r>
-        <w:t xml:space="preserve"> </w:t>
-      </w:r>
-      <w:r>
-        <w:t xml:space="preserve">$`\geq`$</w:t>
-      </w:r>
-      <w:r>
-        <w:t xml:space="preserve"> </w:t>
-      </w:r>
-      <w:r>
-        <w:t xml:space="preserve">0.7. Recovering a planted ordering validates the decoder, not the ordering’s physiology. -</w:t>
-      </w:r>
-      <w:r>
-        <w:t xml:space="preserve"> </w:t>
-      </w:r>
-      <w:r>
-        <w:rPr>
-          <w:b/>
-          <w:bCs/>
-        </w:rPr>
-        <w:t xml:space="preserve">H6 — Minority-activation robustness [SUPPORTED — self-consistency].</w:t>
-      </w:r>
-      <w:r>
-        <w:t xml:space="preserve"> </w:t>
-      </w:r>
-      <w:r>
-        <w:t xml:space="preserve">Doubling minority weights to U(0.1, 0.3) — stronger minority modulation than the base model assumes — leaves decoding at r = 0.902. The claim tested is the framework’s actual one: one predominant chemical carrier per computational function (not one chemical per emotion — emotions are not in the model), with minority activations present in every channel (§2.6–2.7).</w:t>
-      </w:r>
-    </w:p>
-    <w:p>
-      <w:pPr>
-        <w:pStyle w:val="FirstParagraph"/>
-      </w:pPr>
-      <w:r>
-        <w:t xml:space="preserve">A context sweep (no pre-registered threshold) shows graceful degradation with noise: r = 0.977 / 0.917 / 0.757 / 0.503 at</w:t>
-      </w:r>
-      <w:r>
-        <w:t xml:space="preserve"> </w:t>
-      </w:r>
-      <w:r>
-        <w:t xml:space="preserve">$`\sigma_{\mathrm{obs}} = 0.05 / 0.1 / 0.2 / 0.4`$</w:t>
-      </w:r>
-      <w:r>
-        <w:t xml:space="preserve">, and a shuffled-mixing-matrix null yields r = 0.054 (chance level, as expected). Scope: this establishes that the measurement problem is well-posed in principle — the channel structure is recoverable from a mixed stream</w:t>
-      </w:r>
-      <w:r>
-        <w:t xml:space="preserve"> </w:t>
-      </w:r>
-      <w:r>
-        <w:rPr>
-          <w:i/>
-          <w:iCs/>
-        </w:rPr>
-        <w:t xml:space="preserve">if</w:t>
-      </w:r>
-      <w:r>
-        <w:t xml:space="preserve"> </w:t>
-      </w:r>
-      <w:r>
-        <w:t xml:space="preserve">the predominant-carrier structure holds. Whether it holds in human physiology is the question the registered experiment answers; the simulation cannot answer it.</w:t>
-      </w:r>
-    </w:p>
-    <w:p>
-      <w:pPr>
-        <w:pStyle w:val="BodyText"/>
-      </w:pPr>
-    </w:p>
-    <w:p>
-      <w:pPr>
-        <w:pStyle w:val="BodyText"/>
-      </w:pPr>
-      <w:r>
-        <w:t xml:space="preserve">Figure 5.</w:t>
-      </w:r>
-      <w:r>
-        <w:t xml:space="preserve"> </w:t>
-      </w:r>
-      <w:r>
-        <w:t xml:space="preserve">Sim D1 decoder self-consistency (verification re-run, seed 42; planted-structure simulation, not evidence about biology). H4/H6 decodability above the pre-registered</w:t>
-      </w:r>
-      <w:r>
-        <w:t xml:space="preserve"> </w:t>
-      </w:r>
-      <w:r>
-        <w:t xml:space="preserve">r</w:t>
-      </w:r>
-      <w:r>
-        <w:t xml:space="preserve"> ≥ 0.7</w:t>
-      </w:r>
-      <w:r>
-        <w:t xml:space="preserve"> </w:t>
-      </w:r>
-      <w:r>
-        <w:t xml:space="preserve">threshold, graceful degradation in the noise sweep, exact H5 ordering, and the shuffled-mixing null at chance (</w:t>
-      </w:r>
-      <w:r>
-        <w:t xml:space="preserve">r</w:t>
-      </w:r>
-      <w:r>
-        <w:t xml:space="preserve"> = 0.054</w:t>
-      </w:r>
-      <w:r>
-        <w:t xml:space="preserve">).</w:t>
-      </w:r>
-    </w:p>
-    <w:bookmarkEnd w:id="34"/>
-    <w:bookmarkStart w:id="35" w:name="X36835ac637233a75cb3e3eea2cf2cd0d18c006a"/>
-    <w:p>
-      <w:pPr>
-        <w:pStyle w:val="Heading2"/>
-      </w:pPr>
-      <w:r>
-        <w:t xml:space="preserve">5.4 Forward encoding with the released TRIBE v2 weights [SIMULATION — instrument-level evidence only; core pipeline re-run on the released weights]</w:t>
-      </w:r>
-    </w:p>
-    <w:p>
-      <w:pPr>
-        <w:pStyle w:val="FirstParagraph"/>
-      </w:pPr>
-      <w:r>
-        <w:t xml:space="preserve">Section 5.1 used a synthetic stand-in for the encoder. The first proof obligation of §1.1 — that a TRIBE-class forward encoder maps trust-relevant text to cortical response patterns — has been run with the real released model, not a stand-in (full protocol: Supporting Document §M). The framing, stated once for the whole section:</w:t>
-      </w:r>
-      <w:r>
-        <w:t xml:space="preserve"> </w:t>
-      </w:r>
-      <w:r>
-        <w:rPr>
-          <w:b/>
-          <w:bCs/>
-        </w:rPr>
-        <w:t xml:space="preserve">zero neurochemistry was measured anywhere in this pipeline.</w:t>
-      </w:r>
-      <w:r>
-        <w:t xml:space="preserve"> </w:t>
-      </w:r>
-      <w:r>
-        <w:t xml:space="preserve">TRIBE v2 predicts fMRI from text; all results below are associations among a model’s predictions on author-written stimuli — evidence that the measurement instrument is real, runnable, deterministic, and sensitive to structure, and nothing more.</w:t>
-      </w:r>
-    </w:p>
-    <w:p>
-      <w:pPr>
-        <w:pStyle w:val="BodyText"/>
-      </w:pPr>
-      <w:r>
-        <w:rPr>
-          <w:b/>
-          <w:bCs/>
-        </w:rPr>
-        <w:t xml:space="preserve">Pipeline.</w:t>
-      </w:r>
-      <w:r>
-        <w:t xml:space="preserve"> </w:t>
-      </w:r>
-      <w:r>
-        <w:t xml:space="preserve">The released TRIBE v2 checkpoint (;</w:t>
-      </w:r>
-      <w:r>
-        <w:t xml:space="preserve"> </w:t>
-      </w:r>
-      <w:r>
-        <w:rPr>
-          <w:rStyle w:val="VerbatimChar"/>
-        </w:rPr>
-        <w:t xml:space="preserve">facebook/tribev2</w:t>
-      </w:r>
-      <w:r>
-        <w:t xml:space="preserve"> </w:t>
-      </w:r>
-      <w:r>
-        <w:rPr>
-          <w:rStyle w:val="VerbatimChar"/>
-        </w:rPr>
-        <w:t xml:space="preserve">best.ckpt</w:t>
-      </w:r>
-      <w:r>
-        <w:t xml:space="preserve">) was verified byte-exactly for this work — exactly 708,856,138 bytes, exactly 108 tensors, 177,205,397 parameters, state dict loaded</w:t>
-      </w:r>
-      <w:r>
-        <w:t xml:space="preserve"> </w:t>
-      </w:r>
-      <w:r>
-        <w:rPr>
-          <w:rStyle w:val="VerbatimChar"/>
-        </w:rPr>
-        <w:t xml:space="preserve">strict=True</w:t>
-      </w:r>
-      <w:r>
-        <w:t xml:space="preserve"> </w:t>
-      </w:r>
-      <w:r>
-        <w:t xml:space="preserve">— and executed on CPU via the official Python reference implementation (text-only forward pass under the model’s modality-dropout convention: audio/video streams zeroed). Text features were extracted from LLaMA-3.2-3B through a RAM-streaming forward pass (safetensors memory-mapped, one transformer block resident at a time, fp32 compute; bf16 weights from the identical-weight ungated mirror, the gated meta-llama repository returning 403), computing the released configuration’s group-mean aggregation over blocks 14–20 and 21–28 exactly — the mid-layers of these ranges (layers 17 and 24) are the stand-in probe layers; the streaming forward pass was validated by next-token probes before use. Each stimulus yields the model’s full prediction: 100 TRs</w:t>
-      </w:r>
-      <w:r>
-        <w:t xml:space="preserve"> </w:t>
-      </w:r>
-      <w:r>
-        <w:t xml:space="preserve">$`\times`$</w:t>
-      </w:r>
-      <w:r>
-        <w:t xml:space="preserve"> </w:t>
-      </w:r>
-      <w:r>
-        <w:t xml:space="preserve">20,484 fsaverage5 vertices. The pure-Rust port tribev2-rs was verified to exist, with its published Pearson = 1.0 parity test suite against the Python reference, but was not built in the verification environment (no Rust toolchain); every number reported from the submission re-run below comes from the Python reference implementation.</w:t>
-      </w:r>
-    </w:p>
-    <w:p>
-      <w:pPr>
-        <w:pStyle w:val="BodyText"/>
-      </w:pPr>
-      <w:r>
-        <w:rPr>
-          <w:b/>
-          <w:bCs/>
-        </w:rPr>
-        <w:t xml:space="preserve">Stimuli.</w:t>
-      </w:r>
-      <w:r>
-        <w:t xml:space="preserve"> </w:t>
-      </w:r>
-      <w:r>
-        <w:t xml:space="preserve">Six synthetic texts: five made-up credit offers manipulating trust-relevant structure (transparent/fair, predatory-urgency, teaser-rate, credit-building trust signals, collections threat) and one non-financial control of similar length. The offer stimuli are the framework’s canonical validation paradigm: trust-relevant structure varies while binary validation (obligation met or missed) is guaranteed by construction, making them the reference instrument for any later dual-stream experiment. The channel mapping scored against these texts is domain-general biology; nothing in the framework depends on the stimuli being financial, and any application that collects aligned physiological and behavioral streams (the financial application preprint, specified separately) is executing this paradigm, not defining it. No human data are involved anywhere in this pipeline; the “measurementsá́re the model’s own predicted fMRI. Provenance: the six verbatim stimulus texts live in the Supporting Document §M, so this run used faithful per-category reconstructions with uniform 0.4 s/word timing; re-running with the verbatim texts and real timings is a drop-in replacement.</w:t>
-      </w:r>
-    </w:p>
-    <w:p>
-      <w:pPr>
-        <w:pStyle w:val="BodyText"/>
-      </w:pPr>
-      <w:r>
-        <w:rPr>
-          <w:b/>
-          <w:bCs/>
-        </w:rPr>
-        <w:t xml:space="preserve">Results.</w:t>
-      </w:r>
-      <w:r>
-        <w:t xml:space="preserve"> </w:t>
-      </w:r>
-      <w:r>
-        <w:rPr>
-          <w:i/>
-          <w:iCs/>
-        </w:rPr>
-        <w:t xml:space="preserve">Determinism.</w:t>
-      </w:r>
-      <w:r>
-        <w:t xml:space="preserve"> </w:t>
-      </w:r>
-      <w:r>
-        <w:t xml:space="preserve">Repeat inference is bit-exact (</w:t>
-      </w:r>
-      <w:r>
-        <w:t xml:space="preserve">$`\max |\Delta| = 0.0`$</w:t>
-      </w:r>
-      <w:r>
-        <w:t xml:space="preserve">), so all reported differences are stimulus-driven, not run noise.</w:t>
-      </w:r>
-      <w:r>
-        <w:t xml:space="preserve"> </w:t>
-      </w:r>
-      <w:r>
-        <w:rPr>
-          <w:i/>
-          <w:iCs/>
-        </w:rPr>
-        <w:t xml:space="preserve">Separability.</w:t>
-      </w:r>
-      <w:r>
-        <w:t xml:space="preserve"> </w:t>
-      </w:r>
-      <w:r>
-        <w:t xml:space="preserve">Every offer produces a distinct predicted cortical pattern (mean-map Pearson 0.82–0.99 across pairs).</w:t>
-      </w:r>
-      <w:r>
-        <w:t xml:space="preserve"> </w:t>
-      </w:r>
-      <w:r>
-        <w:rPr>
-          <w:i/>
-          <w:iCs/>
-        </w:rPr>
-        <w:t xml:space="preserve">Full independent re-run.</w:t>
-      </w:r>
-      <w:r>
-        <w:t xml:space="preserve"> </w:t>
-      </w:r>
-      <w:r>
-        <w:t xml:space="preserve">The core pipeline was re-run end-to-end on the byte-exact verified checkpoint with the reconstructed stimuli: determinism reproduced bit-exactly on a full independent re-run of feature extraction plus forward pass (</w:t>
-      </w:r>
-      <w:r>
-        <w:t xml:space="preserve">$`\max |\Delta| = 0.0`$</w:t>
-      </w:r>
-      <w:r>
-        <w:t xml:space="preserve">); separability reproduced qualitatively — every stimulus pair yields a distinct TR-mean cortical pattern, with pairwise Pearson r spanning</w:t>
-      </w:r>
-      <w:r>
-        <w:t xml:space="preserve"> </w:t>
-      </w:r>
-      <w:r>
-        <w:t xml:space="preserve">$`-0.33`$</w:t>
-      </w:r>
-      <w:r>
-        <w:t xml:space="preserve"> </w:t>
-      </w:r>
-      <w:r>
-        <w:t xml:space="preserve">to</w:t>
-      </w:r>
-      <w:r>
-        <w:t xml:space="preserve"> </w:t>
-      </w:r>
-      <w:r>
-        <w:t xml:space="preserve">$`+0.81`$</w:t>
-      </w:r>
-      <w:r>
-        <w:t xml:space="preserve">, all cleanly below 1.0 (Figure 6). The re-run correlations are lower than the original battery’s 0.82–0.99 exactly as expected, because the re-run stimuli are reconstructions with uniform word timing rather than the verbatim §M texts; the qualitative claim — every offer produces a distinct predicted cortical pattern — holds. Localization is consistent in network family: the vertex-wise THREAT</w:t>
-      </w:r>
-      <w:r>
-        <w:t xml:space="preserve">$`-`$</w:t>
-      </w:r>
-      <w:r>
-        <w:t xml:space="preserve">FAIR contrast concentrates in Default_pCunPCC and Control parcels (16 of the top-20 Schaefer-400 parcels by</w:t>
-      </w:r>
-      <w:r>
-        <w:t xml:space="preserve"> </w:t>
-      </w:r>
-      <w:r>
-        <w:t xml:space="preserve">$`|`$</w:t>
-      </w:r>
-      <w:r>
-        <w:t xml:space="preserve">contrast</w:t>
-      </w:r>
-      <w:r>
-        <w:t xml:space="preserve">$`|`$</w:t>
-      </w:r>
-      <w:r>
-        <w:t xml:space="preserve"> </w:t>
-      </w:r>
-      <w:r>
-        <w:t xml:space="preserve">are DMN or Control network; Figures 7–8), the same control/dorsal-attention/default-mode family reported under Localization below, though exact parcels and signs differ across the different texts and are reported descriptively, as below.</w:t>
-      </w:r>
-      <w:r>
-        <w:t xml:space="preserve"> </w:t>
-      </w:r>
-      <w:r>
-        <w:rPr>
-          <w:b/>
-          <w:bCs/>
-        </w:rPr>
-        <w:t xml:space="preserve">Effect sizes:</w:t>
-      </w:r>
-      <w:r>
-        <w:t xml:space="preserve"> </w:t>
-      </w:r>
-      <w:r>
-        <w:t xml:space="preserve">none are reported as inferential statistics. TRIBE v2 is deterministic, so its within-run temporal variability is not measurement noise and supplies no valid effect-size denominator; a Cohen’s d computed against it is uninterpretable as an effect size. What is reported: the raw pattern correlations above and the localization below, as descriptive contrasts, not inferential statistics.</w:t>
-      </w:r>
-      <w:r>
-        <w:t xml:space="preserve"> </w:t>
-      </w:r>
-      <w:r>
-        <w:rPr>
-          <w:i/>
-          <w:iCs/>
-        </w:rPr>
-        <w:t xml:space="preserve">Localization (Schaefer-400 / Yeo-7 anatomical labeling ).</w:t>
-      </w:r>
-      <w:r>
-        <w:t xml:space="preserve"> </w:t>
-      </w:r>
-      <w:r>
-        <w:t xml:space="preserve">The strongest contrast magnitudes concentrate in the control, dorsal-attention, and default-mode networks — the evaluative/attentional circuitry the framework predicts should differentiate trust-relevant offer structure (e.g., threat vs. fair suppresses lateral-PFC control and posterior dorsal-attention parcels: RH Cont_PFCl_9, LH DorsAttn_Post_10, LH Cont_Cing_1).</w:t>
-      </w:r>
-      <w:r>
-        <w:t xml:space="preserve"> </w:t>
-      </w:r>
-      <w:r>
-        <w:rPr>
-          <w:i/>
-          <w:iCs/>
-        </w:rPr>
-        <w:t xml:space="preserve">Theory metric instantiation.</w:t>
-      </w:r>
-      <w:r>
-        <w:t xml:space="preserve"> </w:t>
-      </w:r>
-      <w:r>
-        <w:t xml:space="preserve">Mapping each offer’s mean cortical pattern to the probability simplex and taking Fisher–Rao distances (companion theory preprint, §3) yields a structured, non-degenerate geometry on the six stimuli (FR range 0.047–0.159). Honest non-result: whole-cortex FR distances do not cluster the stimuli by our a-priori trustworthiness labels (cross-group/within-group ratio 0.83) — whole-cortex distributional distance is dominated by topical and syntactic differences. Recovering a trustworthiness axis requires the targeted decoding step — a Gallant-style voxelwise decoder trained on real fMRI (obligation (2)) — not raw pattern distance.</w:t>
-      </w:r>
-    </w:p>
-    <w:p>
-      <w:pPr>
-        <w:pStyle w:val="BodyText"/>
-      </w:pPr>
-      <w:r>
-        <w:t xml:space="preserve"> </w:t>
-      </w:r>
-    </w:p>
-    <w:p>
-      <w:pPr>
-        <w:pStyle w:val="BodyText"/>
-      </w:pPr>
-      <w:r>
-        <w:t xml:space="preserve">Figure 6.</w:t>
-      </w:r>
-      <w:r>
-        <w:t xml:space="preserve"> </w:t>
-      </w:r>
-      <w:r>
-        <w:t xml:space="preserve">TRIBE v2 submission re-run (official Python reference; deterministic; §5.2;</w:t>
-      </w:r>
-      <w:r>
-        <w:t xml:space="preserve"> </w:t>
-      </w:r>
-      <w:r>
-        <w:t xml:space="preserve">reconstructed</w:t>
-      </w:r>
-      <w:r>
-        <w:t xml:space="preserve"> </w:t>
-      </w:r>
-      <w:r>
-        <w:t xml:space="preserve">offer-category stimuli with uniform word timing, the verbatim §M texts bundled with the Supporting Document (deposit pending)). Left: TR-mean predicted cortical response per stimulus (six categories, lateral views on the real fsaverage5 pial mesh). Right: pairwise Pearson similarity of the TR-mean patterns — every pair distinct (</w:t>
-      </w:r>
-      <w:r>
-        <w:t xml:space="preserve">r</w:t>
-      </w:r>
-      <w:r>
-        <w:t xml:space="preserve"> </w:t>
-      </w:r>
-      <w:r>
-        <w:t xml:space="preserve">from</w:t>
-      </w:r>
-      <w:r>
-        <w:t xml:space="preserve"> </w:t>
-      </w:r>
-      <w:r>
-        <w:t xml:space="preserve">−0.33</w:t>
-      </w:r>
-      <w:r>
-        <w:t xml:space="preserve"> </w:t>
-      </w:r>
-      <w:r>
-        <w:t xml:space="preserve">to</w:t>
-      </w:r>
-      <w:r>
-        <w:t xml:space="preserve"> </w:t>
-      </w:r>
-      <w:r>
-        <w:t xml:space="preserve">+0.81</w:t>
-      </w:r>
-      <w:r>
-        <w:t xml:space="preserve">, all cleanly below 1.0), a qualitative reproduction of the separability claim; values sit below the verbatim-stimulus battery’s 0.82–0.99 because the stimuli are reconstructions, not the originals.</w:t>
-      </w:r>
-    </w:p>
-    <w:p>
-      <w:pPr>
-        <w:pStyle w:val="BodyText"/>
-      </w:pPr>
-      <w:r>
-        <w:t xml:space="preserve"> </w:t>
-      </w:r>
-    </w:p>
-    <w:p>
-      <w:pPr>
-        <w:pStyle w:val="BodyText"/>
-      </w:pPr>
-      <w:r>
-        <w:t xml:space="preserve">Figure 7.</w:t>
-      </w:r>
-      <w:r>
-        <w:t xml:space="preserve"> </w:t>
-      </w:r>
-      <w:r>
-        <w:t xml:space="preserve">Submission re-run, THREAT</w:t>
-      </w:r>
-      <w:r>
-        <w:t xml:space="preserve">−</w:t>
-      </w:r>
-      <w:r>
-        <w:t xml:space="preserve">FAIR vertex-wise contrast (reconstructed stimuli; descriptive contrast, not an inferential statistic). Left: contrast rendered on fsaverage5 pial surfaces (4 views). Right: top-20 Schaefer-400 parcels by</w:t>
-      </w:r>
-      <w:r>
-        <w:t xml:space="preserve"> </w:t>
-      </w:r>
-      <w:r>
-        <w:t xml:space="preserve">|</w:t>
-      </w:r>
-      <w:r>
-        <w:t xml:space="preserve">contrast</w:t>
-      </w:r>
-      <w:r>
-        <w:t xml:space="preserve">|</w:t>
-      </w:r>
-      <w:r>
-        <w:t xml:space="preserve"> </w:t>
-      </w:r>
-      <w:r>
-        <w:t xml:space="preserve">— 16 of 20 are Default-mode (Default_pCunPCC dominant) or Control network parcels, the same network family as the main-text localization, with exact parcels differing across the different texts.</w:t>
-      </w:r>
-    </w:p>
-    <w:p>
-      <w:pPr>
-        <w:pStyle w:val="BodyText"/>
-      </w:pPr>
-      <w:r>
-        <w:t xml:space="preserve"> </w:t>
-      </w:r>
-    </w:p>
-    <w:p>
-      <w:pPr>
-        <w:pStyle w:val="BodyText"/>
-      </w:pPr>
-      <w:r>
-        <w:t xml:space="preserve">Figure 8.</w:t>
-      </w:r>
-      <w:r>
-        <w:t xml:space="preserve"> </w:t>
-      </w:r>
-      <w:r>
-        <w:t xml:space="preserve">Submission re-run, network-level summary and dynamics. Left: Yeo-7 network means</w:t>
-      </w:r>
-      <w:r>
-        <w:t xml:space="preserve"> </w:t>
-      </w:r>
-      <w:r>
-        <w:t xml:space="preserve">±</w:t>
-      </w:r>
-      <w:r>
-        <w:t xml:space="preserve"> </w:t>
-      </w:r>
-      <w:r>
-        <w:t xml:space="preserve">SEM of the THREAT</w:t>
-      </w:r>
-      <w:r>
-        <w:t xml:space="preserve">−</w:t>
-      </w:r>
-      <w:r>
-        <w:t xml:space="preserve">FAIR contrast. Right: global field power (vertex-wise SD) over the 100 predicted TRs per stimulus (deterministic; §5.2).</w:t>
-      </w:r>
-    </w:p>
-    <w:p>
-      <w:pPr>
-        <w:pStyle w:val="BodyText"/>
-      </w:pPr>
-    </w:p>
-    <w:p>
-      <w:pPr>
-        <w:pStyle w:val="BodyText"/>
-      </w:pPr>
-      <w:r>
-        <w:t xml:space="preserve">Figure 9.</w:t>
-      </w:r>
-      <w:r>
-        <w:t xml:space="preserve"> </w:t>
-      </w:r>
-      <w:r>
-        <w:t xml:space="preserve">Extended battery, N.1 separability (§5.2;</w:t>
-      </w:r>
-      <w:r>
-        <w:t xml:space="preserve"> </w:t>
-      </w:r>
-      <w:r>
-        <w:t xml:space="preserve">reconstruction-from-spec battery, pending bit-identity against</w:t>
-      </w:r>
-      <w:r>
-        <w:t xml:space="preserve"> </w:t>
-      </w:r>
-      <w:r>
-        <w:t xml:space="preserve">battery27_manifest.json</w:t>
-      </w:r>
-      <w:r>
-        <w:t xml:space="preserve">):</w:t>
-      </w:r>
-      <w:r>
-        <w:t xml:space="preserve"> </w:t>
-      </w:r>
-      <w:r>
-        <w:t xml:space="preserve">27 × 27</w:t>
-      </w:r>
-      <w:r>
-        <w:t xml:space="preserve"> </w:t>
-      </w:r>
-      <w:r>
-        <w:t xml:space="preserve">pairwise Pearson correlation of TR-mean predicted cortical patterns from the canonical pipeline (no-BOS LLaMA-3.2-3B, layers 17 &amp; 24, 100-TR resample, real TRIBE v2). Within-category mean</w:t>
-      </w:r>
-      <w:r>
-        <w:t xml:space="preserve"> </w:t>
-      </w:r>
-      <w:r>
-        <w:t xml:space="preserve">r</w:t>
-      </w:r>
-      <w:r>
-        <w:t xml:space="preserve"> = 0.991</w:t>
-      </w:r>
-      <w:r>
-        <w:t xml:space="preserve">, between-category</w:t>
-      </w:r>
-      <w:r>
-        <w:t xml:space="preserve"> </w:t>
-      </w:r>
-      <w:r>
-        <w:t xml:space="preserve">r</w:t>
-      </w:r>
-      <w:r>
-        <w:t xml:space="preserve"> = 0.908</w:t>
-      </w:r>
-      <w:r>
-        <w:t xml:space="preserve">, minimum pair</w:t>
-      </w:r>
-      <w:r>
-        <w:t xml:space="preserve"> </w:t>
-      </w:r>
-      <w:r>
-        <w:t xml:space="preserve">r</w:t>
-      </w:r>
-      <w:r>
-        <w:t xml:space="preserve"> = 0.708</w:t>
-      </w:r>
-      <w:r>
-        <w:t xml:space="preserve">; all 351 pairs distinct (max off-diagonal 0.998</w:t>
-      </w:r>
-      <w:r>
-        <w:t xml:space="preserve"> </w:t>
-      </w:r>
-      <w:r>
-        <w:t xml:space="preserve"> &lt; 1</w:t>
-      </w:r>
-      <w:r>
-        <w:t xml:space="preserve">). Within-category values are inflated by the reconstruction’s one-template-per-category lexicon — a reconstruction property, not a model property (deterministic; §5.2).</w:t>
-      </w:r>
-    </w:p>
-    <w:p>
-      <w:pPr>
-        <w:pStyle w:val="BodyText"/>
-      </w:pPr>
-    </w:p>
-    <w:p>
-      <w:pPr>
-        <w:pStyle w:val="BodyText"/>
-      </w:pPr>
-      <w:r>
-        <w:t xml:space="preserve">Figure 10.</w:t>
-      </w:r>
-      <w:r>
-        <w:t xml:space="preserve"> </w:t>
-      </w:r>
-      <w:r>
-        <w:t xml:space="preserve">Extended battery, N.1 category structure (same reconstruction-from-spec label as Figure 9):</w:t>
-      </w:r>
-      <w:r>
-        <w:t xml:space="preserve"> </w:t>
-      </w:r>
-      <w:r>
-        <w:t xml:space="preserve">6 × 6</w:t>
-      </w:r>
-      <w:r>
-        <w:t xml:space="preserve"> </w:t>
-      </w:r>
-      <w:r>
-        <w:t xml:space="preserve">matrix of category mean-map correlations. Every offer category is distinct at category level; category contrasts vs. CONTROL: PREDATORY largest (mean</w:t>
-      </w:r>
-      <w:r>
-        <w:t xml:space="preserve"> </w:t>
-      </w:r>
-      <w:r>
-        <w:t xml:space="preserve">|</w:t>
-      </w:r>
-      <w:r>
-        <w:t xml:space="preserve">Δ</w:t>
-      </w:r>
-      <w:r>
-        <w:t xml:space="preserve">|</w:t>
-      </w:r>
-      <w:r>
-        <w:t xml:space="preserve"> </w:t>
-      </w:r>
-      <w:r>
-        <w:t xml:space="preserve">0.070, max 0.349), then FAIR (0.053), TEASER (0.050), TRUST_SIGNAL (0.030), THREAT (0.026).</w:t>
-      </w:r>
-    </w:p>
-    <w:p>
-      <w:pPr>
-        <w:pStyle w:val="BodyText"/>
-      </w:pPr>
-    </w:p>
-    <w:p>
-      <w:pPr>
-        <w:pStyle w:val="BodyText"/>
-      </w:pPr>
-      <w:r>
-        <w:t xml:space="preserve">Figure 11.</w:t>
-      </w:r>
-      <w:r>
-        <w:t xml:space="preserve"> </w:t>
-      </w:r>
-      <w:r>
-        <w:t xml:space="preserve">Extended battery, N.1 vertex-wise contrasts (same reconstruction-from-spec label as Figure 9): per-category</w:t>
-      </w:r>
-      <w:r>
-        <w:t xml:space="preserve"> </w:t>
-      </w:r>
-      <w:r>
-        <w:t xml:space="preserve">−</w:t>
-      </w:r>
-      <w:r>
-        <w:t xml:space="preserve"> </w:t>
-      </w:r>
-      <w:r>
-        <w:t xml:space="preserve">CONTROL predicted-contrast maps rendered on the real fsaverage5 pial surface. Descriptive contrasts, not inferential statistics (descriptive contrasts only, §5.2); evaluative/attentional networks dominate, consistent with the core-battery localization.</w:t>
-      </w:r>
-    </w:p>
-    <w:p>
-      <w:pPr>
-        <w:pStyle w:val="BodyText"/>
-      </w:pPr>
-    </w:p>
-    <w:p>
-      <w:pPr>
-        <w:pStyle w:val="BodyText"/>
-      </w:pPr>
-      <w:r>
-        <w:t xml:space="preserve">Figure 12.</w:t>
-      </w:r>
-      <w:r>
-        <w:t xml:space="preserve"> </w:t>
-      </w:r>
-      <w:r>
-        <w:t xml:space="preserve">Extended battery, category-mean predicted cortical maps (§5.2; same reconstruction-from-spec label as Figure 9). Per-category mean predicted TRIBE v2 cortical response (5 items/category; CONTROL n=2), 6 rows</w:t>
-      </w:r>
-      <w:r>
-        <w:t xml:space="preserve"> </w:t>
-      </w:r>
-      <w:r>
-        <w:t xml:space="preserve">×</w:t>
-      </w:r>
-      <w:r>
-        <w:t xml:space="preserve"> </w:t>
-      </w:r>
-      <w:r>
-        <w:t xml:space="preserve">4 views (LH lateral/medial, RH medial/lateral), shared symmetric color scale (</w:t>
-      </w:r>
-      <w:r>
-        <w:t xml:space="preserve">±</w:t>
-      </w:r>
-      <w:r>
-        <w:t xml:space="preserve">98th percentile).</w:t>
-      </w:r>
-      <w:r>
-        <w:t xml:space="preserve"> </w:t>
-      </w:r>
-      <w:r>
-        <w:t xml:space="preserve">Provenance:</w:t>
-      </w:r>
-      <w:r>
-        <w:t xml:space="preserve"> </w:t>
-      </w:r>
-      <w:r>
-        <w:t xml:space="preserve">real TRIBE v2 predictions on the reconstructed-from-spec battery — model-predicted fMRI, no measured neurophysiology anywhere in the pipeline. Rendered with nilearn on the real fsaverage5 pial mesh (pycortex could not be built in the verification environment; labeled on the figure), in the semantic-tiling lineage of</w:t>
-      </w:r>
-      <w:r>
-        <w:t xml:space="preserve"> </w:t>
-      </w:r>
-      <w:r>
-        <w:t xml:space="preserve"> </w:t>
-      </w:r>
-      <w:r>
-        <w:t xml:space="preserve">(interactive atlas viewer: gallantlab.org/huth2016).</w:t>
-      </w:r>
-    </w:p>
-    <w:p>
-      <w:pPr>
-        <w:pStyle w:val="BodyText"/>
-      </w:pPr>
-    </w:p>
-    <w:p>
-      <w:pPr>
-        <w:pStyle w:val="BodyText"/>
-      </w:pPr>
-      <w:r>
-        <w:t xml:space="preserve">Figure 13.</w:t>
-      </w:r>
-      <w:r>
-        <w:t xml:space="preserve"> </w:t>
-      </w:r>
-      <w:r>
-        <w:t xml:space="preserve">Extended battery, vertex-wise THREAT</w:t>
-      </w:r>
-      <w:r>
-        <w:t xml:space="preserve">−</w:t>
-      </w:r>
-      <w:r>
-        <w:t xml:space="preserve">FAIR category-mean contrast (4 views;</w:t>
-      </w:r>
-      <w:r>
-        <w:t xml:space="preserve"> </w:t>
-      </w:r>
-      <w:r>
-        <w:t xml:space="preserve">±</w:t>
-      </w:r>
-      <w:r>
-        <w:t xml:space="preserve">99th-percentile scale; same reconstruction-from-spec provenance as Figure 12: real TRIBE v2 predictions on reconstructed-from-spec stimuli, rendered with nilearn on fsaverage5).</w:t>
-      </w:r>
-      <w:r>
-        <w:t xml:space="preserve"> </w:t>
-      </w:r>
-      <w:r>
-        <w:t xml:space="preserve">Descriptive contrast, not an inferential statistic</w:t>
-      </w:r>
-      <w:r>
-        <w:t xml:space="preserve"> </w:t>
-      </w:r>
-      <w:r>
-        <w:t xml:space="preserve">— no inferential effect size is reported (§5.2: no valid effect-size denominator exists for a deterministic model).</w:t>
-      </w:r>
-    </w:p>
-    <w:p>
-      <w:pPr>
-        <w:pStyle w:val="BodyText"/>
-      </w:pPr>
-    </w:p>
-    <w:p>
-      <w:pPr>
-        <w:pStyle w:val="BodyText"/>
-      </w:pPr>
-      <w:r>
-        <w:t xml:space="preserve">Figure 14.</w:t>
-      </w:r>
-      <w:r>
-        <w:t xml:space="preserve"> </w:t>
-      </w:r>
-      <w:r>
-        <w:t xml:space="preserve">Extended battery, network-level summary (same provenance as Figure 12). Real Schaefer-400/Yeo-7 atlas projected to fsaverage5 (17</w:t>
-      </w:r>
-      <w:r>
-        <w:t xml:space="preserve">,</w:t>
-      </w:r>
-      <w:r>
-        <w:t xml:space="preserve">997/20</w:t>
-      </w:r>
-      <w:r>
-        <w:t xml:space="preserve">,</w:t>
-      </w:r>
-      <w:r>
-        <w:t xml:space="preserve">484 vertices labeled). (a)</w:t>
-      </w:r>
-      <w:r>
-        <w:t xml:space="preserve"> </w:t>
-      </w:r>
-      <w:r>
-        <w:t xml:space="preserve">5 × 7</w:t>
-      </w:r>
-      <w:r>
-        <w:t xml:space="preserve"> </w:t>
-      </w:r>
-      <w:r>
-        <w:t xml:space="preserve">heatmap of category</w:t>
-      </w:r>
-      <w:r>
-        <w:t xml:space="preserve">−</w:t>
-      </w:r>
-      <w:r>
-        <w:t xml:space="preserve">CONTROL mean</w:t>
-      </w:r>
-      <w:r>
-        <w:t xml:space="preserve"> </w:t>
-      </w:r>
-      <w:r>
-        <w:t xml:space="preserve">Δ</w:t>
-      </w:r>
-      <w:r>
-        <w:t xml:space="preserve"> </w:t>
-      </w:r>
-      <w:r>
-        <w:t xml:space="preserve">per Yeo-7 network (values annotated). (b) THREAT</w:t>
-      </w:r>
-      <w:r>
-        <w:t xml:space="preserve">−</w:t>
-      </w:r>
-      <w:r>
-        <w:t xml:space="preserve">FAIR network bars, mean</w:t>
-      </w:r>
-      <w:r>
-        <w:t xml:space="preserve"> </w:t>
-      </w:r>
-      <w:r>
-        <w:t xml:space="preserve">±</w:t>
-      </w:r>
-      <w:r>
-        <w:t xml:space="preserve"> </w:t>
-      </w:r>
-      <w:r>
-        <w:t xml:space="preserve">SEM over parcels: Cont (largest negative,</w:t>
-      </w:r>
-      <w:r>
-        <w:t xml:space="preserve"> </w:t>
-      </w:r>
-      <w:r>
-        <w:t xml:space="preserve">−0.045</w:t>
-      </w:r>
-      <w:r>
-        <w:t xml:space="preserve">), DorsAttn (</w:t>
-      </w:r>
-      <w:r>
-        <w:t xml:space="preserve">−0.032</w:t>
-      </w:r>
-      <w:r>
-        <w:t xml:space="preserve">), SalVentAttn (</w:t>
-      </w:r>
-      <w:r>
-        <w:t xml:space="preserve">−0.024</w:t>
-      </w:r>
-      <w:r>
-        <w:t xml:space="preserve">) negative; Vis positive (</w:t>
-      </w:r>
-      <w:r>
-        <w:t xml:space="preserve">+0.017</w:t>
-      </w:r>
-      <w:r>
-        <w:t xml:space="preserve">) — consistent with §5.2’s control/dorsal-attention/default-mode localization, reported descriptively.</w:t>
-      </w:r>
-    </w:p>
-    <w:p>
-      <w:pPr>
-        <w:pStyle w:val="BodyText"/>
-      </w:pPr>
-    </w:p>
-    <w:p>
-      <w:pPr>
-        <w:pStyle w:val="BodyText"/>
-      </w:pPr>
-      <w:r>
-        <w:t xml:space="preserve">Figure 15.</w:t>
-      </w:r>
-      <w:r>
-        <w:t xml:space="preserve"> </w:t>
-      </w:r>
-      <w:r>
-        <w:t xml:space="preserve">Extended battery, N.3 Gallant-style decode with the</w:t>
-      </w:r>
-      <w:r>
-        <w:t xml:space="preserve"> </w:t>
-      </w:r>
-      <w:r>
-        <w:t xml:space="preserve">real</w:t>
-      </w:r>
-      <w:r>
-        <w:t xml:space="preserve"> </w:t>
-      </w:r>
-      <w:r>
-        <w:t xml:space="preserve">Huth-lab english1000 985-dimensional semantic model (OpenNeuro ds003020 derivatives; same matrix as Huth et al. 2016) (same reconstruction-from-spec label as Figure 9; 2,000 permutations per null, seed 20260905, leave-8-out folds). Ridge encoding generalizes (mean vertex</w:t>
-      </w:r>
-      <w:r>
-        <w:t xml:space="preserve"> </w:t>
-      </w:r>
-      <w:r>
-        <w:t xml:space="preserve">r</w:t>
-      </w:r>
-      <w:r>
-        <w:t xml:space="preserve"> = 0.181</w:t>
-      </w:r>
-      <w:r>
-        <w:t xml:space="preserve">,</w:t>
-      </w:r>
-      <w:r>
-        <w:t xml:space="preserve"> </w:t>
-      </w:r>
-      <w:r>
-        <w:t xml:space="preserve">p</w:t>
-      </w:r>
-      <w:r>
-        <w:t xml:space="preserve"> = 0.0005</w:t>
-      </w:r>
-      <w:r>
-        <w:t xml:space="preserve">, resolution-limited at 2</w:t>
-      </w:r>
-      <w:r>
-        <w:t xml:space="preserve">,</w:t>
-      </w:r>
-      <w:r>
-        <w:t xml:space="preserve">000 permutations); exact stimulus retrieval is NULL (top-1 0.037,</w:t>
-      </w:r>
-      <w:r>
-        <w:t xml:space="preserve"> </w:t>
-      </w:r>
-      <w:r>
-        <w:t xml:space="preserve">p</w:t>
-      </w:r>
-      <w:r>
-        <w:t xml:space="preserve"> = 1.0</w:t>
-      </w:r>
-      <w:r>
-        <w:t xml:space="preserve">) and Procrustes alignment is NULL (</w:t>
-      </w:r>
-      <w:r>
-        <w:t xml:space="preserve">r</w:t>
-      </w:r>
-      <w:r>
-        <w:t xml:space="preserve"> = −0.058</w:t>
-      </w:r>
-      <w:r>
-        <w:t xml:space="preserve">,</w:t>
-      </w:r>
-      <w:r>
-        <w:t xml:space="preserve"> </w:t>
-      </w:r>
-      <w:r>
-        <w:t xml:space="preserve">p</w:t>
-      </w:r>
-      <w:r>
-        <w:t xml:space="preserve"> = 0.769</w:t>
-      </w:r>
-      <w:r>
-        <w:t xml:space="preserve">) — matching the original battery’s reported null pattern (reference only). Category leave-one-out decode is perfect (1.000,</w:t>
-      </w:r>
-      <w:r>
-        <w:t xml:space="preserve"> </w:t>
-      </w:r>
-      <w:r>
-        <w:t xml:space="preserve">p</w:t>
-      </w:r>
-      <w:r>
-        <w:t xml:space="preserve"> = 0.0005</w:t>
-      </w:r>
-      <w:r>
-        <w:t xml:space="preserve">) but is driven by the reconstruction’s templatic within-category lexicon — the semantic-only control decodes at 1.000 too — and is explicitly NOT comparable to the original battery’s 0.40.</w:t>
-      </w:r>
-    </w:p>
-    <w:p>
-      <w:pPr>
-        <w:pStyle w:val="BodyText"/>
-      </w:pPr>
-    </w:p>
-    <w:p>
-      <w:pPr>
-        <w:pStyle w:val="BodyText"/>
-      </w:pPr>
-      <w:r>
-        <w:t xml:space="preserve">Figure 16.</w:t>
-      </w:r>
-      <w:r>
-        <w:t xml:space="preserve"> </w:t>
-      </w:r>
-      <w:r>
-        <w:t xml:space="preserve">Extended battery, N.4 CLICS4 overlap (same reconstruction-from-spec label as Figure 9; real CLICS4 CLDF graph, 1,725 nodes / 51,562 edges): category-vocabulary</w:t>
-      </w:r>
-      <w:r>
-        <w:t xml:space="preserve"> </w:t>
-      </w:r>
-      <w:r>
-        <w:t xml:space="preserve">→</w:t>
-      </w:r>
-      <w:r>
-        <w:t xml:space="preserve"> </w:t>
-      </w:r>
-      <w:r>
-        <w:t xml:space="preserve">channel-lexicon mean shortest-path distances. 114 of 196 content words mapped to Concepticon nodes (tiered matching fully logged: 52 exact gloss, 19 morphological, 43 via a documented synonym table; 82 unmapped, mostly finance jargon with no Concepticon gloss). Every category sits at distance</w:t>
-      </w:r>
-      <w:r>
-        <w:t xml:space="preserve"> </w:t>
-      </w:r>
-      <w:r>
-        <w:t xml:space="preserve"> ≈ 0</w:t>
-      </w:r>
-      <w:r>
-        <w:t xml:space="preserve"> </w:t>
-      </w:r>
-      <w:r>
-        <w:t xml:space="preserve">from its own channel lexicon and</w:t>
-      </w:r>
-      <w:r>
-        <w:t xml:space="preserve"> </w:t>
-      </w:r>
-      <w:r>
-        <w:t xml:space="preserve"> ≥ 0.5</w:t>
-      </w:r>
-      <w:r>
-        <w:t xml:space="preserve"> </w:t>
-      </w:r>
-      <w:r>
-        <w:t xml:space="preserve">from all others; CONTROL is the farthest from every offer category (1.08–1.48). Channel lexicons are battery-derived (the paper’s channel-concept lists are in the Supporting Document (deposited at OSF)) and are labeled as such; the diagonal is by construction (battery-derived lexicons) — only off-diagonal distances carry content.</w:t>
-      </w:r>
-    </w:p>
-    <w:p>
-      <w:pPr>
-        <w:pStyle w:val="BodyText"/>
-      </w:pPr>
-    </w:p>
-    <w:p>
-      <w:pPr>
-        <w:pStyle w:val="BodyText"/>
-      </w:pPr>
-      <w:r>
-        <w:t xml:space="preserve">Figure 17.</w:t>
-      </w:r>
-      <w:r>
-        <w:t xml:space="preserve"> </w:t>
-      </w:r>
-      <w:r>
-        <w:t xml:space="preserve">Supervised LLaMA</w:t>
-      </w:r>
-      <w:r>
-        <w:t xml:space="preserve"> </w:t>
-      </w:r>
-      <w:r>
-        <w:t xml:space="preserve">→</w:t>
-      </w:r>
-      <w:r>
-        <w:t xml:space="preserve"> </w:t>
-      </w:r>
-      <w:r>
-        <w:t xml:space="preserve">eng1000 ridge bridge (§5.2) — held-out cosine, reported only against its null (</w:t>
-      </w:r>
-      <w:r>
-        <w:t xml:space="preserve">N</w:t>
-      </w:r>
-      <w:r>
-        <w:t xml:space="preserve"> = 640</w:t>
-      </w:r>
-      <w:r>
-        <w:t xml:space="preserve"> </w:t>
-      </w:r>
-      <w:r>
-        <w:t xml:space="preserve">paired real NQ-corpus texts, 64-token chunks, eng1000 coverage</w:t>
-      </w:r>
-      <w:r>
-        <w:t xml:space="preserve"> </w:t>
-      </w:r>
-      <w:r>
-        <w:t xml:space="preserve"> ≥ 0.5</w:t>
-      </w:r>
-      <w:r>
-        <w:t xml:space="preserve">; 512 train / 128 held-out; seed 42; ridge</w:t>
-      </w:r>
-      <w:r>
-        <w:t xml:space="preserve"> </w:t>
-      </w:r>
-      <w:r>
-        <w:t xml:space="preserve">α</w:t>
-      </w:r>
-      <w:r>
-        <w:t xml:space="preserve"> = 3162</w:t>
-      </w:r>
-      <w:r>
-        <w:t xml:space="preserve"> </w:t>
-      </w:r>
-      <w:r>
-        <w:t xml:space="preserve">by 5-fold CV). Held-out paired mean cosine 0.965 vs. random-pairing null mean 0.866 (null p95 0.874); permutation</w:t>
-      </w:r>
-      <w:r>
-        <w:t xml:space="preserve"> </w:t>
-      </w:r>
-      <w:r>
-        <w:t xml:space="preserve">p</w:t>
-      </w:r>
-      <w:r>
-        <w:t xml:space="preserve"> = 0.0005</w:t>
-      </w:r>
-      <w:r>
-        <w:t xml:space="preserve"> </w:t>
-      </w:r>
-      <w:r>
-        <w:t xml:space="preserve">(2</w:t>
-      </w:r>
-      <w:r>
-        <w:t xml:space="preserve">,</w:t>
-      </w:r>
-      <w:r>
-        <w:t xml:space="preserve">000 reps). The null is high because eng1000 is anisotropic — the signal is paired</w:t>
-      </w:r>
-      <w:r>
-        <w:t xml:space="preserve"> </w:t>
-      </w:r>
-      <w:r>
-        <w:t xml:space="preserve">≫</w:t>
-      </w:r>
-      <w:r>
-        <w:t xml:space="preserve"> </w:t>
-      </w:r>
-      <w:r>
-        <w:t xml:space="preserve">null, not the absolute cosine value.</w:t>
-      </w:r>
-    </w:p>
-    <w:p>
-      <w:pPr>
-        <w:pStyle w:val="BodyText"/>
-      </w:pPr>
-    </w:p>
-    <w:p>
-      <w:pPr>
-        <w:pStyle w:val="BodyText"/>
-      </w:pPr>
-      <w:r>
-        <w:t xml:space="preserve">Figure 18.</w:t>
-      </w:r>
-      <w:r>
-        <w:t xml:space="preserve"> </w:t>
-      </w:r>
-      <w:r>
-        <w:t xml:space="preserve">Bridge retrieval on the 128 held-out pairs (§5.2). Top-1 0.398 vs. chance 0.0078 (51</w:t>
-      </w:r>
-      <w:r>
-        <w:t xml:space="preserve">×</w:t>
-      </w:r>
-      <w:r>
-        <w:t xml:space="preserve">), top-5 0.594 vs. 0.039; mean rank 6.9 vs. chance 64.5. A rectangular orthogonal Procrustes comparison is comparable on retrieval rank only.</w:t>
-      </w:r>
-      <w:r>
-        <w:t xml:space="preserve"> </w:t>
-      </w:r>
-      <w:r>
-        <w:t xml:space="preserve">N</w:t>
-      </w:r>
-      <w:r>
-        <w:t xml:space="preserve"> = 640</w:t>
-      </w:r>
-      <w:r>
-        <w:t xml:space="preserve"> </w:t>
-      </w:r>
-      <w:r>
-        <w:t xml:space="preserve">is a CPU-feasibility scale; the full-scale recipe is documented in the GCP runbook.</w:t>
-      </w:r>
-    </w:p>
-    <w:p>
-      <w:pPr>
-        <w:pStyle w:val="BodyText"/>
-      </w:pPr>
-    </w:p>
-    <w:p>
-      <w:pPr>
-        <w:pStyle w:val="BodyText"/>
-      </w:pPr>
-      <w:r>
-        <w:t xml:space="preserve">Figure 19.</w:t>
-      </w:r>
-      <w:r>
-        <w:t xml:space="preserve"> </w:t>
-      </w:r>
-      <w:r>
-        <w:t xml:space="preserve">Battery27 downstream in eng1000 space via the bridge (same</w:t>
-      </w:r>
-      <w:r>
-        <w:t xml:space="preserve"> </w:t>
-      </w:r>
-      <w:r>
-        <w:t xml:space="preserve">reconstruction-from-spec</w:t>
-      </w:r>
-      <w:r>
-        <w:t xml:space="preserve"> </w:t>
-      </w:r>
-      <w:r>
-        <w:t xml:space="preserve">label as Figure 9). PCA of true eng1000 features vs. LLaMA features translated through the ridge map: translated-vs-true per-item cosine 0.813 (tight null 0.791,</w:t>
-      </w:r>
-      <w:r>
-        <w:t xml:space="preserve"> </w:t>
-      </w:r>
-      <w:r>
-        <w:t xml:space="preserve">p</w:t>
-      </w:r>
-      <w:r>
-        <w:t xml:space="preserve"> = 0.0005</w:t>
-      </w:r>
-      <w:r>
-        <w:t xml:space="preserve">); RDM Mantel</w:t>
-      </w:r>
-      <w:r>
-        <w:t xml:space="preserve"> </w:t>
-      </w:r>
-      <w:r>
-        <w:t xml:space="preserve">r</w:t>
-      </w:r>
-      <w:r>
-        <w:t xml:space="preserve"> = 0.805</w:t>
-      </w:r>
-      <w:r>
-        <w:t xml:space="preserve">,</w:t>
-      </w:r>
-      <w:r>
-        <w:t xml:space="preserve"> </w:t>
-      </w:r>
-      <w:r>
-        <w:t xml:space="preserve">p</w:t>
-      </w:r>
-      <w:r>
-        <w:t xml:space="preserve"> = 0.0005</w:t>
-      </w:r>
-      <w:r>
-        <w:t xml:space="preserve"> </w:t>
-      </w:r>
-      <w:r>
-        <w:t xml:space="preserve">(raw un-translated LLaMA RDM:</w:t>
-      </w:r>
-      <w:r>
-        <w:t xml:space="preserve"> </w:t>
-      </w:r>
-      <w:r>
-        <w:t xml:space="preserve">r</w:t>
-      </w:r>
-      <w:r>
-        <w:t xml:space="preserve"> = 0.362</w:t>
-      </w:r>
-      <w:r>
-        <w:t xml:space="preserve"> </w:t>
-      </w:r>
-      <w:r>
-        <w:t xml:space="preserve">— the bridge doubles the geometry match); category LOO decode 1.00. The ridge’s regression-to-mean shrinkage toward the centroid is visible, and exact-item retrieval among the 27 is at chance because same-category items are near-duplicates in true eng1000 space itself; category-level geometry — what the pipeline consumes — is preserved.</w:t>
-      </w:r>
-    </w:p>
-    <w:p>
-      <w:pPr>
-        <w:pStyle w:val="BodyText"/>
-      </w:pPr>
-    </w:p>
-    <w:p>
-      <w:pPr>
-        <w:pStyle w:val="BodyText"/>
-      </w:pPr>
-      <w:r>
-        <w:t xml:space="preserve">Figure 20.</w:t>
-      </w:r>
-      <w:r>
-        <w:t xml:space="preserve"> </w:t>
-      </w:r>
-      <w:r>
-        <w:t xml:space="preserve">Bridge regularization selection (§5.2). 5-fold CV MSE over</w:t>
-      </w:r>
-      <w:r>
-        <w:t xml:space="preserve"> </w:t>
-      </w:r>
-      <w:r>
-        <w:t xml:space="preserve">α</w:t>
-      </w:r>
-      <w:r>
-        <w:t xml:space="preserve"> ∈ {10</w:t>
-      </w:r>
-      <w:r>
-        <w:t xml:space="preserve">1</w:t>
-      </w:r>
-      <w:r>
-        <w:t xml:space="preserve">…10</w:t>
-      </w:r>
-      <w:r>
-        <w:t xml:space="preserve">5</w:t>
-      </w:r>
-      <w:r>
-        <w:t xml:space="preserve">}</w:t>
-      </w:r>
-      <w:r>
-        <w:t xml:space="preserve"> </w:t>
-      </w:r>
-      <w:r>
-        <w:t xml:space="preserve">on the 512 training pairs; selected</w:t>
-      </w:r>
-      <w:r>
-        <w:t xml:space="preserve"> </w:t>
-      </w:r>
-      <w:r>
-        <w:t xml:space="preserve">α</w:t>
-      </w:r>
-      <w:r>
-        <w:t xml:space="preserve"> = 3162</w:t>
-      </w:r>
-      <w:r>
-        <w:t xml:space="preserve"> </w:t>
-      </w:r>
-      <w:r>
-        <w:t xml:space="preserve">for LLaMA</w:t>
-      </w:r>
-      <w:r>
-        <w:t xml:space="preserve"> </w:t>
-      </w:r>
-      <w:r>
-        <w:t xml:space="preserve">→</w:t>
-      </w:r>
-      <w:r>
-        <w:t xml:space="preserve"> </w:t>
-      </w:r>
-      <w:r>
-        <w:t xml:space="preserve">eng1000, refit on the full training set.</w:t>
-      </w:r>
-    </w:p>
-    <w:p>
-      <w:pPr>
-        <w:pStyle w:val="BodyText"/>
-      </w:pPr>
-      <w:r>
-        <w:t xml:space="preserve"> </w:t>
-      </w:r>
-    </w:p>
-    <w:p>
-      <w:pPr>
-        <w:pStyle w:val="BodyText"/>
-      </w:pPr>
-      <w:r>
-        <w:t xml:space="preserve">Figure 21.</w:t>
-      </w:r>
-      <w:r>
-        <w:t xml:space="preserve"> </w:t>
-      </w:r>
-      <w:r>
-        <w:t xml:space="preserve">Bridge shared-latent geometry and retrieval summary (§5.2; real bridge results, seed 42; same reconstruction-from-spec battery label as Figure 9). Left: joint PCA (fit on the 54 stacked vectors) of true eng1000 battery features (dots) vs. ridge-translated LLaMA features (crosses), colored by battery category, with grey pairing lines; header carries the Mantel geometry match (</w:t>
-      </w:r>
-      <w:r>
-        <w:t xml:space="preserve">r</w:t>
-      </w:r>
-      <w:r>
-        <w:t xml:space="preserve"> = 0.805</w:t>
-      </w:r>
-      <w:r>
-        <w:t xml:space="preserve">,</w:t>
-      </w:r>
-      <w:r>
-        <w:t xml:space="preserve"> </w:t>
-      </w:r>
-      <w:r>
-        <w:t xml:space="preserve">p</w:t>
-      </w:r>
-      <w:r>
-        <w:t xml:space="preserve"> = 0.0005</w:t>
-      </w:r>
-      <w:r>
-        <w:t xml:space="preserve">). The translated cloud shrinks toward the centroid (ridge regression-to-mean) while category structure is preserved — exactly what the Mantel number quantifies. The true battery features were recomputed from the real</w:t>
-      </w:r>
-      <w:r>
-        <w:t xml:space="preserve"> </w:t>
-      </w:r>
-      <w:r>
-        <w:t xml:space="preserve">english1000sm.hf5</w:t>
-      </w:r>
-      <w:r>
-        <w:t xml:space="preserve"> </w:t>
-      </w:r>
-      <w:r>
-        <w:t xml:space="preserve">(OpenNeuro ds003020 snapshot) with the exact pipeline code path; recomputed per-item translated-vs-true cosines match the archived bridge results to</w:t>
-      </w:r>
-      <w:r>
-        <w:t xml:space="preserve"> </w:t>
-      </w:r>
-      <w:r>
-        <w:t xml:space="preserve">max |</w:t>
-      </w:r>
-      <w:r>
-        <w:t xml:space="preserve">Δ</w:t>
-      </w:r>
-      <w:r>
-        <w:t xml:space="preserve">| = 1.2 × 10</w:t>
-      </w:r>
-      <w:r>
-        <w:t xml:space="preserve">−9</w:t>
-      </w:r>
-      <w:r>
-        <w:t xml:space="preserve"> </w:t>
-      </w:r>
-      <w:r>
-        <w:t xml:space="preserve">— a functional bit-check of the whole chain. Right: retrieval-quality panel — held-out cosine histogram (128 NQ pairs, mean 0.965) against the random-pairing null (mean 0.866 / p95 0.874; the anisotropy caveat is stated on the figure), top-</w:t>
-      </w:r>
-      <w:r>
-        <w:t xml:space="preserve">k</w:t>
-      </w:r>
-      <w:r>
-        <w:t xml:space="preserve"> </w:t>
-      </w:r>
-      <w:r>
-        <w:t xml:space="preserve">retrieval vs. chance, battery27 per-item cosine by category vs. the pairing null, and the Mantel geometry match (bridge 0.805 vs. raw-LLaMA 0.362 vs. null</w:t>
-      </w:r>
-      <w:r>
-        <w:t xml:space="preserve"> </w:t>
-      </w:r>
-      <w:r>
-        <w:t xml:space="preserve">|</w:t>
-      </w:r>
-      <w:r>
-        <w:t xml:space="preserve">r</w:t>
-      </w:r>
-      <w:r>
-        <w:t xml:space="preserve">|</w:t>
-      </w:r>
-      <w:r>
-        <w:t xml:space="preserve"> </w:t>
-      </w:r>
-      <w:r>
-        <w:t xml:space="preserve">p95 0.315).</w:t>
-      </w:r>
-    </w:p>
-    <w:p>
-      <w:pPr>
-        <w:pStyle w:val="BodyText"/>
-      </w:pPr>
-      <w:r>
-        <w:rPr>
-          <w:b/>
-          <w:bCs/>
-        </w:rPr>
-        <w:t xml:space="preserve">Battery extension.</w:t>
-      </w:r>
-      <w:r>
-        <w:t xml:space="preserve"> </w:t>
-      </w:r>
-      <w:r>
-        <w:t xml:space="preserve">The stimulus set was expanded from 6 to 27 fabricated texts — five offers per category at five principal amounts, plus two non-financial controls — and the same real-weights pipeline re-run end-to-end (full protocol and statistics: Supporting Document §N). All 27 stimulus texts carry the label</w:t>
-      </w:r>
-      <w:r>
-        <w:t xml:space="preserve"> </w:t>
-      </w:r>
-      <w:r>
-        <w:rPr>
-          <w:b/>
-          <w:bCs/>
-        </w:rPr>
-        <w:t xml:space="preserve">“reconstruction-from-spec, pending bit-identity check against</w:t>
-      </w:r>
-      <w:r>
-        <w:rPr>
-          <w:b/>
-          <w:bCs/>
-        </w:rPr>
-        <w:t xml:space="preserve"> </w:t>
-      </w:r>
-      <w:r>
-        <w:rPr>
-          <w:rStyle w:val="VerbatimChar"/>
-          <w:b/>
-          <w:bCs/>
-        </w:rPr>
-        <w:t xml:space="preserve">simulations/battery27_manifest.json</w:t>
-      </w:r>
-      <w:r>
-        <w:rPr>
-          <w:b/>
-          <w:bCs/>
-        </w:rPr>
-        <w:t xml:space="preserve">”</w:t>
-      </w:r>
-      <w:r>
-        <w:t xml:space="preserve">: item 1 of each category is a verbatim quote from the Master Reproduction Manifest; items 2–5 (+ CONTROL_2) were written to the manifest’s stated design intents. Findings:</w:t>
       </w:r>
     </w:p>
     <w:p>
@@ -9990,6 +8349,1695 @@
         <w:numPr>
           <w:ilvl w:val="0"/>
           <w:numId w:val="1005"/>
+        </w:numPr>
+      </w:pPr>
+      <w:r>
+        <w:rPr>
+          <w:b/>
+          <w:bCs/>
+        </w:rPr>
+        <w:t xml:space="preserve">H4 — Decodability [SUPPORTED — self-consistency].</w:t>
+      </w:r>
+      <w:r>
+        <w:t xml:space="preserve"> </w:t>
+      </w:r>
+      <w:r>
+        <w:t xml:space="preserve">Mean per-channel Pearson correlation between decoded and ground-truth activity: r = 0.917 (per-channel 0.916–0.920) at moderate measurement noise (</w:t>
+      </w:r>
+      <w:r>
+        <w:t xml:space="preserve">$`\sigma_{\mathrm{obs}} = 0.1`$</w:t>
+      </w:r>
+      <w:r>
+        <w:t xml:space="preserve">)</w:t>
+      </w:r>
+      <w:r>
+        <w:rPr>
+          <w:rStyle w:val="FootnoteReference"/>
+        </w:rPr>
+        <w:footnoteReference w:id="33"/>
+      </w:r>
+      <w:r>
+        <w:t xml:space="preserve">, against a pre-registered threshold of r</w:t>
+      </w:r>
+      <w:r>
+        <w:t xml:space="preserve"> </w:t>
+      </w:r>
+      <w:r>
+        <w:t xml:space="preserve">$`\geq`$</w:t>
+      </w:r>
+      <w:r>
+        <w:t xml:space="preserve"> </w:t>
+      </w:r>
+      <w:r>
+        <w:t xml:space="preserve">0.7. Chance level is r</w:t>
+      </w:r>
+      <w:r>
+        <w:t xml:space="preserve"> </w:t>
+      </w:r>
+      <w:r>
+        <w:t xml:space="preserve">$`\approx`$</w:t>
+      </w:r>
+      <w:r>
+        <w:t xml:space="preserve"> </w:t>
+      </w:r>
+      <w:r>
+        <w:t xml:space="preserve">0. (Symbol note:</w:t>
+      </w:r>
+      <w:r>
+        <w:t xml:space="preserve"> </w:t>
+      </w:r>
+      <w:r>
+        <w:t xml:space="preserve">$`\sigma_{\mathrm{obs}}`$</w:t>
+      </w:r>
+      <w:r>
+        <w:t xml:space="preserve"> </w:t>
+      </w:r>
+      <w:r>
+        <w:t xml:space="preserve">denotes measurement noise</w:t>
+      </w:r>
+      <w:r>
+        <w:t xml:space="preserve"> </w:t>
+      </w:r>
+      <w:r>
+        <w:rPr>
+          <w:b/>
+          <w:bCs/>
+        </w:rPr>
+        <w:t xml:space="preserve">only within §5</w:t>
+      </w:r>
+      <w:r>
+        <w:t xml:space="preserve">;</w:t>
+      </w:r>
+      <w:r>
+        <w:t xml:space="preserve"> </w:t>
+      </w:r>
+      <w:r>
+        <w:t xml:space="preserve">$`\sigma`$</w:t>
+      </w:r>
+      <w:r>
+        <w:t xml:space="preserve"> </w:t>
+      </w:r>
+      <w:r>
+        <w:t xml:space="preserve">is reserved stack-wide for SDE noise intensity.) -</w:t>
+      </w:r>
+      <w:r>
+        <w:t xml:space="preserve"> </w:t>
+      </w:r>
+      <w:r>
+        <w:rPr>
+          <w:b/>
+          <w:bCs/>
+        </w:rPr>
+        <w:t xml:space="preserve">H5 — Ordering [SUPPORTED — self-consistency].</w:t>
+      </w:r>
+      <w:r>
+        <w:t xml:space="preserve"> </w:t>
+      </w:r>
+      <w:r>
+        <w:t xml:space="preserve">The decoded activity-peak sequence matched the planted</w:t>
+      </w:r>
+      <w:r>
+        <w:t xml:space="preserve"> </w:t>
+      </w:r>
+      <w:r>
+        <w:t xml:space="preserve">$`D \to O \to C \to A \to S`$</w:t>
+      </w:r>
+      <w:r>
+        <w:t xml:space="preserve"> </w:t>
+      </w:r>
+      <w:r>
+        <w:t xml:space="preserve">order in 100% of episodes (mean Kendall’s</w:t>
+      </w:r>
+      <w:r>
+        <w:t xml:space="preserve"> </w:t>
+      </w:r>
+      <w:r>
+        <w:t xml:space="preserve">$`\tau`$</w:t>
+      </w:r>
+      <w:r>
+        <w:t xml:space="preserve"> </w:t>
+      </w:r>
+      <w:r>
+        <w:t xml:space="preserve">= 1.0), against a threshold of</w:t>
+      </w:r>
+      <w:r>
+        <w:t xml:space="preserve"> </w:t>
+      </w:r>
+      <w:r>
+        <w:t xml:space="preserve">$`\geq`$</w:t>
+      </w:r>
+      <w:r>
+        <w:t xml:space="preserve"> </w:t>
+      </w:r>
+      <w:r>
+        <w:t xml:space="preserve">70% exact / Kendall’s</w:t>
+      </w:r>
+      <w:r>
+        <w:t xml:space="preserve"> </w:t>
+      </w:r>
+      <w:r>
+        <w:t xml:space="preserve">$`\tau`$</w:t>
+      </w:r>
+      <w:r>
+        <w:t xml:space="preserve"> </w:t>
+      </w:r>
+      <w:r>
+        <w:t xml:space="preserve">$`\geq`$</w:t>
+      </w:r>
+      <w:r>
+        <w:t xml:space="preserve"> </w:t>
+      </w:r>
+      <w:r>
+        <w:t xml:space="preserve">0.7. Recovering a planted ordering validates the decoder, not the ordering’s physiology. -</w:t>
+      </w:r>
+      <w:r>
+        <w:t xml:space="preserve"> </w:t>
+      </w:r>
+      <w:r>
+        <w:rPr>
+          <w:b/>
+          <w:bCs/>
+        </w:rPr>
+        <w:t xml:space="preserve">H6 — Minority-activation robustness [SUPPORTED — self-consistency].</w:t>
+      </w:r>
+      <w:r>
+        <w:t xml:space="preserve"> </w:t>
+      </w:r>
+      <w:r>
+        <w:t xml:space="preserve">Doubling minority weights to U(0.1, 0.3) — stronger minority modulation than the base model assumes — leaves decoding at r = 0.902. The claim tested is the framework’s actual one: one predominant chemical carrier per computational function (not one chemical per emotion — emotions are not in the model), with minority activations present in every channel (§2.6–2.7).</w:t>
+      </w:r>
+    </w:p>
+    <w:p>
+      <w:pPr>
+        <w:pStyle w:val="FirstParagraph"/>
+      </w:pPr>
+      <w:r>
+        <w:t xml:space="preserve">A context sweep (no pre-registered threshold) shows graceful degradation with noise: r = 0.977 / 0.917 / 0.757 / 0.503 at</w:t>
+      </w:r>
+      <w:r>
+        <w:t xml:space="preserve"> </w:t>
+      </w:r>
+      <w:r>
+        <w:t xml:space="preserve">$`\sigma_{\mathrm{obs}} = 0.05 / 0.1 / 0.2 / 0.4`$</w:t>
+      </w:r>
+      <w:r>
+        <w:t xml:space="preserve">, and a shuffled-mixing-matrix null yields r = 0.054 (chance level, as expected). Scope: this establishes that the measurement problem is well-posed in principle — the channel structure is recoverable from a mixed stream</w:t>
+      </w:r>
+      <w:r>
+        <w:t xml:space="preserve"> </w:t>
+      </w:r>
+      <w:r>
+        <w:rPr>
+          <w:i/>
+          <w:iCs/>
+        </w:rPr>
+        <w:t xml:space="preserve">if</w:t>
+      </w:r>
+      <w:r>
+        <w:t xml:space="preserve"> </w:t>
+      </w:r>
+      <w:r>
+        <w:t xml:space="preserve">the predominant-carrier structure holds. Whether it holds in human physiology is the question the registered experiment answers; the simulation cannot answer it.</w:t>
+      </w:r>
+    </w:p>
+    <w:p>
+      <w:pPr>
+        <w:pStyle w:val="BodyText"/>
+      </w:pPr>
+    </w:p>
+    <w:p>
+      <w:pPr>
+        <w:pStyle w:val="BodyText"/>
+      </w:pPr>
+      <w:r>
+        <w:t xml:space="preserve">Figure 5.</w:t>
+      </w:r>
+      <w:r>
+        <w:t xml:space="preserve"> </w:t>
+      </w:r>
+      <w:r>
+        <w:t xml:space="preserve">Sim D1 decoder self-consistency (verification re-run, seed 42; planted-structure simulation, not evidence about biology). H4/H6 decodability above the pre-registered</w:t>
+      </w:r>
+      <w:r>
+        <w:t xml:space="preserve"> </w:t>
+      </w:r>
+      <w:r>
+        <w:t xml:space="preserve">r</w:t>
+      </w:r>
+      <w:r>
+        <w:t xml:space="preserve"> ≥ 0.7</w:t>
+      </w:r>
+      <w:r>
+        <w:t xml:space="preserve"> </w:t>
+      </w:r>
+      <w:r>
+        <w:t xml:space="preserve">threshold, graceful degradation in the noise sweep, exact H5 ordering, and the shuffled-mixing null at chance (</w:t>
+      </w:r>
+      <w:r>
+        <w:t xml:space="preserve">r</w:t>
+      </w:r>
+      <w:r>
+        <w:t xml:space="preserve"> = 0.054</w:t>
+      </w:r>
+      <w:r>
+        <w:t xml:space="preserve">).</w:t>
+      </w:r>
+    </w:p>
+    <w:bookmarkEnd w:id="34"/>
+    <w:bookmarkStart w:id="35" w:name="X36835ac637233a75cb3e3eea2cf2cd0d18c006a"/>
+    <w:p>
+      <w:pPr>
+        <w:pStyle w:val="Heading2"/>
+      </w:pPr>
+      <w:r>
+        <w:t xml:space="preserve">5.4 Forward encoding with the released TRIBE v2 weights [SIMULATION — instrument-level evidence only; core pipeline re-run on the released weights]</w:t>
+      </w:r>
+    </w:p>
+    <w:p>
+      <w:pPr>
+        <w:pStyle w:val="FirstParagraph"/>
+      </w:pPr>
+      <w:r>
+        <w:t xml:space="preserve">Section 5.1 used a synthetic stand-in for the encoder. The first proof obligation of §1.1 — that a TRIBE-class forward encoder maps trust-relevant text to cortical response patterns — has been run with the real released model, not a stand-in (full protocol: Supporting Document §M). The framing, stated once for the whole section:</w:t>
+      </w:r>
+      <w:r>
+        <w:t xml:space="preserve"> </w:t>
+      </w:r>
+      <w:r>
+        <w:rPr>
+          <w:b/>
+          <w:bCs/>
+        </w:rPr>
+        <w:t xml:space="preserve">zero neurochemistry was measured anywhere in this pipeline.</w:t>
+      </w:r>
+      <w:r>
+        <w:t xml:space="preserve"> </w:t>
+      </w:r>
+      <w:r>
+        <w:t xml:space="preserve">TRIBE v2 predicts fMRI from text; all results below are associations among a model’s predictions on author-written stimuli — evidence that the measurement instrument is real, runnable, deterministic, and sensitive to structure, and nothing more.</w:t>
+      </w:r>
+    </w:p>
+    <w:p>
+      <w:pPr>
+        <w:pStyle w:val="BodyText"/>
+      </w:pPr>
+      <w:r>
+        <w:rPr>
+          <w:b/>
+          <w:bCs/>
+        </w:rPr>
+        <w:t xml:space="preserve">Pipeline.</w:t>
+      </w:r>
+      <w:r>
+        <w:t xml:space="preserve"> </w:t>
+      </w:r>
+      <w:r>
+        <w:t xml:space="preserve">The released TRIBE v2 checkpoint (;</w:t>
+      </w:r>
+      <w:r>
+        <w:t xml:space="preserve"> </w:t>
+      </w:r>
+      <w:r>
+        <w:rPr>
+          <w:rStyle w:val="VerbatimChar"/>
+        </w:rPr>
+        <w:t xml:space="preserve">facebook/tribev2</w:t>
+      </w:r>
+      <w:r>
+        <w:t xml:space="preserve"> </w:t>
+      </w:r>
+      <w:r>
+        <w:rPr>
+          <w:rStyle w:val="VerbatimChar"/>
+        </w:rPr>
+        <w:t xml:space="preserve">best.ckpt</w:t>
+      </w:r>
+      <w:r>
+        <w:t xml:space="preserve">) was verified byte-exactly for this work — exactly 708,856,138 bytes, exactly 108 tensors, 177,205,397 parameters, state dict loaded</w:t>
+      </w:r>
+      <w:r>
+        <w:t xml:space="preserve"> </w:t>
+      </w:r>
+      <w:r>
+        <w:rPr>
+          <w:rStyle w:val="VerbatimChar"/>
+        </w:rPr>
+        <w:t xml:space="preserve">strict=True</w:t>
+      </w:r>
+      <w:r>
+        <w:t xml:space="preserve"> </w:t>
+      </w:r>
+      <w:r>
+        <w:t xml:space="preserve">— and executed on CPU via the official Python reference implementation (text-only forward pass under the model’s modality-dropout convention: audio/video streams zeroed). Text features were extracted from LLaMA-3.2-3B through a RAM-streaming forward pass (safetensors memory-mapped, one transformer block resident at a time, fp32 compute; bf16 weights from the identical-weight ungated mirror, the gated meta-llama repository returning 403), computing the released configuration’s group-mean aggregation over blocks 14–20 and 21–28 exactly — the mid-layers of these ranges (layers 17 and 24) are the stand-in probe layers; the streaming forward pass was validated by next-token probes before use. Each stimulus yields the model’s full prediction: 100 TRs</w:t>
+      </w:r>
+      <w:r>
+        <w:t xml:space="preserve"> </w:t>
+      </w:r>
+      <w:r>
+        <w:t xml:space="preserve">$`\times`$</w:t>
+      </w:r>
+      <w:r>
+        <w:t xml:space="preserve"> </w:t>
+      </w:r>
+      <w:r>
+        <w:t xml:space="preserve">20,484 fsaverage5 vertices. The pure-Rust port tribev2-rs was verified to exist, with its published Pearson = 1.0 parity test suite against the Python reference, but was not built in the verification environment (no Rust toolchain); every number reported from the submission re-run below comes from the Python reference implementation.</w:t>
+      </w:r>
+    </w:p>
+    <w:p>
+      <w:pPr>
+        <w:pStyle w:val="BodyText"/>
+      </w:pPr>
+      <w:r>
+        <w:rPr>
+          <w:b/>
+          <w:bCs/>
+        </w:rPr>
+        <w:t xml:space="preserve">Stimuli.</w:t>
+      </w:r>
+      <w:r>
+        <w:t xml:space="preserve"> </w:t>
+      </w:r>
+      <w:r>
+        <w:t xml:space="preserve">Six synthetic texts: five made-up credit offers manipulating trust-relevant structure (transparent/fair, predatory-urgency, teaser-rate, credit-building trust signals, collections threat) and one non-financial control of similar length. The offer stimuli are the framework’s canonical validation paradigm: trust-relevant structure varies while binary validation (obligation met or missed) is guaranteed by construction, making them the reference instrument for any later dual-stream experiment. The channel mapping scored against these texts is domain-general biology; nothing in the framework depends on the stimuli being financial, and any application that collects aligned physiological and behavioral streams (the financial application preprint, specified separately) is executing this paradigm, not defining it. No human data are involved anywhere in this pipeline; the “measurementsá́re the model’s own predicted fMRI. Provenance: the six verbatim stimulus texts live in the Supporting Document §M, so this run used faithful per-category reconstructions with uniform 0.4 s/word timing; re-running with the verbatim texts and real timings is a drop-in replacement.</w:t>
+      </w:r>
+    </w:p>
+    <w:p>
+      <w:pPr>
+        <w:pStyle w:val="BodyText"/>
+      </w:pPr>
+      <w:r>
+        <w:rPr>
+          <w:b/>
+          <w:bCs/>
+        </w:rPr>
+        <w:t xml:space="preserve">Results.</w:t>
+      </w:r>
+      <w:r>
+        <w:t xml:space="preserve"> </w:t>
+      </w:r>
+      <w:r>
+        <w:rPr>
+          <w:i/>
+          <w:iCs/>
+        </w:rPr>
+        <w:t xml:space="preserve">Determinism.</w:t>
+      </w:r>
+      <w:r>
+        <w:t xml:space="preserve"> </w:t>
+      </w:r>
+      <w:r>
+        <w:t xml:space="preserve">Repeat inference is bit-exact (</w:t>
+      </w:r>
+      <w:r>
+        <w:t xml:space="preserve">$`\max |\Delta| = 0.0`$</w:t>
+      </w:r>
+      <w:r>
+        <w:t xml:space="preserve">), so all reported differences are stimulus-driven, not run noise.</w:t>
+      </w:r>
+      <w:r>
+        <w:t xml:space="preserve"> </w:t>
+      </w:r>
+      <w:r>
+        <w:rPr>
+          <w:i/>
+          <w:iCs/>
+        </w:rPr>
+        <w:t xml:space="preserve">Separability.</w:t>
+      </w:r>
+      <w:r>
+        <w:t xml:space="preserve"> </w:t>
+      </w:r>
+      <w:r>
+        <w:t xml:space="preserve">Every offer produces a distinct predicted cortical pattern (mean-map Pearson 0.82–0.99 across pairs).</w:t>
+      </w:r>
+      <w:r>
+        <w:t xml:space="preserve"> </w:t>
+      </w:r>
+      <w:r>
+        <w:rPr>
+          <w:i/>
+          <w:iCs/>
+        </w:rPr>
+        <w:t xml:space="preserve">Full independent re-run.</w:t>
+      </w:r>
+      <w:r>
+        <w:t xml:space="preserve"> </w:t>
+      </w:r>
+      <w:r>
+        <w:t xml:space="preserve">The core pipeline was re-run end-to-end on the byte-exact verified checkpoint with the reconstructed stimuli: determinism reproduced bit-exactly on a full independent re-run of feature extraction plus forward pass (</w:t>
+      </w:r>
+      <w:r>
+        <w:t xml:space="preserve">$`\max |\Delta| = 0.0`$</w:t>
+      </w:r>
+      <w:r>
+        <w:t xml:space="preserve">); separability reproduced qualitatively — every stimulus pair yields a distinct TR-mean cortical pattern, with pairwise Pearson r spanning</w:t>
+      </w:r>
+      <w:r>
+        <w:t xml:space="preserve"> </w:t>
+      </w:r>
+      <w:r>
+        <w:t xml:space="preserve">$`-0.33`$</w:t>
+      </w:r>
+      <w:r>
+        <w:t xml:space="preserve"> </w:t>
+      </w:r>
+      <w:r>
+        <w:t xml:space="preserve">to</w:t>
+      </w:r>
+      <w:r>
+        <w:t xml:space="preserve"> </w:t>
+      </w:r>
+      <w:r>
+        <w:t xml:space="preserve">$`+0.81`$</w:t>
+      </w:r>
+      <w:r>
+        <w:t xml:space="preserve">, all cleanly below 1.0 (Figure 6). The re-run correlations are lower than the original battery’s 0.82–0.99 exactly as expected, because the re-run stimuli are reconstructions with uniform word timing rather than the verbatim §M texts; the qualitative claim — every offer produces a distinct predicted cortical pattern — holds. Localization is consistent in network family: the vertex-wise THREAT</w:t>
+      </w:r>
+      <w:r>
+        <w:t xml:space="preserve">$`-`$</w:t>
+      </w:r>
+      <w:r>
+        <w:t xml:space="preserve">FAIR contrast concentrates in Default_pCunPCC and Control parcels (16 of the top-20 Schaefer-400 parcels by</w:t>
+      </w:r>
+      <w:r>
+        <w:t xml:space="preserve"> </w:t>
+      </w:r>
+      <w:r>
+        <w:t xml:space="preserve">$`|`$</w:t>
+      </w:r>
+      <w:r>
+        <w:t xml:space="preserve">contrast</w:t>
+      </w:r>
+      <w:r>
+        <w:t xml:space="preserve">$`|`$</w:t>
+      </w:r>
+      <w:r>
+        <w:t xml:space="preserve"> </w:t>
+      </w:r>
+      <w:r>
+        <w:t xml:space="preserve">are DMN or Control network; Figures 7–8), the same control/dorsal-attention/default-mode family reported under Localization below, though exact parcels and signs differ across the different texts and are reported descriptively, as below.</w:t>
+      </w:r>
+      <w:r>
+        <w:t xml:space="preserve"> </w:t>
+      </w:r>
+      <w:r>
+        <w:rPr>
+          <w:b/>
+          <w:bCs/>
+        </w:rPr>
+        <w:t xml:space="preserve">Effect sizes:</w:t>
+      </w:r>
+      <w:r>
+        <w:t xml:space="preserve"> </w:t>
+      </w:r>
+      <w:r>
+        <w:t xml:space="preserve">none are reported as inferential statistics. TRIBE v2 is deterministic, so its within-run temporal variability is not measurement noise and supplies no valid effect-size denominator; a Cohen’s d computed against it is uninterpretable as an effect size. What is reported: the raw pattern correlations above and the localization below, as descriptive contrasts, not inferential statistics.</w:t>
+      </w:r>
+      <w:r>
+        <w:t xml:space="preserve"> </w:t>
+      </w:r>
+      <w:r>
+        <w:rPr>
+          <w:i/>
+          <w:iCs/>
+        </w:rPr>
+        <w:t xml:space="preserve">Localization (Schaefer-400 / Yeo-7 anatomical labeling ).</w:t>
+      </w:r>
+      <w:r>
+        <w:t xml:space="preserve"> </w:t>
+      </w:r>
+      <w:r>
+        <w:t xml:space="preserve">The strongest contrast magnitudes concentrate in the control, dorsal-attention, and default-mode networks — the evaluative/attentional circuitry the framework predicts should differentiate trust-relevant offer structure (e.g., threat vs. fair suppresses lateral-PFC control and posterior dorsal-attention parcels: RH Cont_PFCl_9, LH DorsAttn_Post_10, LH Cont_Cing_1).</w:t>
+      </w:r>
+      <w:r>
+        <w:t xml:space="preserve"> </w:t>
+      </w:r>
+      <w:r>
+        <w:rPr>
+          <w:i/>
+          <w:iCs/>
+        </w:rPr>
+        <w:t xml:space="preserve">Theory metric instantiation.</w:t>
+      </w:r>
+      <w:r>
+        <w:t xml:space="preserve"> </w:t>
+      </w:r>
+      <w:r>
+        <w:t xml:space="preserve">Mapping each offer’s mean cortical pattern to the probability simplex and taking Fisher–Rao distances (companion theory preprint, §3) yields a structured, non-degenerate geometry on the six stimuli (FR range 0.047–0.159). Honest non-result: whole-cortex FR distances do not cluster the stimuli by our a-priori trustworthiness labels (cross-group/within-group ratio 0.83) — whole-cortex distributional distance is dominated by topical and syntactic differences. Recovering a trustworthiness axis requires the targeted decoding step — a Gallant-style voxelwise decoder trained on real fMRI (obligation (2)) — not raw pattern distance.</w:t>
+      </w:r>
+    </w:p>
+    <w:p>
+      <w:pPr>
+        <w:pStyle w:val="BodyText"/>
+      </w:pPr>
+      <w:r>
+        <w:t xml:space="preserve"> </w:t>
+      </w:r>
+    </w:p>
+    <w:p>
+      <w:pPr>
+        <w:pStyle w:val="BodyText"/>
+      </w:pPr>
+      <w:r>
+        <w:t xml:space="preserve">Figure 6.</w:t>
+      </w:r>
+      <w:r>
+        <w:t xml:space="preserve"> </w:t>
+      </w:r>
+      <w:r>
+        <w:t xml:space="preserve">TRIBE v2 submission re-run (official Python reference; deterministic; §5.2;</w:t>
+      </w:r>
+      <w:r>
+        <w:t xml:space="preserve"> </w:t>
+      </w:r>
+      <w:r>
+        <w:t xml:space="preserve">reconstructed</w:t>
+      </w:r>
+      <w:r>
+        <w:t xml:space="preserve"> </w:t>
+      </w:r>
+      <w:r>
+        <w:t xml:space="preserve">offer-category stimuli with uniform word timing, the verbatim §M texts bundled with the Supporting Document (deposit pending)). Left: TR-mean predicted cortical response per stimulus (six categories, lateral views on the real fsaverage5 pial mesh). Right: pairwise Pearson similarity of the TR-mean patterns — every pair distinct (</w:t>
+      </w:r>
+      <w:r>
+        <w:t xml:space="preserve">r</w:t>
+      </w:r>
+      <w:r>
+        <w:t xml:space="preserve"> </w:t>
+      </w:r>
+      <w:r>
+        <w:t xml:space="preserve">from</w:t>
+      </w:r>
+      <w:r>
+        <w:t xml:space="preserve"> </w:t>
+      </w:r>
+      <w:r>
+        <w:t xml:space="preserve">−0.33</w:t>
+      </w:r>
+      <w:r>
+        <w:t xml:space="preserve"> </w:t>
+      </w:r>
+      <w:r>
+        <w:t xml:space="preserve">to</w:t>
+      </w:r>
+      <w:r>
+        <w:t xml:space="preserve"> </w:t>
+      </w:r>
+      <w:r>
+        <w:t xml:space="preserve">+0.81</w:t>
+      </w:r>
+      <w:r>
+        <w:t xml:space="preserve">, all cleanly below 1.0), a qualitative reproduction of the separability claim; values sit below the verbatim-stimulus battery’s 0.82–0.99 because the stimuli are reconstructions, not the originals.</w:t>
+      </w:r>
+    </w:p>
+    <w:p>
+      <w:pPr>
+        <w:pStyle w:val="BodyText"/>
+      </w:pPr>
+      <w:r>
+        <w:t xml:space="preserve"> </w:t>
+      </w:r>
+    </w:p>
+    <w:p>
+      <w:pPr>
+        <w:pStyle w:val="BodyText"/>
+      </w:pPr>
+      <w:r>
+        <w:t xml:space="preserve">Figure 7.</w:t>
+      </w:r>
+      <w:r>
+        <w:t xml:space="preserve"> </w:t>
+      </w:r>
+      <w:r>
+        <w:t xml:space="preserve">Submission re-run, THREAT</w:t>
+      </w:r>
+      <w:r>
+        <w:t xml:space="preserve">−</w:t>
+      </w:r>
+      <w:r>
+        <w:t xml:space="preserve">FAIR vertex-wise contrast (reconstructed stimuli; descriptive contrast, not an inferential statistic). Left: contrast rendered on fsaverage5 pial surfaces (4 views). Right: top-20 Schaefer-400 parcels by</w:t>
+      </w:r>
+      <w:r>
+        <w:t xml:space="preserve"> </w:t>
+      </w:r>
+      <w:r>
+        <w:t xml:space="preserve">|</w:t>
+      </w:r>
+      <w:r>
+        <w:t xml:space="preserve">contrast</w:t>
+      </w:r>
+      <w:r>
+        <w:t xml:space="preserve">|</w:t>
+      </w:r>
+      <w:r>
+        <w:t xml:space="preserve"> </w:t>
+      </w:r>
+      <w:r>
+        <w:t xml:space="preserve">— 16 of 20 are Default-mode (Default_pCunPCC dominant) or Control network parcels, the same network family as the main-text localization, with exact parcels differing across the different texts.</w:t>
+      </w:r>
+    </w:p>
+    <w:p>
+      <w:pPr>
+        <w:pStyle w:val="BodyText"/>
+      </w:pPr>
+      <w:r>
+        <w:t xml:space="preserve"> </w:t>
+      </w:r>
+    </w:p>
+    <w:p>
+      <w:pPr>
+        <w:pStyle w:val="BodyText"/>
+      </w:pPr>
+      <w:r>
+        <w:t xml:space="preserve">Figure 8.</w:t>
+      </w:r>
+      <w:r>
+        <w:t xml:space="preserve"> </w:t>
+      </w:r>
+      <w:r>
+        <w:t xml:space="preserve">Submission re-run, network-level summary and dynamics. Left: Yeo-7 network means</w:t>
+      </w:r>
+      <w:r>
+        <w:t xml:space="preserve"> </w:t>
+      </w:r>
+      <w:r>
+        <w:t xml:space="preserve">±</w:t>
+      </w:r>
+      <w:r>
+        <w:t xml:space="preserve"> </w:t>
+      </w:r>
+      <w:r>
+        <w:t xml:space="preserve">SEM of the THREAT</w:t>
+      </w:r>
+      <w:r>
+        <w:t xml:space="preserve">−</w:t>
+      </w:r>
+      <w:r>
+        <w:t xml:space="preserve">FAIR contrast. Right: global field power (vertex-wise SD) over the 100 predicted TRs per stimulus (deterministic; §5.2).</w:t>
+      </w:r>
+    </w:p>
+    <w:p>
+      <w:pPr>
+        <w:pStyle w:val="BodyText"/>
+      </w:pPr>
+    </w:p>
+    <w:p>
+      <w:pPr>
+        <w:pStyle w:val="BodyText"/>
+      </w:pPr>
+      <w:r>
+        <w:t xml:space="preserve">Figure 9.</w:t>
+      </w:r>
+      <w:r>
+        <w:t xml:space="preserve"> </w:t>
+      </w:r>
+      <w:r>
+        <w:t xml:space="preserve">Extended battery, N.1 separability (§5.2;</w:t>
+      </w:r>
+      <w:r>
+        <w:t xml:space="preserve"> </w:t>
+      </w:r>
+      <w:r>
+        <w:t xml:space="preserve">reconstruction-from-spec battery, pending bit-identity against</w:t>
+      </w:r>
+      <w:r>
+        <w:t xml:space="preserve"> </w:t>
+      </w:r>
+      <w:r>
+        <w:t xml:space="preserve">battery27_manifest.json</w:t>
+      </w:r>
+      <w:r>
+        <w:t xml:space="preserve">):</w:t>
+      </w:r>
+      <w:r>
+        <w:t xml:space="preserve"> </w:t>
+      </w:r>
+      <w:r>
+        <w:t xml:space="preserve">27 × 27</w:t>
+      </w:r>
+      <w:r>
+        <w:t xml:space="preserve"> </w:t>
+      </w:r>
+      <w:r>
+        <w:t xml:space="preserve">pairwise Pearson correlation of TR-mean predicted cortical patterns from the canonical pipeline (no-BOS LLaMA-3.2-3B, layers 17 &amp; 24, 100-TR resample, real TRIBE v2). Within-category mean</w:t>
+      </w:r>
+      <w:r>
+        <w:t xml:space="preserve"> </w:t>
+      </w:r>
+      <w:r>
+        <w:t xml:space="preserve">r</w:t>
+      </w:r>
+      <w:r>
+        <w:t xml:space="preserve"> = 0.991</w:t>
+      </w:r>
+      <w:r>
+        <w:t xml:space="preserve">, between-category</w:t>
+      </w:r>
+      <w:r>
+        <w:t xml:space="preserve"> </w:t>
+      </w:r>
+      <w:r>
+        <w:t xml:space="preserve">r</w:t>
+      </w:r>
+      <w:r>
+        <w:t xml:space="preserve"> = 0.908</w:t>
+      </w:r>
+      <w:r>
+        <w:t xml:space="preserve">, minimum pair</w:t>
+      </w:r>
+      <w:r>
+        <w:t xml:space="preserve"> </w:t>
+      </w:r>
+      <w:r>
+        <w:t xml:space="preserve">r</w:t>
+      </w:r>
+      <w:r>
+        <w:t xml:space="preserve"> = 0.708</w:t>
+      </w:r>
+      <w:r>
+        <w:t xml:space="preserve">; all 351 pairs distinct (max off-diagonal 0.998</w:t>
+      </w:r>
+      <w:r>
+        <w:t xml:space="preserve"> </w:t>
+      </w:r>
+      <w:r>
+        <w:t xml:space="preserve"> &lt; 1</w:t>
+      </w:r>
+      <w:r>
+        <w:t xml:space="preserve">). Within-category values are inflated by the reconstruction’s one-template-per-category lexicon — a reconstruction property, not a model property (deterministic; §5.2).</w:t>
+      </w:r>
+    </w:p>
+    <w:p>
+      <w:pPr>
+        <w:pStyle w:val="BodyText"/>
+      </w:pPr>
+    </w:p>
+    <w:p>
+      <w:pPr>
+        <w:pStyle w:val="BodyText"/>
+      </w:pPr>
+      <w:r>
+        <w:t xml:space="preserve">Figure 10.</w:t>
+      </w:r>
+      <w:r>
+        <w:t xml:space="preserve"> </w:t>
+      </w:r>
+      <w:r>
+        <w:t xml:space="preserve">Extended battery, N.1 category structure (same reconstruction-from-spec label as Figure 9):</w:t>
+      </w:r>
+      <w:r>
+        <w:t xml:space="preserve"> </w:t>
+      </w:r>
+      <w:r>
+        <w:t xml:space="preserve">6 × 6</w:t>
+      </w:r>
+      <w:r>
+        <w:t xml:space="preserve"> </w:t>
+      </w:r>
+      <w:r>
+        <w:t xml:space="preserve">matrix of category mean-map correlations. Every offer category is distinct at category level; category contrasts vs. CONTROL: PREDATORY largest (mean</w:t>
+      </w:r>
+      <w:r>
+        <w:t xml:space="preserve"> </w:t>
+      </w:r>
+      <w:r>
+        <w:t xml:space="preserve">|</w:t>
+      </w:r>
+      <w:r>
+        <w:t xml:space="preserve">Δ</w:t>
+      </w:r>
+      <w:r>
+        <w:t xml:space="preserve">|</w:t>
+      </w:r>
+      <w:r>
+        <w:t xml:space="preserve"> </w:t>
+      </w:r>
+      <w:r>
+        <w:t xml:space="preserve">0.070, max 0.349), then FAIR (0.053), TEASER (0.050), TRUST_SIGNAL (0.030), THREAT (0.026).</w:t>
+      </w:r>
+    </w:p>
+    <w:p>
+      <w:pPr>
+        <w:pStyle w:val="BodyText"/>
+      </w:pPr>
+    </w:p>
+    <w:p>
+      <w:pPr>
+        <w:pStyle w:val="BodyText"/>
+      </w:pPr>
+      <w:r>
+        <w:t xml:space="preserve">Figure 11.</w:t>
+      </w:r>
+      <w:r>
+        <w:t xml:space="preserve"> </w:t>
+      </w:r>
+      <w:r>
+        <w:t xml:space="preserve">Extended battery, N.1 vertex-wise contrasts (same reconstruction-from-spec label as Figure 9): per-category</w:t>
+      </w:r>
+      <w:r>
+        <w:t xml:space="preserve"> </w:t>
+      </w:r>
+      <w:r>
+        <w:t xml:space="preserve">−</w:t>
+      </w:r>
+      <w:r>
+        <w:t xml:space="preserve"> </w:t>
+      </w:r>
+      <w:r>
+        <w:t xml:space="preserve">CONTROL predicted-contrast maps rendered on the real fsaverage5 pial surface. Descriptive contrasts, not inferential statistics (descriptive contrasts only, §5.2); evaluative/attentional networks dominate, consistent with the core-battery localization.</w:t>
+      </w:r>
+    </w:p>
+    <w:p>
+      <w:pPr>
+        <w:pStyle w:val="BodyText"/>
+      </w:pPr>
+    </w:p>
+    <w:p>
+      <w:pPr>
+        <w:pStyle w:val="BodyText"/>
+      </w:pPr>
+      <w:r>
+        <w:t xml:space="preserve">Figure 12.</w:t>
+      </w:r>
+      <w:r>
+        <w:t xml:space="preserve"> </w:t>
+      </w:r>
+      <w:r>
+        <w:t xml:space="preserve">Extended battery, category-mean predicted cortical maps (§5.2; same reconstruction-from-spec label as Figure 9). Per-category mean predicted TRIBE v2 cortical response (5 items/category; CONTROL n=2), 6 rows</w:t>
+      </w:r>
+      <w:r>
+        <w:t xml:space="preserve"> </w:t>
+      </w:r>
+      <w:r>
+        <w:t xml:space="preserve">×</w:t>
+      </w:r>
+      <w:r>
+        <w:t xml:space="preserve"> </w:t>
+      </w:r>
+      <w:r>
+        <w:t xml:space="preserve">4 views (LH lateral/medial, RH medial/lateral), shared symmetric color scale (</w:t>
+      </w:r>
+      <w:r>
+        <w:t xml:space="preserve">±</w:t>
+      </w:r>
+      <w:r>
+        <w:t xml:space="preserve">98th percentile).</w:t>
+      </w:r>
+      <w:r>
+        <w:t xml:space="preserve"> </w:t>
+      </w:r>
+      <w:r>
+        <w:t xml:space="preserve">Provenance:</w:t>
+      </w:r>
+      <w:r>
+        <w:t xml:space="preserve"> </w:t>
+      </w:r>
+      <w:r>
+        <w:t xml:space="preserve">real TRIBE v2 predictions on the reconstructed-from-spec battery — model-predicted fMRI, no measured neurophysiology anywhere in the pipeline. Rendered with nilearn on the real fsaverage5 pial mesh (pycortex could not be built in the verification environment; labeled on the figure), in the semantic-tiling lineage of</w:t>
+      </w:r>
+      <w:r>
+        <w:t xml:space="preserve"> </w:t>
+      </w:r>
+      <w:r>
+        <w:t xml:space="preserve"> </w:t>
+      </w:r>
+      <w:r>
+        <w:t xml:space="preserve">(interactive atlas viewer: gallantlab.org/huth2016).</w:t>
+      </w:r>
+    </w:p>
+    <w:p>
+      <w:pPr>
+        <w:pStyle w:val="BodyText"/>
+      </w:pPr>
+    </w:p>
+    <w:p>
+      <w:pPr>
+        <w:pStyle w:val="BodyText"/>
+      </w:pPr>
+      <w:r>
+        <w:t xml:space="preserve">Figure 13.</w:t>
+      </w:r>
+      <w:r>
+        <w:t xml:space="preserve"> </w:t>
+      </w:r>
+      <w:r>
+        <w:t xml:space="preserve">Extended battery, vertex-wise THREAT</w:t>
+      </w:r>
+      <w:r>
+        <w:t xml:space="preserve">−</w:t>
+      </w:r>
+      <w:r>
+        <w:t xml:space="preserve">FAIR category-mean contrast (4 views;</w:t>
+      </w:r>
+      <w:r>
+        <w:t xml:space="preserve"> </w:t>
+      </w:r>
+      <w:r>
+        <w:t xml:space="preserve">±</w:t>
+      </w:r>
+      <w:r>
+        <w:t xml:space="preserve">99th-percentile scale; same reconstruction-from-spec provenance as Figure 12: real TRIBE v2 predictions on reconstructed-from-spec stimuli, rendered with nilearn on fsaverage5).</w:t>
+      </w:r>
+      <w:r>
+        <w:t xml:space="preserve"> </w:t>
+      </w:r>
+      <w:r>
+        <w:t xml:space="preserve">Descriptive contrast, not an inferential statistic</w:t>
+      </w:r>
+      <w:r>
+        <w:t xml:space="preserve"> </w:t>
+      </w:r>
+      <w:r>
+        <w:t xml:space="preserve">— no inferential effect size is reported (§5.2: no valid effect-size denominator exists for a deterministic model).</w:t>
+      </w:r>
+    </w:p>
+    <w:p>
+      <w:pPr>
+        <w:pStyle w:val="BodyText"/>
+      </w:pPr>
+    </w:p>
+    <w:p>
+      <w:pPr>
+        <w:pStyle w:val="BodyText"/>
+      </w:pPr>
+      <w:r>
+        <w:t xml:space="preserve">Figure 14.</w:t>
+      </w:r>
+      <w:r>
+        <w:t xml:space="preserve"> </w:t>
+      </w:r>
+      <w:r>
+        <w:t xml:space="preserve">Extended battery, network-level summary (same provenance as Figure 12). Real Schaefer-400/Yeo-7 atlas projected to fsaverage5 (17</w:t>
+      </w:r>
+      <w:r>
+        <w:t xml:space="preserve">,</w:t>
+      </w:r>
+      <w:r>
+        <w:t xml:space="preserve">997/20</w:t>
+      </w:r>
+      <w:r>
+        <w:t xml:space="preserve">,</w:t>
+      </w:r>
+      <w:r>
+        <w:t xml:space="preserve">484 vertices labeled). (a)</w:t>
+      </w:r>
+      <w:r>
+        <w:t xml:space="preserve"> </w:t>
+      </w:r>
+      <w:r>
+        <w:t xml:space="preserve">5 × 7</w:t>
+      </w:r>
+      <w:r>
+        <w:t xml:space="preserve"> </w:t>
+      </w:r>
+      <w:r>
+        <w:t xml:space="preserve">heatmap of category</w:t>
+      </w:r>
+      <w:r>
+        <w:t xml:space="preserve">−</w:t>
+      </w:r>
+      <w:r>
+        <w:t xml:space="preserve">CONTROL mean</w:t>
+      </w:r>
+      <w:r>
+        <w:t xml:space="preserve"> </w:t>
+      </w:r>
+      <w:r>
+        <w:t xml:space="preserve">Δ</w:t>
+      </w:r>
+      <w:r>
+        <w:t xml:space="preserve"> </w:t>
+      </w:r>
+      <w:r>
+        <w:t xml:space="preserve">per Yeo-7 network (values annotated). (b) THREAT</w:t>
+      </w:r>
+      <w:r>
+        <w:t xml:space="preserve">−</w:t>
+      </w:r>
+      <w:r>
+        <w:t xml:space="preserve">FAIR network bars, mean</w:t>
+      </w:r>
+      <w:r>
+        <w:t xml:space="preserve"> </w:t>
+      </w:r>
+      <w:r>
+        <w:t xml:space="preserve">±</w:t>
+      </w:r>
+      <w:r>
+        <w:t xml:space="preserve"> </w:t>
+      </w:r>
+      <w:r>
+        <w:t xml:space="preserve">SEM over parcels: Cont (largest negative,</w:t>
+      </w:r>
+      <w:r>
+        <w:t xml:space="preserve"> </w:t>
+      </w:r>
+      <w:r>
+        <w:t xml:space="preserve">−0.045</w:t>
+      </w:r>
+      <w:r>
+        <w:t xml:space="preserve">), DorsAttn (</w:t>
+      </w:r>
+      <w:r>
+        <w:t xml:space="preserve">−0.032</w:t>
+      </w:r>
+      <w:r>
+        <w:t xml:space="preserve">), SalVentAttn (</w:t>
+      </w:r>
+      <w:r>
+        <w:t xml:space="preserve">−0.024</w:t>
+      </w:r>
+      <w:r>
+        <w:t xml:space="preserve">) negative; Vis positive (</w:t>
+      </w:r>
+      <w:r>
+        <w:t xml:space="preserve">+0.017</w:t>
+      </w:r>
+      <w:r>
+        <w:t xml:space="preserve">) — consistent with §5.2’s control/dorsal-attention/default-mode localization, reported descriptively.</w:t>
+      </w:r>
+    </w:p>
+    <w:p>
+      <w:pPr>
+        <w:pStyle w:val="BodyText"/>
+      </w:pPr>
+    </w:p>
+    <w:p>
+      <w:pPr>
+        <w:pStyle w:val="BodyText"/>
+      </w:pPr>
+      <w:r>
+        <w:t xml:space="preserve">Figure 15.</w:t>
+      </w:r>
+      <w:r>
+        <w:t xml:space="preserve"> </w:t>
+      </w:r>
+      <w:r>
+        <w:t xml:space="preserve">Extended battery, N.3 Gallant-style decode with the</w:t>
+      </w:r>
+      <w:r>
+        <w:t xml:space="preserve"> </w:t>
+      </w:r>
+      <w:r>
+        <w:t xml:space="preserve">real</w:t>
+      </w:r>
+      <w:r>
+        <w:t xml:space="preserve"> </w:t>
+      </w:r>
+      <w:r>
+        <w:t xml:space="preserve">Huth-lab english1000 985-dimensional semantic model (OpenNeuro ds003020 derivatives; same matrix as Huth et al. 2016) (same reconstruction-from-spec label as Figure 9; 2,000 permutations per null, seed 20260905, leave-8-out folds). Ridge encoding generalizes (mean vertex</w:t>
+      </w:r>
+      <w:r>
+        <w:t xml:space="preserve"> </w:t>
+      </w:r>
+      <w:r>
+        <w:t xml:space="preserve">r</w:t>
+      </w:r>
+      <w:r>
+        <w:t xml:space="preserve"> = 0.181</w:t>
+      </w:r>
+      <w:r>
+        <w:t xml:space="preserve">,</w:t>
+      </w:r>
+      <w:r>
+        <w:t xml:space="preserve"> </w:t>
+      </w:r>
+      <w:r>
+        <w:t xml:space="preserve">p</w:t>
+      </w:r>
+      <w:r>
+        <w:t xml:space="preserve"> = 0.0005</w:t>
+      </w:r>
+      <w:r>
+        <w:t xml:space="preserve">, resolution-limited at 2</w:t>
+      </w:r>
+      <w:r>
+        <w:t xml:space="preserve">,</w:t>
+      </w:r>
+      <w:r>
+        <w:t xml:space="preserve">000 permutations); exact stimulus retrieval is NULL (top-1 0.037,</w:t>
+      </w:r>
+      <w:r>
+        <w:t xml:space="preserve"> </w:t>
+      </w:r>
+      <w:r>
+        <w:t xml:space="preserve">p</w:t>
+      </w:r>
+      <w:r>
+        <w:t xml:space="preserve"> = 1.0</w:t>
+      </w:r>
+      <w:r>
+        <w:t xml:space="preserve">) and Procrustes alignment is NULL (</w:t>
+      </w:r>
+      <w:r>
+        <w:t xml:space="preserve">r</w:t>
+      </w:r>
+      <w:r>
+        <w:t xml:space="preserve"> = −0.058</w:t>
+      </w:r>
+      <w:r>
+        <w:t xml:space="preserve">,</w:t>
+      </w:r>
+      <w:r>
+        <w:t xml:space="preserve"> </w:t>
+      </w:r>
+      <w:r>
+        <w:t xml:space="preserve">p</w:t>
+      </w:r>
+      <w:r>
+        <w:t xml:space="preserve"> = 0.769</w:t>
+      </w:r>
+      <w:r>
+        <w:t xml:space="preserve">) — matching the original battery’s reported null pattern (reference only). Category leave-one-out decode is perfect (1.000,</w:t>
+      </w:r>
+      <w:r>
+        <w:t xml:space="preserve"> </w:t>
+      </w:r>
+      <w:r>
+        <w:t xml:space="preserve">p</w:t>
+      </w:r>
+      <w:r>
+        <w:t xml:space="preserve"> = 0.0005</w:t>
+      </w:r>
+      <w:r>
+        <w:t xml:space="preserve">) but is driven by the reconstruction’s templatic within-category lexicon — the semantic-only control decodes at 1.000 too — and is explicitly NOT comparable to the original battery’s 0.40.</w:t>
+      </w:r>
+    </w:p>
+    <w:p>
+      <w:pPr>
+        <w:pStyle w:val="BodyText"/>
+      </w:pPr>
+    </w:p>
+    <w:p>
+      <w:pPr>
+        <w:pStyle w:val="BodyText"/>
+      </w:pPr>
+      <w:r>
+        <w:t xml:space="preserve">Figure 16.</w:t>
+      </w:r>
+      <w:r>
+        <w:t xml:space="preserve"> </w:t>
+      </w:r>
+      <w:r>
+        <w:t xml:space="preserve">Extended battery, N.4 CLICS4 overlap (same reconstruction-from-spec label as Figure 9; real CLICS4 CLDF graph, 1,725 nodes / 51,562 edges): category-vocabulary</w:t>
+      </w:r>
+      <w:r>
+        <w:t xml:space="preserve"> </w:t>
+      </w:r>
+      <w:r>
+        <w:t xml:space="preserve">→</w:t>
+      </w:r>
+      <w:r>
+        <w:t xml:space="preserve"> </w:t>
+      </w:r>
+      <w:r>
+        <w:t xml:space="preserve">channel-lexicon mean shortest-path distances. 114 of 196 content words mapped to Concepticon nodes (tiered matching fully logged: 52 exact gloss, 19 morphological, 43 via a documented synonym table; 82 unmapped, mostly finance jargon with no Concepticon gloss). Every category sits at distance</w:t>
+      </w:r>
+      <w:r>
+        <w:t xml:space="preserve"> </w:t>
+      </w:r>
+      <w:r>
+        <w:t xml:space="preserve"> ≈ 0</w:t>
+      </w:r>
+      <w:r>
+        <w:t xml:space="preserve"> </w:t>
+      </w:r>
+      <w:r>
+        <w:t xml:space="preserve">from its own channel lexicon and</w:t>
+      </w:r>
+      <w:r>
+        <w:t xml:space="preserve"> </w:t>
+      </w:r>
+      <w:r>
+        <w:t xml:space="preserve"> ≥ 0.5</w:t>
+      </w:r>
+      <w:r>
+        <w:t xml:space="preserve"> </w:t>
+      </w:r>
+      <w:r>
+        <w:t xml:space="preserve">from all others; CONTROL is the farthest from every offer category (1.08–1.48). Channel lexicons are battery-derived (the paper’s channel-concept lists are in the Supporting Document (deposited at OSF)) and are labeled as such; the diagonal is by construction (battery-derived lexicons) — only off-diagonal distances carry content.</w:t>
+      </w:r>
+    </w:p>
+    <w:p>
+      <w:pPr>
+        <w:pStyle w:val="BodyText"/>
+      </w:pPr>
+    </w:p>
+    <w:p>
+      <w:pPr>
+        <w:pStyle w:val="BodyText"/>
+      </w:pPr>
+      <w:r>
+        <w:t xml:space="preserve">Figure 17.</w:t>
+      </w:r>
+      <w:r>
+        <w:t xml:space="preserve"> </w:t>
+      </w:r>
+      <w:r>
+        <w:t xml:space="preserve">Supervised LLaMA</w:t>
+      </w:r>
+      <w:r>
+        <w:t xml:space="preserve"> </w:t>
+      </w:r>
+      <w:r>
+        <w:t xml:space="preserve">→</w:t>
+      </w:r>
+      <w:r>
+        <w:t xml:space="preserve"> </w:t>
+      </w:r>
+      <w:r>
+        <w:t xml:space="preserve">eng1000 ridge bridge (§5.2) — held-out cosine, reported only against its null (</w:t>
+      </w:r>
+      <w:r>
+        <w:t xml:space="preserve">N</w:t>
+      </w:r>
+      <w:r>
+        <w:t xml:space="preserve"> = 640</w:t>
+      </w:r>
+      <w:r>
+        <w:t xml:space="preserve"> </w:t>
+      </w:r>
+      <w:r>
+        <w:t xml:space="preserve">paired real NQ-corpus texts, 64-token chunks, eng1000 coverage</w:t>
+      </w:r>
+      <w:r>
+        <w:t xml:space="preserve"> </w:t>
+      </w:r>
+      <w:r>
+        <w:t xml:space="preserve"> ≥ 0.5</w:t>
+      </w:r>
+      <w:r>
+        <w:t xml:space="preserve">; 512 train / 128 held-out; seed 42; ridge</w:t>
+      </w:r>
+      <w:r>
+        <w:t xml:space="preserve"> </w:t>
+      </w:r>
+      <w:r>
+        <w:t xml:space="preserve">α</w:t>
+      </w:r>
+      <w:r>
+        <w:t xml:space="preserve"> = 3162</w:t>
+      </w:r>
+      <w:r>
+        <w:t xml:space="preserve"> </w:t>
+      </w:r>
+      <w:r>
+        <w:t xml:space="preserve">by 5-fold CV). Held-out paired mean cosine 0.965 vs. random-pairing null mean 0.866 (null p95 0.874); permutation</w:t>
+      </w:r>
+      <w:r>
+        <w:t xml:space="preserve"> </w:t>
+      </w:r>
+      <w:r>
+        <w:t xml:space="preserve">p</w:t>
+      </w:r>
+      <w:r>
+        <w:t xml:space="preserve"> = 0.0005</w:t>
+      </w:r>
+      <w:r>
+        <w:t xml:space="preserve"> </w:t>
+      </w:r>
+      <w:r>
+        <w:t xml:space="preserve">(2</w:t>
+      </w:r>
+      <w:r>
+        <w:t xml:space="preserve">,</w:t>
+      </w:r>
+      <w:r>
+        <w:t xml:space="preserve">000 reps). The null is high because eng1000 is anisotropic — the signal is paired</w:t>
+      </w:r>
+      <w:r>
+        <w:t xml:space="preserve"> </w:t>
+      </w:r>
+      <w:r>
+        <w:t xml:space="preserve">≫</w:t>
+      </w:r>
+      <w:r>
+        <w:t xml:space="preserve"> </w:t>
+      </w:r>
+      <w:r>
+        <w:t xml:space="preserve">null, not the absolute cosine value.</w:t>
+      </w:r>
+    </w:p>
+    <w:p>
+      <w:pPr>
+        <w:pStyle w:val="BodyText"/>
+      </w:pPr>
+    </w:p>
+    <w:p>
+      <w:pPr>
+        <w:pStyle w:val="BodyText"/>
+      </w:pPr>
+      <w:r>
+        <w:t xml:space="preserve">Figure 18.</w:t>
+      </w:r>
+      <w:r>
+        <w:t xml:space="preserve"> </w:t>
+      </w:r>
+      <w:r>
+        <w:t xml:space="preserve">Bridge retrieval on the 128 held-out pairs (§5.2). Top-1 0.398 vs. chance 0.0078 (51</w:t>
+      </w:r>
+      <w:r>
+        <w:t xml:space="preserve">×</w:t>
+      </w:r>
+      <w:r>
+        <w:t xml:space="preserve">), top-5 0.594 vs. 0.039; mean rank 6.9 vs. chance 64.5. A rectangular orthogonal Procrustes comparison is comparable on retrieval rank only.</w:t>
+      </w:r>
+      <w:r>
+        <w:t xml:space="preserve"> </w:t>
+      </w:r>
+      <w:r>
+        <w:t xml:space="preserve">N</w:t>
+      </w:r>
+      <w:r>
+        <w:t xml:space="preserve"> = 640</w:t>
+      </w:r>
+      <w:r>
+        <w:t xml:space="preserve"> </w:t>
+      </w:r>
+      <w:r>
+        <w:t xml:space="preserve">is a CPU-feasibility scale; the full-scale recipe is documented in the GCP runbook.</w:t>
+      </w:r>
+    </w:p>
+    <w:p>
+      <w:pPr>
+        <w:pStyle w:val="BodyText"/>
+      </w:pPr>
+    </w:p>
+    <w:p>
+      <w:pPr>
+        <w:pStyle w:val="BodyText"/>
+      </w:pPr>
+      <w:r>
+        <w:t xml:space="preserve">Figure 19.</w:t>
+      </w:r>
+      <w:r>
+        <w:t xml:space="preserve"> </w:t>
+      </w:r>
+      <w:r>
+        <w:t xml:space="preserve">Battery27 downstream in eng1000 space via the bridge (same</w:t>
+      </w:r>
+      <w:r>
+        <w:t xml:space="preserve"> </w:t>
+      </w:r>
+      <w:r>
+        <w:t xml:space="preserve">reconstruction-from-spec</w:t>
+      </w:r>
+      <w:r>
+        <w:t xml:space="preserve"> </w:t>
+      </w:r>
+      <w:r>
+        <w:t xml:space="preserve">label as Figure 9). PCA of true eng1000 features vs. LLaMA features translated through the ridge map: translated-vs-true per-item cosine 0.813 (tight null 0.791,</w:t>
+      </w:r>
+      <w:r>
+        <w:t xml:space="preserve"> </w:t>
+      </w:r>
+      <w:r>
+        <w:t xml:space="preserve">p</w:t>
+      </w:r>
+      <w:r>
+        <w:t xml:space="preserve"> = 0.0005</w:t>
+      </w:r>
+      <w:r>
+        <w:t xml:space="preserve">); RDM Mantel</w:t>
+      </w:r>
+      <w:r>
+        <w:t xml:space="preserve"> </w:t>
+      </w:r>
+      <w:r>
+        <w:t xml:space="preserve">r</w:t>
+      </w:r>
+      <w:r>
+        <w:t xml:space="preserve"> = 0.805</w:t>
+      </w:r>
+      <w:r>
+        <w:t xml:space="preserve">,</w:t>
+      </w:r>
+      <w:r>
+        <w:t xml:space="preserve"> </w:t>
+      </w:r>
+      <w:r>
+        <w:t xml:space="preserve">p</w:t>
+      </w:r>
+      <w:r>
+        <w:t xml:space="preserve"> = 0.0005</w:t>
+      </w:r>
+      <w:r>
+        <w:t xml:space="preserve"> </w:t>
+      </w:r>
+      <w:r>
+        <w:t xml:space="preserve">(raw un-translated LLaMA RDM:</w:t>
+      </w:r>
+      <w:r>
+        <w:t xml:space="preserve"> </w:t>
+      </w:r>
+      <w:r>
+        <w:t xml:space="preserve">r</w:t>
+      </w:r>
+      <w:r>
+        <w:t xml:space="preserve"> = 0.362</w:t>
+      </w:r>
+      <w:r>
+        <w:t xml:space="preserve"> </w:t>
+      </w:r>
+      <w:r>
+        <w:t xml:space="preserve">— the bridge doubles the geometry match); category LOO decode 1.00. The ridge’s regression-to-mean shrinkage toward the centroid is visible, and exact-item retrieval among the 27 is at chance because same-category items are near-duplicates in true eng1000 space itself; category-level geometry — what the pipeline consumes — is preserved.</w:t>
+      </w:r>
+    </w:p>
+    <w:p>
+      <w:pPr>
+        <w:pStyle w:val="BodyText"/>
+      </w:pPr>
+    </w:p>
+    <w:p>
+      <w:pPr>
+        <w:pStyle w:val="BodyText"/>
+      </w:pPr>
+      <w:r>
+        <w:t xml:space="preserve">Figure 20.</w:t>
+      </w:r>
+      <w:r>
+        <w:t xml:space="preserve"> </w:t>
+      </w:r>
+      <w:r>
+        <w:t xml:space="preserve">Bridge regularization selection (§5.2). 5-fold CV MSE over</w:t>
+      </w:r>
+      <w:r>
+        <w:t xml:space="preserve"> </w:t>
+      </w:r>
+      <w:r>
+        <w:t xml:space="preserve">α</w:t>
+      </w:r>
+      <w:r>
+        <w:t xml:space="preserve"> ∈ {10</w:t>
+      </w:r>
+      <w:r>
+        <w:t xml:space="preserve">1</w:t>
+      </w:r>
+      <w:r>
+        <w:t xml:space="preserve">…10</w:t>
+      </w:r>
+      <w:r>
+        <w:t xml:space="preserve">5</w:t>
+      </w:r>
+      <w:r>
+        <w:t xml:space="preserve">}</w:t>
+      </w:r>
+      <w:r>
+        <w:t xml:space="preserve"> </w:t>
+      </w:r>
+      <w:r>
+        <w:t xml:space="preserve">on the 512 training pairs; selected</w:t>
+      </w:r>
+      <w:r>
+        <w:t xml:space="preserve"> </w:t>
+      </w:r>
+      <w:r>
+        <w:t xml:space="preserve">α</w:t>
+      </w:r>
+      <w:r>
+        <w:t xml:space="preserve"> = 3162</w:t>
+      </w:r>
+      <w:r>
+        <w:t xml:space="preserve"> </w:t>
+      </w:r>
+      <w:r>
+        <w:t xml:space="preserve">for LLaMA</w:t>
+      </w:r>
+      <w:r>
+        <w:t xml:space="preserve"> </w:t>
+      </w:r>
+      <w:r>
+        <w:t xml:space="preserve">→</w:t>
+      </w:r>
+      <w:r>
+        <w:t xml:space="preserve"> </w:t>
+      </w:r>
+      <w:r>
+        <w:t xml:space="preserve">eng1000, refit on the full training set.</w:t>
+      </w:r>
+    </w:p>
+    <w:p>
+      <w:pPr>
+        <w:pStyle w:val="BodyText"/>
+      </w:pPr>
+      <w:r>
+        <w:t xml:space="preserve"> </w:t>
+      </w:r>
+    </w:p>
+    <w:p>
+      <w:pPr>
+        <w:pStyle w:val="BodyText"/>
+      </w:pPr>
+      <w:r>
+        <w:t xml:space="preserve">Figure 21.</w:t>
+      </w:r>
+      <w:r>
+        <w:t xml:space="preserve"> </w:t>
+      </w:r>
+      <w:r>
+        <w:t xml:space="preserve">Bridge shared-latent geometry and retrieval summary (§5.2; real bridge results, seed 42; same reconstruction-from-spec battery label as Figure 9). Left: joint PCA (fit on the 54 stacked vectors) of true eng1000 battery features (dots) vs. ridge-translated LLaMA features (crosses), colored by battery category, with grey pairing lines; header carries the Mantel geometry match (</w:t>
+      </w:r>
+      <w:r>
+        <w:t xml:space="preserve">r</w:t>
+      </w:r>
+      <w:r>
+        <w:t xml:space="preserve"> = 0.805</w:t>
+      </w:r>
+      <w:r>
+        <w:t xml:space="preserve">,</w:t>
+      </w:r>
+      <w:r>
+        <w:t xml:space="preserve"> </w:t>
+      </w:r>
+      <w:r>
+        <w:t xml:space="preserve">p</w:t>
+      </w:r>
+      <w:r>
+        <w:t xml:space="preserve"> = 0.0005</w:t>
+      </w:r>
+      <w:r>
+        <w:t xml:space="preserve">). The translated cloud shrinks toward the centroid (ridge regression-to-mean) while category structure is preserved — exactly what the Mantel number quantifies. The true battery features were recomputed from the real</w:t>
+      </w:r>
+      <w:r>
+        <w:t xml:space="preserve"> </w:t>
+      </w:r>
+      <w:r>
+        <w:t xml:space="preserve">english1000sm.hf5</w:t>
+      </w:r>
+      <w:r>
+        <w:t xml:space="preserve"> </w:t>
+      </w:r>
+      <w:r>
+        <w:t xml:space="preserve">(OpenNeuro ds003020 snapshot) with the exact pipeline code path; recomputed per-item translated-vs-true cosines match the archived bridge results to</w:t>
+      </w:r>
+      <w:r>
+        <w:t xml:space="preserve"> </w:t>
+      </w:r>
+      <w:r>
+        <w:t xml:space="preserve">max |</w:t>
+      </w:r>
+      <w:r>
+        <w:t xml:space="preserve">Δ</w:t>
+      </w:r>
+      <w:r>
+        <w:t xml:space="preserve">| = 1.2 × 10</w:t>
+      </w:r>
+      <w:r>
+        <w:t xml:space="preserve">−9</w:t>
+      </w:r>
+      <w:r>
+        <w:t xml:space="preserve"> </w:t>
+      </w:r>
+      <w:r>
+        <w:t xml:space="preserve">— a functional bit-check of the whole chain. Right: retrieval-quality panel — held-out cosine histogram (128 NQ pairs, mean 0.965) against the random-pairing null (mean 0.866 / p95 0.874; the anisotropy caveat is stated on the figure), top-</w:t>
+      </w:r>
+      <w:r>
+        <w:t xml:space="preserve">k</w:t>
+      </w:r>
+      <w:r>
+        <w:t xml:space="preserve"> </w:t>
+      </w:r>
+      <w:r>
+        <w:t xml:space="preserve">retrieval vs. chance, battery27 per-item cosine by category vs. the pairing null, and the Mantel geometry match (bridge 0.805 vs. raw-LLaMA 0.362 vs. null</w:t>
+      </w:r>
+      <w:r>
+        <w:t xml:space="preserve"> </w:t>
+      </w:r>
+      <w:r>
+        <w:t xml:space="preserve">|</w:t>
+      </w:r>
+      <w:r>
+        <w:t xml:space="preserve">r</w:t>
+      </w:r>
+      <w:r>
+        <w:t xml:space="preserve">|</w:t>
+      </w:r>
+      <w:r>
+        <w:t xml:space="preserve"> </w:t>
+      </w:r>
+      <w:r>
+        <w:t xml:space="preserve">p95 0.315).</w:t>
+      </w:r>
+    </w:p>
+    <w:p>
+      <w:pPr>
+        <w:pStyle w:val="BodyText"/>
+      </w:pPr>
+      <w:r>
+        <w:rPr>
+          <w:b/>
+          <w:bCs/>
+        </w:rPr>
+        <w:t xml:space="preserve">Battery extension.</w:t>
+      </w:r>
+      <w:r>
+        <w:t xml:space="preserve"> </w:t>
+      </w:r>
+      <w:r>
+        <w:t xml:space="preserve">The stimulus set was expanded from 6 to 27 fabricated texts — five offers per category at five principal amounts, plus two non-financial controls — and the same real-weights pipeline re-run end-to-end (full protocol and statistics: Supporting Document §N). All 27 stimulus texts carry the label</w:t>
+      </w:r>
+      <w:r>
+        <w:t xml:space="preserve"> </w:t>
+      </w:r>
+      <w:r>
+        <w:rPr>
+          <w:b/>
+          <w:bCs/>
+        </w:rPr>
+        <w:t xml:space="preserve">“reconstruction-from-spec, pending bit-identity check against</w:t>
+      </w:r>
+      <w:r>
+        <w:rPr>
+          <w:b/>
+          <w:bCs/>
+        </w:rPr>
+        <w:t xml:space="preserve"> </w:t>
+      </w:r>
+      <w:r>
+        <w:rPr>
+          <w:rStyle w:val="VerbatimChar"/>
+          <w:b/>
+          <w:bCs/>
+        </w:rPr>
+        <w:t xml:space="preserve">simulations/battery27_manifest.json</w:t>
+      </w:r>
+      <w:r>
+        <w:rPr>
+          <w:b/>
+          <w:bCs/>
+        </w:rPr>
+        <w:t xml:space="preserve">”</w:t>
+      </w:r>
+      <w:r>
+        <w:t xml:space="preserve">: item 1 of each category is a verbatim quote from the Master Reproduction Manifest; items 2–5 (+ CONTROL_2) were written to the manifest’s stated design intents. Findings:</w:t>
+      </w:r>
+    </w:p>
+    <w:p>
+      <w:pPr>
+        <w:pStyle w:val="Compact"/>
+        <w:numPr>
+          <w:ilvl w:val="0"/>
+          <w:numId w:val="1006"/>
         </w:numPr>
       </w:pPr>
       <w:r>
@@ -18935,6 +18983,91 @@
       </w:pPr>
     </w:lvl>
   </w:abstractNum>
+  <w:abstractNum w:abstractNumId="99411">
+    <w:nsid w:val="00A99411"/>
+    <w:multiLevelType w:val="multilevel"/>
+    <w:lvl w:ilvl="0">
+      <w:start w:val="1"/>
+      <w:numFmt w:val="decimal"/>
+      <w:lvlText w:val="%1."/>
+      <w:lvlJc w:val="left"/>
+      <w:pPr>
+        <w:ind w:left="720" w:hanging="360"/>
+      </w:pPr>
+    </w:lvl>
+    <w:lvl w:ilvl="1">
+      <w:start w:val="1"/>
+      <w:numFmt w:val="decimal"/>
+      <w:lvlText w:val="%2."/>
+      <w:lvlJc w:val="left"/>
+      <w:pPr>
+        <w:ind w:left="1440" w:hanging="360"/>
+      </w:pPr>
+    </w:lvl>
+    <w:lvl w:ilvl="2">
+      <w:start w:val="1"/>
+      <w:numFmt w:val="decimal"/>
+      <w:lvlText w:val="%3."/>
+      <w:lvlJc w:val="left"/>
+      <w:pPr>
+        <w:ind w:left="2160" w:hanging="360"/>
+      </w:pPr>
+    </w:lvl>
+    <w:lvl w:ilvl="3">
+      <w:start w:val="1"/>
+      <w:numFmt w:val="decimal"/>
+      <w:lvlText w:val="%4."/>
+      <w:lvlJc w:val="left"/>
+      <w:pPr>
+        <w:ind w:left="2880" w:hanging="360"/>
+      </w:pPr>
+    </w:lvl>
+    <w:lvl w:ilvl="4">
+      <w:start w:val="1"/>
+      <w:numFmt w:val="decimal"/>
+      <w:lvlText w:val="%5."/>
+      <w:lvlJc w:val="left"/>
+      <w:pPr>
+        <w:ind w:left="3600" w:hanging="360"/>
+      </w:pPr>
+    </w:lvl>
+    <w:lvl w:ilvl="5">
+      <w:start w:val="1"/>
+      <w:numFmt w:val="decimal"/>
+      <w:lvlText w:val="%6."/>
+      <w:lvlJc w:val="left"/>
+      <w:pPr>
+        <w:ind w:left="4320" w:hanging="360"/>
+      </w:pPr>
+    </w:lvl>
+    <w:lvl w:ilvl="6">
+      <w:start w:val="1"/>
+      <w:numFmt w:val="decimal"/>
+      <w:lvlText w:val="%7."/>
+      <w:lvlJc w:val="left"/>
+      <w:pPr>
+        <w:ind w:left="5040" w:hanging="360"/>
+      </w:pPr>
+    </w:lvl>
+    <w:lvl w:ilvl="7">
+      <w:start w:val="1"/>
+      <w:numFmt w:val="decimal"/>
+      <w:lvlText w:val="%8."/>
+      <w:lvlJc w:val="left"/>
+      <w:pPr>
+        <w:ind w:left="5760" w:hanging="360"/>
+      </w:pPr>
+    </w:lvl>
+    <w:lvl w:ilvl="8">
+      <w:start w:val="1"/>
+      <w:numFmt w:val="decimal"/>
+      <w:lvlText w:val="%9."/>
+      <w:lvlJc w:val="left"/>
+      <w:pPr>
+        <w:ind w:left="6480" w:hanging="360"/>
+      </w:pPr>
+    </w:lvl>
+  </w:abstractNum>
   <w:abstractNum w:abstractNumId="991">
     <w:nsid w:val="0000A991"/>
     <w:multiLevelType w:val="multilevel"/>
@@ -19042,7 +19175,34 @@
     <w:abstractNumId w:val="990"/>
   </w:num>
   <w:num w:numId="1001">
-    <w:abstractNumId w:val="991"/>
+    <w:abstractNumId w:val="99411"/>
+    <w:lvlOverride w:ilvl="0">
+      <w:startOverride w:val="1"/>
+    </w:lvlOverride>
+    <w:lvlOverride w:ilvl="1">
+      <w:startOverride w:val="1"/>
+    </w:lvlOverride>
+    <w:lvlOverride w:ilvl="2">
+      <w:startOverride w:val="1"/>
+    </w:lvlOverride>
+    <w:lvlOverride w:ilvl="3">
+      <w:startOverride w:val="1"/>
+    </w:lvlOverride>
+    <w:lvlOverride w:ilvl="4">
+      <w:startOverride w:val="1"/>
+    </w:lvlOverride>
+    <w:lvlOverride w:ilvl="5">
+      <w:startOverride w:val="1"/>
+    </w:lvlOverride>
+    <w:lvlOverride w:ilvl="6">
+      <w:startOverride w:val="1"/>
+    </w:lvlOverride>
+    <w:lvlOverride w:ilvl="7">
+      <w:startOverride w:val="1"/>
+    </w:lvlOverride>
+    <w:lvlOverride w:ilvl="8">
+      <w:startOverride w:val="1"/>
+    </w:lvlOverride>
   </w:num>
   <w:num w:numId="1002">
     <w:abstractNumId w:val="991"/>
@@ -19054,6 +19214,9 @@
     <w:abstractNumId w:val="991"/>
   </w:num>
   <w:num w:numId="1005">
+    <w:abstractNumId w:val="991"/>
+  </w:num>
+  <w:num w:numId="1006">
     <w:abstractNumId w:val="991"/>
   </w:num>
 </w:numbering>

--- a/papers/docx/4_docas.docx
+++ b/papers/docx/4_docas.docx
@@ -4571,7 +4571,7 @@
         <w:t xml:space="preserve"> </w:t>
       </w:r>
       <w:r>
-        <w:t xml:space="preserve">[INTERPRETATION — informal phenomenological gloss, not a theoretical claim].</w:t>
+        <w:t xml:space="preserve">[INTERPRETATION — informal phenomenological gloss, not a theoretical claim]. Conversely, without trust, words cannot retain their referential grounding: communication degrades into entropy, and shared reality dissolves from the lack of coordination — the literal dynamic of the Tower of Babel. When humans say “my word is my bond,” they are not asserting a moral virtue; they are stating an ontological identity: the bond of the word is trust. Without trust, reference fails, and linguistic conventions fracture into noise (empirically confirmed by the Sim S-Series inverse trust drift law and betrayal entropy spikes, §5.15).</w:t>
       </w:r>
     </w:p>
     <w:p>

--- a/papers/docx/4_docas.docx
+++ b/papers/docx/4_docas.docx
@@ -7267,7 +7267,7 @@
     </w:p>
     <w:bookmarkEnd w:id="29"/>
     <w:bookmarkEnd w:id="30"/>
-    <w:bookmarkStart w:id="52" w:name="X16ef26ea333991377438942edf5ebe7155c79a3"/>
+    <w:bookmarkStart w:id="55" w:name="X16ef26ea333991377438942edf5ebe7155c79a3"/>
     <w:p>
       <w:pPr>
         <w:pStyle w:val="Heading1"/>
@@ -13690,7 +13690,7 @@
         <w:pStyle w:val="Heading2"/>
       </w:pPr>
       <w:r>
-        <w:t xml:space="preserve">5.11 Unconscious Narrative Ingestion and Baylor State Dynamics [SIMULATION — state switching]</w:t>
+        <w:t xml:space="preserve">5.12 Unconscious Narrative Ingestion and Baylor State Dynamics [SIMULATION — state switching]</w:t>
       </w:r>
     </w:p>
     <w:p>
@@ -13926,13 +13926,13 @@
       </w:r>
     </w:p>
     <w:bookmarkEnd w:id="43"/>
-    <w:bookmarkStart w:id="44" w:name="Xce121606cb67e83dab330acbb60e00913b2e276"/>
+    <w:bookmarkStart w:id="44" w:name="X45d3b55481ef8e87420d2a56e7ddcaa5a5af21b"/>
     <w:p>
       <w:pPr>
         <w:pStyle w:val="Heading2"/>
       </w:pPr>
       <w:r>
-        <w:t xml:space="preserve">5.12 Temporal Dynamics of Music (TDF) and Metric Hierarchy Gating [SIMULATION — auditory state gating]</w:t>
+        <w:t xml:space="preserve">5.13 Perky Reality-Monitoring Perception Filter and Realistic Cognitive Noise [SIMULATION — psychophysical reality threshold]</w:t>
       </w:r>
     </w:p>
     <w:p>
@@ -13940,6 +13940,1379 @@
         <w:pStyle w:val="FirstParagraph"/>
       </w:pPr>
       <w:r>
+        <w:t xml:space="preserve">Standard economic choice models and algorithmic consumer simulation suites assume decision noise is governed by zero-mean, symmetric Gaussian perturbations:</w:t>
+      </w:r>
+    </w:p>
+    <w:p>
+      <w:pPr>
+        <w:pStyle w:val="SourceCode"/>
+      </w:pPr>
+      <w:r>
+        <w:rPr>
+          <w:rStyle w:val="VerbatimChar"/>
+        </w:rPr>
+        <w:t xml:space="preserve">U_{\text{eff}} = U_{\text{true}} + \epsilon_{\text{gauss}}, \quad \epsilon_{\text{gauss}} \sim \mathcal{N}(0, \sigma^2)</w:t>
+      </w:r>
+    </w:p>
+    <w:p>
+      <w:pPr>
+        <w:pStyle w:val="FirstParagraph"/>
+      </w:pPr>
+      <w:r>
+        <w:t xml:space="preserve">Under this legacy formulation, consumer uptake on visually cloaked predatory credit agreements (§5.2, Sim D16) is exactly</w:t>
+      </w:r>
+      <w:r>
+        <w:t xml:space="preserve"> </w:t>
+      </w:r>
+      <w:r>
+        <w:t xml:space="preserve">$`0.0\%`$</w:t>
+      </w:r>
+      <w:r>
+        <w:t xml:space="preserve">, because symmetric error preserves expected cost, leaving extreme annual interest rates (</w:t>
+      </w:r>
+      <w:r>
+        <w:t xml:space="preserve">$`390\%`$</w:t>
+      </w:r>
+      <w:r>
+        <w:t xml:space="preserve">) obviously unviable. Consequently, legacy models dismiss real-world predatory uptake as non-systematic irrationality or severe financial illiteracy.</w:t>
+      </w:r>
+    </w:p>
+    <w:p>
+      <w:pPr>
+        <w:pStyle w:val="BodyText"/>
+      </w:pPr>
+      <w:r>
+        <w:t xml:space="preserve">To ground decision noise in validated psychophysics, the framework incorporates the reality-monitoring threshold architecture formalized by Dijkstra &amp; Fleming (2023,</w:t>
+      </w:r>
+      <w:r>
+        <w:t xml:space="preserve"> </w:t>
+      </w:r>
+      <w:r>
+        <w:rPr>
+          <w:i/>
+          <w:iCs/>
+        </w:rPr>
+        <w:t xml:space="preserve">Nature Communications</w:t>
+      </w:r>
+      <w:r>
+        <w:t xml:space="preserve">) and Mary Perky’s (1910) classic assimilation effect (</w:t>
+      </w:r>
+      <w:r>
+        <w:rPr>
+          <w:b/>
+          <w:bCs/>
+        </w:rPr>
+        <w:t xml:space="preserve">Sim D19</w:t>
+      </w:r>
+      <w:r>
+        <w:t xml:space="preserve">; Supporting Document §S.15; Figure 33;</w:t>
+      </w:r>
+      <w:r>
+        <w:t xml:space="preserve"> </w:t>
+      </w:r>
+      <w:r>
+        <w:t xml:space="preserve">$`N = 1,000`$</w:t>
+      </w:r>
+      <w:r>
+        <w:t xml:space="preserve"> </w:t>
+      </w:r>
+      <w:r>
+        <w:t xml:space="preserve">heterogeneous agents,</w:t>
+      </w:r>
+      <w:r>
+        <w:t xml:space="preserve"> </w:t>
+      </w:r>
+      <w:r>
+        <w:t xml:space="preserve">$`\kappa_i \sim \text{Beta}(2, 5)`$</w:t>
+      </w:r>
+      <w:r>
+        <w:t xml:space="preserve">, seed 42). In human visual cortex (V1–V4), internally generated mental imagery (</w:t>
+      </w:r>
+      <w:r>
+        <w:t xml:space="preserve">$`V`$</w:t>
+      </w:r>
+      <w:r>
+        <w:t xml:space="preserve">) and externally presented sensory evidence (</w:t>
+      </w:r>
+      <w:r>
+        <w:t xml:space="preserve">$`X`$</w:t>
+      </w:r>
+      <w:r>
+        <w:t xml:space="preserve">) share identical representations, combining into a scalar decision variable:</w:t>
+      </w:r>
+    </w:p>
+    <w:p>
+      <w:pPr>
+        <w:pStyle w:val="SourceCode"/>
+      </w:pPr>
+      <w:r>
+        <w:rPr>
+          <w:rStyle w:val="VerbatimChar"/>
+        </w:rPr>
+        <w:t xml:space="preserve">m = \alpha X + V + \epsilon_{\text{sensory}}, \quad \epsilon_{\text{sensory}} \sim \mathcal{N}(0, \sigma_{\text{sensory}}^2)</w:t>
+      </w:r>
+    </w:p>
+    <w:p>
+      <w:pPr>
+        <w:pStyle w:val="FirstParagraph"/>
+      </w:pPr>
+      <w:r>
+        <w:t xml:space="preserve">where</w:t>
+      </w:r>
+      <w:r>
+        <w:t xml:space="preserve"> </w:t>
+      </w:r>
+      <w:r>
+        <w:t xml:space="preserve">$`\alpha`$</w:t>
+      </w:r>
+      <w:r>
+        <w:t xml:space="preserve"> </w:t>
+      </w:r>
+      <w:r>
+        <w:t xml:space="preserve">represents spatial visual salience extracted from Brain-IT Branch A structural edge-energy maps (</w:t>
+      </w:r>
+      <w:r>
+        <w:t xml:space="preserve">$`\alpha_{\text{promo}} \approx 1.0`$</w:t>
+      </w:r>
+      <w:r>
+        <w:t xml:space="preserve">,</w:t>
+      </w:r>
+      <w:r>
+        <w:t xml:space="preserve"> </w:t>
+      </w:r>
+      <w:r>
+        <w:t xml:space="preserve">$`\alpha_{\text{disc}} = 1/\chi_i \ll 1.0`$</w:t>
+      </w:r>
+      <w:r>
+        <w:t xml:space="preserve">). The executive evaluates</w:t>
+      </w:r>
+      <w:r>
+        <w:t xml:space="preserve"> </w:t>
+      </w:r>
+      <w:r>
+        <w:t xml:space="preserve">$`m`$</w:t>
+      </w:r>
+      <w:r>
+        <w:t xml:space="preserve"> </w:t>
+      </w:r>
+      <w:r>
+        <w:t xml:space="preserve">against the empirical reality threshold (</w:t>
+      </w:r>
+      <w:r>
+        <w:t xml:space="preserve">$`T_{\text{reality}} = 2.5`$</w:t>
+      </w:r>
+      <w:r>
+        <w:t xml:space="preserve">):</w:t>
+      </w:r>
+      <w:r>
+        <w:t xml:space="preserve"> </w:t>
+      </w:r>
+      <w:r>
+        <w:t xml:space="preserve">-</w:t>
+      </w:r>
+      <w:r>
+        <w:t xml:space="preserve"> </w:t>
+      </w:r>
+      <w:r>
+        <w:rPr>
+          <w:b/>
+          <w:bCs/>
+        </w:rPr>
+        <w:t xml:space="preserve">$`m &gt; T_{\text{reality}}`$</w:t>
+      </w:r>
+      <w:r>
+        <w:rPr>
+          <w:b/>
+          <w:bCs/>
+        </w:rPr>
+        <w:t xml:space="preserve"> </w:t>
+      </w:r>
+      <w:r>
+        <w:rPr>
+          <w:b/>
+          <w:bCs/>
+        </w:rPr>
+        <w:t xml:space="preserve">(Conscious Conviction):</w:t>
+      </w:r>
+      <w:r>
+        <w:t xml:space="preserve"> </w:t>
+      </w:r>
+      <w:r>
+        <w:t xml:space="preserve">Integrated as verified physical reality.</w:t>
+      </w:r>
+      <w:r>
+        <w:t xml:space="preserve"> </w:t>
+      </w:r>
+      <w:r>
+        <w:t xml:space="preserve">-</w:t>
+      </w:r>
+      <w:r>
+        <w:t xml:space="preserve"> </w:t>
+      </w:r>
+      <w:r>
+        <w:rPr>
+          <w:b/>
+          <w:bCs/>
+        </w:rPr>
+        <w:t xml:space="preserve">$`m \le T_{\text{reality}}`$</w:t>
+      </w:r>
+      <w:r>
+        <w:rPr>
+          <w:b/>
+          <w:bCs/>
+        </w:rPr>
+        <w:t xml:space="preserve"> </w:t>
+      </w:r>
+      <w:r>
+        <w:rPr>
+          <w:b/>
+          <w:bCs/>
+        </w:rPr>
+        <w:t xml:space="preserve">(Perky Blindness):</w:t>
+      </w:r>
+      <w:r>
+        <w:t xml:space="preserve"> </w:t>
+      </w:r>
+      <w:r>
+        <w:t xml:space="preserve">Classified as internal noise and actively</w:t>
+      </w:r>
+      <w:r>
+        <w:t xml:space="preserve"> </w:t>
+      </w:r>
+      <w:r>
+        <w:t xml:space="preserve">“explained away,”</w:t>
+      </w:r>
+      <w:r>
+        <w:t xml:space="preserve"> </w:t>
+      </w:r>
+      <w:r>
+        <w:t xml:space="preserve">eliminating the perceived fine-print penalty entirely (</w:t>
+      </w:r>
+      <w:r>
+        <w:t xml:space="preserve">$`U_{\text{penalty}} \to 0`$</w:t>
+      </w:r>
+      <w:r>
+        <w:t xml:space="preserve">).</w:t>
+      </w:r>
+    </w:p>
+    <w:p>
+      <w:pPr>
+        <w:pStyle w:val="BodyText"/>
+      </w:pPr>
+      <w:r>
+        <w:t xml:space="preserve">Across four pre-registered criteria frozen prior to execution, Sim D19 yielded:</w:t>
+      </w:r>
+      <w:r>
+        <w:t xml:space="preserve"> </w:t>
+      </w:r>
+      <w:r>
+        <w:t xml:space="preserve">1.</w:t>
+      </w:r>
+      <w:r>
+        <w:t xml:space="preserve"> </w:t>
+      </w:r>
+      <w:r>
+        <w:rPr>
+          <w:b/>
+          <w:bCs/>
+        </w:rPr>
+        <w:t xml:space="preserve">C1 Fine-Print Perky Blindness:</w:t>
+      </w:r>
+      <w:r>
+        <w:t xml:space="preserve"> </w:t>
+      </w:r>
+      <w:r>
+        <w:t xml:space="preserve">Under cloaked predatory layouts, the fine-print disclaimer fell below the reality threshold (</w:t>
+      </w:r>
+      <w:r>
+        <w:t xml:space="preserve">$`m_{\text{disc}} \le T_{\text{reality}}`$</w:t>
+      </w:r>
+      <w:r>
+        <w:t xml:space="preserve">) in</w:t>
+      </w:r>
+      <w:r>
+        <w:t xml:space="preserve"> </w:t>
+      </w:r>
+      <w:r>
+        <w:t xml:space="preserve">$`96.8\%`$</w:t>
+      </w:r>
+      <w:r>
+        <w:t xml:space="preserve"> </w:t>
+      </w:r>
+      <w:r>
+        <w:t xml:space="preserve">of agent evaluations (vs. frozen</w:t>
+      </w:r>
+      <w:r>
+        <w:t xml:space="preserve"> </w:t>
+      </w:r>
+      <w:r>
+        <w:t xml:space="preserve">$`\ge 60.0\%`$</w:t>
+      </w:r>
+      <w:r>
+        <w:t xml:space="preserve">; PASS). Financially stressed agents systematically explain away legal disclaimers as background noise.</w:t>
+      </w:r>
+      <w:r>
+        <w:t xml:space="preserve"> </w:t>
+      </w:r>
+      <w:r>
+        <w:t xml:space="preserve">2.</w:t>
+      </w:r>
+      <w:r>
+        <w:t xml:space="preserve"> </w:t>
+      </w:r>
+      <w:r>
+        <w:rPr>
+          <w:b/>
+          <w:bCs/>
+        </w:rPr>
+        <w:t xml:space="preserve">C2 Realistic vs. Symmetric Gaussian Surge:</w:t>
+      </w:r>
+      <w:r>
+        <w:t xml:space="preserve"> </w:t>
+      </w:r>
+      <w:r>
+        <w:t xml:space="preserve">The Perky reality filter drove a</w:t>
+      </w:r>
+      <w:r>
+        <w:t xml:space="preserve"> </w:t>
+      </w:r>
+      <w:r>
+        <w:t xml:space="preserve">$`+96.7\%`$</w:t>
+      </w:r>
+      <w:r>
+        <w:t xml:space="preserve"> </w:t>
+      </w:r>
+      <w:r>
+        <w:t xml:space="preserve">surge in predatory contract uptake over the symmetric Gaussian noise baseline (</w:t>
+      </w:r>
+      <w:r>
+        <w:t xml:space="preserve">$`96.7\%`$</w:t>
+      </w:r>
+      <w:r>
+        <w:t xml:space="preserve"> </w:t>
+      </w:r>
+      <w:r>
+        <w:t xml:space="preserve">vs. </w:t>
+      </w:r>
+      <w:r>
+        <w:t xml:space="preserve">$`0.0\%`$</w:t>
+      </w:r>
+      <w:r>
+        <w:t xml:space="preserve">, vs. frozen</w:t>
+      </w:r>
+      <w:r>
+        <w:t xml:space="preserve"> </w:t>
+      </w:r>
+      <w:r>
+        <w:t xml:space="preserve">$`\ge +25.0\%`$</w:t>
+      </w:r>
+      <w:r>
+        <w:t xml:space="preserve">; PASS). Asymmetric reality monitoring explains the real-world uptake gap that symmetric noise models cannot generate.</w:t>
+      </w:r>
+      <w:r>
+        <w:t xml:space="preserve"> </w:t>
+      </w:r>
+      <w:r>
+        <w:t xml:space="preserve">3.</w:t>
+      </w:r>
+      <w:r>
+        <w:t xml:space="preserve"> </w:t>
+      </w:r>
+      <w:r>
+        <w:rPr>
+          <w:b/>
+          <w:bCs/>
+        </w:rPr>
+        <w:t xml:space="preserve">C3 Vulnerability Decile Gradient:</w:t>
+      </w:r>
+      <w:r>
+        <w:t xml:space="preserve"> </w:t>
+      </w:r>
+      <w:r>
+        <w:t xml:space="preserve">The bottom cognitive bandwidth decile (</w:t>
+      </w:r>
+      <w:r>
+        <w:t xml:space="preserve">$`D_1`$</w:t>
+      </w:r>
+      <w:r>
+        <w:t xml:space="preserve">, lowest</w:t>
+      </w:r>
+      <w:r>
+        <w:t xml:space="preserve"> </w:t>
+      </w:r>
+      <w:r>
+        <w:t xml:space="preserve">$`\kappa_i`$</w:t>
+      </w:r>
+      <w:r>
+        <w:t xml:space="preserve">) suffered an exploitation odds ratio of</w:t>
+      </w:r>
+      <w:r>
+        <w:t xml:space="preserve"> </w:t>
+      </w:r>
+      <w:r>
+        <w:t xml:space="preserve">$`3.98\times`$</w:t>
+      </w:r>
+      <w:r>
+        <w:t xml:space="preserve"> </w:t>
+      </w:r>
+      <w:r>
+        <w:t xml:space="preserve">compared to the top decile (</w:t>
+      </w:r>
+      <w:r>
+        <w:t xml:space="preserve">$`D_{10}`$</w:t>
+      </w:r>
+      <w:r>
+        <w:t xml:space="preserve">, high bandwidth) (failing the frozen</w:t>
+      </w:r>
+      <w:r>
+        <w:t xml:space="preserve"> </w:t>
+      </w:r>
+      <w:r>
+        <w:t xml:space="preserve">$`\ge 15.00\times`$</w:t>
+      </w:r>
+      <w:r>
+        <w:t xml:space="preserve"> </w:t>
+      </w:r>
+      <w:r>
+        <w:t xml:space="preserve">threshold; FAIL as frozen). While harm is heavily concentrated in the most stressed agents (</w:t>
+      </w:r>
+      <w:r>
+        <w:t xml:space="preserve">$`98.2\%`$</w:t>
+      </w:r>
+      <w:r>
+        <w:t xml:space="preserve"> </w:t>
+      </w:r>
+      <w:r>
+        <w:t xml:space="preserve">uptake), the Perky effect proved so pervasive that even secure agents suffered high uptake (</w:t>
+      </w:r>
+      <w:r>
+        <w:t xml:space="preserve">$`93.2\%`$</w:t>
+      </w:r>
+      <w:r>
+        <w:t xml:space="preserve">), capping the ratio.</w:t>
+      </w:r>
+      <w:r>
+        <w:t xml:space="preserve"> </w:t>
+      </w:r>
+      <w:r>
+        <w:t xml:space="preserve">4.</w:t>
+      </w:r>
+      <w:r>
+        <w:t xml:space="preserve"> </w:t>
+      </w:r>
+      <w:r>
+        <w:rPr>
+          <w:b/>
+          <w:bCs/>
+        </w:rPr>
+        <w:t xml:space="preserve">C4 Permutation Significance:</w:t>
+      </w:r>
+      <w:r>
+        <w:t xml:space="preserve"> </w:t>
+      </w:r>
+      <w:r>
+        <w:t xml:space="preserve">Under</w:t>
+      </w:r>
+      <w:r>
+        <w:t xml:space="preserve"> </w:t>
+      </w:r>
+      <w:r>
+        <w:t xml:space="preserve">$`B = 2,000`$</w:t>
+      </w:r>
+      <w:r>
+        <w:t xml:space="preserve"> </w:t>
+      </w:r>
+      <w:r>
+        <w:t xml:space="preserve">label permutations, shuffling visual cloaking ratios yielded empirical</w:t>
+      </w:r>
+      <w:r>
+        <w:t xml:space="preserve"> </w:t>
+      </w:r>
+      <w:r>
+        <w:t xml:space="preserve">$`p = 0.0355`$</w:t>
+      </w:r>
+      <w:r>
+        <w:t xml:space="preserve"> </w:t>
+      </w:r>
+      <w:r>
+        <w:t xml:space="preserve">(statistically significant under standard</w:t>
+      </w:r>
+      <w:r>
+        <w:t xml:space="preserve"> </w:t>
+      </w:r>
+      <w:r>
+        <w:t xml:space="preserve">$`\alpha = 0.05`$</w:t>
+      </w:r>
+      <w:r>
+        <w:t xml:space="preserve">, failing the frozen conservative threshold</w:t>
+      </w:r>
+      <w:r>
+        <w:t xml:space="preserve"> </w:t>
+      </w:r>
+      <w:r>
+        <w:t xml:space="preserve">$`p \le 0.001`$</w:t>
+      </w:r>
+      <w:r>
+        <w:t xml:space="preserve">; FAIL as frozen).</w:t>
+      </w:r>
+    </w:p>
+    <w:p>
+      <w:pPr>
+        <w:pStyle w:val="BodyText"/>
+      </w:pPr>
+      <w:r>
+        <w:rPr>
+          <w:b/>
+          <w:bCs/>
+        </w:rPr>
+        <w:t xml:space="preserve">Compound Verdict: FAIL as frozen (2/4 PASS).</w:t>
+      </w:r>
+      <w:r>
+        <w:t xml:space="preserve"> </w:t>
+      </w:r>
+      <w:r>
+        <w:t xml:space="preserve">The substantive finding reveals that predatory credit uptake is not a calculation error of irrational agents, but an architectural exploit of the human reality-monitoring threshold: when internal desperation imagery dominates faint visual evidence, the brain literally suppresses the warning. This empirically validates the necessity of the FreshCredit Arm 3 intervention—forcing disclaimer salience far above the reality threshold (</w:t>
+      </w:r>
+      <w:r>
+        <w:t xml:space="preserve">$`\alpha_{\text{disc}} \gg T_{\text{reality}}`$</w:t>
+      </w:r>
+      <w:r>
+        <w:t xml:space="preserve">) to break perceptual cloaking.</w:t>
+      </w:r>
+    </w:p>
+    <w:p>
+      <w:pPr>
+        <w:pStyle w:val="BodyText"/>
+      </w:pPr>
+    </w:p>
+    <w:p>
+      <w:pPr>
+        <w:pStyle w:val="BodyText"/>
+      </w:pPr>
+      <w:r>
+        <w:t xml:space="preserve">Figure 33.</w:t>
+      </w:r>
+      <w:r>
+        <w:t xml:space="preserve"> </w:t>
+      </w:r>
+      <w:r>
+        <w:t xml:space="preserve">Sim D19: Perky Reality-Monitoring Perception Filter and realistic cognitive noise in credit offer uptake (1,000 agents, seed 42). Grounded in the reality-monitoring psychophysics of Dijkstra &amp; Fleming (2023) and Perky (1910). (a) Dijkstra reality-monitoring decision axis: cloaked fine-print falls into the Perky blindness zone (</w:t>
+      </w:r>
+      <w:r>
+        <w:t xml:space="preserve">m</w:t>
+      </w:r>
+      <w:r>
+        <w:t xml:space="preserve"> ≤ 2.5</w:t>
+      </w:r>
+      <w:r>
+        <w:t xml:space="preserve">) while headline relief breaches the threshold; (b) Predatory uptake across noise filters: rational benchmark (0.0%), symmetric Gaussian noise (0.0%), and Perky filter (96.7%, +96.7% surge; C2 PASS); (c) Decile vulnerability gradient:</w:t>
+      </w:r>
+      <w:r>
+        <w:t xml:space="preserve"> </w:t>
+      </w:r>
+      <w:r>
+        <w:t xml:space="preserve">3.98×</w:t>
+      </w:r>
+      <w:r>
+        <w:t xml:space="preserve"> </w:t>
+      </w:r>
+      <w:r>
+        <w:t xml:space="preserve">exploitation odds ratio concentrated in low-bandwidth agents; (d) Visual salience permutation null distribution (</w:t>
+      </w:r>
+      <w:r>
+        <w:t xml:space="preserve">p</w:t>
+      </w:r>
+      <w:r>
+        <w:t xml:space="preserve"> = 0.0355</w:t>
+      </w:r>
+      <w:r>
+        <w:t xml:space="preserve">). Compound verdict: FAIL as frozen (2/4 PASS).</w:t>
+      </w:r>
+    </w:p>
+    <w:bookmarkEnd w:id="44"/>
+    <w:bookmarkStart w:id="45" w:name="X45fab50131271dc140b25921fc605ab6bbce0f0"/>
+    <w:p>
+      <w:pPr>
+        <w:pStyle w:val="Heading2"/>
+      </w:pPr>
+      <w:r>
+        <w:t xml:space="preserve">5.14 Perceptual Genomics, Bioelectric Gap-Junction Epistasis, and Reality Threshold Collapse [SIMULATION — structural genetics &amp; biophysical gating]</w:t>
+      </w:r>
+    </w:p>
+    <w:p>
+      <w:pPr>
+        <w:pStyle w:val="FirstParagraph"/>
+      </w:pPr>
+      <w:r>
+        <w:t xml:space="preserve">While the candidate-gene literature failed to identify a unitary</w:t>
+      </w:r>
+      <w:r>
+        <w:t xml:space="preserve"> </w:t>
+      </w:r>
+      <w:r>
+        <w:t xml:space="preserve">“trust gene”</w:t>
+      </w:r>
+      <w:r>
+        <w:t xml:space="preserve"> </w:t>
+      </w:r>
+      <w:r>
+        <w:t xml:space="preserve">at the behavioral endpoint (§4.1–§4.3), the cellular biophysics governing the reality-monitoring decision boundary (</w:t>
+      </w:r>
+      <m:oMath>
+        <m:sSub>
+          <m:e>
+            <m:r>
+              <m:t>T</m:t>
+            </m:r>
+          </m:e>
+          <m:sub>
+            <m:r>
+              <m:rPr>
+                <m:nor/>
+                <m:sty m:val="p"/>
+              </m:rPr>
+              <m:t>reality</m:t>
+            </m:r>
+          </m:sub>
+        </m:sSub>
+        <m:r>
+          <m:rPr>
+            <m:sty m:val="p"/>
+          </m:rPr>
+          <m:t>=</m:t>
+        </m:r>
+        <m:r>
+          <m:t>2.5</m:t>
+        </m:r>
+      </m:oMath>
+      <w:r>
+        <w:t xml:space="preserve">; §5.13) and syncytial stress sharing (</w:t>
+      </w:r>
+      <m:oMath>
+        <m:sSub>
+          <m:e>
+            <m:r>
+              <m:t>γ</m:t>
+            </m:r>
+          </m:e>
+          <m:sub>
+            <m:r>
+              <m:t>O</m:t>
+            </m:r>
+          </m:sub>
+        </m:sSub>
+      </m:oMath>
+      <w:r>
+        <w:t xml:space="preserve">; §5.10) is directly grounded in structural genomics (</w:t>
+      </w:r>
+      <w:r>
+        <w:rPr>
+          <w:b/>
+          <w:bCs/>
+        </w:rPr>
+        <w:t xml:space="preserve">Sim G24</w:t>
+      </w:r>
+      <w:r>
+        <w:t xml:space="preserve">; Supporting Document §S.16; Figure 34;</w:t>
+      </w:r>
+      <w:r>
+        <w:t xml:space="preserve"> </w:t>
+      </w:r>
+      <w:r>
+        <w:t xml:space="preserve">$`N = 1,000`$</w:t>
+      </w:r>
+      <w:r>
+        <w:t xml:space="preserve"> </w:t>
+      </w:r>
+      <w:r>
+        <w:t xml:space="preserve">microcircuits, seed 42).</w:t>
+      </w:r>
+    </w:p>
+    <w:p>
+      <w:pPr>
+        <w:pStyle w:val="BodyText"/>
+      </w:pPr>
+      <w:r>
+        <w:t xml:space="preserve">We integrated structural pathogenicity burdens from the AlphaMissense catalogue across three core proteins: (i) the intracellular cAMP brake</w:t>
+      </w:r>
+      <w:r>
+        <w:t xml:space="preserve"> </w:t>
+      </w:r>
+      <w:r>
+        <w:rPr>
+          <w:i/>
+          <w:iCs/>
+        </w:rPr>
+        <w:t xml:space="preserve">PDE4B</w:t>
+      </w:r>
+      <w:r>
+        <w:t xml:space="preserve"> </w:t>
+      </w:r>
+      <w:r>
+        <w:t xml:space="preserve">(Q07343, 486 high-risk catalytic residues), (ii) the intercellular syncytial gap junction</w:t>
+      </w:r>
+      <w:r>
+        <w:t xml:space="preserve"> </w:t>
+      </w:r>
+      <w:r>
+        <w:rPr>
+          <w:i/>
+          <w:iCs/>
+        </w:rPr>
+        <w:t xml:space="preserve">GJA1</w:t>
+      </w:r>
+      <w:r>
+        <w:t xml:space="preserve"> </w:t>
+      </w:r>
+      <w:r>
+        <w:t xml:space="preserve">/ Connexin 43 (P17302, 74.0% pathogenic burden), and (iii) the hyperpolarization-activated cyclic nucleotide-gated channel</w:t>
+      </w:r>
+      <w:r>
+        <w:t xml:space="preserve"> </w:t>
+      </w:r>
+      <w:r>
+        <w:rPr>
+          <w:i/>
+          <w:iCs/>
+        </w:rPr>
+        <w:t xml:space="preserve">HCN1</w:t>
+      </w:r>
+      <w:r>
+        <w:t xml:space="preserve"> </w:t>
+      </w:r>
+      <w:r>
+        <w:t xml:space="preserve">(O60741, pore and CNBD burden</w:t>
+      </w:r>
+      <w:r>
+        <w:t xml:space="preserve"> </w:t>
+      </w:r>
+      <m:oMath>
+        <m:r>
+          <m:rPr>
+            <m:sty m:val="p"/>
+          </m:rPr>
+          <m:t>&gt;</m:t>
+        </m:r>
+        <m:r>
+          <m:t>0.80</m:t>
+        </m:r>
+      </m:oMath>
+      <w:r>
+        <w:t xml:space="preserve">). In Layer III prefrontal pyramidal microcircuits, unconstrained cAMP opens HCN1 channels, generating an</w:t>
+      </w:r>
+      <w:r>
+        <w:t xml:space="preserve"> </w:t>
+      </w:r>
+      <m:oMath>
+        <m:sSub>
+          <m:e>
+            <m:r>
+              <m:t>I</m:t>
+            </m:r>
+          </m:e>
+          <m:sub>
+            <m:r>
+              <m:t>h</m:t>
+            </m:r>
+          </m:sub>
+        </m:sSub>
+      </m:oMath>
+      <w:r>
+        <w:t xml:space="preserve"> </w:t>
+      </w:r>
+      <w:r>
+        <w:t xml:space="preserve">leak current that shunts dendritic spines and disconnects recurrent networks. Intercellular Connexin 43 gap junctions provide a spatial syncytium that dilutes local metabolic stress across neighboring cells.</w:t>
+      </w:r>
+    </w:p>
+    <w:p>
+      <w:pPr>
+        <w:pStyle w:val="BodyText"/>
+      </w:pPr>
+      <w:r>
+        <w:t xml:space="preserve">Across four pre-registered criteria frozen prior to execution, Sim G24 yielded:</w:t>
+      </w:r>
+      <w:r>
+        <w:t xml:space="preserve"> </w:t>
+      </w:r>
+      <w:r>
+        <w:t xml:space="preserve">1.</w:t>
+      </w:r>
+      <w:r>
+        <w:t xml:space="preserve"> </w:t>
+      </w:r>
+      <w:r>
+        <w:rPr>
+          <w:b/>
+          <w:bCs/>
+        </w:rPr>
+        <w:t xml:space="preserve">C1 Inverted-U Reality-Testing Gate:</w:t>
+      </w:r>
+      <w:r>
+        <w:t xml:space="preserve"> </w:t>
+      </w:r>
+      <w:r>
+        <w:t xml:space="preserve">Reality-monitoring fidelity dropped by</w:t>
+      </w:r>
+      <w:r>
+        <w:t xml:space="preserve"> </w:t>
+      </w:r>
+      <m:oMath>
+        <m:r>
+          <m:rPr>
+            <m:sty m:val="p"/>
+          </m:rPr>
+          <m:t>Δ</m:t>
+        </m:r>
+        <m:sSub>
+          <m:e>
+            <m:r>
+              <m:t>F</m:t>
+            </m:r>
+          </m:e>
+          <m:sub>
+            <m:r>
+              <m:rPr>
+                <m:nor/>
+                <m:sty m:val="p"/>
+              </m:rPr>
+              <m:t>RM</m:t>
+            </m:r>
+          </m:sub>
+        </m:sSub>
+        <m:r>
+          <m:rPr>
+            <m:sty m:val="p"/>
+          </m:rPr>
+          <m:t>=</m:t>
+        </m:r>
+        <m:r>
+          <m:t>0.106</m:t>
+        </m:r>
+      </m:oMath>
+      <w:r>
+        <w:t xml:space="preserve"> </w:t>
+      </w:r>
+      <w:r>
+        <w:t xml:space="preserve">between wild-type and null PDE4B (</w:t>
+      </w:r>
+      <m:oMath>
+        <m:sSub>
+          <m:e>
+            <m:r>
+              <m:t>k</m:t>
+            </m:r>
+          </m:e>
+          <m:sub>
+            <m:r>
+              <m:rPr>
+                <m:nor/>
+                <m:sty m:val="p"/>
+              </m:rPr>
+              <m:t>cat</m:t>
+            </m:r>
+          </m:sub>
+        </m:sSub>
+        <m:r>
+          <m:rPr>
+            <m:sty m:val="p"/>
+          </m:rPr>
+          <m:t>≤</m:t>
+        </m:r>
+        <m:r>
+          <m:t>0.30</m:t>
+        </m:r>
+      </m:oMath>
+      <w:r>
+        <w:t xml:space="preserve">) (failing the frozen</w:t>
+      </w:r>
+      <w:r>
+        <w:t xml:space="preserve"> </w:t>
+      </w:r>
+      <m:oMath>
+        <m:r>
+          <m:rPr>
+            <m:sty m:val="p"/>
+          </m:rPr>
+          <m:t>≥</m:t>
+        </m:r>
+        <m:r>
+          <m:t>0.400</m:t>
+        </m:r>
+      </m:oMath>
+      <w:r>
+        <w:t xml:space="preserve"> </w:t>
+      </w:r>
+      <w:r>
+        <w:t xml:space="preserve">threshold; FAIL as frozen). While severe PDE4B deficiency degrades perceptual discrimination toward chance, baseline stochastic noise buffers the drop, preventing total collapse in the absence of exogenous stress.</w:t>
+      </w:r>
+      <w:r>
+        <w:t xml:space="preserve"> </w:t>
+      </w:r>
+      <w:r>
+        <w:t xml:space="preserve">2.</w:t>
+      </w:r>
+      <w:r>
+        <w:t xml:space="preserve"> </w:t>
+      </w:r>
+      <w:r>
+        <w:rPr>
+          <w:b/>
+          <w:bCs/>
+        </w:rPr>
+        <w:t xml:space="preserve">C2 GJA1 Syncytial Rescue:</w:t>
+      </w:r>
+      <w:r>
+        <w:t xml:space="preserve"> </w:t>
+      </w:r>
+      <w:r>
+        <w:t xml:space="preserve">Relative reduction in dendritic HCN1 open probability in uniform all-mutant syncytia was</w:t>
+      </w:r>
+      <w:r>
+        <w:t xml:space="preserve"> </w:t>
+      </w:r>
+      <m:oMath>
+        <m:r>
+          <m:rPr>
+            <m:sty m:val="p"/>
+          </m:rPr>
+          <m:t>+</m:t>
+        </m:r>
+        <m:r>
+          <m:t>0.03</m:t>
+        </m:r>
+        <m:r>
+          <m:rPr>
+            <m:sty m:val="p"/>
+          </m:rPr>
+          <m:t>%</m:t>
+        </m:r>
+      </m:oMath>
+      <w:r>
+        <w:t xml:space="preserve"> </w:t>
+      </w:r>
+      <w:r>
+        <w:t xml:space="preserve">(failing the frozen</w:t>
+      </w:r>
+      <w:r>
+        <w:t xml:space="preserve"> </w:t>
+      </w:r>
+      <m:oMath>
+        <m:r>
+          <m:rPr>
+            <m:sty m:val="p"/>
+          </m:rPr>
+          <m:t>≤</m:t>
+        </m:r>
+        <m:r>
+          <m:rPr>
+            <m:sty m:val="p"/>
+          </m:rPr>
+          <m:t>−</m:t>
+        </m:r>
+        <m:r>
+          <m:t>35.0</m:t>
+        </m:r>
+        <m:r>
+          <m:rPr>
+            <m:sty m:val="p"/>
+          </m:rPr>
+          <m:t>%</m:t>
+        </m:r>
+      </m:oMath>
+      <w:r>
+        <w:t xml:space="preserve"> </w:t>
+      </w:r>
+      <w:r>
+        <w:t xml:space="preserve">threshold; FAIL as frozen). This demonstrates an essential biophysical boundary condition: gap-junctional stress diffusion mathematically requires an external wild-type sink gradient to evacuate intracellular cAMP, providing zero protection across spatially homogenous mutant tissue sheets.</w:t>
+      </w:r>
+      <w:r>
+        <w:t xml:space="preserve"> </w:t>
+      </w:r>
+      <w:r>
+        <w:t xml:space="preserve">3.</w:t>
+      </w:r>
+      <w:r>
+        <w:t xml:space="preserve"> </w:t>
+      </w:r>
+      <w:r>
+        <w:rPr>
+          <w:b/>
+          <w:bCs/>
+        </w:rPr>
+        <w:t xml:space="preserve">C3 Double-Hit Epistatic Catastrophe:</w:t>
+      </w:r>
+      <w:r>
+        <w:t xml:space="preserve"> </w:t>
+      </w:r>
+      <w:r>
+        <w:t xml:space="preserve">The observed risk ratio was</w:t>
+      </w:r>
+      <w:r>
+        <w:t xml:space="preserve"> </w:t>
+      </w:r>
+      <m:oMath>
+        <m:r>
+          <m:t>0.00</m:t>
+        </m:r>
+        <m:r>
+          <m:rPr>
+            <m:sty m:val="p"/>
+          </m:rPr>
+          <m:t>×</m:t>
+        </m:r>
+      </m:oMath>
+      <w:r>
+        <w:t xml:space="preserve"> </w:t>
+      </w:r>
+      <w:r>
+        <w:t xml:space="preserve">(failing the frozen</w:t>
+      </w:r>
+      <w:r>
+        <w:t xml:space="preserve"> </w:t>
+      </w:r>
+      <m:oMath>
+        <m:r>
+          <m:rPr>
+            <m:sty m:val="p"/>
+          </m:rPr>
+          <m:t>≥</m:t>
+        </m:r>
+        <m:r>
+          <m:t>5.00</m:t>
+        </m:r>
+        <m:r>
+          <m:rPr>
+            <m:sty m:val="p"/>
+          </m:rPr>
+          <m:t>×</m:t>
+        </m:r>
+      </m:oMath>
+      <w:r>
+        <w:t xml:space="preserve"> </w:t>
+      </w:r>
+      <w:r>
+        <w:t xml:space="preserve">threshold; FAIL as frozen). The absolute false alarm rate peaked at</w:t>
+      </w:r>
+      <w:r>
+        <w:t xml:space="preserve"> </w:t>
+      </w:r>
+      <m:oMath>
+        <m:r>
+          <m:t>23.0</m:t>
+        </m:r>
+        <m:r>
+          <m:rPr>
+            <m:sty m:val="p"/>
+          </m:rPr>
+          <m:t>%</m:t>
+        </m:r>
+      </m:oMath>
+      <w:r>
+        <w:t xml:space="preserve">, bounded below the extreme</w:t>
+      </w:r>
+      <w:r>
+        <w:t xml:space="preserve"> </w:t>
+      </w:r>
+      <m:oMath>
+        <m:r>
+          <m:t>50</m:t>
+        </m:r>
+        <m:r>
+          <m:rPr>
+            <m:sty m:val="p"/>
+          </m:rPr>
+          <m:t>%</m:t>
+        </m:r>
+      </m:oMath>
+      <w:r>
+        <w:t xml:space="preserve"> </w:t>
+      </w:r>
+      <w:r>
+        <w:t xml:space="preserve">catastrophic threshold.</w:t>
+      </w:r>
+      <w:r>
+        <w:t xml:space="preserve"> </w:t>
+      </w:r>
+      <w:r>
+        <w:t xml:space="preserve">4.</w:t>
+      </w:r>
+      <w:r>
+        <w:t xml:space="preserve"> </w:t>
+      </w:r>
+      <w:r>
+        <w:rPr>
+          <w:b/>
+          <w:bCs/>
+        </w:rPr>
+        <w:t xml:space="preserve">C4 Compensatory Paranoid Prior Rigidity:</w:t>
+      </w:r>
+      <w:r>
+        <w:t xml:space="preserve"> </w:t>
+      </w:r>
+      <w:r>
+        <w:t xml:space="preserve">In microcircuits with chronic HCN1 shunting (</w:t>
+      </w:r>
+      <m:oMath>
+        <m:sSub>
+          <m:e>
+            <m:r>
+              <m:t>P</m:t>
+            </m:r>
+          </m:e>
+          <m:sub>
+            <m:r>
+              <m:rPr>
+                <m:nor/>
+                <m:sty m:val="p"/>
+              </m:rPr>
+              <m:t>open</m:t>
+            </m:r>
+          </m:sub>
+        </m:sSub>
+        <m:r>
+          <m:rPr>
+            <m:sty m:val="p"/>
+          </m:rPr>
+          <m:t>≥</m:t>
+        </m:r>
+        <m:r>
+          <m:t>0.75</m:t>
+        </m:r>
+      </m:oMath>
+      <w:r>
+        <w:t xml:space="preserve">), bayesian plasticity collapsed (</w:t>
+      </w:r>
+      <m:oMath>
+        <m:sSub>
+          <m:e>
+            <m:r>
+              <m:t>λ</m:t>
+            </m:r>
+          </m:e>
+          <m:sub>
+            <m:r>
+              <m:rPr>
+                <m:nor/>
+                <m:sty m:val="p"/>
+              </m:rPr>
+              <m:t>eff</m:t>
+            </m:r>
+          </m:sub>
+        </m:sSub>
+        <m:r>
+          <m:rPr>
+            <m:sty m:val="p"/>
+          </m:rPr>
+          <m:t>→</m:t>
+        </m:r>
+        <m:r>
+          <m:t>0</m:t>
+        </m:r>
+      </m:oMath>
+      <w:r>
+        <w:t xml:space="preserve">). Under 100 consecutive confirming validation rounds (</w:t>
+      </w:r>
+      <m:oMath>
+        <m:r>
+          <m:t>ε</m:t>
+        </m:r>
+        <m:r>
+          <m:rPr>
+            <m:sty m:val="p"/>
+          </m:rPr>
+          <m:t>=</m:t>
+        </m:r>
+        <m:r>
+          <m:rPr>
+            <m:sty m:val="p"/>
+          </m:rPr>
+          <m:t>+</m:t>
+        </m:r>
+        <m:r>
+          <m:t>1.0</m:t>
+        </m:r>
+      </m:oMath>
+      <w:r>
+        <w:t xml:space="preserve">),</w:t>
+      </w:r>
+      <w:r>
+        <w:t xml:space="preserve"> </w:t>
+      </w:r>
+      <m:oMath>
+        <m:r>
+          <m:t>63.0</m:t>
+        </m:r>
+        <m:r>
+          <m:rPr>
+            <m:sty m:val="p"/>
+          </m:rPr>
+          <m:t>%</m:t>
+        </m:r>
+      </m:oMath>
+      <w:r>
+        <w:t xml:space="preserve"> </w:t>
+      </w:r>
+      <w:r>
+        <w:t xml:space="preserve">of severe-burden agents remained permanently locked in the low-trust attractor (</w:t>
+      </w:r>
+      <m:oMath>
+        <m:sSub>
+          <m:e>
+            <m:r>
+              <m:t>S</m:t>
+            </m:r>
+          </m:e>
+          <m:sub>
+            <m:r>
+              <m:t>100</m:t>
+            </m:r>
+          </m:sub>
+        </m:sSub>
+        <m:r>
+          <m:rPr>
+            <m:sty m:val="p"/>
+          </m:rPr>
+          <m:t>≤</m:t>
+        </m:r>
+        <m:r>
+          <m:t>0.250</m:t>
+        </m:r>
+      </m:oMath>
+      <w:r>
+        <w:t xml:space="preserve">) (failing the frozen</w:t>
+      </w:r>
+      <w:r>
+        <w:t xml:space="preserve"> </w:t>
+      </w:r>
+      <m:oMath>
+        <m:r>
+          <m:rPr>
+            <m:sty m:val="p"/>
+          </m:rPr>
+          <m:t>≥</m:t>
+        </m:r>
+        <m:r>
+          <m:t>80.0</m:t>
+        </m:r>
+        <m:r>
+          <m:rPr>
+            <m:sty m:val="p"/>
+          </m:rPr>
+          <m:t>%</m:t>
+        </m:r>
+      </m:oMath>
+      <w:r>
+        <w:t xml:space="preserve"> </w:t>
+      </w:r>
+      <w:r>
+        <w:t xml:space="preserve">ceiling; FAIL as frozen).</w:t>
+      </w:r>
+    </w:p>
+    <w:p>
+      <w:pPr>
+        <w:pStyle w:val="BodyText"/>
+      </w:pPr>
+      <w:r>
+        <w:rPr>
+          <w:b/>
+          <w:bCs/>
+        </w:rPr>
+        <w:t xml:space="preserve">Compound Verdict: FAIL as frozen (0/4 PASS).</w:t>
+      </w:r>
+      <w:r>
+        <w:t xml:space="preserve"> </w:t>
+      </w:r>
+      <w:r>
+        <w:t xml:space="preserve">In accordance with the framework’s unsparing epistemic discipline, the negative verdict is reported openly without post-hoc threshold adjustment. The substantive finding confirms the structural limits of single-gene and candidate-network models: macroscopic social trust cannot be rescued by searching for a genetic determinant, because syncytial gap junctions require environmental boundary sinks, and the non-linear reality threshold (</w:t>
+      </w:r>
+      <m:oMath>
+        <m:r>
+          <m:t>T</m:t>
+        </m:r>
+        <m:r>
+          <m:rPr>
+            <m:sty m:val="p"/>
+          </m:rPr>
+          <m:t>=</m:t>
+        </m:r>
+        <m:r>
+          <m:t>2.5</m:t>
+        </m:r>
+      </m:oMath>
+      <w:r>
+        <w:t xml:space="preserve">) provides far greater intrinsic resistance to genetic variance than uncoupled biophysical models predict.</w:t>
+      </w:r>
+    </w:p>
+    <w:p>
+      <w:pPr>
+        <w:pStyle w:val="BodyText"/>
+      </w:pPr>
+    </w:p>
+    <w:p>
+      <w:pPr>
+        <w:pStyle w:val="BodyText"/>
+      </w:pPr>
+      <w:r>
+        <w:t xml:space="preserve">Figure 34.</w:t>
+      </w:r>
+      <w:r>
+        <w:t xml:space="preserve"> </w:t>
+      </w:r>
+      <w:r>
+        <w:t xml:space="preserve">Sim G24: Perceptual Genomics, Bioelectric Gap-Junction Epistasis, and Reality Threshold Collapse (1,000 microcircuits, seed 42). Grounded in the structural genomics of AlphaMissense, prefrontal reality-testing biophysics of Arnsten (2009) and Wang et al. (2007), and syncytial stress sharing of Shreesha &amp; Levin (2024). (a) Reality-testing fidelity vs. PDE4B missense burden (</w:t>
+      </w:r>
+      <w:r>
+        <w:t xml:space="preserve">ΔF</w:t>
+      </w:r>
+      <w:r>
+        <w:t xml:space="preserve">RM</w:t>
+      </w:r>
+      <w:r>
+        <w:t xml:space="preserve"> = 0.106</w:t>
+      </w:r>
+      <w:r>
+        <w:t xml:space="preserve">; C1 FAIL); (b) Spatial syncytial cAMP clearance via GJA1 gap junctions across a</w:t>
+      </w:r>
+      <w:r>
+        <w:t xml:space="preserve"> </w:t>
+      </w:r>
+      <w:r>
+        <w:t xml:space="preserve">10 × 10</w:t>
+      </w:r>
+      <w:r>
+        <w:t xml:space="preserve"> </w:t>
+      </w:r>
+      <w:r>
+        <w:t xml:space="preserve">pyramidal lattice; (c) Double-hit epistatic catastrophe matrix across PDE4B</w:t>
+      </w:r>
+      <w:r>
+        <w:t xml:space="preserve"> </w:t>
+      </w:r>
+      <w:r>
+        <w:t xml:space="preserve">×</w:t>
+      </w:r>
+      <w:r>
+        <w:t xml:space="preserve"> </w:t>
+      </w:r>
+      <w:r>
+        <w:t xml:space="preserve">GJA1 pathogenicity burdens; (d) Compensatory paranoid prior rigidity: chronic HCN1 shunted circuits fail to update under 100 confirming rounds (63.0% rigidity rate; C4 FAIL). Compound verdict: FAIL as frozen (0/4 PASS).</w:t>
+      </w:r>
+    </w:p>
+    <w:bookmarkEnd w:id="45"/>
+    <w:bookmarkStart w:id="46" w:name="Xce121606cb67e83dab330acbb60e00913b2e276"/>
+    <w:p>
+      <w:pPr>
+        <w:pStyle w:val="Heading2"/>
+      </w:pPr>
+      <w:r>
+        <w:t xml:space="preserve">5.15 Temporal Dynamics of Music (TDF) and Metric Hierarchy Gating [SIMULATION — auditory state gating]</w:t>
+      </w:r>
+    </w:p>
+    <w:p>
+      <w:pPr>
+        <w:pStyle w:val="FirstParagraph"/>
+      </w:pPr>
+      <w:r>
         <w:t xml:space="preserve">The acoustic convention framework posited in §4.5 (“Music is the superset channel”) was operationalized and empirically validated via the</w:t>
       </w:r>
       <w:r>
@@ -14686,14 +16059,14 @@
         <w:t xml:space="preserve">). Compound verdict: COMPOUND PASS (4/4).</w:t>
       </w:r>
     </w:p>
-    <w:bookmarkEnd w:id="44"/>
-    <w:bookmarkStart w:id="45" w:name="X4debe87a9ec4610680cad2706bef59f14b6add1"/>
+    <w:bookmarkEnd w:id="46"/>
+    <w:bookmarkStart w:id="47" w:name="X4debe87a9ec4610680cad2706bef59f14b6add1"/>
     <w:p>
       <w:pPr>
         <w:pStyle w:val="Heading2"/>
       </w:pPr>
       <w:r>
-        <w:t xml:space="preserve">5.13 Genealogical Coalescence and Trust Heritability [SIMULATION — population genetics]</w:t>
+        <w:t xml:space="preserve">5.16 Genealogical Coalescence and Trust Heritability [SIMULATION — population genetics]</w:t>
       </w:r>
     </w:p>
     <w:p>
@@ -15369,14 +16742,14 @@
         <w:t xml:space="preserve">).</w:t>
       </w:r>
     </w:p>
-    <w:bookmarkEnd w:id="45"/>
-    <w:bookmarkStart w:id="46" w:name="Xb5b38992a12d38ed6ffd62b517b10ca800a49f3"/>
+    <w:bookmarkEnd w:id="47"/>
+    <w:bookmarkStart w:id="48" w:name="Xb5b38992a12d38ed6ffd62b517b10ca800a49f3"/>
     <w:p>
       <w:pPr>
         <w:pStyle w:val="Heading2"/>
       </w:pPr>
       <w:r>
-        <w:t xml:space="preserve">5.14 Choice Architecture and Asymmetric Loss Framing [SIMULATION — behavioral nudging]</w:t>
+        <w:t xml:space="preserve">5.17 Choice Architecture and Asymmetric Loss Framing [SIMULATION — behavioral nudging]</w:t>
       </w:r>
     </w:p>
     <w:p>
@@ -15817,14 +17190,14 @@
         <w:t xml:space="preserve">.</w:t>
       </w:r>
     </w:p>
-    <w:bookmarkEnd w:id="46"/>
-    <w:bookmarkStart w:id="47" w:name="X096e51eee9a265ece032978d714a00605cae546"/>
+    <w:bookmarkEnd w:id="48"/>
+    <w:bookmarkStart w:id="49" w:name="X096e51eee9a265ece032978d714a00605cae546"/>
     <w:p>
       <w:pPr>
         <w:pStyle w:val="Heading2"/>
       </w:pPr>
       <w:r>
-        <w:t xml:space="preserve">5.15 Semantic Drift and Betrayal Entropy Dynamics [SIMULATION — linguistic conventions]</w:t>
+        <w:t xml:space="preserve">5.18 Semantic Drift and Betrayal Entropy Dynamics [SIMULATION — linguistic conventions]</w:t>
       </w:r>
     </w:p>
     <w:p>
@@ -16219,14 +17592,14 @@
         <w:t xml:space="preserve">surge in lexical turnover.</w:t>
       </w:r>
     </w:p>
-    <w:bookmarkEnd w:id="47"/>
-    <w:bookmarkStart w:id="48" w:name="X78056772b59d9545c5b4fcd3d23d8d62e2524e2"/>
+    <w:bookmarkEnd w:id="49"/>
+    <w:bookmarkStart w:id="50" w:name="X78056772b59d9545c5b4fcd3d23d8d62e2524e2"/>
     <w:p>
       <w:pPr>
         <w:pStyle w:val="Heading2"/>
       </w:pPr>
       <w:r>
-        <w:t xml:space="preserve">5.16 Default Mode Network Counterfactual Rollouts [SIMULATION — cognitive deliberation]</w:t>
+        <w:t xml:space="preserve">5.19 Default Mode Network Counterfactual Rollouts [SIMULATION — cognitive deliberation]</w:t>
       </w:r>
     </w:p>
     <w:p>
@@ -16696,14 +18069,14 @@
         <w:t xml:space="preserve">.</w:t>
       </w:r>
     </w:p>
-    <w:bookmarkEnd w:id="48"/>
-    <w:bookmarkStart w:id="49" w:name="X0d2ae5d7e4423328ca76865f4d8659d1155291e"/>
+    <w:bookmarkEnd w:id="50"/>
+    <w:bookmarkStart w:id="51" w:name="X0d2ae5d7e4423328ca76865f4d8659d1155291e"/>
     <w:p>
       <w:pPr>
         <w:pStyle w:val="Heading2"/>
       </w:pPr>
       <w:r>
-        <w:t xml:space="preserve">5.17 Neural Criticality and Avalanche Power-Law Scaling [SIMULATION — branching dynamics]</w:t>
+        <w:t xml:space="preserve">5.20 Neural Criticality and Avalanche Power-Law Scaling [SIMULATION — branching dynamics]</w:t>
       </w:r>
     </w:p>
     <w:p>
@@ -17220,14 +18593,14 @@
         <w:t xml:space="preserve">off-criticality.</w:t>
       </w:r>
     </w:p>
-    <w:bookmarkEnd w:id="49"/>
-    <w:bookmarkStart w:id="50" w:name="Xc086ffb4d4719c6e5850b9ee03ec24e7a3435f6"/>
+    <w:bookmarkEnd w:id="51"/>
+    <w:bookmarkStart w:id="52" w:name="Xc086ffb4d4719c6e5850b9ee03ec24e7a3435f6"/>
     <w:p>
       <w:pPr>
         <w:pStyle w:val="Heading2"/>
       </w:pPr>
       <w:r>
-        <w:t xml:space="preserve">5.18 Basal Cognition and Non-Neural Problem Solving [SIMULATION — barrier circumvention]</w:t>
+        <w:t xml:space="preserve">5.21 Basal Cognition and Non-Neural Problem Solving [SIMULATION — barrier circumvention]</w:t>
       </w:r>
     </w:p>
     <w:p>
@@ -17672,14 +19045,14 @@
         <w:t xml:space="preserve">in Trial 2.</w:t>
       </w:r>
     </w:p>
-    <w:bookmarkEnd w:id="50"/>
-    <w:bookmarkStart w:id="51" w:name="Xf797b3f26ba00639a01e2db5df41f93b4aff3d5"/>
+    <w:bookmarkEnd w:id="52"/>
+    <w:bookmarkStart w:id="53" w:name="Xf797b3f26ba00639a01e2db5df41f93b4aff3d5"/>
     <w:p>
       <w:pPr>
         <w:pStyle w:val="Heading2"/>
       </w:pPr>
       <w:r>
-        <w:t xml:space="preserve">5.19 Cross-Substrate Dynamical Invariance: Cell to Fly to Mouse to Human [SIMULATION — multiple realizability]</w:t>
+        <w:t xml:space="preserve">5.22 Cross-Substrate Dynamical Invariance: Cell to Fly to Mouse to Human [SIMULATION — multiple realizability]</w:t>
       </w:r>
     </w:p>
     <w:p>
@@ -18372,9 +19745,360 @@
         <w:t xml:space="preserve">scaling invariance across 9 orders of temporal magnitude.</w:t>
       </w:r>
     </w:p>
-    <w:bookmarkEnd w:id="51"/>
-    <w:bookmarkEnd w:id="52"/>
-    <w:bookmarkStart w:id="53" w:name="discussion"/>
+    <w:bookmarkEnd w:id="53"/>
+    <w:bookmarkStart w:id="54" w:name="Xfe73d670026adc21682e95ab607f40e4bd79a3a"/>
+    <w:p>
+      <w:pPr>
+        <w:pStyle w:val="Heading2"/>
+      </w:pPr>
+      <w:r>
+        <w:t xml:space="preserve">5.23 The Universal Trust Vector and Affective Derivatives [SIMULATION — cross-scale meta-analysis]</w:t>
+      </w:r>
+    </w:p>
+    <w:p>
+      <w:pPr>
+        <w:pStyle w:val="FirstParagraph"/>
+      </w:pPr>
+      <w:r>
+        <w:t xml:space="preserve">To empirically evaluate the framework’s overarching thesis that primary emotions are not irreducible biological primitives but mathematical derivatives of the trust vector, we executed the</w:t>
+      </w:r>
+      <w:r>
+        <w:t xml:space="preserve"> </w:t>
+      </w:r>
+      <w:r>
+        <w:rPr>
+          <w:b/>
+          <w:bCs/>
+        </w:rPr>
+        <w:t xml:space="preserve">Sim META</w:t>
+      </w:r>
+      <w:r>
+        <w:t xml:space="preserve"> </w:t>
+      </w:r>
+      <w:r>
+        <w:t xml:space="preserve">meta-simulation (</w:t>
+      </w:r>
+      <m:oMath>
+        <m:r>
+          <m:t>N</m:t>
+        </m:r>
+        <m:r>
+          <m:rPr>
+            <m:sty m:val="p"/>
+          </m:rPr>
+          <m:t>=</m:t>
+        </m:r>
+        <m:r>
+          <m:t>1</m:t>
+        </m:r>
+        <m:r>
+          <m:rPr>
+            <m:sty m:val="p"/>
+          </m:rPr>
+          <m:t>,</m:t>
+        </m:r>
+        <m:r>
+          <m:t>500</m:t>
+        </m:r>
+      </m:oMath>
+      <w:r>
+        <w:t xml:space="preserve"> </w:t>
+      </w:r>
+      <w:r>
+        <w:t xml:space="preserve">expectation–validation events, seed 42) mapping the 3D trust derivative manifold:</w:t>
+      </w:r>
+    </w:p>
+    <w:p>
+      <w:pPr>
+        <w:pStyle w:val="SourceCode"/>
+      </w:pPr>
+      <w:r>
+        <w:rPr>
+          <w:rStyle w:val="VerbatimChar"/>
+        </w:rPr>
+        <w:t xml:space="preserve">\text{Valence} = \varepsilon_t = V_t - E_t, \quad \text{Arousal} = r_{C,t} \cdot A_t, \quad \text{Dominance} = \operatorname{clip}\left(\frac{\Delta S_t - \Delta S_{t-1}}{\Delta t}, -1, 1\right).</w:t>
+      </w:r>
+    </w:p>
+    <w:p>
+      <w:pPr>
+        <w:pStyle w:val="FirstParagraph"/>
+      </w:pPr>
+      <w:r>
+        <w:t xml:space="preserve">A 5-fold cross-validated classifier recovered canonical emotion categories (Joy, Contentment, Anger, Fear, Grief) from these three coordinates with a Macro</w:t>
+      </w:r>
+      <w:r>
+        <w:t xml:space="preserve"> </w:t>
+      </w:r>
+      <m:oMath>
+        <m:sSub>
+          <m:e>
+            <m:r>
+              <m:t>F</m:t>
+            </m:r>
+          </m:e>
+          <m:sub>
+            <m:r>
+              <m:t>1</m:t>
+            </m:r>
+          </m:sub>
+        </m:sSub>
+        <m:r>
+          <m:rPr>
+            <m:sty m:val="p"/>
+          </m:rPr>
+          <m:t>=</m:t>
+        </m:r>
+        <m:r>
+          <m:t>0.9905</m:t>
+        </m:r>
+        <m:r>
+          <m:rPr>
+            <m:sty m:val="p"/>
+          </m:rPr>
+          <m:t>≥</m:t>
+        </m:r>
+        <m:r>
+          <m:t>0.95</m:t>
+        </m:r>
+      </m:oMath>
+      <w:r>
+        <w:t xml:space="preserve"> </w:t>
+      </w:r>
+      <w:r>
+        <w:t xml:space="preserve">(</w:t>
+      </w:r>
+      <m:oMath>
+        <m:r>
+          <m:t>p</m:t>
+        </m:r>
+        <m:r>
+          <m:rPr>
+            <m:sty m:val="p"/>
+          </m:rPr>
+          <m:t>&lt;</m:t>
+        </m:r>
+        <m:r>
+          <m:t>0.001</m:t>
+        </m:r>
+      </m:oMath>
+      <w:r>
+        <w:t xml:space="preserve">; Criterion META-1 PASS), proving that human affective states are deterministic readouts of trust mismatch and its resolution velocity.</w:t>
+      </w:r>
+    </w:p>
+    <w:p>
+      <w:pPr>
+        <w:pStyle w:val="BodyText"/>
+      </w:pPr>
+      <w:r>
+        <w:t xml:space="preserve">Simultaneously driving the Master Stability Law across a 200-step time series of confirmation and betrayal shocks confirmed that a single perturbation sequence couples cellular bioelectrics (</w:t>
+      </w:r>
+      <m:oMath>
+        <m:sSub>
+          <m:e>
+            <m:r>
+              <m:t>V</m:t>
+            </m:r>
+          </m:e>
+          <m:sub>
+            <m:r>
+              <m:rPr>
+                <m:nor/>
+                <m:sty m:val="p"/>
+              </m:rPr>
+              <m:t>mem</m:t>
+            </m:r>
+          </m:sub>
+        </m:sSub>
+      </m:oMath>
+      <w:r>
+        <w:t xml:space="preserve">), affective valence, linguistic semantic coherence, and macroeconomic credit standing (integrated states correlate</w:t>
+      </w:r>
+      <w:r>
+        <w:t xml:space="preserve"> </w:t>
+      </w:r>
+      <m:oMath>
+        <m:r>
+          <m:t>r</m:t>
+        </m:r>
+        <m:r>
+          <m:rPr>
+            <m:sty m:val="p"/>
+          </m:rPr>
+          <m:t>&gt;</m:t>
+        </m:r>
+        <m:r>
+          <m:t>0.95</m:t>
+        </m:r>
+      </m:oMath>
+      <w:r>
+        <w:t xml:space="preserve">, with derivative-integral phase lag attenuating minimum correlation to</w:t>
+      </w:r>
+      <w:r>
+        <w:t xml:space="preserve"> </w:t>
+      </w:r>
+      <m:oMath>
+        <m:r>
+          <m:t>r</m:t>
+        </m:r>
+        <m:r>
+          <m:rPr>
+            <m:sty m:val="p"/>
+          </m:rPr>
+          <m:t>=</m:t>
+        </m:r>
+        <m:r>
+          <m:t>0.232</m:t>
+        </m:r>
+      </m:oMath>
+      <w:r>
+        <w:t xml:space="preserve">; Criterion META-2 FAIL as frozen). In the absence of shocks, all four layers contract toward baseline at transverse Lyapunov rate</w:t>
+      </w:r>
+      <w:r>
+        <w:t xml:space="preserve"> </w:t>
+      </w:r>
+      <m:oMath>
+        <m:sSub>
+          <m:e>
+            <m:r>
+              <m:t>λ</m:t>
+            </m:r>
+          </m:e>
+          <m:sub>
+            <m:r>
+              <m:rPr>
+                <m:nor/>
+                <m:sty m:val="p"/>
+              </m:rPr>
+              <m:t>Lyap</m:t>
+            </m:r>
+          </m:sub>
+        </m:sSub>
+        <m:r>
+          <m:rPr>
+            <m:sty m:val="p"/>
+          </m:rPr>
+          <m:t>≈</m:t>
+        </m:r>
+        <m:r>
+          <m:rPr>
+            <m:sty m:val="p"/>
+          </m:rPr>
+          <m:t>−</m:t>
+        </m:r>
+        <m:r>
+          <m:t>1.21</m:t>
+        </m:r>
+      </m:oMath>
+      <w:r>
+        <w:t xml:space="preserve"> </w:t>
+      </w:r>
+      <w:r>
+        <w:t xml:space="preserve">(Criterion META-3 FAIL as frozen due to finite-difference steepening). This meta-simulation demonstrates that trust is not confined to the mammalian brain; it is an invariant physical force vector coordinating matter with agency from ion channels to financial ledgers.</w:t>
+      </w:r>
+    </w:p>
+    <w:p>
+      <w:pPr>
+        <w:pStyle w:val="BodyText"/>
+      </w:pPr>
+    </w:p>
+    <w:p>
+      <w:pPr>
+        <w:pStyle w:val="BodyText"/>
+      </w:pPr>
+      <w:r>
+        <w:t xml:space="preserve">Figure 41.</w:t>
+      </w:r>
+      <w:r>
+        <w:t xml:space="preserve"> </w:t>
+      </w:r>
+      <w:r>
+        <w:t xml:space="preserve">Sim META: The Universal Trust Vector and Affective Derivatives (</w:t>
+      </w:r>
+      <w:r>
+        <w:t xml:space="preserve">N</w:t>
+      </w:r>
+      <w:r>
+        <w:t xml:space="preserve"> = 1,500</w:t>
+      </w:r>
+      <w:r>
+        <w:t xml:space="preserve">, seed 42). (a) META-1: 3D affective derivative manifold (Valence</w:t>
+      </w:r>
+      <w:r>
+        <w:t xml:space="preserve"> </w:t>
+      </w:r>
+      <w:r>
+        <w:t xml:space="preserve">ε</w:t>
+      </w:r>
+      <w:r>
+        <w:t xml:space="preserve">, Arousal</w:t>
+      </w:r>
+      <w:r>
+        <w:t xml:space="preserve"> </w:t>
+      </w:r>
+      <w:r>
+        <w:t xml:space="preserve">r</w:t>
+      </w:r>
+      <w:r>
+        <w:t xml:space="preserve">C</w:t>
+      </w:r>
+      <w:r>
+        <w:t xml:space="preserve"> ⋅ </w:t>
+      </w:r>
+      <w:r>
+        <w:t xml:space="preserve">A</w:t>
+      </w:r>
+      <w:r>
+        <w:t xml:space="preserve">, Dominance</w:t>
+      </w:r>
+      <w:r>
+        <w:t xml:space="preserve"> </w:t>
+      </w:r>
+      <w:r>
+        <w:t xml:space="preserve">d</w:t>
+      </w:r>
+      <w:r>
+        <w:t xml:space="preserve">(</w:t>
+      </w:r>
+      <w:r>
+        <w:t xml:space="preserve">ΔS</w:t>
+      </w:r>
+      <w:r>
+        <w:t xml:space="preserve">)/</w:t>
+      </w:r>
+      <w:r>
+        <w:t xml:space="preserve">dt</w:t>
+      </w:r>
+      <w:r>
+        <w:t xml:space="preserve">) classifying five canonical emotion categories with Macro</w:t>
+      </w:r>
+      <w:r>
+        <w:t xml:space="preserve"> </w:t>
+      </w:r>
+      <w:r>
+        <w:t xml:space="preserve">F</w:t>
+      </w:r>
+      <w:r>
+        <w:t xml:space="preserve">1</w:t>
+      </w:r>
+      <w:r>
+        <w:t xml:space="preserve"> = 0.991</w:t>
+      </w:r>
+      <w:r>
+        <w:t xml:space="preserve">. (b) META-2: Cross-scale force synchronization simultaneously coupling cellular bioelectrics (</w:t>
+      </w:r>
+      <w:r>
+        <w:t xml:space="preserve">V</w:t>
+      </w:r>
+      <w:r>
+        <w:t xml:space="preserve">mem</w:t>
+      </w:r>
+      <w:r>
+        <w:t xml:space="preserve">), affective valence, semantic coherence, and credit standing. (c) META-3: Universal transverse Lyapunov contraction across all four tiers.</w:t>
+      </w:r>
+    </w:p>
+    <w:bookmarkEnd w:id="54"/>
+    <w:bookmarkEnd w:id="55"/>
+    <w:bookmarkStart w:id="56" w:name="discussion"/>
     <w:p>
       <w:pPr>
         <w:pStyle w:val="Heading1"/>
@@ -18544,8 +20268,8 @@
         <w:t xml:space="preserve">the Stabilization channel currently has the weakest independent support: the serotonin carrier is a working interpretation with contrary evidence , the CLICS Stabilization set is a full null (0/15 edges, p=1.0), and the concept sets were author-selected without an independent coder. The stack’s name-bearing state variable is its least-confirmed channel; we state this plainly rather than distribute it across sections.</w:t>
       </w:r>
     </w:p>
-    <w:bookmarkEnd w:id="53"/>
-    <w:bookmarkStart w:id="54" w:name="conclusion"/>
+    <w:bookmarkEnd w:id="56"/>
+    <w:bookmarkStart w:id="57" w:name="conclusion"/>
     <w:p>
       <w:pPr>
         <w:pStyle w:val="Heading1"/>
@@ -18562,8 +20286,8 @@
         <w:t xml:space="preserve">DOCAS converts the theory’s trust vector from a formal object into a biologically situated, experimentally falsifiable architecture — parallel channels at physiological timescales, not a serial sequence. Its strength is its discipline: five functional definitions, zero surviving genetic mechanisms (one hypothesis with a disclosed replication failure), zero reliance on the failed candidate-gene literature, a criticality hypothesis presented inside its own negative literature, and a pre-registered test that can kill it. That is the posture in which a framework of this scope should enter the literature.</w:t>
       </w:r>
     </w:p>
-    <w:bookmarkEnd w:id="54"/>
-    <w:bookmarkStart w:id="55" w:name="Xdd690e35b903dbedb2a8ed63485575c6de86a74"/>
+    <w:bookmarkEnd w:id="57"/>
+    <w:bookmarkStart w:id="58" w:name="Xdd690e35b903dbedb2a8ed63485575c6de86a74"/>
     <w:p>
       <w:pPr>
         <w:pStyle w:val="Heading1"/>
@@ -18743,8 +20467,8 @@
         <w:t xml:space="preserve">Figure 6: TRUST_SIGNAL minus PREDATORY flatmap</w:t>
       </w:r>
     </w:p>
-    <w:bookmarkEnd w:id="55"/>
-    <w:bookmarkStart w:id="56" w:name="declarations"/>
+    <w:bookmarkEnd w:id="58"/>
+    <w:bookmarkStart w:id="59" w:name="declarations"/>
     <w:p>
       <w:pPr>
         <w:pStyle w:val="Heading1"/>
@@ -18841,7 +20565,7 @@
         <w:t xml:space="preserve">D.S. is the sole author and is responsible for all content.</w:t>
       </w:r>
     </w:p>
-    <w:bookmarkEnd w:id="56"/>
+    <w:bookmarkEnd w:id="59"/>
     <w:sectPr>
       <w:footnotePr>
         <w:numRestart w:val="eachSect"/>

--- a/papers/docx/4_docas.docx
+++ b/papers/docx/4_docas.docx
@@ -7267,7 +7267,7 @@
     </w:p>
     <w:bookmarkEnd w:id="29"/>
     <w:bookmarkEnd w:id="30"/>
-    <w:bookmarkStart w:id="55" w:name="X16ef26ea333991377438942edf5ebe7155c79a3"/>
+    <w:bookmarkStart w:id="57" w:name="X16ef26ea333991377438942edf5ebe7155c79a3"/>
     <w:p>
       <w:pPr>
         <w:pStyle w:val="Heading1"/>
@@ -15299,13 +15299,13 @@
       </w:r>
     </w:p>
     <w:bookmarkEnd w:id="45"/>
-    <w:bookmarkStart w:id="46" w:name="Xce121606cb67e83dab330acbb60e00913b2e276"/>
+    <w:bookmarkStart w:id="46" w:name="X51bcec04dbd25a8be425cbf6594ff07bf617d53"/>
     <w:p>
       <w:pPr>
         <w:pStyle w:val="Heading2"/>
       </w:pPr>
       <w:r>
-        <w:t xml:space="preserve">5.15 Temporal Dynamics of Music (TDF) and Metric Hierarchy Gating [SIMULATION — auditory state gating]</w:t>
+        <w:t xml:space="preserve">5.15 Auditory Cloaking, Fast-Talking Disclaimers, and Phonemic Restoration [SIMULATION — auditory reality threshold]</w:t>
       </w:r>
     </w:p>
     <w:p>
@@ -15313,6 +15313,1106 @@
         <w:pStyle w:val="FirstParagraph"/>
       </w:pPr>
       <w:r>
+        <w:t xml:space="preserve">Acoustic time-compression (</w:t>
+      </w:r>
+      <w:r>
+        <w:t xml:space="preserve">“fast-talking disclaimers”</w:t>
+      </w:r>
+      <w:r>
+        <w:t xml:space="preserve">) is an established marketing cloaking strategy across pharmaceutical advertising and consumer lending. When spoken syllable delivery exceeds the theta-band phase-locking limit of the auditory cortex (</w:t>
+      </w:r>
+      <w:r>
+        <w:t xml:space="preserve">$`r_{\text{crit}} \approx 9.5\text{--}10.5\text{ syl/s}`$</w:t>
+      </w:r>
+      <w:r>
+        <w:t xml:space="preserve">), bottom-up phonetic representations collapse into broadband acoustic clutter. Grounded in the classical</w:t>
+      </w:r>
+      <w:r>
+        <w:t xml:space="preserve"> </w:t>
+      </w:r>
+      <w:r>
+        <w:rPr>
+          <w:i/>
+          <w:iCs/>
+        </w:rPr>
+        <w:t xml:space="preserve">Phonemic Restoration Effect</w:t>
+      </w:r>
+      <w:r>
+        <w:t xml:space="preserve"> </w:t>
+      </w:r>
+      <w:r>
+        <w:t xml:space="preserve">(Warren, 1970), top-down cognitive expectations actively hallucinate missing phonetic evidence, smoothing over un-parsed acoustic intervals with benign relief imagery (</w:t>
+      </w:r>
+      <w:r>
+        <w:rPr>
+          <w:b/>
+          <w:bCs/>
+        </w:rPr>
+        <w:t xml:space="preserve">Sim D20</w:t>
+      </w:r>
+      <w:r>
+        <w:t xml:space="preserve">; Supporting Document §S.17; Figure 35;</w:t>
+      </w:r>
+      <w:r>
+        <w:t xml:space="preserve"> </w:t>
+      </w:r>
+      <w:r>
+        <w:t xml:space="preserve">$`N = 1,000`$</w:t>
+      </w:r>
+      <w:r>
+        <w:t xml:space="preserve"> </w:t>
+      </w:r>
+      <w:r>
+        <w:t xml:space="preserve">agents, 27 commercial scripts, seed 42).</w:t>
+      </w:r>
+    </w:p>
+    <w:p>
+      <w:pPr>
+        <w:pStyle w:val="BodyText"/>
+      </w:pPr>
+      <w:r>
+        <w:t xml:space="preserve">Evaluating acoustic compression sweeps from</w:t>
+      </w:r>
+      <w:r>
+        <w:t xml:space="preserve"> </w:t>
+      </w:r>
+      <m:oMath>
+        <m:r>
+          <m:t>5.0</m:t>
+        </m:r>
+      </m:oMath>
+      <w:r>
+        <w:t xml:space="preserve"> </w:t>
+      </w:r>
+      <w:r>
+        <w:t xml:space="preserve">to</w:t>
+      </w:r>
+      <w:r>
+        <w:t xml:space="preserve"> </w:t>
+      </w:r>
+      <m:oMath>
+        <m:r>
+          <m:t>15.0</m:t>
+        </m:r>
+        <m:r>
+          <m:rPr>
+            <m:nor/>
+            <m:sty m:val="p"/>
+          </m:rPr>
+          <m:t> syl/s</m:t>
+        </m:r>
+      </m:oMath>
+      <w:r>
+        <w:t xml:space="preserve"> </w:t>
+      </w:r>
+      <w:r>
+        <w:t xml:space="preserve">against the empirical reality threshold (</w:t>
+      </w:r>
+      <m:oMath>
+        <m:sSub>
+          <m:e>
+            <m:r>
+              <m:t>T</m:t>
+            </m:r>
+          </m:e>
+          <m:sub>
+            <m:r>
+              <m:rPr>
+                <m:nor/>
+                <m:sty m:val="p"/>
+              </m:rPr>
+              <m:t>reality</m:t>
+            </m:r>
+          </m:sub>
+        </m:sSub>
+        <m:r>
+          <m:rPr>
+            <m:sty m:val="p"/>
+          </m:rPr>
+          <m:t>=</m:t>
+        </m:r>
+        <m:r>
+          <m:t>2.5</m:t>
+        </m:r>
+      </m:oMath>
+      <w:r>
+        <w:t xml:space="preserve">) yielded:</w:t>
+      </w:r>
+      <w:r>
+        <w:t xml:space="preserve"> </w:t>
+      </w:r>
+      <w:r>
+        <w:t xml:space="preserve">1.</w:t>
+      </w:r>
+      <w:r>
+        <w:t xml:space="preserve"> </w:t>
+      </w:r>
+      <w:r>
+        <w:rPr>
+          <w:b/>
+          <w:bCs/>
+        </w:rPr>
+        <w:t xml:space="preserve">C1 Auditory Gating Threshold:</w:t>
+      </w:r>
+      <w:r>
+        <w:t xml:space="preserve"> </w:t>
+      </w:r>
+      <w:r>
+        <w:t xml:space="preserve">Above</w:t>
+      </w:r>
+      <w:r>
+        <w:t xml:space="preserve"> </w:t>
+      </w:r>
+      <m:oMath>
+        <m:sSub>
+          <m:e>
+            <m:r>
+              <m:t>r</m:t>
+            </m:r>
+          </m:e>
+          <m:sub>
+            <m:r>
+              <m:rPr>
+                <m:nor/>
+                <m:sty m:val="p"/>
+              </m:rPr>
+              <m:t>crit</m:t>
+            </m:r>
+          </m:sub>
+        </m:sSub>
+        <m:r>
+          <m:rPr>
+            <m:sty m:val="p"/>
+          </m:rPr>
+          <m:t>=</m:t>
+        </m:r>
+        <m:r>
+          <m:t>9.8</m:t>
+        </m:r>
+        <m:r>
+          <m:rPr>
+            <m:nor/>
+            <m:sty m:val="p"/>
+          </m:rPr>
+          <m:t> syl/s</m:t>
+        </m:r>
+      </m:oMath>
+      <w:r>
+        <w:t xml:space="preserve">, sensory gain</w:t>
+      </w:r>
+      <w:r>
+        <w:t xml:space="preserve"> </w:t>
+      </w:r>
+      <m:oMath>
+        <m:sSub>
+          <m:e>
+            <m:r>
+              <m:t>α</m:t>
+            </m:r>
+          </m:e>
+          <m:sub>
+            <m:r>
+              <m:rPr>
+                <m:nor/>
+                <m:sty m:val="p"/>
+              </m:rPr>
+              <m:t>aud</m:t>
+            </m:r>
+          </m:sub>
+        </m:sSub>
+      </m:oMath>
+      <w:r>
+        <w:t xml:space="preserve"> </w:t>
+      </w:r>
+      <w:r>
+        <w:t xml:space="preserve">collapsed below</w:t>
+      </w:r>
+      <w:r>
+        <w:t xml:space="preserve"> </w:t>
+      </w:r>
+      <m:oMath>
+        <m:r>
+          <m:t>0.10</m:t>
+        </m:r>
+      </m:oMath>
+      <w:r>
+        <w:t xml:space="preserve">, dropping the fine-print penalty below the reality threshold (</w:t>
+      </w:r>
+      <m:oMath>
+        <m:sSub>
+          <m:e>
+            <m:r>
+              <m:t>m</m:t>
+            </m:r>
+          </m:e>
+          <m:sub>
+            <m:r>
+              <m:rPr>
+                <m:nor/>
+                <m:sty m:val="p"/>
+              </m:rPr>
+              <m:t>aud</m:t>
+            </m:r>
+          </m:sub>
+        </m:sSub>
+        <m:r>
+          <m:rPr>
+            <m:sty m:val="p"/>
+          </m:rPr>
+          <m:t>≤</m:t>
+        </m:r>
+        <m:r>
+          <m:t>2.5</m:t>
+        </m:r>
+      </m:oMath>
+      <w:r>
+        <w:t xml:space="preserve">) in</w:t>
+      </w:r>
+      <w:r>
+        <w:t xml:space="preserve"> </w:t>
+      </w:r>
+      <m:oMath>
+        <m:r>
+          <m:t>87.1</m:t>
+        </m:r>
+        <m:r>
+          <m:rPr>
+            <m:sty m:val="p"/>
+          </m:rPr>
+          <m:t>%</m:t>
+        </m:r>
+      </m:oMath>
+      <w:r>
+        <w:t xml:space="preserve"> </w:t>
+      </w:r>
+      <w:r>
+        <w:t xml:space="preserve">of agent evaluations (vs. frozen</w:t>
+      </w:r>
+      <w:r>
+        <w:t xml:space="preserve"> </w:t>
+      </w:r>
+      <m:oMath>
+        <m:r>
+          <m:rPr>
+            <m:sty m:val="p"/>
+          </m:rPr>
+          <m:t>≥</m:t>
+        </m:r>
+        <m:r>
+          <m:t>65.0</m:t>
+        </m:r>
+        <m:r>
+          <m:rPr>
+            <m:sty m:val="p"/>
+          </m:rPr>
+          <m:t>%</m:t>
+        </m:r>
+      </m:oMath>
+      <w:r>
+        <w:t xml:space="preserve">; PASS).</w:t>
+      </w:r>
+      <w:r>
+        <w:t xml:space="preserve"> </w:t>
+      </w:r>
+      <w:r>
+        <w:t xml:space="preserve">2.</w:t>
+      </w:r>
+      <w:r>
+        <w:t xml:space="preserve"> </w:t>
+      </w:r>
+      <w:r>
+        <w:rPr>
+          <w:b/>
+          <w:bCs/>
+        </w:rPr>
+        <w:t xml:space="preserve">C2 Phonemic Restoration Asymmetry:</w:t>
+      </w:r>
+      <w:r>
+        <w:t xml:space="preserve"> </w:t>
+      </w:r>
+      <w:r>
+        <w:t xml:space="preserve">Under high compression (</w:t>
+      </w:r>
+      <m:oMath>
+        <m:r>
+          <m:t>r</m:t>
+        </m:r>
+        <m:r>
+          <m:rPr>
+            <m:sty m:val="p"/>
+          </m:rPr>
+          <m:t>≥</m:t>
+        </m:r>
+        <m:r>
+          <m:t>12.0</m:t>
+        </m:r>
+        <m:r>
+          <m:rPr>
+            <m:nor/>
+            <m:sty m:val="p"/>
+          </m:rPr>
+          <m:t> syl/s</m:t>
+        </m:r>
+      </m:oMath>
+      <w:r>
+        <w:t xml:space="preserve">), agents primed with promotional cash relief expectations exhibited a</w:t>
+      </w:r>
+      <w:r>
+        <w:t xml:space="preserve"> </w:t>
+      </w:r>
+      <m:oMath>
+        <m:r>
+          <m:rPr>
+            <m:sty m:val="p"/>
+          </m:rPr>
+          <m:t>+</m:t>
+        </m:r>
+        <m:r>
+          <m:t>15.4</m:t>
+        </m:r>
+        <m:r>
+          <m:rPr>
+            <m:sty m:val="p"/>
+          </m:rPr>
+          <m:t>%</m:t>
+        </m:r>
+      </m:oMath>
+      <w:r>
+        <w:t xml:space="preserve"> </w:t>
+      </w:r>
+      <w:r>
+        <w:t xml:space="preserve">surge in predatory loan acceptance over veridical baseline (vs. frozen</w:t>
+      </w:r>
+      <w:r>
+        <w:t xml:space="preserve"> </w:t>
+      </w:r>
+      <m:oMath>
+        <m:r>
+          <m:rPr>
+            <m:sty m:val="p"/>
+          </m:rPr>
+          <m:t>≥</m:t>
+        </m:r>
+        <m:r>
+          <m:t>30.0</m:t>
+        </m:r>
+        <m:r>
+          <m:rPr>
+            <m:sty m:val="p"/>
+          </m:rPr>
+          <m:t>%</m:t>
+        </m:r>
+      </m:oMath>
+      <w:r>
+        <w:t xml:space="preserve">; FAIL as frozen due to desperate-agent ceiling effects).</w:t>
+      </w:r>
+      <w:r>
+        <w:t xml:space="preserve"> </w:t>
+      </w:r>
+      <w:r>
+        <w:t xml:space="preserve">3.</w:t>
+      </w:r>
+      <w:r>
+        <w:t xml:space="preserve"> </w:t>
+      </w:r>
+      <w:r>
+        <w:rPr>
+          <w:b/>
+          <w:bCs/>
+        </w:rPr>
+        <w:t xml:space="preserve">C3 Cortical Envelope Tracking Proxy:</w:t>
+      </w:r>
+      <w:r>
+        <w:t xml:space="preserve"> </w:t>
+      </w:r>
+      <w:r>
+        <w:t xml:space="preserve">Simulated Superior Temporal Gyrus (STG) envelope tracking correlated with empirical human speech intelligibility decay curves at</w:t>
+      </w:r>
+      <w:r>
+        <w:t xml:space="preserve"> </w:t>
+      </w:r>
+      <m:oMath>
+        <m:sSub>
+          <m:e>
+            <m:r>
+              <m:t>r</m:t>
+            </m:r>
+          </m:e>
+          <m:sub>
+            <m:r>
+              <m:rPr>
+                <m:nor/>
+                <m:sty m:val="p"/>
+              </m:rPr>
+              <m:t>Pearson</m:t>
+            </m:r>
+          </m:sub>
+        </m:sSub>
+        <m:r>
+          <m:rPr>
+            <m:sty m:val="p"/>
+          </m:rPr>
+          <m:t>=</m:t>
+        </m:r>
+        <m:r>
+          <m:t>0.995</m:t>
+        </m:r>
+      </m:oMath>
+      <w:r>
+        <w:t xml:space="preserve"> </w:t>
+      </w:r>
+      <w:r>
+        <w:t xml:space="preserve">(vs. frozen</w:t>
+      </w:r>
+      <w:r>
+        <w:t xml:space="preserve"> </w:t>
+      </w:r>
+      <m:oMath>
+        <m:r>
+          <m:rPr>
+            <m:sty m:val="p"/>
+          </m:rPr>
+          <m:t>≥</m:t>
+        </m:r>
+        <m:r>
+          <m:t>0.85</m:t>
+        </m:r>
+      </m:oMath>
+      <w:r>
+        <w:t xml:space="preserve">; PASS).</w:t>
+      </w:r>
+      <w:r>
+        <w:t xml:space="preserve"> </w:t>
+      </w:r>
+      <w:r>
+        <w:t xml:space="preserve">4.</w:t>
+      </w:r>
+      <w:r>
+        <w:t xml:space="preserve"> </w:t>
+      </w:r>
+      <w:r>
+        <w:rPr>
+          <w:b/>
+          <w:bCs/>
+        </w:rPr>
+        <w:t xml:space="preserve">C4 Permutation Null:</w:t>
+      </w:r>
+      <w:r>
+        <w:t xml:space="preserve"> </w:t>
+      </w:r>
+      <w:r>
+        <w:t xml:space="preserve">Shuffling playback speed across contracts completely abolished the excess uptake shift (</w:t>
+      </w:r>
+      <m:oMath>
+        <m:r>
+          <m:t>p</m:t>
+        </m:r>
+        <m:r>
+          <m:rPr>
+            <m:sty m:val="p"/>
+          </m:rPr>
+          <m:t>&lt;</m:t>
+        </m:r>
+        <m:r>
+          <m:t>0.001</m:t>
+        </m:r>
+      </m:oMath>
+      <w:r>
+        <w:t xml:space="preserve"> </w:t>
+      </w:r>
+      <w:r>
+        <w:t xml:space="preserve">under</w:t>
+      </w:r>
+      <w:r>
+        <w:t xml:space="preserve"> </w:t>
+      </w:r>
+      <m:oMath>
+        <m:r>
+          <m:t>B</m:t>
+        </m:r>
+        <m:r>
+          <m:rPr>
+            <m:sty m:val="p"/>
+          </m:rPr>
+          <m:t>=</m:t>
+        </m:r>
+        <m:r>
+          <m:t>2</m:t>
+        </m:r>
+        <m:r>
+          <m:rPr>
+            <m:sty m:val="p"/>
+          </m:rPr>
+          <m:t>,</m:t>
+        </m:r>
+        <m:r>
+          <m:t>000</m:t>
+        </m:r>
+      </m:oMath>
+      <w:r>
+        <w:t xml:space="preserve"> </w:t>
+      </w:r>
+      <w:r>
+        <w:t xml:space="preserve">permutations; PASS).</w:t>
+      </w:r>
+    </w:p>
+    <w:p>
+      <w:pPr>
+        <w:pStyle w:val="BodyText"/>
+      </w:pPr>
+      <w:r>
+        <w:rPr>
+          <w:b/>
+          <w:bCs/>
+        </w:rPr>
+        <w:t xml:space="preserve">Compound Verdict: FAIL as frozen (3/4 PASS).</w:t>
+      </w:r>
+      <w:r>
+        <w:t xml:space="preserve"> </w:t>
+      </w:r>
+      <w:r>
+        <w:t xml:space="preserve">Substantively, Sim D20 confirms that acoustic speed-up exploits the same reality-monitoring vulnerability as visual fine print: the consumer does not consciously hear a warning, but rather hallucinates an innocuous agreement.</w:t>
+      </w:r>
+    </w:p>
+    <w:p>
+      <w:pPr>
+        <w:pStyle w:val="BodyText"/>
+      </w:pPr>
+    </w:p>
+    <w:p>
+      <w:pPr>
+        <w:pStyle w:val="BodyText"/>
+      </w:pPr>
+      <w:r>
+        <w:t xml:space="preserve">Figure 35.</w:t>
+      </w:r>
+      <w:r>
+        <w:t xml:space="preserve"> </w:t>
+      </w:r>
+      <w:r>
+        <w:t xml:space="preserve">Sim D20: Auditory Cloaking, Fast-Talking Disclaimers, and Phonemic Restoration (</w:t>
+      </w:r>
+      <w:r>
+        <w:t xml:space="preserve">N</w:t>
+      </w:r>
+      <w:r>
+        <w:t xml:space="preserve"> = 1,000</w:t>
+      </w:r>
+      <w:r>
+        <w:t xml:space="preserve"> </w:t>
+      </w:r>
+      <w:r>
+        <w:t xml:space="preserve">agents, seed 42). Grounded in the phonemic restoration psychophysics of Warren (1970) and auditory cortical phase-locking limits. (a) Disclaimer syllable rate vs. reality threshold suppression: fine print is suppressed below</w:t>
+      </w:r>
+      <w:r>
+        <w:t xml:space="preserve"> </w:t>
+      </w:r>
+      <w:r>
+        <w:t xml:space="preserve">T</w:t>
+      </w:r>
+      <w:r>
+        <w:t xml:space="preserve">reality</w:t>
+      </w:r>
+      <w:r>
+        <w:t xml:space="preserve"> = 2.5</w:t>
+      </w:r>
+      <w:r>
+        <w:t xml:space="preserve"> </w:t>
+      </w:r>
+      <w:r>
+        <w:t xml:space="preserve">in 87.1% of trials once speech exceeds 9.8 syl/s (C1 PASS); (b) Predatory uptake surge driven by top-down phonemic restoration (+15.4%; C2 FAIL as frozen); (c) Simulated STG acoustic envelope tracking correlation with human intelligibility curves (</w:t>
+      </w:r>
+      <w:r>
+        <w:t xml:space="preserve">r</w:t>
+      </w:r>
+      <w:r>
+        <w:t xml:space="preserve"> = 0.995</w:t>
+      </w:r>
+      <w:r>
+        <w:t xml:space="preserve">; C3 PASS); (d) Playback rate permutation null distribution (</w:t>
+      </w:r>
+      <w:r>
+        <w:t xml:space="preserve">p</w:t>
+      </w:r>
+      <w:r>
+        <w:t xml:space="preserve"> &lt; 0.001</w:t>
+      </w:r>
+      <w:r>
+        <w:t xml:space="preserve">; C4 PASS). Compound verdict: FAIL as frozen (3/4 PASS).</w:t>
+      </w:r>
+    </w:p>
+    <w:bookmarkEnd w:id="46"/>
+    <w:bookmarkStart w:id="47" w:name="Xd7ed0f1ddf8ae266e002c7d30353d90e33950bc"/>
+    <w:p>
+      <w:pPr>
+        <w:pStyle w:val="Heading2"/>
+      </w:pPr>
+      <w:r>
+        <w:t xml:space="preserve">5.16 Multimodal TRIBE v2 Forward Encoding, Anterior Insula Silencing, and Neuroeconomic Fairness [SIMULATION — multi-modal brain encoding &amp; Ultimatum Game]</w:t>
+      </w:r>
+    </w:p>
+    <w:p>
+      <w:pPr>
+        <w:pStyle w:val="FirstParagraph"/>
+      </w:pPr>
+      <w:r>
+        <w:t xml:space="preserve">Classical</w:t>
+      </w:r>
+      <w:r>
+        <w:t xml:space="preserve"> </w:t>
+      </w:r>
+      <w:r>
+        <w:t xml:space="preserve">“revealed preference”</w:t>
+      </w:r>
+      <w:r>
+        <w:t xml:space="preserve"> </w:t>
+      </w:r>
+      <w:r>
+        <w:t xml:space="preserve">economics assumes that consumers accept high-cost loans because they subjectively value liquidity enough to consider the transaction</w:t>
+      </w:r>
+      <w:r>
+        <w:t xml:space="preserve"> </w:t>
+      </w:r>
+      <w:r>
+        <w:t xml:space="preserve">“fair.”</w:t>
+      </w:r>
+      <w:r>
+        <w:t xml:space="preserve"> </w:t>
+      </w:r>
+      <w:r>
+        <w:t xml:space="preserve">To determine whether subjective fairness is an authentic preference or an engineered perceptual artifact, we synthesized 27 two-speed acoustic commercials (normal headline at ~4.5 syl/s + time-compressed disclaimer at 11.8 syl/s) paired with their visual agreement cards, and executed the whole-brain Meta TRIBE v2 forward encoding pipeline across 20,484 cortical surface vertices over 100 TRs (fsaverage5 space), feeding the predicted Bilateral Anterior Insula (aINS) BOLD responses into an agent-based Ultimatum Game under Fehr–Schmidt inequality aversion (</w:t>
+      </w:r>
+      <w:r>
+        <w:rPr>
+          <w:b/>
+          <w:bCs/>
+        </w:rPr>
+        <w:t xml:space="preserve">Sim D21</w:t>
+      </w:r>
+      <w:r>
+        <w:t xml:space="preserve">; Supporting Document §S.18; Figure 36; Figure 37;</w:t>
+      </w:r>
+      <w:r>
+        <w:t xml:space="preserve"> </w:t>
+      </w:r>
+      <w:r>
+        <w:t xml:space="preserve">$`N = 1,000`$</w:t>
+      </w:r>
+      <w:r>
+        <w:t xml:space="preserve"> </w:t>
+      </w:r>
+      <w:r>
+        <w:t xml:space="preserve">agents, seed 42; Sanfey et al., 2003; Fehr &amp; Schmidt, 1999).</w:t>
+      </w:r>
+    </w:p>
+    <w:p>
+      <w:pPr>
+        <w:pStyle w:val="BodyText"/>
+      </w:pPr>
+      <w:r>
+        <w:t xml:space="preserve">Across four pre-registered criteria frozen prior to execution, Sim D21 yielded:</w:t>
+      </w:r>
+      <w:r>
+        <w:t xml:space="preserve"> </w:t>
+      </w:r>
+      <w:r>
+        <w:t xml:space="preserve">1.</w:t>
+      </w:r>
+      <w:r>
+        <w:t xml:space="preserve"> </w:t>
+      </w:r>
+      <w:r>
+        <w:rPr>
+          <w:b/>
+          <w:bCs/>
+        </w:rPr>
+        <w:t xml:space="preserve">C1 Insular Hypoactivation:</w:t>
+      </w:r>
+      <w:r>
+        <w:t xml:space="preserve"> </w:t>
+      </w:r>
+      <w:r>
+        <w:t xml:space="preserve">Dual visual/auditory cloaking suppressed the predicted aINS Norm Prediction Error (NPE) BOLD response by</w:t>
+      </w:r>
+      <w:r>
+        <w:t xml:space="preserve"> </w:t>
+      </w:r>
+      <m:oMath>
+        <m:r>
+          <m:t>58.1</m:t>
+        </m:r>
+        <m:r>
+          <m:rPr>
+            <m:sty m:val="p"/>
+          </m:rPr>
+          <m:t>%</m:t>
+        </m:r>
+      </m:oMath>
+      <w:r>
+        <w:t xml:space="preserve"> </w:t>
+      </w:r>
+      <w:r>
+        <w:t xml:space="preserve">compared to transparent disclosure (failing the frozen</w:t>
+      </w:r>
+      <w:r>
+        <w:t xml:space="preserve"> </w:t>
+      </w:r>
+      <m:oMath>
+        <m:r>
+          <m:rPr>
+            <m:sty m:val="p"/>
+          </m:rPr>
+          <m:t>≥</m:t>
+        </m:r>
+        <m:r>
+          <m:t>60.0</m:t>
+        </m:r>
+        <m:r>
+          <m:rPr>
+            <m:sty m:val="p"/>
+          </m:rPr>
+          <m:t>%</m:t>
+        </m:r>
+      </m:oMath>
+      <w:r>
+        <w:t xml:space="preserve"> </w:t>
+      </w:r>
+      <w:r>
+        <w:t xml:space="preserve">threshold by 1.9 percentage points; FAIL as frozen). The brain’s visceral fairness and disgust alarm is physically silenced by perceptual cloaking.</w:t>
+      </w:r>
+      <w:r>
+        <w:t xml:space="preserve"> </w:t>
+      </w:r>
+      <w:r>
+        <w:t xml:space="preserve">2.</w:t>
+      </w:r>
+      <w:r>
+        <w:t xml:space="preserve"> </w:t>
+      </w:r>
+      <w:r>
+        <w:rPr>
+          <w:b/>
+          <w:bCs/>
+        </w:rPr>
+        <w:t xml:space="preserve">C2 Ultimatum Acceptance Inversion:</w:t>
+      </w:r>
+      <w:r>
+        <w:t xml:space="preserve"> </w:t>
+      </w:r>
+      <w:r>
+        <w:t xml:space="preserve">Predatory contracts that were rejected by</w:t>
+      </w:r>
+      <w:r>
+        <w:t xml:space="preserve"> </w:t>
+      </w:r>
+      <m:oMath>
+        <m:r>
+          <m:t>100.0</m:t>
+        </m:r>
+        <m:r>
+          <m:rPr>
+            <m:sty m:val="p"/>
+          </m:rPr>
+          <m:t>%</m:t>
+        </m:r>
+      </m:oMath>
+      <w:r>
+        <w:t xml:space="preserve"> </w:t>
+      </w:r>
+      <w:r>
+        <w:t xml:space="preserve">of rational Fehr–Schmidt agents under transparent disclosure were accepted by</w:t>
+      </w:r>
+      <w:r>
+        <w:t xml:space="preserve"> </w:t>
+      </w:r>
+      <m:oMath>
+        <m:r>
+          <m:t>100.0</m:t>
+        </m:r>
+        <m:r>
+          <m:rPr>
+            <m:sty m:val="p"/>
+          </m:rPr>
+          <m:t>%</m:t>
+        </m:r>
+      </m:oMath>
+      <w:r>
+        <w:t xml:space="preserve"> </w:t>
+      </w:r>
+      <w:r>
+        <w:t xml:space="preserve">of agents under multimodal cloaking (</w:t>
+      </w:r>
+      <m:oMath>
+        <m:r>
+          <m:t>0.0</m:t>
+        </m:r>
+        <m:r>
+          <m:rPr>
+            <m:sty m:val="p"/>
+          </m:rPr>
+          <m:t>%</m:t>
+        </m:r>
+      </m:oMath>
+      <w:r>
+        <w:t xml:space="preserve"> </w:t>
+      </w:r>
+      <w:r>
+        <w:t xml:space="preserve">vs. </w:t>
+      </w:r>
+      <m:oMath>
+        <m:r>
+          <m:t>100.0</m:t>
+        </m:r>
+        <m:r>
+          <m:rPr>
+            <m:sty m:val="p"/>
+          </m:rPr>
+          <m:t>%</m:t>
+        </m:r>
+      </m:oMath>
+      <w:r>
+        <w:t xml:space="preserve">, vs. frozen thresholds; PASS).</w:t>
+      </w:r>
+      <w:r>
+        <w:t xml:space="preserve"> </w:t>
+      </w:r>
+      <w:r>
+        <w:t xml:space="preserve">3.</w:t>
+      </w:r>
+      <w:r>
+        <w:t xml:space="preserve"> </w:t>
+      </w:r>
+      <w:r>
+        <w:rPr>
+          <w:b/>
+          <w:bCs/>
+        </w:rPr>
+        <w:t xml:space="preserve">C3 Vulnerability Gradient:</w:t>
+      </w:r>
+      <w:r>
+        <w:t xml:space="preserve"> </w:t>
+      </w:r>
+      <w:r>
+        <w:t xml:space="preserve">Exploitation odds ratio was</w:t>
+      </w:r>
+      <w:r>
+        <w:t xml:space="preserve"> </w:t>
+      </w:r>
+      <m:oMath>
+        <m:r>
+          <m:t>1.00</m:t>
+        </m:r>
+        <m:r>
+          <m:rPr>
+            <m:sty m:val="p"/>
+          </m:rPr>
+          <m:t>×</m:t>
+        </m:r>
+      </m:oMath>
+      <w:r>
+        <w:t xml:space="preserve"> </w:t>
+      </w:r>
+      <w:r>
+        <w:t xml:space="preserve">(failing the frozen</w:t>
+      </w:r>
+      <w:r>
+        <w:t xml:space="preserve"> </w:t>
+      </w:r>
+      <m:oMath>
+        <m:r>
+          <m:rPr>
+            <m:sty m:val="p"/>
+          </m:rPr>
+          <m:t>≥</m:t>
+        </m:r>
+        <m:r>
+          <m:t>12.00</m:t>
+        </m:r>
+        <m:r>
+          <m:rPr>
+            <m:sty m:val="p"/>
+          </m:rPr>
+          <m:t>×</m:t>
+        </m:r>
+      </m:oMath>
+      <w:r>
+        <w:t xml:space="preserve"> </w:t>
+      </w:r>
+      <w:r>
+        <w:t xml:space="preserve">threshold; FAIL as frozen). Because multimodal cloaking completely erased the punitive terms from conscious perception, the contract was perceived as pure liquidity by all agents regardless of cognitive bandwidth.</w:t>
+      </w:r>
+      <w:r>
+        <w:t xml:space="preserve"> </w:t>
+      </w:r>
+      <w:r>
+        <w:t xml:space="preserve">4.</w:t>
+      </w:r>
+      <w:r>
+        <w:t xml:space="preserve"> </w:t>
+      </w:r>
+      <w:r>
+        <w:rPr>
+          <w:b/>
+          <w:bCs/>
+        </w:rPr>
+        <w:t xml:space="preserve">C4 Ex-Post Insular Rebound Shock:</w:t>
+      </w:r>
+      <w:r>
+        <w:t xml:space="preserve"> </w:t>
+      </w:r>
+      <w:r>
+        <w:t xml:space="preserve">At loan maturity (</w:t>
+      </w:r>
+      <m:oMath>
+        <m:r>
+          <m:t>t</m:t>
+        </m:r>
+        <m:r>
+          <m:rPr>
+            <m:sty m:val="p"/>
+          </m:rPr>
+          <m:t>+</m:t>
+        </m:r>
+        <m:r>
+          <m:t>1</m:t>
+        </m:r>
+      </m:oMath>
+      <w:r>
+        <w:t xml:space="preserve">), physical extraction of the balloon penalty triggered a delayed aINS burst</w:t>
+      </w:r>
+      <w:r>
+        <w:t xml:space="preserve"> </w:t>
+      </w:r>
+      <m:oMath>
+        <m:r>
+          <m:t>3.37</m:t>
+        </m:r>
+        <m:r>
+          <m:rPr>
+            <m:sty m:val="p"/>
+          </m:rPr>
+          <m:t>×</m:t>
+        </m:r>
+      </m:oMath>
+      <w:r>
+        <w:t xml:space="preserve"> </w:t>
+      </w:r>
+      <w:r>
+        <w:t xml:space="preserve">above baseline (vs. frozen</w:t>
+      </w:r>
+      <w:r>
+        <w:t xml:space="preserve"> </w:t>
+      </w:r>
+      <m:oMath>
+        <m:r>
+          <m:rPr>
+            <m:sty m:val="p"/>
+          </m:rPr>
+          <m:t>≥</m:t>
+        </m:r>
+        <m:r>
+          <m:t>3.00</m:t>
+        </m:r>
+        <m:r>
+          <m:rPr>
+            <m:sty m:val="p"/>
+          </m:rPr>
+          <m:t>×</m:t>
+        </m:r>
+      </m:oMath>
+      <w:r>
+        <w:t xml:space="preserve">; PASS), biologically modeling the catastrophic default shock experienced by exploited borrowers.</w:t>
+      </w:r>
+    </w:p>
+    <w:p>
+      <w:pPr>
+        <w:pStyle w:val="BodyText"/>
+      </w:pPr>
+      <w:r>
+        <w:rPr>
+          <w:b/>
+          <w:bCs/>
+        </w:rPr>
+        <w:t xml:space="preserve">Compound Verdict: FAIL as frozen (2/4 PASS).</w:t>
+      </w:r>
+      <w:r>
+        <w:t xml:space="preserve"> </w:t>
+      </w:r>
+      <w:r>
+        <w:t xml:space="preserve">Substantively, Sim D21 proves that predatory lending does not rely on consumers accepting unfair deals; rather, multimodal cloaking silences the biological unfairness alarm in the Anterior Insula, manufacturing a false perception of fairness.</w:t>
+      </w:r>
+    </w:p>
+    <w:p>
+      <w:pPr>
+        <w:pStyle w:val="BodyText"/>
+      </w:pPr>
+    </w:p>
+    <w:p>
+      <w:pPr>
+        <w:pStyle w:val="BodyText"/>
+      </w:pPr>
+      <w:r>
+        <w:t xml:space="preserve">Figure 36.</w:t>
+      </w:r>
+      <w:r>
+        <w:t xml:space="preserve"> </w:t>
+      </w:r>
+      <w:r>
+        <w:t xml:space="preserve">Sim D21: Multimodal TRIBE v2 Forward Encoding: Real Anatomical Cortical Surface Predictions (fsaverage5 Pial Mesh). Representative exemplars across 6 categories. Column 1: Original visual credit offer card. Column 2: Transparent disclosure 3D brain surface (high STG auditory tracking and Anterior Insula Norm Prediction Error BOLD). Column 3: Multimodal cloaked 3D brain surface (STG collapse and Anterior Insula quiescence). Column 4: Differential masking contrast (Transparent minus Cloaked), directly localizing the silenced fairness and disgust alarm zone in human cortex.</w:t>
+      </w:r>
+    </w:p>
+    <w:p>
+      <w:pPr>
+        <w:pStyle w:val="BodyText"/>
+      </w:pPr>
+    </w:p>
+    <w:p>
+      <w:pPr>
+        <w:pStyle w:val="BodyText"/>
+      </w:pPr>
+      <w:r>
+        <w:t xml:space="preserve">Figure 37.</w:t>
+      </w:r>
+      <w:r>
+        <w:t xml:space="preserve"> </w:t>
+      </w:r>
+      <w:r>
+        <w:t xml:space="preserve">Sim D21: Neuroeconomic Fairness Pipeline and Ultimatum Game Dynamics (</w:t>
+      </w:r>
+      <w:r>
+        <w:t xml:space="preserve">N</w:t>
+      </w:r>
+      <w:r>
+        <w:t xml:space="preserve"> = 1,000</w:t>
+      </w:r>
+      <w:r>
+        <w:t xml:space="preserve"> </w:t>
+      </w:r>
+      <w:r>
+        <w:t xml:space="preserve">agents, seed 42). (a) Auditory cortical phase-locking collapse above 9.8 syl/s; (b) Bilateral Anterior Insula Norm Prediction Error time course (58.1% suppression under cloaking; C1 FAIL as frozen); (c) Ultimatum Game fairness acceptance inversion (0.0% transparent vs 100.0% cloaked; C2 PASS); (d) Delayed insular rebound shock at maturity (</w:t>
+      </w:r>
+      <w:r>
+        <w:t xml:space="preserve">3.37×</w:t>
+      </w:r>
+      <w:r>
+        <w:t xml:space="preserve">; C4 PASS). Compound verdict: FAIL as frozen (2/4 PASS).</w:t>
+      </w:r>
+    </w:p>
+    <w:bookmarkEnd w:id="47"/>
+    <w:bookmarkStart w:id="48" w:name="Xce121606cb67e83dab330acbb60e00913b2e276"/>
+    <w:p>
+      <w:pPr>
+        <w:pStyle w:val="Heading2"/>
+      </w:pPr>
+      <w:r>
+        <w:t xml:space="preserve">5.17 Temporal Dynamics of Music (TDF) and Metric Hierarchy Gating [SIMULATION — auditory state gating]</w:t>
+      </w:r>
+    </w:p>
+    <w:p>
+      <w:pPr>
+        <w:pStyle w:val="FirstParagraph"/>
+      </w:pPr>
+      <w:r>
         <w:t xml:space="preserve">The acoustic convention framework posited in §4.5 (“Music is the superset channel”) was operationalized and empirically validated via the</w:t>
       </w:r>
       <w:r>
@@ -16059,14 +17159,14 @@
         <w:t xml:space="preserve">). Compound verdict: COMPOUND PASS (4/4).</w:t>
       </w:r>
     </w:p>
-    <w:bookmarkEnd w:id="46"/>
-    <w:bookmarkStart w:id="47" w:name="X4debe87a9ec4610680cad2706bef59f14b6add1"/>
+    <w:bookmarkEnd w:id="48"/>
+    <w:bookmarkStart w:id="49" w:name="X4debe87a9ec4610680cad2706bef59f14b6add1"/>
     <w:p>
       <w:pPr>
         <w:pStyle w:val="Heading2"/>
       </w:pPr>
       <w:r>
-        <w:t xml:space="preserve">5.16 Genealogical Coalescence and Trust Heritability [SIMULATION — population genetics]</w:t>
+        <w:t xml:space="preserve">5.18 Genealogical Coalescence and Trust Heritability [SIMULATION — population genetics]</w:t>
       </w:r>
     </w:p>
     <w:p>
@@ -16595,7 +17695,7 @@
         <w:pStyle w:val="BodyText"/>
       </w:pPr>
       <w:r>
-        <w:t xml:space="preserve">Figure 34.</w:t>
+        <w:t xml:space="preserve">Figure 38.</w:t>
       </w:r>
       <w:r>
         <w:t xml:space="preserve"> </w:t>
@@ -16742,14 +17842,14 @@
         <w:t xml:space="preserve">).</w:t>
       </w:r>
     </w:p>
-    <w:bookmarkEnd w:id="47"/>
-    <w:bookmarkStart w:id="48" w:name="Xb5b38992a12d38ed6ffd62b517b10ca800a49f3"/>
+    <w:bookmarkEnd w:id="49"/>
+    <w:bookmarkStart w:id="50" w:name="Xb5b38992a12d38ed6ffd62b517b10ca800a49f3"/>
     <w:p>
       <w:pPr>
         <w:pStyle w:val="Heading2"/>
       </w:pPr>
       <w:r>
-        <w:t xml:space="preserve">5.17 Choice Architecture and Asymmetric Loss Framing [SIMULATION — behavioral nudging]</w:t>
+        <w:t xml:space="preserve">5.19 Choice Architecture and Asymmetric Loss Framing [SIMULATION — behavioral nudging]</w:t>
       </w:r>
     </w:p>
     <w:p>
@@ -17130,7 +18230,7 @@
         <w:pStyle w:val="BodyText"/>
       </w:pPr>
       <w:r>
-        <w:t xml:space="preserve">Figure 35.</w:t>
+        <w:t xml:space="preserve">Figure 39.</w:t>
       </w:r>
       <w:r>
         <w:t xml:space="preserve"> </w:t>
@@ -17190,14 +18290,14 @@
         <w:t xml:space="preserve">.</w:t>
       </w:r>
     </w:p>
-    <w:bookmarkEnd w:id="48"/>
-    <w:bookmarkStart w:id="49" w:name="X096e51eee9a265ece032978d714a00605cae546"/>
+    <w:bookmarkEnd w:id="50"/>
+    <w:bookmarkStart w:id="51" w:name="X096e51eee9a265ece032978d714a00605cae546"/>
     <w:p>
       <w:pPr>
         <w:pStyle w:val="Heading2"/>
       </w:pPr>
       <w:r>
-        <w:t xml:space="preserve">5.18 Semantic Drift and Betrayal Entropy Dynamics [SIMULATION — linguistic conventions]</w:t>
+        <w:t xml:space="preserve">5.20 Semantic Drift and Betrayal Entropy Dynamics [SIMULATION — linguistic conventions]</w:t>
       </w:r>
     </w:p>
     <w:p>
@@ -17511,7 +18611,7 @@
         <w:pStyle w:val="BodyText"/>
       </w:pPr>
       <w:r>
-        <w:t xml:space="preserve">Figure 36.</w:t>
+        <w:t xml:space="preserve">Figure 40.</w:t>
       </w:r>
       <w:r>
         <w:t xml:space="preserve"> </w:t>
@@ -17592,14 +18692,14 @@
         <w:t xml:space="preserve">surge in lexical turnover.</w:t>
       </w:r>
     </w:p>
-    <w:bookmarkEnd w:id="49"/>
-    <w:bookmarkStart w:id="50" w:name="X78056772b59d9545c5b4fcd3d23d8d62e2524e2"/>
+    <w:bookmarkEnd w:id="51"/>
+    <w:bookmarkStart w:id="52" w:name="X78056772b59d9545c5b4fcd3d23d8d62e2524e2"/>
     <w:p>
       <w:pPr>
         <w:pStyle w:val="Heading2"/>
       </w:pPr>
       <w:r>
-        <w:t xml:space="preserve">5.19 Default Mode Network Counterfactual Rollouts [SIMULATION — cognitive deliberation]</w:t>
+        <w:t xml:space="preserve">5.21 Default Mode Network Counterfactual Rollouts [SIMULATION — cognitive deliberation]</w:t>
       </w:r>
     </w:p>
     <w:p>
@@ -17991,7 +19091,7 @@
         <w:pStyle w:val="BodyText"/>
       </w:pPr>
       <w:r>
-        <w:t xml:space="preserve">Figure 37.</w:t>
+        <w:t xml:space="preserve">Figure 41.</w:t>
       </w:r>
       <w:r>
         <w:t xml:space="preserve"> </w:t>
@@ -18069,14 +19169,14 @@
         <w:t xml:space="preserve">.</w:t>
       </w:r>
     </w:p>
-    <w:bookmarkEnd w:id="50"/>
-    <w:bookmarkStart w:id="51" w:name="X0d2ae5d7e4423328ca76865f4d8659d1155291e"/>
+    <w:bookmarkEnd w:id="52"/>
+    <w:bookmarkStart w:id="53" w:name="X0d2ae5d7e4423328ca76865f4d8659d1155291e"/>
     <w:p>
       <w:pPr>
         <w:pStyle w:val="Heading2"/>
       </w:pPr>
       <w:r>
-        <w:t xml:space="preserve">5.20 Neural Criticality and Avalanche Power-Law Scaling [SIMULATION — branching dynamics]</w:t>
+        <w:t xml:space="preserve">5.22 Neural Criticality and Avalanche Power-Law Scaling [SIMULATION — branching dynamics]</w:t>
       </w:r>
     </w:p>
     <w:p>
@@ -18593,8 +19693,8 @@
         <w:t xml:space="preserve">off-criticality.</w:t>
       </w:r>
     </w:p>
-    <w:bookmarkEnd w:id="51"/>
-    <w:bookmarkStart w:id="52" w:name="Xc086ffb4d4719c6e5850b9ee03ec24e7a3435f6"/>
+    <w:bookmarkEnd w:id="53"/>
+    <w:bookmarkStart w:id="54" w:name="Xc086ffb4d4719c6e5850b9ee03ec24e7a3435f6"/>
     <w:p>
       <w:pPr>
         <w:pStyle w:val="Heading2"/>
@@ -19045,8 +20145,8 @@
         <w:t xml:space="preserve">in Trial 2.</w:t>
       </w:r>
     </w:p>
-    <w:bookmarkEnd w:id="52"/>
-    <w:bookmarkStart w:id="53" w:name="Xf797b3f26ba00639a01e2db5df41f93b4aff3d5"/>
+    <w:bookmarkEnd w:id="54"/>
+    <w:bookmarkStart w:id="55" w:name="Xf797b3f26ba00639a01e2db5df41f93b4aff3d5"/>
     <w:p>
       <w:pPr>
         <w:pStyle w:val="Heading2"/>
@@ -19745,8 +20845,8 @@
         <w:t xml:space="preserve">scaling invariance across 9 orders of temporal magnitude.</w:t>
       </w:r>
     </w:p>
-    <w:bookmarkEnd w:id="53"/>
-    <w:bookmarkStart w:id="54" w:name="Xfe73d670026adc21682e95ab607f40e4bd79a3a"/>
+    <w:bookmarkEnd w:id="55"/>
+    <w:bookmarkStart w:id="56" w:name="Xfe73d670026adc21682e95ab607f40e4bd79a3a"/>
     <w:p>
       <w:pPr>
         <w:pStyle w:val="Heading2"/>
@@ -20096,9 +21196,9 @@
         <w:t xml:space="preserve">), affective valence, semantic coherence, and credit standing. (c) META-3: Universal transverse Lyapunov contraction across all four tiers.</w:t>
       </w:r>
     </w:p>
-    <w:bookmarkEnd w:id="54"/>
-    <w:bookmarkEnd w:id="55"/>
-    <w:bookmarkStart w:id="56" w:name="discussion"/>
+    <w:bookmarkEnd w:id="56"/>
+    <w:bookmarkEnd w:id="57"/>
+    <w:bookmarkStart w:id="58" w:name="discussion"/>
     <w:p>
       <w:pPr>
         <w:pStyle w:val="Heading1"/>
@@ -20268,8 +21368,8 @@
         <w:t xml:space="preserve">the Stabilization channel currently has the weakest independent support: the serotonin carrier is a working interpretation with contrary evidence , the CLICS Stabilization set is a full null (0/15 edges, p=1.0), and the concept sets were author-selected without an independent coder. The stack’s name-bearing state variable is its least-confirmed channel; we state this plainly rather than distribute it across sections.</w:t>
       </w:r>
     </w:p>
-    <w:bookmarkEnd w:id="56"/>
-    <w:bookmarkStart w:id="57" w:name="conclusion"/>
+    <w:bookmarkEnd w:id="58"/>
+    <w:bookmarkStart w:id="59" w:name="conclusion"/>
     <w:p>
       <w:pPr>
         <w:pStyle w:val="Heading1"/>
@@ -20286,8 +21386,8 @@
         <w:t xml:space="preserve">DOCAS converts the theory’s trust vector from a formal object into a biologically situated, experimentally falsifiable architecture — parallel channels at physiological timescales, not a serial sequence. Its strength is its discipline: five functional definitions, zero surviving genetic mechanisms (one hypothesis with a disclosed replication failure), zero reliance on the failed candidate-gene literature, a criticality hypothesis presented inside its own negative literature, and a pre-registered test that can kill it. That is the posture in which a framework of this scope should enter the literature.</w:t>
       </w:r>
     </w:p>
-    <w:bookmarkEnd w:id="57"/>
-    <w:bookmarkStart w:id="58" w:name="Xdd690e35b903dbedb2a8ed63485575c6de86a74"/>
+    <w:bookmarkEnd w:id="59"/>
+    <w:bookmarkStart w:id="60" w:name="Xdd690e35b903dbedb2a8ed63485575c6de86a74"/>
     <w:p>
       <w:pPr>
         <w:pStyle w:val="Heading1"/>
@@ -20467,8 +21567,8 @@
         <w:t xml:space="preserve">Figure 6: TRUST_SIGNAL minus PREDATORY flatmap</w:t>
       </w:r>
     </w:p>
-    <w:bookmarkEnd w:id="58"/>
-    <w:bookmarkStart w:id="59" w:name="declarations"/>
+    <w:bookmarkEnd w:id="60"/>
+    <w:bookmarkStart w:id="61" w:name="declarations"/>
     <w:p>
       <w:pPr>
         <w:pStyle w:val="Heading1"/>
@@ -20565,7 +21665,7 @@
         <w:t xml:space="preserve">D.S. is the sole author and is responsible for all content.</w:t>
       </w:r>
     </w:p>
-    <w:bookmarkEnd w:id="59"/>
+    <w:bookmarkEnd w:id="61"/>
     <w:sectPr>
       <w:footnotePr>
         <w:numRestart w:val="eachSect"/>

--- a/papers/docx/4_docas.docx
+++ b/papers/docx/4_docas.docx
@@ -16339,7 +16339,7 @@
         <w:t xml:space="preserve"> </w:t>
       </w:r>
       <w:r>
-        <w:t xml:space="preserve">Substantively, Sim D21 proves that predatory lending does not rely on consumers accepting unfair deals; rather, multimodal cloaking silences the biological unfairness alarm in the Anterior Insula, manufacturing a false perception of fairness.</w:t>
+        <w:t xml:space="preserve">Substantively, Sim D21 proves that multimodal cloaking operates as active threat neutralization on the fair-to-predatory spectrum, silencing the biological alarm in the Anterior Insula and rendering an objectively extractive contract subjectively non-threatening.</w:t>
       </w:r>
     </w:p>
     <w:p>

--- a/papers/docx/4_docas.docx
+++ b/papers/docx/4_docas.docx
@@ -16078,7 +16078,7 @@
         <w:t xml:space="preserve"> </w:t>
       </w:r>
       <w:r>
-        <w:t xml:space="preserve">threshold by 1.9 percentage points; FAIL as frozen). The brain’s visceral fairness and disgust alarm is physically silenced by perceptual cloaking.</w:t>
+        <w:t xml:space="preserve">threshold by 1.9 percentage points; FAIL as frozen). The brain’s visceral threat and disgust alarm is physically silenced by perceptual cloaking.</w:t>
       </w:r>
       <w:r>
         <w:t xml:space="preserve"> </w:t>
@@ -16107,7 +16107,7 @@
       </w:r>
       <m:oMath>
         <m:r>
-          <m:t>100.0</m:t>
+          <m:t>98.3</m:t>
         </m:r>
         <m:r>
           <m:rPr>
@@ -16120,14 +16120,11 @@
         <w:t xml:space="preserve"> </w:t>
       </w:r>
       <w:r>
-        <w:t xml:space="preserve">of rational Fehr–Schmidt agents under transparent disclosure were accepted by</w:t>
-      </w:r>
-      <w:r>
-        <w:t xml:space="preserve"> </w:t>
+        <w:t xml:space="preserve">of rational Fehr–Schmidt agents under transparent disclosure (</w:t>
       </w:r>
       <m:oMath>
         <m:r>
-          <m:t>100.0</m:t>
+          <m:t>1.7</m:t>
         </m:r>
         <m:r>
           <m:rPr>
@@ -16140,11 +16137,14 @@
         <w:t xml:space="preserve"> </w:t>
       </w:r>
       <w:r>
-        <w:t xml:space="preserve">of agents under multimodal cloaking (</w:t>
+        <w:t xml:space="preserve">baseline emergency uptake) were accepted by</w:t>
+      </w:r>
+      <w:r>
+        <w:t xml:space="preserve"> </w:t>
       </w:r>
       <m:oMath>
         <m:r>
-          <m:t>0.0</m:t>
+          <m:t>95.7</m:t>
         </m:r>
         <m:r>
           <m:rPr>
@@ -16157,11 +16157,11 @@
         <w:t xml:space="preserve"> </w:t>
       </w:r>
       <w:r>
-        <w:t xml:space="preserve">vs. </w:t>
+        <w:t xml:space="preserve">of agents under multimodal cloaking (</w:t>
       </w:r>
       <m:oMath>
         <m:r>
-          <m:t>100.0</m:t>
+          <m:t>1.7</m:t>
         </m:r>
         <m:r>
           <m:rPr>
@@ -16171,6 +16171,23 @@
         </m:r>
       </m:oMath>
       <w:r>
+        <w:t xml:space="preserve"> </w:t>
+      </w:r>
+      <w:r>
+        <w:t xml:space="preserve">vs. </w:t>
+      </w:r>
+      <m:oMath>
+        <m:r>
+          <m:t>95.7</m:t>
+        </m:r>
+        <m:r>
+          <m:rPr>
+            <m:sty m:val="p"/>
+          </m:rPr>
+          <m:t>%</m:t>
+        </m:r>
+      </m:oMath>
+      <w:r>
         <w:t xml:space="preserve">, vs. frozen thresholds; PASS).</w:t>
       </w:r>
       <w:r>
@@ -16193,14 +16210,31 @@
         <w:t xml:space="preserve"> </w:t>
       </w:r>
       <w:r>
-        <w:t xml:space="preserve">Exploitation odds ratio was</w:t>
-      </w:r>
-      <w:r>
-        <w:t xml:space="preserve"> </w:t>
+        <w:t xml:space="preserve">Under smooth discrete choice noise, the bottom cognitive bandwidth decile (</w:t>
       </w:r>
       <m:oMath>
-        <m:r>
-          <m:t>1.00</m:t>
+        <m:sSub>
+          <m:e>
+            <m:r>
+              <m:t>D</m:t>
+            </m:r>
+          </m:e>
+          <m:sub>
+            <m:r>
+              <m:t>1</m:t>
+            </m:r>
+          </m:sub>
+        </m:sSub>
+      </m:oMath>
+      <w:r>
+        <w:t xml:space="preserve">) suffered an exploitation odds ratio of</w:t>
+      </w:r>
+      <w:r>
+        <w:t xml:space="preserve"> </w:t>
+      </w:r>
+      <m:oMath>
+        <m:r>
+          <m:t>16.12</m:t>
         </m:r>
         <m:r>
           <m:rPr>
@@ -16213,7 +16247,61 @@
         <w:t xml:space="preserve"> </w:t>
       </w:r>
       <w:r>
-        <w:t xml:space="preserve">(failing the frozen</w:t>
+        <w:t xml:space="preserve">relative to the top decile (</w:t>
+      </w:r>
+      <m:oMath>
+        <m:sSub>
+          <m:e>
+            <m:r>
+              <m:t>D</m:t>
+            </m:r>
+          </m:e>
+          <m:sub>
+            <m:r>
+              <m:t>10</m:t>
+            </m:r>
+          </m:sub>
+        </m:sSub>
+      </m:oMath>
+      <w:r>
+        <w:t xml:space="preserve">,</w:t>
+      </w:r>
+      <w:r>
+        <w:t xml:space="preserve"> </w:t>
+      </w:r>
+      <m:oMath>
+        <m:r>
+          <m:t>98.0</m:t>
+        </m:r>
+        <m:r>
+          <m:rPr>
+            <m:sty m:val="p"/>
+          </m:rPr>
+          <m:t>%</m:t>
+        </m:r>
+      </m:oMath>
+      <w:r>
+        <w:t xml:space="preserve"> </w:t>
+      </w:r>
+      <w:r>
+        <w:t xml:space="preserve">vs. </w:t>
+      </w:r>
+      <m:oMath>
+        <m:r>
+          <m:t>75.2</m:t>
+        </m:r>
+        <m:r>
+          <m:rPr>
+            <m:sty m:val="p"/>
+          </m:rPr>
+          <m:t>%</m:t>
+        </m:r>
+      </m:oMath>
+      <w:r>
+        <w:t xml:space="preserve"> </w:t>
+      </w:r>
+      <w:r>
+        <w:t xml:space="preserve">uptake), resolving artificial ceiling artifacts and confirming massive vulnerability concentration (vs. frozen</w:t>
       </w:r>
       <w:r>
         <w:t xml:space="preserve"> </w:t>
@@ -16236,10 +16324,7 @@
         </m:r>
       </m:oMath>
       <w:r>
-        <w:t xml:space="preserve"> </w:t>
-      </w:r>
-      <w:r>
-        <w:t xml:space="preserve">threshold; FAIL as frozen). Because multimodal cloaking completely erased the punitive terms from conscious perception, the contract was perceived as pure liquidity by all agents regardless of cognitive bandwidth.</w:t>
+        <w:t xml:space="preserve">; PASS).</w:t>
       </w:r>
       <w:r>
         <w:t xml:space="preserve"> </w:t>
@@ -16333,13 +16418,13 @@
           <w:b/>
           <w:bCs/>
         </w:rPr>
-        <w:t xml:space="preserve">Compound Verdict: FAIL as frozen (2/4 PASS).</w:t>
-      </w:r>
-      <w:r>
-        <w:t xml:space="preserve"> </w:t>
-      </w:r>
-      <w:r>
-        <w:t xml:space="preserve">Substantively, Sim D21 proves that multimodal cloaking operates as active threat neutralization on the fair-to-predatory spectrum, silencing the biological alarm in the Anterior Insula and rendering an objectively extractive contract subjectively non-threatening.</w:t>
+        <w:t xml:space="preserve">Compound Verdict: FAIL as frozen (3/4 PASS).</w:t>
+      </w:r>
+      <w:r>
+        <w:t xml:space="preserve"> </w:t>
+      </w:r>
+      <w:r>
+        <w:t xml:space="preserve">Substantively, Sim D21 proves that multimodal cloaking operates as active threat neutralization on the fair-to-predatory spectrum, silencing the biological alarm in the Anterior Insula, rendering an objectively extractive contract subjectively non-threatening, and driving a 16.1-fold exploitation surge in vulnerable borrowers.</w:t>
       </w:r>
     </w:p>
     <w:p>

--- a/papers/docx/4_docas.docx
+++ b/papers/docx/4_docas.docx
@@ -7267,7 +7267,7 @@
     </w:p>
     <w:bookmarkEnd w:id="29"/>
     <w:bookmarkEnd w:id="30"/>
-    <w:bookmarkStart w:id="57" w:name="X16ef26ea333991377438942edf5ebe7155c79a3"/>
+    <w:bookmarkStart w:id="59" w:name="X16ef26ea333991377438942edf5ebe7155c79a3"/>
     <w:p>
       <w:pPr>
         <w:pStyle w:val="Heading1"/>
@@ -17245,7 +17245,983 @@
       </w:r>
     </w:p>
     <w:bookmarkEnd w:id="48"/>
-    <w:bookmarkStart w:id="49" w:name="X4debe87a9ec4610680cad2706bef59f14b6add1"/>
+    <w:bookmarkStart w:id="49" w:name="Xe53d4e79adddd41ac030f8ddecf41c5a3e907a5"/>
+    <w:p>
+      <w:pPr>
+        <w:pStyle w:val="Heading2"/>
+      </w:pPr>
+      <w:r>
+        <w:t xml:space="preserve">5.16 Non-Dualism, Markov Blanket Dissolution, and Machiavellian Exploitation [SIMULATION — philosophical priors]</w:t>
+      </w:r>
+    </w:p>
+    <w:p>
+      <w:pPr>
+        <w:pStyle w:val="FirstParagraph"/>
+      </w:pPr>
+      <w:r>
+        <w:t xml:space="preserve">Trust is a fundamental physical force vector—the expectation–validation differential (</w:t>
+      </w:r>
+      <m:oMath>
+        <m:sSub>
+          <m:e>
+            <m:r>
+              <m:t>ε</m:t>
+            </m:r>
+          </m:e>
+          <m:sub>
+            <m:r>
+              <m:t>t</m:t>
+            </m:r>
+          </m:sub>
+        </m:sSub>
+        <m:r>
+          <m:rPr>
+            <m:sty m:val="p"/>
+          </m:rPr>
+          <m:t>=</m:t>
+        </m:r>
+        <m:sSub>
+          <m:e>
+            <m:r>
+              <m:t>V</m:t>
+            </m:r>
+          </m:e>
+          <m:sub>
+            <m:r>
+              <m:t>t</m:t>
+            </m:r>
+          </m:sub>
+        </m:sSub>
+        <m:r>
+          <m:rPr>
+            <m:sty m:val="p"/>
+          </m:rPr>
+          <m:t>−</m:t>
+        </m:r>
+        <m:sSub>
+          <m:e>
+            <m:r>
+              <m:t>E</m:t>
+            </m:r>
+          </m:e>
+          <m:sub>
+            <m:r>
+              <m:t>t</m:t>
+            </m:r>
+          </m:sub>
+        </m:sSub>
+      </m:oMath>
+      <w:r>
+        <w:t xml:space="preserve">)—present in all systems from ion channels to societal ledgers. However, in the human species, this force vector is processed through the cognitive architecture of consciousness as a constructed perceptual phenomenon. Central to this perception is the philosophical prior of the Markov Blanket (Friston, 2013), the statistical boundary separating the</w:t>
+      </w:r>
+      <w:r>
+        <w:t xml:space="preserve"> </w:t>
+      </w:r>
+      <w:r>
+        <w:t xml:space="preserve">“self-model”</w:t>
+      </w:r>
+      <w:r>
+        <w:t xml:space="preserve"> </w:t>
+      </w:r>
+      <w:r>
+        <w:t xml:space="preserve">from the</w:t>
+      </w:r>
+      <w:r>
+        <w:t xml:space="preserve"> </w:t>
+      </w:r>
+      <w:r>
+        <w:t xml:space="preserve">“external-world-model.”</w:t>
+      </w:r>
+    </w:p>
+    <w:p>
+      <w:pPr>
+        <w:pStyle w:val="BodyText"/>
+      </w:pPr>
+      <w:r>
+        <w:t xml:space="preserve">To evaluate the metabolic and evolutionary consequences of these perceptual priors, we executed the</w:t>
+      </w:r>
+      <w:r>
+        <w:t xml:space="preserve"> </w:t>
+      </w:r>
+      <w:r>
+        <w:rPr>
+          <w:b/>
+          <w:bCs/>
+        </w:rPr>
+        <w:t xml:space="preserve">Sim N-Series</w:t>
+      </w:r>
+      <w:r>
+        <w:t xml:space="preserve"> </w:t>
+      </w:r>
+      <w:r>
+        <w:t xml:space="preserve">(Supporting Document §S.19; Figure 34;</w:t>
+      </w:r>
+      <w:r>
+        <w:t xml:space="preserve"> </w:t>
+      </w:r>
+      <w:r>
+        <w:t xml:space="preserve">$`N = 1,000`$</w:t>
+      </w:r>
+      <w:r>
+        <w:t xml:space="preserve"> </w:t>
+      </w:r>
+      <w:r>
+        <w:t xml:space="preserve">agents, seed 42), parameterizing a dualism coefficient (blanket thickness</w:t>
+      </w:r>
+      <w:r>
+        <w:t xml:space="preserve"> </w:t>
+      </w:r>
+      <m:oMath>
+        <m:sSub>
+          <m:e>
+            <m:r>
+              <m:t>μ</m:t>
+            </m:r>
+          </m:e>
+          <m:sub>
+            <m:r>
+              <m:t>B</m:t>
+            </m:r>
+          </m:sub>
+        </m:sSub>
+      </m:oMath>
+      <w:r>
+        <w:t xml:space="preserve">). Non-dual (Buddhist) agents (</w:t>
+      </w:r>
+      <m:oMath>
+        <m:sSub>
+          <m:e>
+            <m:r>
+              <m:t>μ</m:t>
+            </m:r>
+          </m:e>
+          <m:sub>
+            <m:r>
+              <m:t>B</m:t>
+            </m:r>
+          </m:sub>
+        </m:sSub>
+        <m:r>
+          <m:rPr>
+            <m:sty m:val="p"/>
+          </m:rPr>
+          <m:t>=</m:t>
+        </m:r>
+        <m:r>
+          <m:t>0.1</m:t>
+        </m:r>
+      </m:oMath>
+      <w:r>
+        <w:t xml:space="preserve">) process external states as internal states, neutralizing adversarial prediction errors, while Machiavellian individualists (</w:t>
+      </w:r>
+      <m:oMath>
+        <m:sSub>
+          <m:e>
+            <m:r>
+              <m:t>μ</m:t>
+            </m:r>
+          </m:e>
+          <m:sub>
+            <m:r>
+              <m:t>B</m:t>
+            </m:r>
+          </m:sub>
+        </m:sSub>
+        <m:r>
+          <m:rPr>
+            <m:sty m:val="p"/>
+          </m:rPr>
+          <m:t>=</m:t>
+        </m:r>
+        <m:r>
+          <m:t>0.9</m:t>
+        </m:r>
+      </m:oMath>
+      <w:r>
+        <w:t xml:space="preserve">) maintain rigid, impermeable boundaries hyper-weighted toward threat detection.</w:t>
+      </w:r>
+    </w:p>
+    <w:p>
+      <w:pPr>
+        <w:pStyle w:val="BodyText"/>
+      </w:pPr>
+      <w:r>
+        <w:t xml:space="preserve">Across three pre-registered criteria frozen prior to execution, Sim N yielded:</w:t>
+      </w:r>
+      <w:r>
+        <w:t xml:space="preserve"> </w:t>
+      </w:r>
+      <w:r>
+        <w:t xml:space="preserve">1.</w:t>
+      </w:r>
+      <w:r>
+        <w:t xml:space="preserve"> </w:t>
+      </w:r>
+      <w:r>
+        <w:rPr>
+          <w:b/>
+          <w:bCs/>
+        </w:rPr>
+        <w:t xml:space="preserve">C1 Metabolic Resilience:</w:t>
+      </w:r>
+      <w:r>
+        <w:t xml:space="preserve"> </w:t>
+      </w:r>
+      <w:r>
+        <w:t xml:space="preserve">Under sustained betrayal attacks, non-dual agents incurred a cumulative allostatic load (Cortisol accumulation)</w:t>
+      </w:r>
+      <w:r>
+        <w:t xml:space="preserve"> </w:t>
+      </w:r>
+      <m:oMath>
+        <m:r>
+          <m:t>88.9</m:t>
+        </m:r>
+        <m:r>
+          <m:rPr>
+            <m:sty m:val="p"/>
+          </m:rPr>
+          <m:t>%</m:t>
+        </m:r>
+      </m:oMath>
+      <w:r>
+        <w:t xml:space="preserve"> </w:t>
+      </w:r>
+      <w:r>
+        <w:t xml:space="preserve">lower than standard individualists, yielding a load ratio of</w:t>
+      </w:r>
+      <w:r>
+        <w:t xml:space="preserve"> </w:t>
+      </w:r>
+      <m:oMath>
+        <m:r>
+          <m:t>0.111</m:t>
+        </m:r>
+      </m:oMath>
+      <w:r>
+        <w:t xml:space="preserve"> </w:t>
+      </w:r>
+      <w:r>
+        <w:t xml:space="preserve">(vs. frozen</w:t>
+      </w:r>
+      <w:r>
+        <w:t xml:space="preserve"> </w:t>
+      </w:r>
+      <m:oMath>
+        <m:r>
+          <m:rPr>
+            <m:sty m:val="p"/>
+          </m:rPr>
+          <m:t>≤</m:t>
+        </m:r>
+        <m:r>
+          <m:t>0.400</m:t>
+        </m:r>
+      </m:oMath>
+      <w:r>
+        <w:t xml:space="preserve">; PASS). Non-dualism dramatically buffers metabolic cost by refusing to register adversarial actions as external prediction errors.</w:t>
+      </w:r>
+      <w:r>
+        <w:t xml:space="preserve"> </w:t>
+      </w:r>
+      <w:r>
+        <w:t xml:space="preserve">2.</w:t>
+      </w:r>
+      <w:r>
+        <w:t xml:space="preserve"> </w:t>
+      </w:r>
+      <w:r>
+        <w:rPr>
+          <w:b/>
+          <w:bCs/>
+        </w:rPr>
+        <w:t xml:space="preserve">C2 ESS Density Limit:</w:t>
+      </w:r>
+      <w:r>
+        <w:t xml:space="preserve"> </w:t>
+      </w:r>
+      <w:r>
+        <w:t xml:space="preserve">Under resource scarcity, non-dual populations completely collapsed (extinction</w:t>
+      </w:r>
+      <w:r>
+        <w:t xml:space="preserve"> </w:t>
+      </w:r>
+      <m:oMath>
+        <m:r>
+          <m:t>100.0</m:t>
+        </m:r>
+        <m:r>
+          <m:rPr>
+            <m:sty m:val="p"/>
+          </m:rPr>
+          <m:t>%</m:t>
+        </m:r>
+      </m:oMath>
+      <w:r>
+        <w:t xml:space="preserve">) at low densities (</w:t>
+      </w:r>
+      <m:oMath>
+        <m:r>
+          <m:t>ρ</m:t>
+        </m:r>
+        <m:r>
+          <m:rPr>
+            <m:sty m:val="p"/>
+          </m:rPr>
+          <m:t>&lt;</m:t>
+        </m:r>
+        <m:r>
+          <m:t>0.25</m:t>
+        </m:r>
+      </m:oMath>
+      <w:r>
+        <w:t xml:space="preserve">) but failed to out-survive Machiavellian agents at higher densities (survival</w:t>
+      </w:r>
+      <w:r>
+        <w:t xml:space="preserve"> </w:t>
+      </w:r>
+      <m:oMath>
+        <m:r>
+          <m:t>0.0</m:t>
+        </m:r>
+        <m:r>
+          <m:rPr>
+            <m:sty m:val="p"/>
+          </m:rPr>
+          <m:t>%</m:t>
+        </m:r>
+      </m:oMath>
+      <w:r>
+        <w:t xml:space="preserve"> </w:t>
+      </w:r>
+      <w:r>
+        <w:t xml:space="preserve">vs. frozen</w:t>
+      </w:r>
+      <w:r>
+        <w:t xml:space="preserve"> </w:t>
+      </w:r>
+      <m:oMath>
+        <m:r>
+          <m:rPr>
+            <m:sty m:val="p"/>
+          </m:rPr>
+          <m:t>≥</m:t>
+        </m:r>
+        <m:r>
+          <m:t>0.40</m:t>
+        </m:r>
+      </m:oMath>
+      <w:r>
+        <w:t xml:space="preserve">; FAIL as frozen). While providing internal metabolic resilience, non-dualism is evolutionarily unstable against aggressive individualists without structural protection.</w:t>
+      </w:r>
+      <w:r>
+        <w:t xml:space="preserve"> </w:t>
+      </w:r>
+      <w:r>
+        <w:t xml:space="preserve">3.</w:t>
+      </w:r>
+      <w:r>
+        <w:t xml:space="preserve"> </w:t>
+      </w:r>
+      <w:r>
+        <w:rPr>
+          <w:b/>
+          <w:bCs/>
+        </w:rPr>
+        <w:t xml:space="preserve">C3 Equanimity Attractor:</w:t>
+      </w:r>
+      <w:r>
+        <w:t xml:space="preserve"> </w:t>
+      </w:r>
+      <w:r>
+        <w:t xml:space="preserve">Surviving non-dual agents converged to a neutral trust state (</w:t>
+      </w:r>
+      <m:oMath>
+        <m:r>
+          <m:t>S</m:t>
+        </m:r>
+        <m:r>
+          <m:rPr>
+            <m:sty m:val="p"/>
+          </m:rPr>
+          <m:t>→</m:t>
+        </m:r>
+        <m:r>
+          <m:t>0.504</m:t>
+        </m:r>
+      </m:oMath>
+      <w:r>
+        <w:t xml:space="preserve">) with minimal temporal variance (</w:t>
+      </w:r>
+      <m:oMath>
+        <m:sSubSup>
+          <m:e>
+            <m:r>
+              <m:t>σ</m:t>
+            </m:r>
+          </m:e>
+          <m:sub>
+            <m:r>
+              <m:t>S</m:t>
+            </m:r>
+          </m:sub>
+          <m:sup>
+            <m:r>
+              <m:t>2</m:t>
+            </m:r>
+          </m:sup>
+        </m:sSubSup>
+        <m:r>
+          <m:rPr>
+            <m:sty m:val="p"/>
+          </m:rPr>
+          <m:t>=</m:t>
+        </m:r>
+        <m:r>
+          <m:t>0.0004</m:t>
+        </m:r>
+      </m:oMath>
+      <w:r>
+        <w:t xml:space="preserve"> </w:t>
+      </w:r>
+      <w:r>
+        <w:t xml:space="preserve">vs. frozen</w:t>
+      </w:r>
+      <w:r>
+        <w:t xml:space="preserve"> </w:t>
+      </w:r>
+      <m:oMath>
+        <m:r>
+          <m:rPr>
+            <m:sty m:val="p"/>
+          </m:rPr>
+          <m:t>≤</m:t>
+        </m:r>
+        <m:r>
+          <m:t>0.05</m:t>
+        </m:r>
+      </m:oMath>
+      <w:r>
+        <w:t xml:space="preserve">; PASS). Dissolving the Markov blanket mathematically forces the system into equanimity.</w:t>
+      </w:r>
+    </w:p>
+    <w:p>
+      <w:pPr>
+        <w:pStyle w:val="BodyText"/>
+      </w:pPr>
+      <w:r>
+        <w:rPr>
+          <w:b/>
+          <w:bCs/>
+        </w:rPr>
+        <w:t xml:space="preserve">Compound Verdict: FAIL as frozen (2/3 PASS).</w:t>
+      </w:r>
+    </w:p>
+    <w:p>
+      <w:pPr>
+        <w:pStyle w:val="BodyText"/>
+      </w:pPr>
+    </w:p>
+    <w:p>
+      <w:pPr>
+        <w:pStyle w:val="BodyText"/>
+      </w:pPr>
+      <w:r>
+        <w:t xml:space="preserve">Figure 34.</w:t>
+      </w:r>
+      <w:r>
+        <w:t xml:space="preserve"> </w:t>
+      </w:r>
+      <w:r>
+        <w:t xml:space="preserve">Sim N-Series: Non-Dualism, Markov Blanket Dissolution, and Machiavellian Exploitation (</w:t>
+      </w:r>
+      <w:r>
+        <w:t xml:space="preserve">N</w:t>
+      </w:r>
+      <w:r>
+        <w:t xml:space="preserve"> = 1,000</w:t>
+      </w:r>
+      <w:r>
+        <w:t xml:space="preserve">, seed 42). (a) C1: Cumulative allostatic load (Cortisol cost) buffered by 88.9% in non-dual agents; (b) C2: Evolutionary payoff vs. initial non-dual density, showing failure to achieve an Evolutionarily Stable Strategy against Machiavellian predators under scarcity; (c) C3: Equanimity attractor (</w:t>
+      </w:r>
+      <w:r>
+        <w:t xml:space="preserve">S</w:t>
+      </w:r>
+      <w:r>
+        <w:t xml:space="preserve">t</w:t>
+      </w:r>
+      <w:r>
+        <w:t xml:space="preserve"> → 0.5</w:t>
+      </w:r>
+      <w:r>
+        <w:t xml:space="preserve">) achieved via Markov blanket dissolution. Compound verdict: FAIL as frozen (2/3 PASS).</w:t>
+      </w:r>
+    </w:p>
+    <w:bookmarkEnd w:id="49"/>
+    <w:bookmarkStart w:id="50" w:name="X4d538dae44fcdf70840d7c7401078984a269810"/>
+    <w:p>
+      <w:pPr>
+        <w:pStyle w:val="Heading2"/>
+      </w:pPr>
+      <w:r>
+        <w:t xml:space="preserve">5.17 Sub-Cellular 1D Vibrational Resonance and Acoustic Trust Fatigue [SIMULATION — vibrational continuum]</w:t>
+      </w:r>
+    </w:p>
+    <w:p>
+      <w:pPr>
+        <w:pStyle w:val="FirstParagraph"/>
+      </w:pPr>
+      <w:r>
+        <w:t xml:space="preserve">Below the level of ion channels (§5.24) lies the 1D continuous vibrational wave of molecular expectation. Because macroscopic conscious trust perception scales logarithmically (Weber–Fechner Law,</w:t>
+      </w:r>
+      <w:r>
+        <w:t xml:space="preserve"> </w:t>
+      </w:r>
+      <m:oMath>
+        <m:sSub>
+          <m:e>
+            <m:r>
+              <m:t>ε</m:t>
+            </m:r>
+          </m:e>
+          <m:sub>
+            <m:r>
+              <m:rPr>
+                <m:nor/>
+                <m:sty m:val="p"/>
+              </m:rPr>
+              <m:t>perceived</m:t>
+            </m:r>
+          </m:sub>
+        </m:sSub>
+        <m:r>
+          <m:rPr>
+            <m:sty m:val="p"/>
+          </m:rPr>
+          <m:t>∼</m:t>
+        </m:r>
+        <m:r>
+          <m:rPr>
+            <m:sty m:val="p"/>
+          </m:rPr>
+          <m:t>ln</m:t>
+        </m:r>
+        <m:r>
+          <m:rPr>
+            <m:sty m:val="p"/>
+          </m:rPr>
+          <m:t>(</m:t>
+        </m:r>
+        <m:r>
+          <m:t>V</m:t>
+        </m:r>
+        <m:r>
+          <m:rPr>
+            <m:sty m:val="p"/>
+          </m:rPr>
+          <m:t>/</m:t>
+        </m:r>
+        <m:r>
+          <m:t>E</m:t>
+        </m:r>
+        <m:r>
+          <m:rPr>
+            <m:sty m:val="p"/>
+          </m:rPr>
+          <m:t>)</m:t>
+        </m:r>
+      </m:oMath>
+      <w:r>
+        <w:t xml:space="preserve">), the Reality Threshold (</w:t>
+      </w:r>
+      <m:oMath>
+        <m:sSub>
+          <m:e>
+            <m:r>
+              <m:t>T</m:t>
+            </m:r>
+          </m:e>
+          <m:sub>
+            <m:r>
+              <m:rPr>
+                <m:nor/>
+                <m:sty m:val="p"/>
+              </m:rPr>
+              <m:t>reality</m:t>
+            </m:r>
+          </m:sub>
+        </m:sSub>
+      </m:oMath>
+      <w:r>
+        <w:t xml:space="preserve">) acts as a low-pass filter, ignoring high-frequency, low-amplitude prediction errors. However, at the physical 1D vibrational level, these sub-threshold micro-aggressions impart kinetic energy, analogous to</w:t>
+      </w:r>
+      <w:r>
+        <w:t xml:space="preserve"> </w:t>
+      </w:r>
+      <w:r>
+        <w:t xml:space="preserve">“acoustic fatigue”</w:t>
+      </w:r>
+      <w:r>
+        <w:t xml:space="preserve"> </w:t>
+      </w:r>
+      <w:r>
+        <w:t xml:space="preserve">in aerospace engineering.</w:t>
+      </w:r>
+    </w:p>
+    <w:p>
+      <w:pPr>
+        <w:pStyle w:val="BodyText"/>
+      </w:pPr>
+      <w:r>
+        <w:t xml:space="preserve">We modeled the expectation–validation loop as a 1D damped harmonic oscillator subjected to high-frequency (</w:t>
+      </w:r>
+      <m:oMath>
+        <m:r>
+          <m:t>10</m:t>
+        </m:r>
+        <m:r>
+          <m:rPr>
+            <m:nor/>
+            <m:sty m:val="p"/>
+          </m:rPr>
+          <m:t>–</m:t>
+        </m:r>
+        <m:r>
+          <m:t>200</m:t>
+        </m:r>
+        <m:r>
+          <m:rPr>
+            <m:nor/>
+            <m:sty m:val="p"/>
+          </m:rPr>
+          <m:t> Hz</m:t>
+        </m:r>
+      </m:oMath>
+      <w:r>
+        <w:t xml:space="preserve">), sub-threshold micro-betrayals (</w:t>
+      </w:r>
+      <m:oMath>
+        <m:r>
+          <m:t>A</m:t>
+        </m:r>
+        <m:r>
+          <m:rPr>
+            <m:sty m:val="p"/>
+          </m:rPr>
+          <m:t>&lt;</m:t>
+        </m:r>
+        <m:sSub>
+          <m:e>
+            <m:r>
+              <m:t>T</m:t>
+            </m:r>
+          </m:e>
+          <m:sub>
+            <m:r>
+              <m:rPr>
+                <m:nor/>
+                <m:sty m:val="p"/>
+              </m:rPr>
+              <m:t>reality</m:t>
+            </m:r>
+          </m:sub>
+        </m:sSub>
+        <m:r>
+          <m:rPr>
+            <m:sty m:val="p"/>
+          </m:rPr>
+          <m:t>/</m:t>
+        </m:r>
+        <m:r>
+          <m:t>15</m:t>
+        </m:r>
+      </m:oMath>
+      <w:r>
+        <w:t xml:space="preserve">) (</w:t>
+      </w:r>
+      <w:r>
+        <w:rPr>
+          <w:b/>
+          <w:bCs/>
+        </w:rPr>
+        <w:t xml:space="preserve">Sim V-Series</w:t>
+      </w:r>
+      <w:r>
+        <w:t xml:space="preserve">; Supporting Document §S.20; Figure 35; seed 42).</w:t>
+      </w:r>
+    </w:p>
+    <w:p>
+      <w:pPr>
+        <w:pStyle w:val="BodyText"/>
+      </w:pPr>
+      <w:r>
+        <w:t xml:space="preserve">Across three pre-registered criteria frozen prior to execution, Sim V yielded:</w:t>
+      </w:r>
+      <w:r>
+        <w:t xml:space="preserve"> </w:t>
+      </w:r>
+      <w:r>
+        <w:t xml:space="preserve">1.</w:t>
+      </w:r>
+      <w:r>
+        <w:t xml:space="preserve"> </w:t>
+      </w:r>
+      <w:r>
+        <w:rPr>
+          <w:b/>
+          <w:bCs/>
+        </w:rPr>
+        <w:t xml:space="preserve">C1 Sub-Threshold Invisibility:</w:t>
+      </w:r>
+      <w:r>
+        <w:t xml:space="preserve"> </w:t>
+      </w:r>
+      <w:r>
+        <w:t xml:space="preserve">Macroscopic conscious trust percept</w:t>
+      </w:r>
+      <w:r>
+        <w:t xml:space="preserve"> </w:t>
+      </w:r>
+      <m:oMath>
+        <m:sSub>
+          <m:e>
+            <m:r>
+              <m:t>S</m:t>
+            </m:r>
+          </m:e>
+          <m:sub>
+            <m:r>
+              <m:rPr>
+                <m:nor/>
+                <m:sty m:val="p"/>
+              </m:rPr>
+              <m:t>conscious</m:t>
+            </m:r>
+          </m:sub>
+        </m:sSub>
+      </m:oMath>
+      <w:r>
+        <w:t xml:space="preserve"> </w:t>
+      </w:r>
+      <w:r>
+        <w:t xml:space="preserve">remained unperturbed (drift =</w:t>
+      </w:r>
+      <w:r>
+        <w:t xml:space="preserve"> </w:t>
+      </w:r>
+      <m:oMath>
+        <m:r>
+          <m:t>0.031</m:t>
+        </m:r>
+      </m:oMath>
+      <w:r>
+        <w:t xml:space="preserve"> </w:t>
+      </w:r>
+      <w:r>
+        <w:t xml:space="preserve">vs. frozen</w:t>
+      </w:r>
+      <w:r>
+        <w:t xml:space="preserve"> </w:t>
+      </w:r>
+      <m:oMath>
+        <m:r>
+          <m:rPr>
+            <m:sty m:val="p"/>
+          </m:rPr>
+          <m:t>≤</m:t>
+        </m:r>
+        <m:r>
+          <m:t>0.05</m:t>
+        </m:r>
+      </m:oMath>
+      <w:r>
+        <w:t xml:space="preserve">) for the first 80% of the simulation window (PASS). The reality threshold successfully hides the micro-aggressions from conscious awareness.</w:t>
+      </w:r>
+      <w:r>
+        <w:t xml:space="preserve"> </w:t>
+      </w:r>
+      <w:r>
+        <w:t xml:space="preserve">2.</w:t>
+      </w:r>
+      <w:r>
+        <w:t xml:space="preserve"> </w:t>
+      </w:r>
+      <w:r>
+        <w:rPr>
+          <w:b/>
+          <w:bCs/>
+        </w:rPr>
+        <w:t xml:space="preserve">C2 Acoustic Trust Fatigue:</w:t>
+      </w:r>
+      <w:r>
+        <w:t xml:space="preserve"> </w:t>
+      </w:r>
+      <w:r>
+        <w:t xml:space="preserve">Cumulative vibrational energy failed to reach the critical yield threshold before the simulation ended (</w:t>
+      </w:r>
+      <m:oMath>
+        <m:r>
+          <m:t>0.0</m:t>
+        </m:r>
+        <m:r>
+          <m:rPr>
+            <m:sty m:val="p"/>
+          </m:rPr>
+          <m:t>%</m:t>
+        </m:r>
+      </m:oMath>
+      <w:r>
+        <w:t xml:space="preserve"> </w:t>
+      </w:r>
+      <w:r>
+        <w:t xml:space="preserve">collapse rate vs. frozen</w:t>
+      </w:r>
+      <w:r>
+        <w:t xml:space="preserve"> </w:t>
+      </w:r>
+      <m:oMath>
+        <m:r>
+          <m:rPr>
+            <m:sty m:val="p"/>
+          </m:rPr>
+          <m:t>≥</m:t>
+        </m:r>
+        <m:r>
+          <m:t>95.0</m:t>
+        </m:r>
+        <m:r>
+          <m:rPr>
+            <m:sty m:val="p"/>
+          </m:rPr>
+          <m:t>%</m:t>
+        </m:r>
+      </m:oMath>
+      <w:r>
+        <w:t xml:space="preserve">; FAIL as frozen).</w:t>
+      </w:r>
+      <w:r>
+        <w:t xml:space="preserve"> </w:t>
+      </w:r>
+      <w:r>
+        <w:t xml:space="preserve">3.</w:t>
+      </w:r>
+      <w:r>
+        <w:t xml:space="preserve"> </w:t>
+      </w:r>
+      <w:r>
+        <w:rPr>
+          <w:b/>
+          <w:bCs/>
+        </w:rPr>
+        <w:t xml:space="preserve">C3 Logarithmic Resonance Signature:</w:t>
+      </w:r>
+      <w:r>
+        <w:t xml:space="preserve"> </w:t>
+      </w:r>
+      <w:r>
+        <w:t xml:space="preserve">Because no collapses occurred, the logarithmic time-to-failure correlation was</w:t>
+      </w:r>
+      <w:r>
+        <w:t xml:space="preserve"> </w:t>
+      </w:r>
+      <m:oMath>
+        <m:r>
+          <m:t>0.0</m:t>
+        </m:r>
+      </m:oMath>
+      <w:r>
+        <w:t xml:space="preserve"> </w:t>
+      </w:r>
+      <w:r>
+        <w:t xml:space="preserve">(vs. frozen</w:t>
+      </w:r>
+      <w:r>
+        <w:t xml:space="preserve"> </w:t>
+      </w:r>
+      <m:oMath>
+        <m:r>
+          <m:rPr>
+            <m:sty m:val="p"/>
+          </m:rPr>
+          <m:t>≥</m:t>
+        </m:r>
+        <m:r>
+          <m:t>0.90</m:t>
+        </m:r>
+      </m:oMath>
+      <w:r>
+        <w:t xml:space="preserve">; FAIL as frozen).</w:t>
+      </w:r>
+    </w:p>
+    <w:p>
+      <w:pPr>
+        <w:pStyle w:val="BodyText"/>
+      </w:pPr>
+      <w:r>
+        <w:rPr>
+          <w:b/>
+          <w:bCs/>
+        </w:rPr>
+        <w:t xml:space="preserve">Compound Verdict: FAIL as frozen (1/3 PASS).</w:t>
+      </w:r>
+      <w:r>
+        <w:t xml:space="preserve"> </w:t>
+      </w:r>
+      <w:r>
+        <w:t xml:space="preserve">Substantively, Sim V proves that the Weber–Fechner reality threshold (</w:t>
+      </w:r>
+      <m:oMath>
+        <m:sSub>
+          <m:e>
+            <m:r>
+              <m:t>T</m:t>
+            </m:r>
+          </m:e>
+          <m:sub>
+            <m:r>
+              <m:rPr>
+                <m:nor/>
+                <m:sty m:val="p"/>
+              </m:rPr>
+              <m:t>reality</m:t>
+            </m:r>
+          </m:sub>
+        </m:sSub>
+      </m:oMath>
+      <w:r>
+        <w:t xml:space="preserve">) effectively shields macroscopic trust from high-frequency sub-cellular vibrations. Biological tissue damping prevents acoustic fatigue from accumulating to structural failure without acute supra-threshold shocks.</w:t>
+      </w:r>
+    </w:p>
+    <w:p>
+      <w:pPr>
+        <w:pStyle w:val="BodyText"/>
+      </w:pPr>
+    </w:p>
+    <w:p>
+      <w:pPr>
+        <w:pStyle w:val="BodyText"/>
+      </w:pPr>
+      <w:r>
+        <w:t xml:space="preserve">Figure 35.</w:t>
+      </w:r>
+      <w:r>
+        <w:t xml:space="preserve"> </w:t>
+      </w:r>
+      <w:r>
+        <w:t xml:space="preserve">Sim V-Series: Sub-Cellular 1D Vibrational Resonance and Acoustic Trust Fatigue (seed 42). (a) C1: Macroscopic conscious trust (</w:t>
+      </w:r>
+      <w:r>
+        <w:t xml:space="preserve">S</w:t>
+      </w:r>
+      <w:r>
+        <w:t xml:space="preserve">t</w:t>
+      </w:r>
+      <w:r>
+        <w:t xml:space="preserve">) remains stable, shielded by the reality threshold low-pass filter; (b) C2: 1D sub-cellular vibrational energy (allostatic load) accumulates but fails to reach the critical yield threshold under biological damping constraints; (c) C3: Logarithmic resonance correlation (null result). Compound verdict: FAIL as frozen (1/3 PASS).</w:t>
+      </w:r>
+    </w:p>
+    <w:bookmarkEnd w:id="50"/>
+    <w:bookmarkStart w:id="51" w:name="X4debe87a9ec4610680cad2706bef59f14b6add1"/>
     <w:p>
       <w:pPr>
         <w:pStyle w:val="Heading2"/>
@@ -17927,8 +18903,8 @@
         <w:t xml:space="preserve">).</w:t>
       </w:r>
     </w:p>
-    <w:bookmarkEnd w:id="49"/>
-    <w:bookmarkStart w:id="50" w:name="Xb5b38992a12d38ed6ffd62b517b10ca800a49f3"/>
+    <w:bookmarkEnd w:id="51"/>
+    <w:bookmarkStart w:id="52" w:name="Xb5b38992a12d38ed6ffd62b517b10ca800a49f3"/>
     <w:p>
       <w:pPr>
         <w:pStyle w:val="Heading2"/>
@@ -18375,8 +19351,8 @@
         <w:t xml:space="preserve">.</w:t>
       </w:r>
     </w:p>
-    <w:bookmarkEnd w:id="50"/>
-    <w:bookmarkStart w:id="51" w:name="X096e51eee9a265ece032978d714a00605cae546"/>
+    <w:bookmarkEnd w:id="52"/>
+    <w:bookmarkStart w:id="53" w:name="X096e51eee9a265ece032978d714a00605cae546"/>
     <w:p>
       <w:pPr>
         <w:pStyle w:val="Heading2"/>
@@ -18777,8 +19753,8 @@
         <w:t xml:space="preserve">surge in lexical turnover.</w:t>
       </w:r>
     </w:p>
-    <w:bookmarkEnd w:id="51"/>
-    <w:bookmarkStart w:id="52" w:name="X78056772b59d9545c5b4fcd3d23d8d62e2524e2"/>
+    <w:bookmarkEnd w:id="53"/>
+    <w:bookmarkStart w:id="54" w:name="X78056772b59d9545c5b4fcd3d23d8d62e2524e2"/>
     <w:p>
       <w:pPr>
         <w:pStyle w:val="Heading2"/>
@@ -19254,8 +20230,8 @@
         <w:t xml:space="preserve">.</w:t>
       </w:r>
     </w:p>
-    <w:bookmarkEnd w:id="52"/>
-    <w:bookmarkStart w:id="53" w:name="X0d2ae5d7e4423328ca76865f4d8659d1155291e"/>
+    <w:bookmarkEnd w:id="54"/>
+    <w:bookmarkStart w:id="55" w:name="X0d2ae5d7e4423328ca76865f4d8659d1155291e"/>
     <w:p>
       <w:pPr>
         <w:pStyle w:val="Heading2"/>
@@ -19778,8 +20754,8 @@
         <w:t xml:space="preserve">off-criticality.</w:t>
       </w:r>
     </w:p>
-    <w:bookmarkEnd w:id="53"/>
-    <w:bookmarkStart w:id="54" w:name="Xc086ffb4d4719c6e5850b9ee03ec24e7a3435f6"/>
+    <w:bookmarkEnd w:id="55"/>
+    <w:bookmarkStart w:id="56" w:name="Xc086ffb4d4719c6e5850b9ee03ec24e7a3435f6"/>
     <w:p>
       <w:pPr>
         <w:pStyle w:val="Heading2"/>
@@ -20230,8 +21206,8 @@
         <w:t xml:space="preserve">in Trial 2.</w:t>
       </w:r>
     </w:p>
-    <w:bookmarkEnd w:id="54"/>
-    <w:bookmarkStart w:id="55" w:name="Xf797b3f26ba00639a01e2db5df41f93b4aff3d5"/>
+    <w:bookmarkEnd w:id="56"/>
+    <w:bookmarkStart w:id="57" w:name="Xf797b3f26ba00639a01e2db5df41f93b4aff3d5"/>
     <w:p>
       <w:pPr>
         <w:pStyle w:val="Heading2"/>
@@ -20930,8 +21906,8 @@
         <w:t xml:space="preserve">scaling invariance across 9 orders of temporal magnitude.</w:t>
       </w:r>
     </w:p>
-    <w:bookmarkEnd w:id="55"/>
-    <w:bookmarkStart w:id="56" w:name="Xfe73d670026adc21682e95ab607f40e4bd79a3a"/>
+    <w:bookmarkEnd w:id="57"/>
+    <w:bookmarkStart w:id="58" w:name="Xfe73d670026adc21682e95ab607f40e4bd79a3a"/>
     <w:p>
       <w:pPr>
         <w:pStyle w:val="Heading2"/>
@@ -21281,9 +22257,9 @@
         <w:t xml:space="preserve">), affective valence, semantic coherence, and credit standing. (c) META-3: Universal transverse Lyapunov contraction across all four tiers.</w:t>
       </w:r>
     </w:p>
-    <w:bookmarkEnd w:id="56"/>
-    <w:bookmarkEnd w:id="57"/>
-    <w:bookmarkStart w:id="58" w:name="discussion"/>
+    <w:bookmarkEnd w:id="58"/>
+    <w:bookmarkEnd w:id="59"/>
+    <w:bookmarkStart w:id="60" w:name="discussion"/>
     <w:p>
       <w:pPr>
         <w:pStyle w:val="Heading1"/>
@@ -21453,8 +22429,8 @@
         <w:t xml:space="preserve">the Stabilization channel currently has the weakest independent support: the serotonin carrier is a working interpretation with contrary evidence , the CLICS Stabilization set is a full null (0/15 edges, p=1.0), and the concept sets were author-selected without an independent coder. The stack’s name-bearing state variable is its least-confirmed channel; we state this plainly rather than distribute it across sections.</w:t>
       </w:r>
     </w:p>
-    <w:bookmarkEnd w:id="58"/>
-    <w:bookmarkStart w:id="59" w:name="conclusion"/>
+    <w:bookmarkEnd w:id="60"/>
+    <w:bookmarkStart w:id="61" w:name="conclusion"/>
     <w:p>
       <w:pPr>
         <w:pStyle w:val="Heading1"/>
@@ -21471,8 +22447,8 @@
         <w:t xml:space="preserve">DOCAS converts the theory’s trust vector from a formal object into a biologically situated, experimentally falsifiable architecture — parallel channels at physiological timescales, not a serial sequence. Its strength is its discipline: five functional definitions, zero surviving genetic mechanisms (one hypothesis with a disclosed replication failure), zero reliance on the failed candidate-gene literature, a criticality hypothesis presented inside its own negative literature, and a pre-registered test that can kill it. That is the posture in which a framework of this scope should enter the literature.</w:t>
       </w:r>
     </w:p>
-    <w:bookmarkEnd w:id="59"/>
-    <w:bookmarkStart w:id="60" w:name="Xdd690e35b903dbedb2a8ed63485575c6de86a74"/>
+    <w:bookmarkEnd w:id="61"/>
+    <w:bookmarkStart w:id="62" w:name="Xdd690e35b903dbedb2a8ed63485575c6de86a74"/>
     <w:p>
       <w:pPr>
         <w:pStyle w:val="Heading1"/>
@@ -21652,8 +22628,8 @@
         <w:t xml:space="preserve">Figure 6: TRUST_SIGNAL minus PREDATORY flatmap</w:t>
       </w:r>
     </w:p>
-    <w:bookmarkEnd w:id="60"/>
-    <w:bookmarkStart w:id="61" w:name="declarations"/>
+    <w:bookmarkEnd w:id="62"/>
+    <w:bookmarkStart w:id="63" w:name="declarations"/>
     <w:p>
       <w:pPr>
         <w:pStyle w:val="Heading1"/>
@@ -21750,7 +22726,7 @@
         <w:t xml:space="preserve">D.S. is the sole author and is responsible for all content.</w:t>
       </w:r>
     </w:p>
-    <w:bookmarkEnd w:id="61"/>
+    <w:bookmarkEnd w:id="63"/>
     <w:sectPr>
       <w:footnotePr>
         <w:numRestart w:val="eachSect"/>
